--- a/Отчет/Проектирование игры/Проектирование игры.docx
+++ b/Отчет/Проектирование игры/Проектирование игры.docx
@@ -5517,6 +5517,31 @@
         </w:rPr>
         <w:t>. Здесь игрок начинает основную часть игры. В его инвентаре уже есть базовые предметы (оружие, фонарик). Всплывающий интерфейс (Мысли) подсказывают игроку, куда двигаться и что исследовать. В этой же области ходят монстры, которые препятствуют игроку и вступают с ним в сражение, обеспечивая динамику игрового процесса.</w:t>
       </w:r>
+      <w:r>
+        <w:rPr>
+          <w:rStyle w:val="h9rpj5gkjhrwbrml3kdi"/>
+        </w:rPr>
+        <w:t xml:space="preserve"> При смерти игрок перемещается в начальную локацию.</w:t>
+      </w:r>
+    </w:p>
+    <w:p>
+      <w:pPr>
+        <w:pStyle w:val="af3"/>
+        <w:numPr>
+          <w:ilvl w:val="0"/>
+          <w:numId w:val="22"/>
+        </w:numPr>
+        <w:ind w:left="993" w:hanging="357"/>
+        <w:rPr>
+          <w:rStyle w:val="h9rpj5gkjhrwbrml3kdi"/>
+        </w:rPr>
+      </w:pPr>
+      <w:r>
+        <w:rPr>
+          <w:rStyle w:val="h9rpj5gkjhrwbrml3kdi"/>
+        </w:rPr>
+        <w:t>Экран паузы. Здесь игрок может посмотреть управление, поменять настройки, выйти в начальную локацию, либо выйти из игры</w:t>
+      </w:r>
     </w:p>
     <w:p>
       <w:pPr>
@@ -5531,6 +5556,7 @@
         <w:rPr>
           <w:rStyle w:val="h9rpj5gkjhrwbrml3kdi"/>
         </w:rPr>
+        <w:lastRenderedPageBreak/>
         <w:br w:type="page"/>
       </w:r>
     </w:p>

--- a/Отчет/Проектирование игры/Проектирование игры.docx
+++ b/Отчет/Проектирование игры/Проектирование игры.docx
@@ -5457,6 +5457,161 @@
           <w:ilvl w:val="0"/>
           <w:numId w:val="22"/>
         </w:numPr>
+        <w:ind w:left="993" w:hanging="357"/>
+        <w:rPr>
+          <w:rStyle w:val="h9rpj5gkjhrwbrml3kdi"/>
+        </w:rPr>
+      </w:pPr>
+      <w:r>
+        <w:rPr>
+          <w:rStyle w:val="h9rpj5gkjhrwbrml3kdi"/>
+        </w:rPr>
+        <w:t xml:space="preserve">Экран паузы. </w:t>
+      </w:r>
+      <w:r>
+        <w:rPr>
+          <w:rStyle w:val="h9rpj5gkjhrwbrml3kdi"/>
+          <w:lang w:val="en-US"/>
+        </w:rPr>
+        <w:t>C</w:t>
+      </w:r>
+      <w:r>
+        <w:rPr>
+          <w:rStyle w:val="h9rpj5gkjhrwbrml3kdi"/>
+        </w:rPr>
+        <w:t xml:space="preserve"> </w:t>
+      </w:r>
+      <w:r>
+        <w:rPr>
+          <w:rStyle w:val="h9rpj5gkjhrwbrml3kdi"/>
+        </w:rPr>
+        <w:t>начала игры, пользователь имеет возможность открыть экран паузы в любой локации</w:t>
+      </w:r>
+      <w:r>
+        <w:rPr>
+          <w:rStyle w:val="h9rpj5gkjhrwbrml3kdi"/>
+        </w:rPr>
+        <w:t xml:space="preserve"> (см. рис 5)</w:t>
+      </w:r>
+      <w:r>
+        <w:rPr>
+          <w:rStyle w:val="h9rpj5gkjhrwbrml3kdi"/>
+        </w:rPr>
+        <w:t>.</w:t>
+      </w:r>
+      <w:r>
+        <w:rPr>
+          <w:rStyle w:val="h9rpj5gkjhrwbrml3kdi"/>
+        </w:rPr>
+        <w:t xml:space="preserve"> Где он </w:t>
+      </w:r>
+      <w:proofErr w:type="spellStart"/>
+      <w:r>
+        <w:rPr>
+          <w:rStyle w:val="h9rpj5gkjhrwbrml3kdi"/>
+        </w:rPr>
+        <w:t>мо</w:t>
+      </w:r>
+      <w:proofErr w:type="spellEnd"/>
+    </w:p>
+    <w:p>
+      <w:pPr>
+        <w:pStyle w:val="af3"/>
+        <w:ind w:left="636" w:firstLine="0"/>
+        <w:jc w:val="center"/>
+        <w:rPr>
+          <w:rStyle w:val="h9rpj5gkjhrwbrml3kdi"/>
+        </w:rPr>
+      </w:pPr>
+      <w:r>
+        <w:rPr>
+          <w:noProof/>
+        </w:rPr>
+        <w:drawing>
+          <wp:inline distT="0" distB="0" distL="0" distR="0" wp14:anchorId="04ECDF6A" wp14:editId="6D8AAD87">
+            <wp:extent cx="4002687" cy="2828925"/>
+            <wp:effectExtent l="0" t="0" r="0" b="0"/>
+            <wp:docPr id="3" name="Рисунок 3"/>
+            <wp:cNvGraphicFramePr>
+              <a:graphicFrameLocks xmlns:a="http://schemas.openxmlformats.org/drawingml/2006/main" noChangeAspect="1"/>
+            </wp:cNvGraphicFramePr>
+            <a:graphic xmlns:a="http://schemas.openxmlformats.org/drawingml/2006/main">
+              <a:graphicData uri="http://schemas.openxmlformats.org/drawingml/2006/picture">
+                <pic:pic xmlns:pic="http://schemas.openxmlformats.org/drawingml/2006/picture">
+                  <pic:nvPicPr>
+                    <pic:cNvPr id="3" name="Рисунок 3"/>
+                    <pic:cNvPicPr/>
+                  </pic:nvPicPr>
+                  <pic:blipFill>
+                    <a:blip r:embed="rId15" cstate="print">
+                      <a:extLst>
+                        <a:ext uri="{28A0092B-C50C-407E-A947-70E740481C1C}">
+                          <a14:useLocalDpi xmlns:a14="http://schemas.microsoft.com/office/drawing/2010/main" val="0"/>
+                        </a:ext>
+                      </a:extLst>
+                    </a:blip>
+                    <a:stretch>
+                      <a:fillRect/>
+                    </a:stretch>
+                  </pic:blipFill>
+                  <pic:spPr>
+                    <a:xfrm>
+                      <a:off x="0" y="0"/>
+                      <a:ext cx="4014906" cy="2837561"/>
+                    </a:xfrm>
+                    <a:prstGeom prst="rect">
+                      <a:avLst/>
+                    </a:prstGeom>
+                  </pic:spPr>
+                </pic:pic>
+              </a:graphicData>
+            </a:graphic>
+          </wp:inline>
+        </w:drawing>
+      </w:r>
+    </w:p>
+    <w:p>
+      <w:pPr>
+        <w:pStyle w:val="af3"/>
+        <w:ind w:firstLine="0"/>
+        <w:jc w:val="center"/>
+        <w:rPr>
+          <w:rStyle w:val="h9rpj5gkjhrwbrml3kdi"/>
+        </w:rPr>
+      </w:pPr>
+      <w:r>
+        <w:t>Рисунок</w:t>
+      </w:r>
+      <w:r>
+        <w:t xml:space="preserve"> </w:t>
+      </w:r>
+      <w:r>
+        <w:t>5</w:t>
+      </w:r>
+      <w:r>
+        <w:t xml:space="preserve">. </w:t>
+      </w:r>
+      <w:r>
+        <w:t>Экран паузы</w:t>
+      </w:r>
+    </w:p>
+    <w:p>
+      <w:pPr>
+        <w:pStyle w:val="af3"/>
+        <w:ind w:left="636" w:firstLine="0"/>
+        <w:jc w:val="center"/>
+        <w:rPr>
+          <w:rStyle w:val="h9rpj5gkjhrwbrml3kdi"/>
+        </w:rPr>
+      </w:pPr>
+    </w:p>
+    <w:p>
+      <w:pPr>
+        <w:pStyle w:val="af3"/>
+        <w:numPr>
+          <w:ilvl w:val="0"/>
+          <w:numId w:val="22"/>
+        </w:numPr>
         <w:ind w:left="993"/>
         <w:rPr>
           <w:rStyle w:val="h9rpj5gkjhrwbrml3kdi"/>
@@ -5466,7 +5621,8 @@
         <w:rPr>
           <w:rStyle w:val="h9rpj5gkjhrwbrml3kdi"/>
         </w:rPr>
-        <w:t xml:space="preserve">Начальная сцена, в которой висят элементы интерфейса: кнопки настроек, управление, дополнительный материал, кнопка выхода. Также игрок может провзаимодействовать с тестовым окружением, чтобы привыкнуть к </w:t>
+        <w:lastRenderedPageBreak/>
+        <w:t xml:space="preserve">Начальная сцена, в которой висят элементы интерфейса: кнопки настроек, управление, кнопка выхода. Также игрок может провзаимодействовать с тестовым окружением, чтобы привыкнуть к </w:t>
       </w:r>
       <w:r>
         <w:rPr>
@@ -5526,25 +5682,6 @@
     </w:p>
     <w:p>
       <w:pPr>
-        <w:pStyle w:val="af3"/>
-        <w:numPr>
-          <w:ilvl w:val="0"/>
-          <w:numId w:val="22"/>
-        </w:numPr>
-        <w:ind w:left="993" w:hanging="357"/>
-        <w:rPr>
-          <w:rStyle w:val="h9rpj5gkjhrwbrml3kdi"/>
-        </w:rPr>
-      </w:pPr>
-      <w:r>
-        <w:rPr>
-          <w:rStyle w:val="h9rpj5gkjhrwbrml3kdi"/>
-        </w:rPr>
-        <w:t>Экран паузы. Здесь игрок может посмотреть управление, поменять настройки, выйти в начальную локацию, либо выйти из игры</w:t>
-      </w:r>
-    </w:p>
-    <w:p>
-      <w:pPr>
         <w:rPr>
           <w:rStyle w:val="h9rpj5gkjhrwbrml3kdi"/>
           <w:rFonts w:ascii="Times New Roman" w:hAnsi="Times New Roman" w:cs="Times New Roman"/>
@@ -5556,7 +5693,6 @@
         <w:rPr>
           <w:rStyle w:val="h9rpj5gkjhrwbrml3kdi"/>
         </w:rPr>
-        <w:lastRenderedPageBreak/>
         <w:br w:type="page"/>
       </w:r>
     </w:p>
@@ -5580,77 +5716,14 @@
         </w:numPr>
         <w:ind w:left="993"/>
       </w:pPr>
-      <w:proofErr w:type="spellStart"/>
-      <w:r>
-        <w:t>Vargas-Iglesias</w:t>
-      </w:r>
-      <w:proofErr w:type="spellEnd"/>
-      <w:r>
-        <w:t xml:space="preserve"> J.J. </w:t>
-      </w:r>
-      <w:proofErr w:type="spellStart"/>
-      <w:r>
-        <w:t>Making</w:t>
-      </w:r>
-      <w:proofErr w:type="spellEnd"/>
-      <w:r>
-        <w:t xml:space="preserve"> </w:t>
-      </w:r>
-      <w:proofErr w:type="spellStart"/>
-      <w:r>
-        <w:t>Sense</w:t>
-      </w:r>
-      <w:proofErr w:type="spellEnd"/>
-      <w:r>
-        <w:t xml:space="preserve"> </w:t>
-      </w:r>
-      <w:proofErr w:type="spellStart"/>
-      <w:r>
-        <w:t>of</w:t>
-      </w:r>
-      <w:proofErr w:type="spellEnd"/>
-      <w:r>
-        <w:t xml:space="preserve"> </w:t>
-      </w:r>
-      <w:proofErr w:type="spellStart"/>
-      <w:r>
-        <w:t>Genre</w:t>
-      </w:r>
-      <w:proofErr w:type="spellEnd"/>
-      <w:r>
-        <w:t xml:space="preserve">: The Logic </w:t>
-      </w:r>
-      <w:proofErr w:type="spellStart"/>
-      <w:r>
-        <w:t>of</w:t>
-      </w:r>
-      <w:proofErr w:type="spellEnd"/>
-      <w:r>
-        <w:t xml:space="preserve"> Video Game </w:t>
-      </w:r>
-      <w:proofErr w:type="spellStart"/>
-      <w:r>
-        <w:t>Genre</w:t>
-      </w:r>
-      <w:proofErr w:type="spellEnd"/>
-      <w:r>
-        <w:t xml:space="preserve"> Organization // Games </w:t>
-      </w:r>
-      <w:proofErr w:type="spellStart"/>
-      <w:r>
-        <w:t>and</w:t>
-      </w:r>
-      <w:proofErr w:type="spellEnd"/>
-      <w:r>
-        <w:t xml:space="preserve"> </w:t>
-      </w:r>
-      <w:proofErr w:type="spellStart"/>
-      <w:r>
-        <w:t>Culture</w:t>
-      </w:r>
-      <w:proofErr w:type="spellEnd"/>
-      <w:r>
-        <w:t>. 2020. Т. 15. С. 158–178.</w:t>
+      <w:r>
+        <w:rPr>
+          <w:lang w:val="en-US"/>
+        </w:rPr>
+        <w:t xml:space="preserve">Vargas-Iglesias J.J. Making Sense of Genre: The Logic of Video Game Genre Organization // Games and Culture. </w:t>
+      </w:r>
+      <w:r>
+        <w:t>2020. Т. 15. С. 158–178.</w:t>
       </w:r>
     </w:p>
     <w:p>
@@ -5665,7 +5738,7 @@
       <w:r>
         <w:t xml:space="preserve">Магнитошахтинская область [электронный ресурс]. Режим доступа: </w:t>
       </w:r>
-      <w:hyperlink r:id="rId15" w:history="1">
+      <w:hyperlink r:id="rId16" w:history="1">
         <w:r>
           <w:rPr>
             <w:rStyle w:val="a4"/>
@@ -5689,25 +5762,33 @@
         <w:ind w:left="993"/>
       </w:pPr>
       <w:r>
-        <w:t xml:space="preserve">FAITH: The </w:t>
-      </w:r>
-      <w:proofErr w:type="spellStart"/>
-      <w:r>
-        <w:t>Unholy</w:t>
-      </w:r>
-      <w:proofErr w:type="spellEnd"/>
-      <w:r>
-        <w:t xml:space="preserve"> </w:t>
-      </w:r>
-      <w:proofErr w:type="spellStart"/>
-      <w:r>
-        <w:t>Trinity</w:t>
-      </w:r>
-      <w:proofErr w:type="spellEnd"/>
-      <w:r>
-        <w:t xml:space="preserve"> [электронный ресурс]. Режим доступа: </w:t>
-      </w:r>
-      <w:hyperlink r:id="rId16" w:history="1">
+        <w:rPr>
+          <w:lang w:val="en-US"/>
+        </w:rPr>
+        <w:t>FAITH: The Unholy Trinity [</w:t>
+      </w:r>
+      <w:r>
+        <w:t>электронный</w:t>
+      </w:r>
+      <w:r>
+        <w:rPr>
+          <w:lang w:val="en-US"/>
+        </w:rPr>
+        <w:t xml:space="preserve"> </w:t>
+      </w:r>
+      <w:r>
+        <w:t>ресурс</w:t>
+      </w:r>
+      <w:r>
+        <w:rPr>
+          <w:lang w:val="en-US"/>
+        </w:rPr>
+        <w:t xml:space="preserve">]. </w:t>
+      </w:r>
+      <w:r>
+        <w:t xml:space="preserve">Режим доступа: </w:t>
+      </w:r>
+      <w:hyperlink r:id="rId17" w:history="1">
         <w:r>
           <w:rPr>
             <w:rStyle w:val="a4"/>
@@ -5754,7 +5835,7 @@
       <w:r>
         <w:t xml:space="preserve"> [электронный ресурс]. Режим доступа: </w:t>
       </w:r>
-      <w:hyperlink r:id="rId17" w:history="1">
+      <w:hyperlink r:id="rId18" w:history="1">
         <w:r>
           <w:rPr>
             <w:rStyle w:val="a4"/>
@@ -5779,99 +5860,34 @@
       </w:pPr>
       <w:proofErr w:type="spellStart"/>
       <w:r>
+        <w:rPr>
+          <w:lang w:val="en-US"/>
+        </w:rPr>
         <w:t>Herrewijn</w:t>
       </w:r>
       <w:proofErr w:type="spellEnd"/>
       <w:r>
+        <w:rPr>
+          <w:lang w:val="en-US"/>
+        </w:rPr>
         <w:t xml:space="preserve"> L., </w:t>
       </w:r>
       <w:proofErr w:type="spellStart"/>
       <w:r>
+        <w:rPr>
+          <w:lang w:val="en-US"/>
+        </w:rPr>
         <w:t>Poels</w:t>
       </w:r>
       <w:proofErr w:type="spellEnd"/>
       <w:r>
-        <w:t xml:space="preserve"> K., </w:t>
-      </w:r>
-      <w:proofErr w:type="spellStart"/>
-      <w:r>
-        <w:t>Calleja</w:t>
-      </w:r>
-      <w:proofErr w:type="spellEnd"/>
-      <w:r>
-        <w:t xml:space="preserve"> G. The </w:t>
-      </w:r>
-      <w:proofErr w:type="spellStart"/>
-      <w:r>
-        <w:t>relationship</w:t>
-      </w:r>
-      <w:proofErr w:type="spellEnd"/>
-      <w:r>
-        <w:t xml:space="preserve"> </w:t>
-      </w:r>
-      <w:proofErr w:type="spellStart"/>
-      <w:r>
-        <w:t>between</w:t>
-      </w:r>
-      <w:proofErr w:type="spellEnd"/>
-      <w:r>
-        <w:t xml:space="preserve"> </w:t>
-      </w:r>
-      <w:proofErr w:type="spellStart"/>
-      <w:r>
-        <w:t>player</w:t>
-      </w:r>
-      <w:proofErr w:type="spellEnd"/>
-      <w:r>
-        <w:t xml:space="preserve"> </w:t>
-      </w:r>
-      <w:proofErr w:type="spellStart"/>
-      <w:r>
-        <w:t>involvement</w:t>
-      </w:r>
-      <w:proofErr w:type="spellEnd"/>
-      <w:r>
-        <w:t xml:space="preserve"> </w:t>
-      </w:r>
-      <w:proofErr w:type="spellStart"/>
-      <w:r>
-        <w:t>and</w:t>
-      </w:r>
-      <w:proofErr w:type="spellEnd"/>
-      <w:r>
-        <w:t xml:space="preserve"> </w:t>
-      </w:r>
-      <w:proofErr w:type="spellStart"/>
-      <w:r>
-        <w:t>immersion</w:t>
-      </w:r>
-      <w:proofErr w:type="spellEnd"/>
-      <w:r>
-        <w:t xml:space="preserve">: </w:t>
-      </w:r>
-      <w:proofErr w:type="spellStart"/>
-      <w:r>
-        <w:t>An</w:t>
-      </w:r>
-      <w:proofErr w:type="spellEnd"/>
-      <w:r>
-        <w:t xml:space="preserve"> </w:t>
-      </w:r>
-      <w:proofErr w:type="spellStart"/>
-      <w:r>
-        <w:t>experimental</w:t>
-      </w:r>
-      <w:proofErr w:type="spellEnd"/>
-      <w:r>
-        <w:t xml:space="preserve"> </w:t>
-      </w:r>
-      <w:proofErr w:type="spellStart"/>
-      <w:r>
-        <w:t>investigation</w:t>
-      </w:r>
-      <w:proofErr w:type="spellEnd"/>
-      <w:r>
-        <w:t xml:space="preserve"> // FDG. 2013. С. 364–367.</w:t>
+        <w:rPr>
+          <w:lang w:val="en-US"/>
+        </w:rPr>
+        <w:t xml:space="preserve"> K., Calleja G. The relationship between player involvement and immersion: An experimental investigation // FDG. 2013. </w:t>
+      </w:r>
+      <w:r>
+        <w:t>С. 364–367.</w:t>
       </w:r>
     </w:p>
     <w:p>

--- a/Отчет/Проектирование игры/Проектирование игры.docx
+++ b/Отчет/Проектирование игры/Проектирование игры.docx
@@ -1,6 +1,6 @@
 
 <file path=word/document.xml><?xml version="1.0" encoding="utf-8"?>
-<w:document xmlns:wpc="http://schemas.microsoft.com/office/word/2010/wordprocessingCanvas" xmlns:cx="http://schemas.microsoft.com/office/drawing/2014/chartex" xmlns:cx1="http://schemas.microsoft.com/office/drawing/2015/9/8/chartex" xmlns:cx2="http://schemas.microsoft.com/office/drawing/2015/10/21/chartex" xmlns:cx3="http://schemas.microsoft.com/office/drawing/2016/5/9/chartex" xmlns:cx4="http://schemas.microsoft.com/office/drawing/2016/5/10/chartex" xmlns:cx5="http://schemas.microsoft.com/office/drawing/2016/5/11/chartex" xmlns:cx6="http://schemas.microsoft.com/office/drawing/2016/5/12/chartex" xmlns:cx7="http://schemas.microsoft.com/office/drawing/2016/5/13/chartex" xmlns:cx8="http://schemas.microsoft.com/office/drawing/2016/5/14/chartex" xmlns:mc="http://schemas.openxmlformats.org/markup-compatibility/2006" xmlns:aink="http://schemas.microsoft.com/office/drawing/2016/ink" xmlns:am3d="http://schemas.microsoft.com/office/drawing/2017/model3d" xmlns:o="urn:schemas-microsoft-com:office:office" xmlns:r="http://schemas.openxmlformats.org/officeDocument/2006/relationships" xmlns:m="http://schemas.openxmlformats.org/officeDocument/2006/math" xmlns:v="urn:schemas-microsoft-com:vml" xmlns:wp14="http://schemas.microsoft.com/office/word/2010/wordprocessingDrawing" xmlns:wp="http://schemas.openxmlformats.org/drawingml/2006/wordprocessingDrawing" xmlns:w10="urn:schemas-microsoft-com:office:word" xmlns:w="http://schemas.openxmlformats.org/wordprocessingml/2006/main" xmlns:w14="http://schemas.microsoft.com/office/word/2010/wordml" xmlns:w15="http://schemas.microsoft.com/office/word/2012/wordml" xmlns:w16cex="http://schemas.microsoft.com/office/word/2018/wordml/cex" xmlns:w16cid="http://schemas.microsoft.com/office/word/2016/wordml/cid" xmlns:w16="http://schemas.microsoft.com/office/word/2018/wordml" xmlns:w16sdtdh="http://schemas.microsoft.com/office/word/2020/wordml/sdtdatahash" xmlns:w16se="http://schemas.microsoft.com/office/word/2015/wordml/symex" xmlns:wpg="http://schemas.microsoft.com/office/word/2010/wordprocessingGroup" xmlns:wpi="http://schemas.microsoft.com/office/word/2010/wordprocessingInk" xmlns:wne="http://schemas.microsoft.com/office/word/2006/wordml" xmlns:wps="http://schemas.microsoft.com/office/word/2010/wordprocessingShape" mc:Ignorable="w14 w15 w16se w16cid w16 w16cex w16sdtdh wp14">
+<w:document xmlns:wpc="http://schemas.microsoft.com/office/word/2010/wordprocessingCanvas" xmlns:cx="http://schemas.microsoft.com/office/drawing/2014/chartex" xmlns:cx1="http://schemas.microsoft.com/office/drawing/2015/9/8/chartex" xmlns:mc="http://schemas.openxmlformats.org/markup-compatibility/2006" xmlns:o="urn:schemas-microsoft-com:office:office" xmlns:r="http://schemas.openxmlformats.org/officeDocument/2006/relationships" xmlns:m="http://schemas.openxmlformats.org/officeDocument/2006/math" xmlns:v="urn:schemas-microsoft-com:vml" xmlns:wp14="http://schemas.microsoft.com/office/word/2010/wordprocessingDrawing" xmlns:wp="http://schemas.openxmlformats.org/drawingml/2006/wordprocessingDrawing" xmlns:w10="urn:schemas-microsoft-com:office:word" xmlns:w="http://schemas.openxmlformats.org/wordprocessingml/2006/main" xmlns:w14="http://schemas.microsoft.com/office/word/2010/wordml" xmlns:w15="http://schemas.microsoft.com/office/word/2012/wordml" xmlns:w16se="http://schemas.microsoft.com/office/word/2015/wordml/symex" xmlns:wpg="http://schemas.microsoft.com/office/word/2010/wordprocessingGroup" xmlns:wpi="http://schemas.microsoft.com/office/word/2010/wordprocessingInk" xmlns:wne="http://schemas.microsoft.com/office/word/2006/wordml" xmlns:wps="http://schemas.microsoft.com/office/word/2010/wordprocessingShape" mc:Ignorable="w14 w15 w16se wp14">
   <w:body>
     <w:sdt>
       <w:sdtPr>
@@ -135,6 +135,7 @@
                     <w:snapToGrid w:val="0"/>
                     <w:sz w:val="24"/>
                     <w:szCs w:val="20"/>
+                    <w:lang w:eastAsia="ru-RU"/>
                   </w:rPr>
                   <w:drawing>
                     <wp:anchor distT="0" distB="0" distL="114300" distR="114300" simplePos="0" relativeHeight="251659264" behindDoc="0" locked="0" layoutInCell="1" allowOverlap="1" wp14:anchorId="403D9706" wp14:editId="15D79122">
@@ -2484,7 +2485,15 @@
       </w:r>
       <w:proofErr w:type="spellEnd"/>
       <w:r>
-        <w:t xml:space="preserve"> и шутер. Также важно определить, какие навыки и инструменты игроки будут использовать для</w:t>
+        <w:t xml:space="preserve"> и </w:t>
+      </w:r>
+      <w:proofErr w:type="spellStart"/>
+      <w:r>
+        <w:t>шутер</w:t>
+      </w:r>
+      <w:proofErr w:type="spellEnd"/>
+      <w:r>
+        <w:t>. Также важно определить, какие навыки и инструменты игроки будут использовать для</w:t>
       </w:r>
       <w:r>
         <w:rPr>
@@ -2931,6 +2940,7 @@
       <w:r>
         <w:rPr>
           <w:noProof/>
+          <w:lang w:eastAsia="ru-RU"/>
         </w:rPr>
         <w:lastRenderedPageBreak/>
         <mc:AlternateContent>
@@ -3203,7 +3213,7 @@
                 <v:stroke joinstyle="miter"/>
                 <v:path gradientshapeok="t" o:connecttype="rect"/>
               </v:shapetype>
-              <v:shape id="Надпись 1" o:spid="_x0000_s1026" type="#_x0000_t202" style="width:467.7pt;height:324pt;visibility:visible;mso-wrap-style:square;mso-left-percent:-10001;mso-top-percent:-10001;mso-position-horizontal:absolute;mso-position-horizontal-relative:char;mso-position-vertical:absolute;mso-position-vertical-relative:line;mso-left-percent:-10001;mso-top-percent:-10001;v-text-anchor:top" o:gfxdata="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" filled="f" strokeweight=".16931mm">
+              <v:shape id="Надпись 1" o:spid="_x0000_s1026" type="#_x0000_t202" style="width:467.7pt;height:324pt;visibility:visible;mso-wrap-style:square;mso-left-percent:-10001;mso-top-percent:-10001;mso-position-horizontal:absolute;mso-position-horizontal-relative:char;mso-position-vertical:absolute;mso-position-vertical-relative:line;mso-left-percent:-10001;mso-top-percent:-10001;v-text-anchor:top" o:gfxdata="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" filled="f" strokeweight=".16931mm">
                 <v:path arrowok="t"/>
                 <v:textbox inset="0,0,0,0">
                   <w:txbxContent>
@@ -3444,7 +3454,15 @@
       </w:r>
       <w:proofErr w:type="spellEnd"/>
       <w:r>
-        <w:t xml:space="preserve"> или Photoshop) основных экранов: главное меню, HUD (жизни, броня, выбранное оружие, оставшееся время), экран загрузки и экран поражения. Интерфейс должен быть интуитивно понятным и соответствовать стилистике игры.</w:t>
+        <w:t xml:space="preserve"> или </w:t>
+      </w:r>
+      <w:proofErr w:type="spellStart"/>
+      <w:r>
+        <w:t>Photoshop</w:t>
+      </w:r>
+      <w:proofErr w:type="spellEnd"/>
+      <w:r>
+        <w:t>) основных экранов: главное меню, HUD (жизни, броня, выбранное оружие, оставшееся время), экран загрузки и экран поражения. Интерфейс должен быть интуитивно понятным и соответствовать стилистике игры.</w:t>
       </w:r>
     </w:p>
     <w:p>
@@ -3814,6 +3832,7 @@
       <w:r>
         <w:rPr>
           <w:noProof/>
+          <w:lang w:eastAsia="ru-RU"/>
         </w:rPr>
         <w:lastRenderedPageBreak/>
         <w:drawing>
@@ -3976,6 +3995,7 @@
       <w:r>
         <w:rPr>
           <w:noProof/>
+          <w:lang w:eastAsia="ru-RU"/>
         </w:rPr>
         <w:drawing>
           <wp:inline distT="0" distB="0" distL="0" distR="0" wp14:anchorId="2B83970A" wp14:editId="32FCA08C">
@@ -4305,6 +4325,7 @@
       <w:r>
         <w:rPr>
           <w:noProof/>
+          <w:lang w:eastAsia="ru-RU"/>
         </w:rPr>
         <w:drawing>
           <wp:inline distT="0" distB="0" distL="0" distR="0" wp14:anchorId="19391E89" wp14:editId="437F2FC4">
@@ -4685,6 +4706,7 @@
       <w:r>
         <w:rPr>
           <w:noProof/>
+          <w:lang w:eastAsia="ru-RU"/>
         </w:rPr>
         <w:drawing>
           <wp:inline distT="0" distB="0" distL="0" distR="0" wp14:anchorId="1CB26FFB" wp14:editId="1FC1D75D">
@@ -5298,7 +5320,21 @@
         <w:rPr>
           <w:rStyle w:val="h9rpj5gkjhrwbrml3kdi"/>
         </w:rPr>
-        <w:t xml:space="preserve"> собирательными предметами, которые могут оказаться нарративным элементом, секретной </w:t>
+        <w:t xml:space="preserve"> собирательными предметами, которые могут оказаться </w:t>
+      </w:r>
+      <w:proofErr w:type="spellStart"/>
+      <w:r>
+        <w:rPr>
+          <w:rStyle w:val="h9rpj5gkjhrwbrml3kdi"/>
+        </w:rPr>
+        <w:t>нарративным</w:t>
+      </w:r>
+      <w:proofErr w:type="spellEnd"/>
+      <w:r>
+        <w:rPr>
+          <w:rStyle w:val="h9rpj5gkjhrwbrml3kdi"/>
+        </w:rPr>
+        <w:t xml:space="preserve"> элементом, секретной </w:t>
       </w:r>
       <w:proofErr w:type="spellStart"/>
       <w:r>
@@ -5485,34 +5521,26 @@
         <w:rPr>
           <w:rStyle w:val="h9rpj5gkjhrwbrml3kdi"/>
         </w:rPr>
-        <w:t>начала игры, пользователь имеет возможность открыть экран паузы в любой локации</w:t>
-      </w:r>
-      <w:r>
-        <w:rPr>
-          <w:rStyle w:val="h9rpj5gkjhrwbrml3kdi"/>
-        </w:rPr>
-        <w:t xml:space="preserve"> (см. рис 5)</w:t>
-      </w:r>
-      <w:r>
-        <w:rPr>
-          <w:rStyle w:val="h9rpj5gkjhrwbrml3kdi"/>
-        </w:rPr>
-        <w:t>.</w:t>
-      </w:r>
-      <w:r>
-        <w:rPr>
-          <w:rStyle w:val="h9rpj5gkjhrwbrml3kdi"/>
-        </w:rPr>
-        <w:t xml:space="preserve"> Где он </w:t>
-      </w:r>
-      <w:proofErr w:type="spellStart"/>
-      <w:r>
-        <w:rPr>
-          <w:rStyle w:val="h9rpj5gkjhrwbrml3kdi"/>
-        </w:rPr>
-        <w:t>мо</w:t>
-      </w:r>
-      <w:proofErr w:type="spellEnd"/>
+        <w:t>начала игры, пользователь имеет возможность открыть экран паузы в любо</w:t>
+      </w:r>
+      <w:r>
+        <w:rPr>
+          <w:rStyle w:val="h9rpj5gkjhrwbrml3kdi"/>
+        </w:rPr>
+        <w:t>й локации (см. рис 5). Где можно</w:t>
+      </w:r>
+      <w:r>
+        <w:rPr>
+          <w:rStyle w:val="h9rpj5gkjhrwbrml3kdi"/>
+        </w:rPr>
+        <w:t xml:space="preserve"> </w:t>
+      </w:r>
+      <w:r>
+        <w:rPr>
+          <w:rStyle w:val="h9rpj5gkjhrwbrml3kdi"/>
+        </w:rPr>
+        <w:t>в любой момент: посмотреть управление, перейти в панель настроек (см. рис 6), телепортироваться в начальную локацию и выйти из игры.</w:t>
+      </w:r>
     </w:p>
     <w:p>
       <w:pPr>
@@ -5526,11 +5554,12 @@
       <w:r>
         <w:rPr>
           <w:noProof/>
+          <w:lang w:eastAsia="ru-RU"/>
         </w:rPr>
         <w:drawing>
-          <wp:inline distT="0" distB="0" distL="0" distR="0" wp14:anchorId="04ECDF6A" wp14:editId="6D8AAD87">
-            <wp:extent cx="4002687" cy="2828925"/>
-            <wp:effectExtent l="0" t="0" r="0" b="0"/>
+          <wp:inline distT="0" distB="0" distL="0" distR="0" wp14:anchorId="04ECDF6A" wp14:editId="6E8E0E60">
+            <wp:extent cx="3286125" cy="2322490"/>
+            <wp:effectExtent l="0" t="0" r="0" b="1905"/>
             <wp:docPr id="3" name="Рисунок 3"/>
             <wp:cNvGraphicFramePr>
               <a:graphicFrameLocks xmlns:a="http://schemas.openxmlformats.org/drawingml/2006/main" noChangeAspect="1"/>
@@ -5557,7 +5586,7 @@
                   <pic:spPr>
                     <a:xfrm>
                       <a:off x="0" y="0"/>
-                      <a:ext cx="4014906" cy="2837561"/>
+                      <a:ext cx="3310915" cy="2340010"/>
                     </a:xfrm>
                     <a:prstGeom prst="rect">
                       <a:avLst/>
@@ -5604,6 +5633,79 @@
           <w:rStyle w:val="h9rpj5gkjhrwbrml3kdi"/>
         </w:rPr>
       </w:pPr>
+      <w:r>
+        <w:rPr>
+          <w:noProof/>
+          <w:lang w:eastAsia="ru-RU"/>
+        </w:rPr>
+        <w:lastRenderedPageBreak/>
+        <w:drawing>
+          <wp:inline distT="0" distB="0" distL="0" distR="0" wp14:anchorId="6D20A6D9" wp14:editId="23802724">
+            <wp:extent cx="3381375" cy="2389807"/>
+            <wp:effectExtent l="0" t="0" r="0" b="0"/>
+            <wp:docPr id="8" name="Рисунок 8"/>
+            <wp:cNvGraphicFramePr>
+              <a:graphicFrameLocks xmlns:a="http://schemas.openxmlformats.org/drawingml/2006/main" noChangeAspect="1"/>
+            </wp:cNvGraphicFramePr>
+            <a:graphic xmlns:a="http://schemas.openxmlformats.org/drawingml/2006/main">
+              <a:graphicData uri="http://schemas.openxmlformats.org/drawingml/2006/picture">
+                <pic:pic xmlns:pic="http://schemas.openxmlformats.org/drawingml/2006/picture">
+                  <pic:nvPicPr>
+                    <pic:cNvPr id="8" name="Окно настроек.png"/>
+                    <pic:cNvPicPr/>
+                  </pic:nvPicPr>
+                  <pic:blipFill>
+                    <a:blip r:embed="rId16" cstate="print">
+                      <a:extLst>
+                        <a:ext uri="{28A0092B-C50C-407E-A947-70E740481C1C}">
+                          <a14:useLocalDpi xmlns:a14="http://schemas.microsoft.com/office/drawing/2010/main" val="0"/>
+                        </a:ext>
+                      </a:extLst>
+                    </a:blip>
+                    <a:stretch>
+                      <a:fillRect/>
+                    </a:stretch>
+                  </pic:blipFill>
+                  <pic:spPr>
+                    <a:xfrm>
+                      <a:off x="0" y="0"/>
+                      <a:ext cx="3396865" cy="2400754"/>
+                    </a:xfrm>
+                    <a:prstGeom prst="rect">
+                      <a:avLst/>
+                    </a:prstGeom>
+                  </pic:spPr>
+                </pic:pic>
+              </a:graphicData>
+            </a:graphic>
+          </wp:inline>
+        </w:drawing>
+      </w:r>
+    </w:p>
+    <w:p>
+      <w:pPr>
+        <w:pStyle w:val="af3"/>
+        <w:ind w:firstLine="0"/>
+        <w:jc w:val="center"/>
+        <w:rPr>
+          <w:rStyle w:val="h9rpj5gkjhrwbrml3kdi"/>
+        </w:rPr>
+      </w:pPr>
+      <w:r>
+        <w:t>Рисунок</w:t>
+      </w:r>
+      <w:r>
+        <w:t xml:space="preserve"> </w:t>
+      </w:r>
+      <w:r>
+        <w:t>6</w:t>
+      </w:r>
+      <w:r>
+        <w:t xml:space="preserve">. </w:t>
+      </w:r>
+      <w:r>
+        <w:t>Панель настроек</w:t>
+      </w:r>
     </w:p>
     <w:p>
       <w:pPr>
@@ -5621,8 +5723,43 @@
         <w:rPr>
           <w:rStyle w:val="h9rpj5gkjhrwbrml3kdi"/>
         </w:rPr>
-        <w:lastRenderedPageBreak/>
-        <w:t xml:space="preserve">Начальная сцена, в которой висят элементы интерфейса: кнопки настроек, управление, кнопка выхода. Также игрок может провзаимодействовать с тестовым окружением, чтобы привыкнуть к </w:t>
+        <w:t xml:space="preserve">Начальная сцена, в которой висят элементы интерфейса: </w:t>
+      </w:r>
+      <w:r>
+        <w:rPr>
+          <w:rStyle w:val="h9rpj5gkjhrwbrml3kdi"/>
+        </w:rPr>
+        <w:t>панель настроек (</w:t>
+      </w:r>
+      <w:r>
+        <w:rPr>
+          <w:rStyle w:val="h9rpj5gkjhrwbrml3kdi"/>
+        </w:rPr>
+        <w:t>см. рис. 6</w:t>
+      </w:r>
+      <w:r>
+        <w:rPr>
+          <w:rStyle w:val="h9rpj5gkjhrwbrml3kdi"/>
+        </w:rPr>
+        <w:t>)</w:t>
+      </w:r>
+      <w:r>
+        <w:rPr>
+          <w:rStyle w:val="h9rpj5gkjhrwbrml3kdi"/>
+        </w:rPr>
+        <w:t>, управление, кно</w:t>
+      </w:r>
+      <w:r>
+        <w:rPr>
+          <w:rStyle w:val="h9rpj5gkjhrwbrml3kdi"/>
+        </w:rPr>
+        <w:t>пка выхода. Также игрок может взаимодействовать</w:t>
+      </w:r>
+      <w:r>
+        <w:rPr>
+          <w:rStyle w:val="h9rpj5gkjhrwbrml3kdi"/>
+        </w:rPr>
+        <w:t xml:space="preserve"> с тестовым окружением, чтобы привыкнуть к </w:t>
       </w:r>
       <w:r>
         <w:rPr>
@@ -5634,7 +5771,19 @@
         <w:rPr>
           <w:rStyle w:val="h9rpj5gkjhrwbrml3kdi"/>
         </w:rPr>
-        <w:t xml:space="preserve">Когда игрок будет готов, он просто пройдет в область, которая телепортирует его в </w:t>
+        <w:t>Когда игрок будет готов, он просто пройдет в область, которая телепорти</w:t>
+      </w:r>
+      <w:r>
+        <w:rPr>
+          <w:rStyle w:val="h9rpj5gkjhrwbrml3kdi"/>
+        </w:rPr>
+        <w:t>рует его на</w:t>
+      </w:r>
+      <w:r>
+        <w:rPr>
+          <w:rStyle w:val="h9rpj5gkjhrwbrml3kdi"/>
+        </w:rPr>
+        <w:t xml:space="preserve"> </w:t>
       </w:r>
       <w:r>
         <w:rPr>
@@ -5671,41 +5820,359 @@
         <w:rPr>
           <w:rStyle w:val="h9rpj5gkjhrwbrml3kdi"/>
         </w:rPr>
-        <w:t>. Здесь игрок начинает основную часть игры. В его инвентаре уже есть базовые предметы (оружие, фонарик). Всплывающий интерфейс (Мысли) подсказывают игроку, куда двигаться и что исследовать. В этой же области ходят монстры, которые препятствуют игроку и вступают с ним в сражение, обеспечивая динамику игрового процесса.</w:t>
-      </w:r>
-      <w:r>
-        <w:rPr>
-          <w:rStyle w:val="h9rpj5gkjhrwbrml3kdi"/>
-        </w:rPr>
-        <w:t xml:space="preserve"> При смерти игрок перемещается в начальную локацию.</w:t>
+        <w:t xml:space="preserve">. Здесь происходит весь основной </w:t>
+      </w:r>
+      <w:proofErr w:type="spellStart"/>
+      <w:r>
+        <w:rPr>
+          <w:rStyle w:val="h9rpj5gkjhrwbrml3kdi"/>
+        </w:rPr>
+        <w:t>геймплей</w:t>
+      </w:r>
+      <w:proofErr w:type="spellEnd"/>
+      <w:r>
+        <w:rPr>
+          <w:rStyle w:val="h9rpj5gkjhrwbrml3kdi"/>
+        </w:rPr>
+        <w:t>.</w:t>
+      </w:r>
+      <w:r>
+        <w:rPr>
+          <w:rStyle w:val="h9rpj5gkjhrwbrml3kdi"/>
+        </w:rPr>
+        <w:t xml:space="preserve"> Игрок </w:t>
+      </w:r>
+      <w:proofErr w:type="spellStart"/>
+      <w:r>
+        <w:rPr>
+          <w:rStyle w:val="h9rpj5gkjhrwbrml3kdi"/>
+        </w:rPr>
+        <w:t>спавнится</w:t>
+      </w:r>
+      <w:proofErr w:type="spellEnd"/>
+      <w:r>
+        <w:rPr>
+          <w:rStyle w:val="h9rpj5gkjhrwbrml3kdi"/>
+        </w:rPr>
+        <w:t xml:space="preserve"> возле области перехода из основной сцены в начальную.</w:t>
+      </w:r>
+      <w:r>
+        <w:rPr>
+          <w:rStyle w:val="h9rpj5gkjhrwbrml3kdi"/>
+        </w:rPr>
+        <w:t xml:space="preserve"> </w:t>
+      </w:r>
+      <w:proofErr w:type="spellStart"/>
+      <w:r>
+        <w:rPr>
+          <w:rStyle w:val="h9rpj5gkjhrwbrml3kdi"/>
+        </w:rPr>
+        <w:t>В</w:t>
+      </w:r>
+      <w:proofErr w:type="spellEnd"/>
+      <w:r>
+        <w:rPr>
+          <w:rStyle w:val="h9rpj5gkjhrwbrml3kdi"/>
+        </w:rPr>
+        <w:t xml:space="preserve"> инвентаре</w:t>
+      </w:r>
+      <w:r>
+        <w:rPr>
+          <w:rStyle w:val="h9rpj5gkjhrwbrml3kdi"/>
+        </w:rPr>
+        <w:t xml:space="preserve"> игрока</w:t>
+      </w:r>
+      <w:r>
+        <w:rPr>
+          <w:rStyle w:val="h9rpj5gkjhrwbrml3kdi"/>
+        </w:rPr>
+        <w:t xml:space="preserve"> уже есть базовые предметы (оружие, фонарик)</w:t>
+      </w:r>
+      <w:r>
+        <w:rPr>
+          <w:rStyle w:val="h9rpj5gkjhrwbrml3kdi"/>
+        </w:rPr>
+        <w:t xml:space="preserve"> (см. рис. 7)</w:t>
+      </w:r>
+      <w:r>
+        <w:rPr>
+          <w:rStyle w:val="h9rpj5gkjhrwbrml3kdi"/>
+        </w:rPr>
+        <w:t>. Всплывающий интерфейс</w:t>
+      </w:r>
+      <w:r>
+        <w:rPr>
+          <w:rStyle w:val="h9rpj5gkjhrwbrml3kdi"/>
+        </w:rPr>
+        <w:t xml:space="preserve"> с текущим заданием (Мысли) на запястье игрока подсказывае</w:t>
+      </w:r>
+      <w:r>
+        <w:rPr>
+          <w:rStyle w:val="h9rpj5gkjhrwbrml3kdi"/>
+        </w:rPr>
+        <w:t>т игроку, куда двигать</w:t>
+      </w:r>
+      <w:r>
+        <w:rPr>
+          <w:rStyle w:val="h9rpj5gkjhrwbrml3kdi"/>
+        </w:rPr>
+        <w:t>ся и что исследовать.</w:t>
       </w:r>
     </w:p>
     <w:p>
       <w:pPr>
-        <w:rPr>
-          <w:rStyle w:val="h9rpj5gkjhrwbrml3kdi"/>
-          <w:rFonts w:ascii="Times New Roman" w:hAnsi="Times New Roman" w:cs="Times New Roman"/>
-          <w:sz w:val="28"/>
-          <w:szCs w:val="28"/>
-        </w:rPr>
-      </w:pPr>
-      <w:r>
-        <w:rPr>
-          <w:rStyle w:val="h9rpj5gkjhrwbrml3kdi"/>
-        </w:rPr>
-        <w:br w:type="page"/>
+        <w:pStyle w:val="af3"/>
+        <w:ind w:left="993" w:firstLine="0"/>
+        <w:jc w:val="center"/>
+        <w:rPr>
+          <w:rStyle w:val="h9rpj5gkjhrwbrml3kdi"/>
+        </w:rPr>
+      </w:pPr>
+      <w:r>
+        <w:rPr>
+          <w:rStyle w:val="h9rpj5gkjhrwbrml3kdi"/>
+        </w:rPr>
+        <w:drawing>
+          <wp:inline distT="0" distB="0" distL="0" distR="0" wp14:anchorId="3D99203A" wp14:editId="367629DC">
+            <wp:extent cx="3429000" cy="2466975"/>
+            <wp:effectExtent l="0" t="0" r="0" b="9525"/>
+            <wp:docPr id="11" name="Рисунок 11"/>
+            <wp:cNvGraphicFramePr>
+              <a:graphicFrameLocks xmlns:a="http://schemas.openxmlformats.org/drawingml/2006/main" noChangeAspect="1"/>
+            </wp:cNvGraphicFramePr>
+            <a:graphic xmlns:a="http://schemas.openxmlformats.org/drawingml/2006/main">
+              <a:graphicData uri="http://schemas.openxmlformats.org/drawingml/2006/picture">
+                <pic:pic xmlns:pic="http://schemas.openxmlformats.org/drawingml/2006/picture">
+                  <pic:nvPicPr>
+                    <pic:cNvPr id="1" name=""/>
+                    <pic:cNvPicPr/>
+                  </pic:nvPicPr>
+                  <pic:blipFill>
+                    <a:blip r:embed="rId17"/>
+                    <a:stretch>
+                      <a:fillRect/>
+                    </a:stretch>
+                  </pic:blipFill>
+                  <pic:spPr>
+                    <a:xfrm>
+                      <a:off x="0" y="0"/>
+                      <a:ext cx="3429000" cy="2466975"/>
+                    </a:xfrm>
+                    <a:prstGeom prst="rect">
+                      <a:avLst/>
+                    </a:prstGeom>
+                  </pic:spPr>
+                </pic:pic>
+              </a:graphicData>
+            </a:graphic>
+          </wp:inline>
+        </w:drawing>
       </w:r>
     </w:p>
     <w:p>
       <w:pPr>
+        <w:pStyle w:val="af3"/>
+        <w:ind w:left="993" w:firstLine="0"/>
+        <w:jc w:val="center"/>
+        <w:rPr>
+          <w:rStyle w:val="h9rpj5gkjhrwbrml3kdi"/>
+        </w:rPr>
+      </w:pPr>
+      <w:r>
+        <w:lastRenderedPageBreak/>
+        <w:t>Рисунок</w:t>
+      </w:r>
+      <w:r>
+        <w:t xml:space="preserve"> </w:t>
+      </w:r>
+      <w:r>
+        <w:t>7</w:t>
+      </w:r>
+      <w:r>
+        <w:t xml:space="preserve">. </w:t>
+      </w:r>
+      <w:r>
+        <w:t>Интерфейс инвентаря будет располагаться на запястье игрока и скролиться по горизонтали</w:t>
+      </w:r>
+    </w:p>
+    <w:p>
+      <w:pPr>
+        <w:pStyle w:val="af3"/>
+        <w:numPr>
+          <w:ilvl w:val="0"/>
+          <w:numId w:val="22"/>
+        </w:numPr>
+        <w:ind w:left="993" w:hanging="357"/>
+        <w:rPr>
+          <w:rStyle w:val="h9rpj5gkjhrwbrml3kdi"/>
+        </w:rPr>
+      </w:pPr>
+      <w:r>
+        <w:rPr>
+          <w:rStyle w:val="h9rpj5gkjhrwbrml3kdi"/>
+        </w:rPr>
+        <w:t>Условия поражения. В области всей основной сцены патрулируют монстры,</w:t>
+      </w:r>
+      <w:r>
+        <w:rPr>
+          <w:rStyle w:val="h9rpj5gkjhrwbrml3kdi"/>
+        </w:rPr>
+        <w:t xml:space="preserve"> которые препятствуют игроку и вступают с ним в сражение, обеспечивая динамику игрового процесса.</w:t>
+      </w:r>
+      <w:r>
+        <w:rPr>
+          <w:rStyle w:val="h9rpj5gkjhrwbrml3kdi"/>
+        </w:rPr>
+        <w:t xml:space="preserve"> </w:t>
+      </w:r>
+      <w:r>
+        <w:rPr>
+          <w:rStyle w:val="h9rpj5gkjhrwbrml3kdi"/>
+        </w:rPr>
+        <w:t xml:space="preserve">Чем больше наносится игроку урона, тем сильнее эффект покраснения. Как только здоровье игрока заканчивается, он </w:t>
+      </w:r>
+      <w:r>
+        <w:rPr>
+          <w:rStyle w:val="h9rpj5gkjhrwbrml3kdi"/>
+        </w:rPr>
+        <w:t>п</w:t>
+      </w:r>
+      <w:r>
+        <w:rPr>
+          <w:rStyle w:val="h9rpj5gkjhrwbrml3kdi"/>
+        </w:rPr>
+        <w:t xml:space="preserve">еремещается в начальную локацию, </w:t>
+      </w:r>
+      <w:r>
+        <w:rPr>
+          <w:rStyle w:val="h9rpj5gkjhrwbrml3kdi"/>
+        </w:rPr>
+        <w:t>где</w:t>
+      </w:r>
+      <w:r>
+        <w:rPr>
+          <w:rStyle w:val="h9rpj5gkjhrwbrml3kdi"/>
+        </w:rPr>
+        <w:t xml:space="preserve"> </w:t>
+      </w:r>
+      <w:r>
+        <w:rPr>
+          <w:rStyle w:val="h9rpj5gkjhrwbrml3kdi"/>
+        </w:rPr>
+        <w:t xml:space="preserve">игра начинается </w:t>
+      </w:r>
+      <w:r>
+        <w:rPr>
+          <w:rStyle w:val="h9rpj5gkjhrwbrml3kdi"/>
+        </w:rPr>
+        <w:t>заново.</w:t>
+      </w:r>
+    </w:p>
+    <w:p>
+      <w:pPr>
+        <w:pStyle w:val="af3"/>
+        <w:numPr>
+          <w:ilvl w:val="0"/>
+          <w:numId w:val="22"/>
+        </w:numPr>
+        <w:ind w:left="993" w:hanging="357"/>
+        <w:rPr>
+          <w:rStyle w:val="h9rpj5gkjhrwbrml3kdi"/>
+        </w:rPr>
+      </w:pPr>
+      <w:r>
+        <w:rPr>
+          <w:rStyle w:val="h9rpj5gkjhrwbrml3kdi"/>
+        </w:rPr>
+        <w:t>Условия победы. Если игрок собрал все главные улики и вернул</w:t>
+      </w:r>
+      <w:r>
+        <w:rPr>
+          <w:rStyle w:val="h9rpj5gkjhrwbrml3kdi"/>
+        </w:rPr>
+        <w:t>ся в область перехода из основной сцены в началь</w:t>
+      </w:r>
+      <w:r>
+        <w:rPr>
+          <w:rStyle w:val="h9rpj5gkjhrwbrml3kdi"/>
+        </w:rPr>
+        <w:t>ную, открывается экран ко</w:t>
+      </w:r>
+      <w:r>
+        <w:rPr>
+          <w:rStyle w:val="h9rpj5gkjhrwbrml3kdi"/>
+        </w:rPr>
+        <w:t>нцовки</w:t>
+      </w:r>
+      <w:r>
+        <w:rPr>
+          <w:rStyle w:val="h9rpj5gkjhrwbrml3kdi"/>
+        </w:rPr>
+        <w:t xml:space="preserve"> с кнопкой перехода на начальную сцену.</w:t>
+      </w:r>
+    </w:p>
+    <w:p>
+      <w:pPr>
+        <w:pStyle w:val="22"/>
+        <w:rPr>
+          <w:rStyle w:val="h9rpj5gkjhrwbrml3kdi"/>
+        </w:rPr>
+      </w:pPr>
+      <w:r>
+        <w:rPr>
+          <w:rStyle w:val="h9rpj5gkjhrwbrml3kdi"/>
+        </w:rPr>
+        <w:t>Выводы</w:t>
+      </w:r>
+    </w:p>
+    <w:p>
+      <w:pPr>
+        <w:pStyle w:val="af3"/>
+        <w:rPr>
+          <w:rStyle w:val="h9rpj5gkjhrwbrml3kdi"/>
+          <w:rFonts w:cstheme="majorBidi"/>
+          <w:szCs w:val="26"/>
+        </w:rPr>
+      </w:pPr>
+      <w:r>
+        <w:rPr>
+          <w:rStyle w:val="h9rpj5gkjhrwbrml3kdi"/>
+        </w:rPr>
+        <w:t xml:space="preserve">На этапе проектирования игры был выбран жанр, концепции и цель игры. Был произведен анализ </w:t>
+      </w:r>
+      <w:proofErr w:type="spellStart"/>
+      <w:r>
+        <w:rPr>
+          <w:rStyle w:val="h9rpj5gkjhrwbrml3kdi"/>
+        </w:rPr>
+        <w:t>референсов</w:t>
+      </w:r>
+      <w:proofErr w:type="spellEnd"/>
+      <w:r>
+        <w:rPr>
+          <w:rStyle w:val="h9rpj5gkjhrwbrml3kdi"/>
+        </w:rPr>
+        <w:t>, были установлены правила игры и мотивация игрока. Также был определен игровой цикл с прототипами элементов интерфейса.</w:t>
+      </w:r>
+      <w:bookmarkStart w:id="16" w:name="_GoBack"/>
+      <w:bookmarkEnd w:id="16"/>
+      <w:r>
+        <w:rPr>
+          <w:rStyle w:val="h9rpj5gkjhrwbrml3kdi"/>
+        </w:rPr>
+        <w:br w:type="page"/>
+      </w:r>
+    </w:p>
+    <w:p>
+      <w:pPr>
         <w:pStyle w:val="af1"/>
       </w:pPr>
-      <w:bookmarkStart w:id="16" w:name="_Toc191819604"/>
+      <w:bookmarkStart w:id="17" w:name="_Toc191819604"/>
       <w:r>
         <w:lastRenderedPageBreak/>
         <w:t>Список источников</w:t>
       </w:r>
-      <w:bookmarkEnd w:id="16"/>
+      <w:bookmarkEnd w:id="17"/>
     </w:p>
     <w:p>
       <w:pPr>
@@ -5738,7 +6205,7 @@
       <w:r>
         <w:t xml:space="preserve">Магнитошахтинская область [электронный ресурс]. Режим доступа: </w:t>
       </w:r>
-      <w:hyperlink r:id="rId16" w:history="1">
+      <w:hyperlink r:id="rId18" w:history="1">
         <w:r>
           <w:rPr>
             <w:rStyle w:val="a4"/>
@@ -5788,7 +6255,7 @@
       <w:r>
         <w:t xml:space="preserve">Режим доступа: </w:t>
       </w:r>
-      <w:hyperlink r:id="rId17" w:history="1">
+      <w:hyperlink r:id="rId19" w:history="1">
         <w:r>
           <w:rPr>
             <w:rStyle w:val="a4"/>
@@ -5835,7 +6302,7 @@
       <w:r>
         <w:t xml:space="preserve"> [электронный ресурс]. Режим доступа: </w:t>
       </w:r>
-      <w:hyperlink r:id="rId18" w:history="1">
+      <w:hyperlink r:id="rId20" w:history="1">
         <w:r>
           <w:rPr>
             <w:rStyle w:val="a4"/>
@@ -5945,7 +6412,7 @@
 </file>
 
 <file path=word/endnotes.xml><?xml version="1.0" encoding="utf-8"?>
-<w:endnotes xmlns:wpc="http://schemas.microsoft.com/office/word/2010/wordprocessingCanvas" xmlns:cx="http://schemas.microsoft.com/office/drawing/2014/chartex" xmlns:cx1="http://schemas.microsoft.com/office/drawing/2015/9/8/chartex" xmlns:cx2="http://schemas.microsoft.com/office/drawing/2015/10/21/chartex" xmlns:cx3="http://schemas.microsoft.com/office/drawing/2016/5/9/chartex" xmlns:cx4="http://schemas.microsoft.com/office/drawing/2016/5/10/chartex" xmlns:cx5="http://schemas.microsoft.com/office/drawing/2016/5/11/chartex" xmlns:cx6="http://schemas.microsoft.com/office/drawing/2016/5/12/chartex" xmlns:cx7="http://schemas.microsoft.com/office/drawing/2016/5/13/chartex" xmlns:cx8="http://schemas.microsoft.com/office/drawing/2016/5/14/chartex" xmlns:mc="http://schemas.openxmlformats.org/markup-compatibility/2006" xmlns:aink="http://schemas.microsoft.com/office/drawing/2016/ink" xmlns:am3d="http://schemas.microsoft.com/office/drawing/2017/model3d" xmlns:o="urn:schemas-microsoft-com:office:office" xmlns:r="http://schemas.openxmlformats.org/officeDocument/2006/relationships" xmlns:m="http://schemas.openxmlformats.org/officeDocument/2006/math" xmlns:v="urn:schemas-microsoft-com:vml" xmlns:wp14="http://schemas.microsoft.com/office/word/2010/wordprocessingDrawing" xmlns:wp="http://schemas.openxmlformats.org/drawingml/2006/wordprocessingDrawing" xmlns:w10="urn:schemas-microsoft-com:office:word" xmlns:w="http://schemas.openxmlformats.org/wordprocessingml/2006/main" xmlns:w14="http://schemas.microsoft.com/office/word/2010/wordml" xmlns:w15="http://schemas.microsoft.com/office/word/2012/wordml" xmlns:w16cex="http://schemas.microsoft.com/office/word/2018/wordml/cex" xmlns:w16cid="http://schemas.microsoft.com/office/word/2016/wordml/cid" xmlns:w16="http://schemas.microsoft.com/office/word/2018/wordml" xmlns:w16sdtdh="http://schemas.microsoft.com/office/word/2020/wordml/sdtdatahash" xmlns:w16se="http://schemas.microsoft.com/office/word/2015/wordml/symex" xmlns:wpg="http://schemas.microsoft.com/office/word/2010/wordprocessingGroup" xmlns:wpi="http://schemas.microsoft.com/office/word/2010/wordprocessingInk" xmlns:wne="http://schemas.microsoft.com/office/word/2006/wordml" xmlns:wps="http://schemas.microsoft.com/office/word/2010/wordprocessingShape" mc:Ignorable="w14 w15 w16se w16cid w16 w16cex w16sdtdh wp14">
+<w:endnotes xmlns:wpc="http://schemas.microsoft.com/office/word/2010/wordprocessingCanvas" xmlns:cx="http://schemas.microsoft.com/office/drawing/2014/chartex" xmlns:cx1="http://schemas.microsoft.com/office/drawing/2015/9/8/chartex" xmlns:mc="http://schemas.openxmlformats.org/markup-compatibility/2006" xmlns:o="urn:schemas-microsoft-com:office:office" xmlns:r="http://schemas.openxmlformats.org/officeDocument/2006/relationships" xmlns:m="http://schemas.openxmlformats.org/officeDocument/2006/math" xmlns:v="urn:schemas-microsoft-com:vml" xmlns:wp14="http://schemas.microsoft.com/office/word/2010/wordprocessingDrawing" xmlns:wp="http://schemas.openxmlformats.org/drawingml/2006/wordprocessingDrawing" xmlns:w10="urn:schemas-microsoft-com:office:word" xmlns:w="http://schemas.openxmlformats.org/wordprocessingml/2006/main" xmlns:w14="http://schemas.microsoft.com/office/word/2010/wordml" xmlns:w15="http://schemas.microsoft.com/office/word/2012/wordml" xmlns:w16se="http://schemas.microsoft.com/office/word/2015/wordml/symex" xmlns:wpg="http://schemas.microsoft.com/office/word/2010/wordprocessingGroup" xmlns:wpi="http://schemas.microsoft.com/office/word/2010/wordprocessingInk" xmlns:wne="http://schemas.microsoft.com/office/word/2006/wordml" xmlns:wps="http://schemas.microsoft.com/office/word/2010/wordprocessingShape" mc:Ignorable="w14 w15 w16se wp14">
   <w:endnote w:type="separator" w:id="-1">
     <w:p>
       <w:pPr>
@@ -5970,7 +6437,7 @@
 </file>
 
 <file path=word/footer1.xml><?xml version="1.0" encoding="utf-8"?>
-<w:ftr xmlns:wpc="http://schemas.microsoft.com/office/word/2010/wordprocessingCanvas" xmlns:cx="http://schemas.microsoft.com/office/drawing/2014/chartex" xmlns:cx1="http://schemas.microsoft.com/office/drawing/2015/9/8/chartex" xmlns:cx2="http://schemas.microsoft.com/office/drawing/2015/10/21/chartex" xmlns:cx3="http://schemas.microsoft.com/office/drawing/2016/5/9/chartex" xmlns:cx4="http://schemas.microsoft.com/office/drawing/2016/5/10/chartex" xmlns:cx5="http://schemas.microsoft.com/office/drawing/2016/5/11/chartex" xmlns:cx6="http://schemas.microsoft.com/office/drawing/2016/5/12/chartex" xmlns:cx7="http://schemas.microsoft.com/office/drawing/2016/5/13/chartex" xmlns:cx8="http://schemas.microsoft.com/office/drawing/2016/5/14/chartex" xmlns:mc="http://schemas.openxmlformats.org/markup-compatibility/2006" xmlns:aink="http://schemas.microsoft.com/office/drawing/2016/ink" xmlns:am3d="http://schemas.microsoft.com/office/drawing/2017/model3d" xmlns:o="urn:schemas-microsoft-com:office:office" xmlns:r="http://schemas.openxmlformats.org/officeDocument/2006/relationships" xmlns:m="http://schemas.openxmlformats.org/officeDocument/2006/math" xmlns:v="urn:schemas-microsoft-com:vml" xmlns:wp14="http://schemas.microsoft.com/office/word/2010/wordprocessingDrawing" xmlns:wp="http://schemas.openxmlformats.org/drawingml/2006/wordprocessingDrawing" xmlns:w10="urn:schemas-microsoft-com:office:word" xmlns:w="http://schemas.openxmlformats.org/wordprocessingml/2006/main" xmlns:w14="http://schemas.microsoft.com/office/word/2010/wordml" xmlns:w15="http://schemas.microsoft.com/office/word/2012/wordml" xmlns:w16cex="http://schemas.microsoft.com/office/word/2018/wordml/cex" xmlns:w16cid="http://schemas.microsoft.com/office/word/2016/wordml/cid" xmlns:w16="http://schemas.microsoft.com/office/word/2018/wordml" xmlns:w16sdtdh="http://schemas.microsoft.com/office/word/2020/wordml/sdtdatahash" xmlns:w16se="http://schemas.microsoft.com/office/word/2015/wordml/symex" xmlns:wpg="http://schemas.microsoft.com/office/word/2010/wordprocessingGroup" xmlns:wpi="http://schemas.microsoft.com/office/word/2010/wordprocessingInk" xmlns:wne="http://schemas.microsoft.com/office/word/2006/wordml" xmlns:wps="http://schemas.microsoft.com/office/word/2010/wordprocessingShape" mc:Ignorable="w14 w15 w16se w16cid w16 w16cex w16sdtdh wp14">
+<w:ftr xmlns:wpc="http://schemas.microsoft.com/office/word/2010/wordprocessingCanvas" xmlns:cx="http://schemas.microsoft.com/office/drawing/2014/chartex" xmlns:cx1="http://schemas.microsoft.com/office/drawing/2015/9/8/chartex" xmlns:mc="http://schemas.openxmlformats.org/markup-compatibility/2006" xmlns:o="urn:schemas-microsoft-com:office:office" xmlns:r="http://schemas.openxmlformats.org/officeDocument/2006/relationships" xmlns:m="http://schemas.openxmlformats.org/officeDocument/2006/math" xmlns:v="urn:schemas-microsoft-com:vml" xmlns:wp14="http://schemas.microsoft.com/office/word/2010/wordprocessingDrawing" xmlns:wp="http://schemas.openxmlformats.org/drawingml/2006/wordprocessingDrawing" xmlns:w10="urn:schemas-microsoft-com:office:word" xmlns:w="http://schemas.openxmlformats.org/wordprocessingml/2006/main" xmlns:w14="http://schemas.microsoft.com/office/word/2010/wordml" xmlns:w15="http://schemas.microsoft.com/office/word/2012/wordml" xmlns:w16se="http://schemas.microsoft.com/office/word/2015/wordml/symex" xmlns:wpg="http://schemas.microsoft.com/office/word/2010/wordprocessingGroup" xmlns:wpi="http://schemas.microsoft.com/office/word/2010/wordprocessingInk" xmlns:wne="http://schemas.microsoft.com/office/word/2006/wordml" xmlns:wps="http://schemas.microsoft.com/office/word/2010/wordprocessingShape" mc:Ignorable="w14 w15 w16se wp14">
   <w:sdt>
     <w:sdtPr>
       <w:rPr>
@@ -6047,7 +6514,7 @@
 </file>
 
 <file path=word/footer2.xml><?xml version="1.0" encoding="utf-8"?>
-<w:ftr xmlns:wpc="http://schemas.microsoft.com/office/word/2010/wordprocessingCanvas" xmlns:cx="http://schemas.microsoft.com/office/drawing/2014/chartex" xmlns:cx1="http://schemas.microsoft.com/office/drawing/2015/9/8/chartex" xmlns:cx2="http://schemas.microsoft.com/office/drawing/2015/10/21/chartex" xmlns:cx3="http://schemas.microsoft.com/office/drawing/2016/5/9/chartex" xmlns:cx4="http://schemas.microsoft.com/office/drawing/2016/5/10/chartex" xmlns:cx5="http://schemas.microsoft.com/office/drawing/2016/5/11/chartex" xmlns:cx6="http://schemas.microsoft.com/office/drawing/2016/5/12/chartex" xmlns:cx7="http://schemas.microsoft.com/office/drawing/2016/5/13/chartex" xmlns:cx8="http://schemas.microsoft.com/office/drawing/2016/5/14/chartex" xmlns:mc="http://schemas.openxmlformats.org/markup-compatibility/2006" xmlns:aink="http://schemas.microsoft.com/office/drawing/2016/ink" xmlns:am3d="http://schemas.microsoft.com/office/drawing/2017/model3d" xmlns:o="urn:schemas-microsoft-com:office:office" xmlns:r="http://schemas.openxmlformats.org/officeDocument/2006/relationships" xmlns:m="http://schemas.openxmlformats.org/officeDocument/2006/math" xmlns:v="urn:schemas-microsoft-com:vml" xmlns:wp14="http://schemas.microsoft.com/office/word/2010/wordprocessingDrawing" xmlns:wp="http://schemas.openxmlformats.org/drawingml/2006/wordprocessingDrawing" xmlns:w10="urn:schemas-microsoft-com:office:word" xmlns:w="http://schemas.openxmlformats.org/wordprocessingml/2006/main" xmlns:w14="http://schemas.microsoft.com/office/word/2010/wordml" xmlns:w15="http://schemas.microsoft.com/office/word/2012/wordml" xmlns:w16cex="http://schemas.microsoft.com/office/word/2018/wordml/cex" xmlns:w16cid="http://schemas.microsoft.com/office/word/2016/wordml/cid" xmlns:w16="http://schemas.microsoft.com/office/word/2018/wordml" xmlns:w16sdtdh="http://schemas.microsoft.com/office/word/2020/wordml/sdtdatahash" xmlns:w16se="http://schemas.microsoft.com/office/word/2015/wordml/symex" xmlns:wpg="http://schemas.microsoft.com/office/word/2010/wordprocessingGroup" xmlns:wpi="http://schemas.microsoft.com/office/word/2010/wordprocessingInk" xmlns:wne="http://schemas.microsoft.com/office/word/2006/wordml" xmlns:wps="http://schemas.microsoft.com/office/word/2010/wordprocessingShape" mc:Ignorable="w14 w15 w16se w16cid w16 w16cex w16sdtdh wp14">
+<w:ftr xmlns:wpc="http://schemas.microsoft.com/office/word/2010/wordprocessingCanvas" xmlns:cx="http://schemas.microsoft.com/office/drawing/2014/chartex" xmlns:cx1="http://schemas.microsoft.com/office/drawing/2015/9/8/chartex" xmlns:mc="http://schemas.openxmlformats.org/markup-compatibility/2006" xmlns:o="urn:schemas-microsoft-com:office:office" xmlns:r="http://schemas.openxmlformats.org/officeDocument/2006/relationships" xmlns:m="http://schemas.openxmlformats.org/officeDocument/2006/math" xmlns:v="urn:schemas-microsoft-com:vml" xmlns:wp14="http://schemas.microsoft.com/office/word/2010/wordprocessingDrawing" xmlns:wp="http://schemas.openxmlformats.org/drawingml/2006/wordprocessingDrawing" xmlns:w10="urn:schemas-microsoft-com:office:word" xmlns:w="http://schemas.openxmlformats.org/wordprocessingml/2006/main" xmlns:w14="http://schemas.microsoft.com/office/word/2010/wordml" xmlns:w15="http://schemas.microsoft.com/office/word/2012/wordml" xmlns:w16se="http://schemas.microsoft.com/office/word/2015/wordml/symex" xmlns:wpg="http://schemas.microsoft.com/office/word/2010/wordprocessingGroup" xmlns:wpi="http://schemas.microsoft.com/office/word/2010/wordprocessingInk" xmlns:wne="http://schemas.microsoft.com/office/word/2006/wordml" xmlns:wps="http://schemas.microsoft.com/office/word/2010/wordprocessingShape" mc:Ignorable="w14 w15 w16se wp14">
   <w:p>
     <w:pPr>
       <w:pStyle w:val="a7"/>
@@ -6062,7 +6529,7 @@
 </file>
 
 <file path=word/footnotes.xml><?xml version="1.0" encoding="utf-8"?>
-<w:footnotes xmlns:wpc="http://schemas.microsoft.com/office/word/2010/wordprocessingCanvas" xmlns:cx="http://schemas.microsoft.com/office/drawing/2014/chartex" xmlns:cx1="http://schemas.microsoft.com/office/drawing/2015/9/8/chartex" xmlns:cx2="http://schemas.microsoft.com/office/drawing/2015/10/21/chartex" xmlns:cx3="http://schemas.microsoft.com/office/drawing/2016/5/9/chartex" xmlns:cx4="http://schemas.microsoft.com/office/drawing/2016/5/10/chartex" xmlns:cx5="http://schemas.microsoft.com/office/drawing/2016/5/11/chartex" xmlns:cx6="http://schemas.microsoft.com/office/drawing/2016/5/12/chartex" xmlns:cx7="http://schemas.microsoft.com/office/drawing/2016/5/13/chartex" xmlns:cx8="http://schemas.microsoft.com/office/drawing/2016/5/14/chartex" xmlns:mc="http://schemas.openxmlformats.org/markup-compatibility/2006" xmlns:aink="http://schemas.microsoft.com/office/drawing/2016/ink" xmlns:am3d="http://schemas.microsoft.com/office/drawing/2017/model3d" xmlns:o="urn:schemas-microsoft-com:office:office" xmlns:r="http://schemas.openxmlformats.org/officeDocument/2006/relationships" xmlns:m="http://schemas.openxmlformats.org/officeDocument/2006/math" xmlns:v="urn:schemas-microsoft-com:vml" xmlns:wp14="http://schemas.microsoft.com/office/word/2010/wordprocessingDrawing" xmlns:wp="http://schemas.openxmlformats.org/drawingml/2006/wordprocessingDrawing" xmlns:w10="urn:schemas-microsoft-com:office:word" xmlns:w="http://schemas.openxmlformats.org/wordprocessingml/2006/main" xmlns:w14="http://schemas.microsoft.com/office/word/2010/wordml" xmlns:w15="http://schemas.microsoft.com/office/word/2012/wordml" xmlns:w16cex="http://schemas.microsoft.com/office/word/2018/wordml/cex" xmlns:w16cid="http://schemas.microsoft.com/office/word/2016/wordml/cid" xmlns:w16="http://schemas.microsoft.com/office/word/2018/wordml" xmlns:w16sdtdh="http://schemas.microsoft.com/office/word/2020/wordml/sdtdatahash" xmlns:w16se="http://schemas.microsoft.com/office/word/2015/wordml/symex" xmlns:wpg="http://schemas.microsoft.com/office/word/2010/wordprocessingGroup" xmlns:wpi="http://schemas.microsoft.com/office/word/2010/wordprocessingInk" xmlns:wne="http://schemas.microsoft.com/office/word/2006/wordml" xmlns:wps="http://schemas.microsoft.com/office/word/2010/wordprocessingShape" mc:Ignorable="w14 w15 w16se w16cid w16 w16cex w16sdtdh wp14">
+<w:footnotes xmlns:wpc="http://schemas.microsoft.com/office/word/2010/wordprocessingCanvas" xmlns:cx="http://schemas.microsoft.com/office/drawing/2014/chartex" xmlns:cx1="http://schemas.microsoft.com/office/drawing/2015/9/8/chartex" xmlns:mc="http://schemas.openxmlformats.org/markup-compatibility/2006" xmlns:o="urn:schemas-microsoft-com:office:office" xmlns:r="http://schemas.openxmlformats.org/officeDocument/2006/relationships" xmlns:m="http://schemas.openxmlformats.org/officeDocument/2006/math" xmlns:v="urn:schemas-microsoft-com:vml" xmlns:wp14="http://schemas.microsoft.com/office/word/2010/wordprocessingDrawing" xmlns:wp="http://schemas.openxmlformats.org/drawingml/2006/wordprocessingDrawing" xmlns:w10="urn:schemas-microsoft-com:office:word" xmlns:w="http://schemas.openxmlformats.org/wordprocessingml/2006/main" xmlns:w14="http://schemas.microsoft.com/office/word/2010/wordml" xmlns:w15="http://schemas.microsoft.com/office/word/2012/wordml" xmlns:w16se="http://schemas.microsoft.com/office/word/2015/wordml/symex" xmlns:wpg="http://schemas.microsoft.com/office/word/2010/wordprocessingGroup" xmlns:wpi="http://schemas.microsoft.com/office/word/2010/wordprocessingInk" xmlns:wne="http://schemas.microsoft.com/office/word/2006/wordml" xmlns:wps="http://schemas.microsoft.com/office/word/2010/wordprocessingShape" mc:Ignorable="w14 w15 w16se wp14">
   <w:footnote w:type="separator" w:id="-1">
     <w:p>
       <w:pPr>
@@ -6087,7 +6554,7 @@
 </file>
 
 <file path=word/numbering.xml><?xml version="1.0" encoding="utf-8"?>
-<w:numbering xmlns:wpc="http://schemas.microsoft.com/office/word/2010/wordprocessingCanvas" xmlns:cx="http://schemas.microsoft.com/office/drawing/2014/chartex" xmlns:cx1="http://schemas.microsoft.com/office/drawing/2015/9/8/chartex" xmlns:cx2="http://schemas.microsoft.com/office/drawing/2015/10/21/chartex" xmlns:cx3="http://schemas.microsoft.com/office/drawing/2016/5/9/chartex" xmlns:cx4="http://schemas.microsoft.com/office/drawing/2016/5/10/chartex" xmlns:cx5="http://schemas.microsoft.com/office/drawing/2016/5/11/chartex" xmlns:cx6="http://schemas.microsoft.com/office/drawing/2016/5/12/chartex" xmlns:cx7="http://schemas.microsoft.com/office/drawing/2016/5/13/chartex" xmlns:cx8="http://schemas.microsoft.com/office/drawing/2016/5/14/chartex" xmlns:mc="http://schemas.openxmlformats.org/markup-compatibility/2006" xmlns:aink="http://schemas.microsoft.com/office/drawing/2016/ink" xmlns:am3d="http://schemas.microsoft.com/office/drawing/2017/model3d" xmlns:o="urn:schemas-microsoft-com:office:office" xmlns:r="http://schemas.openxmlformats.org/officeDocument/2006/relationships" xmlns:m="http://schemas.openxmlformats.org/officeDocument/2006/math" xmlns:v="urn:schemas-microsoft-com:vml" xmlns:wp14="http://schemas.microsoft.com/office/word/2010/wordprocessingDrawing" xmlns:wp="http://schemas.openxmlformats.org/drawingml/2006/wordprocessingDrawing" xmlns:w10="urn:schemas-microsoft-com:office:word" xmlns:w="http://schemas.openxmlformats.org/wordprocessingml/2006/main" xmlns:w14="http://schemas.microsoft.com/office/word/2010/wordml" xmlns:w15="http://schemas.microsoft.com/office/word/2012/wordml" xmlns:w16cex="http://schemas.microsoft.com/office/word/2018/wordml/cex" xmlns:w16cid="http://schemas.microsoft.com/office/word/2016/wordml/cid" xmlns:w16="http://schemas.microsoft.com/office/word/2018/wordml" xmlns:w16sdtdh="http://schemas.microsoft.com/office/word/2020/wordml/sdtdatahash" xmlns:w16se="http://schemas.microsoft.com/office/word/2015/wordml/symex" xmlns:wpg="http://schemas.microsoft.com/office/word/2010/wordprocessingGroup" xmlns:wpi="http://schemas.microsoft.com/office/word/2010/wordprocessingInk" xmlns:wne="http://schemas.microsoft.com/office/word/2006/wordml" xmlns:wps="http://schemas.microsoft.com/office/word/2010/wordprocessingShape" mc:Ignorable="w14 w15 w16se w16cid w16 w16cex w16sdtdh wp14">
+<w:numbering xmlns:wpc="http://schemas.microsoft.com/office/word/2010/wordprocessingCanvas" xmlns:cx="http://schemas.microsoft.com/office/drawing/2014/chartex" xmlns:cx1="http://schemas.microsoft.com/office/drawing/2015/9/8/chartex" xmlns:mc="http://schemas.openxmlformats.org/markup-compatibility/2006" xmlns:o="urn:schemas-microsoft-com:office:office" xmlns:r="http://schemas.openxmlformats.org/officeDocument/2006/relationships" xmlns:m="http://schemas.openxmlformats.org/officeDocument/2006/math" xmlns:v="urn:schemas-microsoft-com:vml" xmlns:wp14="http://schemas.microsoft.com/office/word/2010/wordprocessingDrawing" xmlns:wp="http://schemas.openxmlformats.org/drawingml/2006/wordprocessingDrawing" xmlns:w10="urn:schemas-microsoft-com:office:word" xmlns:w="http://schemas.openxmlformats.org/wordprocessingml/2006/main" xmlns:w14="http://schemas.microsoft.com/office/word/2010/wordml" xmlns:w15="http://schemas.microsoft.com/office/word/2012/wordml" xmlns:w16se="http://schemas.microsoft.com/office/word/2015/wordml/symex" xmlns:wpg="http://schemas.microsoft.com/office/word/2010/wordprocessingGroup" xmlns:wpi="http://schemas.microsoft.com/office/word/2010/wordprocessingInk" xmlns:wne="http://schemas.microsoft.com/office/word/2006/wordml" xmlns:wps="http://schemas.microsoft.com/office/word/2010/wordprocessingShape" mc:Ignorable="w14 w15 w16se wp14">
   <w:abstractNum w:abstractNumId="0" w15:restartNumberingAfterBreak="0">
     <w:nsid w:val="079350C4"/>
     <w:multiLevelType w:val="hybridMultilevel"/>
@@ -8329,7 +8796,7 @@
 </file>
 
 <file path=word/styles.xml><?xml version="1.0" encoding="utf-8"?>
-<w:styles xmlns:mc="http://schemas.openxmlformats.org/markup-compatibility/2006" xmlns:r="http://schemas.openxmlformats.org/officeDocument/2006/relationships" xmlns:w="http://schemas.openxmlformats.org/wordprocessingml/2006/main" xmlns:w14="http://schemas.microsoft.com/office/word/2010/wordml" xmlns:w15="http://schemas.microsoft.com/office/word/2012/wordml" xmlns:w16cex="http://schemas.microsoft.com/office/word/2018/wordml/cex" xmlns:w16cid="http://schemas.microsoft.com/office/word/2016/wordml/cid" xmlns:w16="http://schemas.microsoft.com/office/word/2018/wordml" xmlns:w16sdtdh="http://schemas.microsoft.com/office/word/2020/wordml/sdtdatahash" xmlns:w16se="http://schemas.microsoft.com/office/word/2015/wordml/symex" mc:Ignorable="w14 w15 w16se w16cid w16 w16cex w16sdtdh">
+<w:styles xmlns:mc="http://schemas.openxmlformats.org/markup-compatibility/2006" xmlns:r="http://schemas.openxmlformats.org/officeDocument/2006/relationships" xmlns:w="http://schemas.openxmlformats.org/wordprocessingml/2006/main" xmlns:w14="http://schemas.microsoft.com/office/word/2010/wordml" xmlns:w15="http://schemas.microsoft.com/office/word/2012/wordml" xmlns:w16se="http://schemas.microsoft.com/office/word/2015/wordml/symex" mc:Ignorable="w14 w15 w16se">
   <w:docDefaults>
     <w:rPrDefault>
       <w:rPr>
@@ -8345,7 +8812,7 @@
       </w:pPr>
     </w:pPrDefault>
   </w:docDefaults>
-  <w:latentStyles w:defLockedState="0" w:defUIPriority="99" w:defSemiHidden="0" w:defUnhideWhenUsed="0" w:defQFormat="0" w:count="376">
+  <w:latentStyles w:defLockedState="0" w:defUIPriority="99" w:defSemiHidden="0" w:defUnhideWhenUsed="0" w:defQFormat="0" w:count="371">
     <w:lsdException w:name="Normal" w:uiPriority="0" w:qFormat="1"/>
     <w:lsdException w:name="heading 1" w:uiPriority="9" w:qFormat="1"/>
     <w:lsdException w:name="heading 2" w:semiHidden="1" w:uiPriority="9" w:unhideWhenUsed="1" w:qFormat="1"/>
@@ -8717,11 +9184,6 @@
     <w:lsdException w:name="List Table 5 Dark Accent 6" w:uiPriority="50"/>
     <w:lsdException w:name="List Table 6 Colorful Accent 6" w:uiPriority="51"/>
     <w:lsdException w:name="List Table 7 Colorful Accent 6" w:uiPriority="52"/>
-    <w:lsdException w:name="Mention" w:semiHidden="1" w:unhideWhenUsed="1"/>
-    <w:lsdException w:name="Smart Hyperlink" w:semiHidden="1" w:unhideWhenUsed="1"/>
-    <w:lsdException w:name="Hashtag" w:semiHidden="1" w:unhideWhenUsed="1"/>
-    <w:lsdException w:name="Unresolved Mention" w:semiHidden="1" w:unhideWhenUsed="1"/>
-    <w:lsdException w:name="Smart Link" w:semiHidden="1" w:unhideWhenUsed="1"/>
   </w:latentStyles>
   <w:style w:type="paragraph" w:default="1" w:styleId="a">
     <w:name w:val="Normal"/>
@@ -9573,7 +10035,7 @@
 </file>
 
 <file path=customXml/itemProps1.xml><?xml version="1.0" encoding="utf-8"?>
-<ds:datastoreItem xmlns:ds="http://schemas.openxmlformats.org/officeDocument/2006/customXml" ds:itemID="{EC9C911A-5054-45E6-B536-5ECE4D14DDE9}">
+<ds:datastoreItem xmlns:ds="http://schemas.openxmlformats.org/officeDocument/2006/customXml" ds:itemID="{8D253AFE-92CE-498B-89DC-11C30AA73B1A}">
   <ds:schemaRefs>
     <ds:schemaRef ds:uri="http://schemas.openxmlformats.org/officeDocument/2006/bibliography"/>
   </ds:schemaRefs>

--- a/Отчет/Проектирование игры/Проектирование игры.docx
+++ b/Отчет/Проектирование игры/Проектирование игры.docx
@@ -1,6 +1,6 @@
 
 <file path=word/document.xml><?xml version="1.0" encoding="utf-8"?>
-<w:document xmlns:wpc="http://schemas.microsoft.com/office/word/2010/wordprocessingCanvas" xmlns:cx="http://schemas.microsoft.com/office/drawing/2014/chartex" xmlns:cx1="http://schemas.microsoft.com/office/drawing/2015/9/8/chartex" xmlns:mc="http://schemas.openxmlformats.org/markup-compatibility/2006" xmlns:o="urn:schemas-microsoft-com:office:office" xmlns:r="http://schemas.openxmlformats.org/officeDocument/2006/relationships" xmlns:m="http://schemas.openxmlformats.org/officeDocument/2006/math" xmlns:v="urn:schemas-microsoft-com:vml" xmlns:wp14="http://schemas.microsoft.com/office/word/2010/wordprocessingDrawing" xmlns:wp="http://schemas.openxmlformats.org/drawingml/2006/wordprocessingDrawing" xmlns:w10="urn:schemas-microsoft-com:office:word" xmlns:w="http://schemas.openxmlformats.org/wordprocessingml/2006/main" xmlns:w14="http://schemas.microsoft.com/office/word/2010/wordml" xmlns:w15="http://schemas.microsoft.com/office/word/2012/wordml" xmlns:w16se="http://schemas.microsoft.com/office/word/2015/wordml/symex" xmlns:wpg="http://schemas.microsoft.com/office/word/2010/wordprocessingGroup" xmlns:wpi="http://schemas.microsoft.com/office/word/2010/wordprocessingInk" xmlns:wne="http://schemas.microsoft.com/office/word/2006/wordml" xmlns:wps="http://schemas.microsoft.com/office/word/2010/wordprocessingShape" mc:Ignorable="w14 w15 w16se wp14">
+<w:document xmlns:wpc="http://schemas.microsoft.com/office/word/2010/wordprocessingCanvas" xmlns:cx="http://schemas.microsoft.com/office/drawing/2014/chartex" xmlns:cx1="http://schemas.microsoft.com/office/drawing/2015/9/8/chartex" xmlns:cx2="http://schemas.microsoft.com/office/drawing/2015/10/21/chartex" xmlns:cx3="http://schemas.microsoft.com/office/drawing/2016/5/9/chartex" xmlns:cx4="http://schemas.microsoft.com/office/drawing/2016/5/10/chartex" xmlns:cx5="http://schemas.microsoft.com/office/drawing/2016/5/11/chartex" xmlns:cx6="http://schemas.microsoft.com/office/drawing/2016/5/12/chartex" xmlns:cx7="http://schemas.microsoft.com/office/drawing/2016/5/13/chartex" xmlns:cx8="http://schemas.microsoft.com/office/drawing/2016/5/14/chartex" xmlns:mc="http://schemas.openxmlformats.org/markup-compatibility/2006" xmlns:aink="http://schemas.microsoft.com/office/drawing/2016/ink" xmlns:am3d="http://schemas.microsoft.com/office/drawing/2017/model3d" xmlns:o="urn:schemas-microsoft-com:office:office" xmlns:r="http://schemas.openxmlformats.org/officeDocument/2006/relationships" xmlns:m="http://schemas.openxmlformats.org/officeDocument/2006/math" xmlns:v="urn:schemas-microsoft-com:vml" xmlns:wp14="http://schemas.microsoft.com/office/word/2010/wordprocessingDrawing" xmlns:wp="http://schemas.openxmlformats.org/drawingml/2006/wordprocessingDrawing" xmlns:w10="urn:schemas-microsoft-com:office:word" xmlns:w="http://schemas.openxmlformats.org/wordprocessingml/2006/main" xmlns:w14="http://schemas.microsoft.com/office/word/2010/wordml" xmlns:w15="http://schemas.microsoft.com/office/word/2012/wordml" xmlns:w16cex="http://schemas.microsoft.com/office/word/2018/wordml/cex" xmlns:w16cid="http://schemas.microsoft.com/office/word/2016/wordml/cid" xmlns:w16="http://schemas.microsoft.com/office/word/2018/wordml" xmlns:w16sdtdh="http://schemas.microsoft.com/office/word/2020/wordml/sdtdatahash" xmlns:w16se="http://schemas.microsoft.com/office/word/2015/wordml/symex" xmlns:wpg="http://schemas.microsoft.com/office/word/2010/wordprocessingGroup" xmlns:wpi="http://schemas.microsoft.com/office/word/2010/wordprocessingInk" xmlns:wne="http://schemas.microsoft.com/office/word/2006/wordml" xmlns:wps="http://schemas.microsoft.com/office/word/2010/wordprocessingShape" mc:Ignorable="w14 w15 w16se w16cid w16 w16cex w16sdtdh wp14">
   <w:body>
     <w:sdt>
       <w:sdtPr>
@@ -962,10 +962,6 @@
         </w:p>
         <w:sdt>
           <w:sdtPr>
-            <w:rPr>
-              <w:rFonts w:asciiTheme="minorHAnsi" w:hAnsiTheme="minorHAnsi"/>
-              <w:sz w:val="22"/>
-            </w:rPr>
             <w:id w:val="1363709435"/>
             <w:docPartObj>
               <w:docPartGallery w:val="Table of Contents"/>
@@ -974,16 +970,25 @@
           </w:sdtPr>
           <w:sdtEndPr>
             <w:rPr>
-              <w:b/>
-              <w:bCs/>
+              <w:rFonts w:asciiTheme="minorHAnsi" w:eastAsiaTheme="minorHAnsi" w:hAnsiTheme="minorHAnsi" w:cstheme="minorBidi"/>
+              <w:sz w:val="22"/>
+              <w:szCs w:val="22"/>
             </w:rPr>
           </w:sdtEndPr>
           <w:sdtContent>
             <w:p>
               <w:pPr>
+                <w:pStyle w:val="af1"/>
+              </w:pPr>
+              <w:r>
+                <w:t>Оглавление</w:t>
+              </w:r>
+            </w:p>
+            <w:p>
+              <w:pPr>
                 <w:pStyle w:val="11"/>
                 <w:tabs>
-                  <w:tab w:val="right" w:leader="dot" w:pos="10195"/>
+                  <w:tab w:val="right" w:leader="dot" w:pos="9344"/>
                 </w:tabs>
                 <w:rPr>
                   <w:rFonts w:asciiTheme="minorHAnsi" w:eastAsiaTheme="minorEastAsia" w:hAnsiTheme="minorHAnsi"/>
@@ -1001,7 +1006,7 @@
               <w:r>
                 <w:fldChar w:fldCharType="separate"/>
               </w:r>
-              <w:hyperlink w:anchor="_Toc191819594" w:history="1">
+              <w:hyperlink w:anchor="_Toc192060744" w:history="1">
                 <w:r>
                   <w:rPr>
                     <w:rStyle w:val="a4"/>
@@ -1028,7 +1033,7 @@
                     <w:noProof/>
                     <w:webHidden/>
                   </w:rPr>
-                  <w:instrText xml:space="preserve"> PAGEREF _Toc191819594 \h </w:instrText>
+                  <w:instrText xml:space="preserve"> PAGEREF _Toc192060744 \h </w:instrText>
                 </w:r>
                 <w:r>
                   <w:rPr>
@@ -1048,7 +1053,7 @@
                     <w:noProof/>
                     <w:webHidden/>
                   </w:rPr>
-                  <w:t>2</w:t>
+                  <w:t>3</w:t>
                 </w:r>
                 <w:r>
                   <w:rPr>
@@ -1063,7 +1068,7 @@
               <w:pPr>
                 <w:pStyle w:val="11"/>
                 <w:tabs>
-                  <w:tab w:val="right" w:leader="dot" w:pos="10195"/>
+                  <w:tab w:val="right" w:leader="dot" w:pos="9344"/>
                 </w:tabs>
                 <w:rPr>
                   <w:rFonts w:asciiTheme="minorHAnsi" w:eastAsiaTheme="minorEastAsia" w:hAnsiTheme="minorHAnsi"/>
@@ -1072,7 +1077,7 @@
                   <w:lang w:eastAsia="ru-RU"/>
                 </w:rPr>
               </w:pPr>
-              <w:hyperlink w:anchor="_Toc191819595" w:history="1">
+              <w:hyperlink w:anchor="_Toc192060745" w:history="1">
                 <w:r>
                   <w:rPr>
                     <w:rStyle w:val="a4"/>
@@ -1099,7 +1104,7 @@
                     <w:noProof/>
                     <w:webHidden/>
                   </w:rPr>
-                  <w:instrText xml:space="preserve"> PAGEREF _Toc191819595 \h </w:instrText>
+                  <w:instrText xml:space="preserve"> PAGEREF _Toc192060745 \h </w:instrText>
                 </w:r>
                 <w:r>
                   <w:rPr>
@@ -1119,7 +1124,7 @@
                     <w:noProof/>
                     <w:webHidden/>
                   </w:rPr>
-                  <w:t>2</w:t>
+                  <w:t>3</w:t>
                 </w:r>
                 <w:r>
                   <w:rPr>
@@ -1134,7 +1139,7 @@
               <w:pPr>
                 <w:pStyle w:val="11"/>
                 <w:tabs>
-                  <w:tab w:val="right" w:leader="dot" w:pos="10195"/>
+                  <w:tab w:val="right" w:leader="dot" w:pos="9344"/>
                 </w:tabs>
                 <w:rPr>
                   <w:rFonts w:asciiTheme="minorHAnsi" w:eastAsiaTheme="minorEastAsia" w:hAnsiTheme="minorHAnsi"/>
@@ -1143,7 +1148,7 @@
                   <w:lang w:eastAsia="ru-RU"/>
                 </w:rPr>
               </w:pPr>
-              <w:hyperlink w:anchor="_Toc191819596" w:history="1">
+              <w:hyperlink w:anchor="_Toc192060746" w:history="1">
                 <w:r>
                   <w:rPr>
                     <w:rStyle w:val="a4"/>
@@ -1170,7 +1175,7 @@
                     <w:noProof/>
                     <w:webHidden/>
                   </w:rPr>
-                  <w:instrText xml:space="preserve"> PAGEREF _Toc191819596 \h </w:instrText>
+                  <w:instrText xml:space="preserve"> PAGEREF _Toc192060746 \h </w:instrText>
                 </w:r>
                 <w:r>
                   <w:rPr>
@@ -1190,7 +1195,7 @@
                     <w:noProof/>
                     <w:webHidden/>
                   </w:rPr>
-                  <w:t>2</w:t>
+                  <w:t>3</w:t>
                 </w:r>
                 <w:r>
                   <w:rPr>
@@ -1205,7 +1210,7 @@
               <w:pPr>
                 <w:pStyle w:val="11"/>
                 <w:tabs>
-                  <w:tab w:val="right" w:leader="dot" w:pos="10195"/>
+                  <w:tab w:val="right" w:leader="dot" w:pos="9344"/>
                 </w:tabs>
                 <w:rPr>
                   <w:rFonts w:asciiTheme="minorHAnsi" w:eastAsiaTheme="minorEastAsia" w:hAnsiTheme="minorHAnsi"/>
@@ -1214,7 +1219,7 @@
                   <w:lang w:eastAsia="ru-RU"/>
                 </w:rPr>
               </w:pPr>
-              <w:hyperlink w:anchor="_Toc191819597" w:history="1">
+              <w:hyperlink w:anchor="_Toc192060747" w:history="1">
                 <w:r>
                   <w:rPr>
                     <w:rStyle w:val="a4"/>
@@ -1241,7 +1246,7 @@
                     <w:noProof/>
                     <w:webHidden/>
                   </w:rPr>
-                  <w:instrText xml:space="preserve"> PAGEREF _Toc191819597 \h </w:instrText>
+                  <w:instrText xml:space="preserve"> PAGEREF _Toc192060747 \h </w:instrText>
                 </w:r>
                 <w:r>
                   <w:rPr>
@@ -1261,7 +1266,7 @@
                     <w:noProof/>
                     <w:webHidden/>
                   </w:rPr>
-                  <w:t>5</w:t>
+                  <w:t>6</w:t>
                 </w:r>
                 <w:r>
                   <w:rPr>
@@ -1276,7 +1281,7 @@
               <w:pPr>
                 <w:pStyle w:val="31"/>
                 <w:tabs>
-                  <w:tab w:val="right" w:leader="dot" w:pos="10195"/>
+                  <w:tab w:val="right" w:leader="dot" w:pos="9344"/>
                 </w:tabs>
                 <w:rPr>
                   <w:rFonts w:asciiTheme="minorHAnsi" w:eastAsiaTheme="minorEastAsia" w:hAnsiTheme="minorHAnsi" w:cstheme="minorBidi"/>
@@ -1286,7 +1291,7 @@
                   <w:lang w:eastAsia="ru-RU"/>
                 </w:rPr>
               </w:pPr>
-              <w:hyperlink w:anchor="_Toc191819598" w:history="1">
+              <w:hyperlink w:anchor="_Toc192060748" w:history="1">
                 <w:r>
                   <w:rPr>
                     <w:rStyle w:val="a4"/>
@@ -1313,7 +1318,7 @@
                     <w:noProof/>
                     <w:webHidden/>
                   </w:rPr>
-                  <w:instrText xml:space="preserve"> PAGEREF _Toc191819598 \h </w:instrText>
+                  <w:instrText xml:space="preserve"> PAGEREF _Toc192060748 \h </w:instrText>
                 </w:r>
                 <w:r>
                   <w:rPr>
@@ -1333,7 +1338,7 @@
                     <w:noProof/>
                     <w:webHidden/>
                   </w:rPr>
-                  <w:t>5</w:t>
+                  <w:t>6</w:t>
                 </w:r>
                 <w:r>
                   <w:rPr>
@@ -1348,7 +1353,7 @@
               <w:pPr>
                 <w:pStyle w:val="31"/>
                 <w:tabs>
-                  <w:tab w:val="right" w:leader="dot" w:pos="10195"/>
+                  <w:tab w:val="right" w:leader="dot" w:pos="9344"/>
                 </w:tabs>
                 <w:rPr>
                   <w:rFonts w:asciiTheme="minorHAnsi" w:eastAsiaTheme="minorEastAsia" w:hAnsiTheme="minorHAnsi" w:cstheme="minorBidi"/>
@@ -1358,7 +1363,7 @@
                   <w:lang w:eastAsia="ru-RU"/>
                 </w:rPr>
               </w:pPr>
-              <w:hyperlink w:anchor="_Toc191819599" w:history="1">
+              <w:hyperlink w:anchor="_Toc192060749" w:history="1">
                 <w:r>
                   <w:rPr>
                     <w:rStyle w:val="a4"/>
@@ -1385,7 +1390,7 @@
                     <w:noProof/>
                     <w:webHidden/>
                   </w:rPr>
-                  <w:instrText xml:space="preserve"> PAGEREF _Toc191819599 \h </w:instrText>
+                  <w:instrText xml:space="preserve"> PAGEREF _Toc192060749 \h </w:instrText>
                 </w:r>
                 <w:r>
                   <w:rPr>
@@ -1405,7 +1410,7 @@
                     <w:noProof/>
                     <w:webHidden/>
                   </w:rPr>
-                  <w:t>5</w:t>
+                  <w:t>6</w:t>
                 </w:r>
                 <w:r>
                   <w:rPr>
@@ -1420,7 +1425,7 @@
               <w:pPr>
                 <w:pStyle w:val="31"/>
                 <w:tabs>
-                  <w:tab w:val="right" w:leader="dot" w:pos="10195"/>
+                  <w:tab w:val="right" w:leader="dot" w:pos="9344"/>
                 </w:tabs>
                 <w:rPr>
                   <w:rFonts w:asciiTheme="minorHAnsi" w:eastAsiaTheme="minorEastAsia" w:hAnsiTheme="minorHAnsi" w:cstheme="minorBidi"/>
@@ -1430,7 +1435,7 @@
                   <w:lang w:eastAsia="ru-RU"/>
                 </w:rPr>
               </w:pPr>
-              <w:hyperlink w:anchor="_Toc191819600" w:history="1">
+              <w:hyperlink w:anchor="_Toc192060750" w:history="1">
                 <w:r>
                   <w:rPr>
                     <w:rStyle w:val="a4"/>
@@ -1457,7 +1462,7 @@
                     <w:noProof/>
                     <w:webHidden/>
                   </w:rPr>
-                  <w:instrText xml:space="preserve"> PAGEREF _Toc191819600 \h </w:instrText>
+                  <w:instrText xml:space="preserve"> PAGEREF _Toc192060750 \h </w:instrText>
                 </w:r>
                 <w:r>
                   <w:rPr>
@@ -1477,7 +1482,7 @@
                     <w:noProof/>
                     <w:webHidden/>
                   </w:rPr>
-                  <w:t>5</w:t>
+                  <w:t>6</w:t>
                 </w:r>
                 <w:r>
                   <w:rPr>
@@ -1492,7 +1497,7 @@
               <w:pPr>
                 <w:pStyle w:val="31"/>
                 <w:tabs>
-                  <w:tab w:val="right" w:leader="dot" w:pos="10195"/>
+                  <w:tab w:val="right" w:leader="dot" w:pos="9344"/>
                 </w:tabs>
                 <w:rPr>
                   <w:rFonts w:asciiTheme="minorHAnsi" w:eastAsiaTheme="minorEastAsia" w:hAnsiTheme="minorHAnsi" w:cstheme="minorBidi"/>
@@ -1502,7 +1507,7 @@
                   <w:lang w:eastAsia="ru-RU"/>
                 </w:rPr>
               </w:pPr>
-              <w:hyperlink w:anchor="_Toc191819601" w:history="1">
+              <w:hyperlink w:anchor="_Toc192060751" w:history="1">
                 <w:r>
                   <w:rPr>
                     <w:rStyle w:val="a4"/>
@@ -1529,7 +1534,7 @@
                     <w:noProof/>
                     <w:webHidden/>
                   </w:rPr>
-                  <w:instrText xml:space="preserve"> PAGEREF _Toc191819601 \h </w:instrText>
+                  <w:instrText xml:space="preserve"> PAGEREF _Toc192060751 \h </w:instrText>
                 </w:r>
                 <w:r>
                   <w:rPr>
@@ -1549,7 +1554,7 @@
                     <w:noProof/>
                     <w:webHidden/>
                   </w:rPr>
-                  <w:t>8</w:t>
+                  <w:t>9</w:t>
                 </w:r>
                 <w:r>
                   <w:rPr>
@@ -1564,7 +1569,7 @@
               <w:pPr>
                 <w:pStyle w:val="31"/>
                 <w:tabs>
-                  <w:tab w:val="right" w:leader="dot" w:pos="10195"/>
+                  <w:tab w:val="right" w:leader="dot" w:pos="9344"/>
                 </w:tabs>
                 <w:rPr>
                   <w:rFonts w:asciiTheme="minorHAnsi" w:eastAsiaTheme="minorEastAsia" w:hAnsiTheme="minorHAnsi" w:cstheme="minorBidi"/>
@@ -1574,7 +1579,7 @@
                   <w:lang w:eastAsia="ru-RU"/>
                 </w:rPr>
               </w:pPr>
-              <w:hyperlink w:anchor="_Toc191819602" w:history="1">
+              <w:hyperlink w:anchor="_Toc192060752" w:history="1">
                 <w:r>
                   <w:rPr>
                     <w:rStyle w:val="a4"/>
@@ -1617,7 +1622,7 @@
                     <w:noProof/>
                     <w:webHidden/>
                   </w:rPr>
-                  <w:instrText xml:space="preserve"> PAGEREF _Toc191819602 \h </w:instrText>
+                  <w:instrText xml:space="preserve"> PAGEREF _Toc192060752 \h </w:instrText>
                 </w:r>
                 <w:r>
                   <w:rPr>
@@ -1637,7 +1642,7 @@
                     <w:noProof/>
                     <w:webHidden/>
                   </w:rPr>
-                  <w:t>9</w:t>
+                  <w:t>10</w:t>
                 </w:r>
                 <w:r>
                   <w:rPr>
@@ -1652,7 +1657,7 @@
               <w:pPr>
                 <w:pStyle w:val="31"/>
                 <w:tabs>
-                  <w:tab w:val="right" w:leader="dot" w:pos="10195"/>
+                  <w:tab w:val="right" w:leader="dot" w:pos="9344"/>
                 </w:tabs>
                 <w:rPr>
                   <w:rFonts w:asciiTheme="minorHAnsi" w:eastAsiaTheme="minorEastAsia" w:hAnsiTheme="minorHAnsi" w:cstheme="minorBidi"/>
@@ -1662,7 +1667,7 @@
                   <w:lang w:eastAsia="ru-RU"/>
                 </w:rPr>
               </w:pPr>
-              <w:hyperlink w:anchor="_Toc191819603" w:history="1">
+              <w:hyperlink w:anchor="_Toc192060753" w:history="1">
                 <w:r>
                   <w:rPr>
                     <w:rStyle w:val="a4"/>
@@ -1689,7 +1694,7 @@
                     <w:noProof/>
                     <w:webHidden/>
                   </w:rPr>
-                  <w:instrText xml:space="preserve"> PAGEREF _Toc191819603 \h </w:instrText>
+                  <w:instrText xml:space="preserve"> PAGEREF _Toc192060753 \h </w:instrText>
                 </w:r>
                 <w:r>
                   <w:rPr>
@@ -1709,7 +1714,79 @@
                     <w:noProof/>
                     <w:webHidden/>
                   </w:rPr>
-                  <w:t>9</w:t>
+                  <w:t>10</w:t>
+                </w:r>
+                <w:r>
+                  <w:rPr>
+                    <w:noProof/>
+                    <w:webHidden/>
+                  </w:rPr>
+                  <w:fldChar w:fldCharType="end"/>
+                </w:r>
+              </w:hyperlink>
+            </w:p>
+            <w:p>
+              <w:pPr>
+                <w:pStyle w:val="31"/>
+                <w:tabs>
+                  <w:tab w:val="right" w:leader="dot" w:pos="9344"/>
+                </w:tabs>
+                <w:rPr>
+                  <w:rFonts w:asciiTheme="minorHAnsi" w:eastAsiaTheme="minorEastAsia" w:hAnsiTheme="minorHAnsi" w:cstheme="minorBidi"/>
+                  <w:noProof/>
+                  <w:sz w:val="22"/>
+                  <w:szCs w:val="22"/>
+                  <w:lang w:eastAsia="ru-RU"/>
+                </w:rPr>
+              </w:pPr>
+              <w:hyperlink w:anchor="_Toc192060754" w:history="1">
+                <w:r>
+                  <w:rPr>
+                    <w:rStyle w:val="a4"/>
+                    <w:noProof/>
+                  </w:rPr>
+                  <w:t>Выводы</w:t>
+                </w:r>
+                <w:r>
+                  <w:rPr>
+                    <w:noProof/>
+                    <w:webHidden/>
+                  </w:rPr>
+                  <w:tab/>
+                </w:r>
+                <w:r>
+                  <w:rPr>
+                    <w:noProof/>
+                    <w:webHidden/>
+                  </w:rPr>
+                  <w:fldChar w:fldCharType="begin"/>
+                </w:r>
+                <w:r>
+                  <w:rPr>
+                    <w:noProof/>
+                    <w:webHidden/>
+                  </w:rPr>
+                  <w:instrText xml:space="preserve"> PAGEREF _Toc192060754 \h </w:instrText>
+                </w:r>
+                <w:r>
+                  <w:rPr>
+                    <w:noProof/>
+                    <w:webHidden/>
+                  </w:rPr>
+                </w:r>
+                <w:r>
+                  <w:rPr>
+                    <w:noProof/>
+                    <w:webHidden/>
+                  </w:rPr>
+                  <w:fldChar w:fldCharType="separate"/>
+                </w:r>
+                <w:r>
+                  <w:rPr>
+                    <w:noProof/>
+                    <w:webHidden/>
+                  </w:rPr>
+                  <w:t>12</w:t>
                 </w:r>
                 <w:r>
                   <w:rPr>
@@ -1724,7 +1801,7 @@
               <w:pPr>
                 <w:pStyle w:val="11"/>
                 <w:tabs>
-                  <w:tab w:val="right" w:leader="dot" w:pos="10195"/>
+                  <w:tab w:val="right" w:leader="dot" w:pos="9344"/>
                 </w:tabs>
                 <w:rPr>
                   <w:rFonts w:asciiTheme="minorHAnsi" w:eastAsiaTheme="minorEastAsia" w:hAnsiTheme="minorHAnsi"/>
@@ -1733,7 +1810,7 @@
                   <w:lang w:eastAsia="ru-RU"/>
                 </w:rPr>
               </w:pPr>
-              <w:hyperlink w:anchor="_Toc191819604" w:history="1">
+              <w:hyperlink w:anchor="_Toc192060755" w:history="1">
                 <w:r>
                   <w:rPr>
                     <w:rStyle w:val="a4"/>
@@ -1760,7 +1837,7 @@
                     <w:noProof/>
                     <w:webHidden/>
                   </w:rPr>
-                  <w:instrText xml:space="preserve"> PAGEREF _Toc191819604 \h </w:instrText>
+                  <w:instrText xml:space="preserve"> PAGEREF _Toc192060755 \h </w:instrText>
                 </w:r>
                 <w:r>
                   <w:rPr>
@@ -1780,7 +1857,7 @@
                     <w:noProof/>
                     <w:webHidden/>
                   </w:rPr>
-                  <w:t>10</w:t>
+                  <w:t>13</w:t>
                 </w:r>
                 <w:r>
                   <w:rPr>
@@ -1800,28 +1877,37 @@
                 <w:fldChar w:fldCharType="end"/>
               </w:r>
             </w:p>
-            <w:p/>
+            <w:p>
+              <w:pPr>
+                <w:rPr>
+                  <w:b/>
+                  <w:bCs/>
+                </w:rPr>
+              </w:pPr>
+            </w:p>
           </w:sdtContent>
         </w:sdt>
         <w:p>
           <w:pPr>
-            <w:pStyle w:val="af1"/>
-            <w:sectPr>
-              <w:footerReference w:type="default" r:id="rId10"/>
-              <w:pgSz w:w="11906" w:h="16838"/>
-              <w:pgMar w:top="1134" w:right="567" w:bottom="1134" w:left="1134" w:header="709" w:footer="709" w:gutter="0"/>
-              <w:pgNumType w:start="2"/>
-              <w:cols w:space="708"/>
-              <w:docGrid w:linePitch="360"/>
-            </w:sectPr>
+            <w:rPr>
+              <w:b/>
+              <w:bCs/>
+            </w:rPr>
           </w:pPr>
+          <w:r>
+            <w:rPr>
+              <w:b/>
+              <w:bCs/>
+            </w:rPr>
+            <w:br w:type="page"/>
+          </w:r>
         </w:p>
         <w:p>
           <w:pPr>
             <w:pStyle w:val="af1"/>
           </w:pPr>
           <w:bookmarkStart w:id="0" w:name="_Toc191480671"/>
-          <w:bookmarkStart w:id="1" w:name="_Toc191819594"/>
+          <w:bookmarkStart w:id="1" w:name="_Toc192060744"/>
           <w:r>
             <w:lastRenderedPageBreak/>
             <w:t>Цель работы</w:t>
@@ -1834,7 +1920,31 @@
             <w:pStyle w:val="af3"/>
           </w:pPr>
           <w:r>
-            <w:t>Целью работы является проектирование игры “</w:t>
+            <w:t>Цель</w:t>
+          </w:r>
+          <w:r>
+            <w:t xml:space="preserve"> </w:t>
+          </w:r>
+          <w:r>
+            <w:t>данно</w:t>
+          </w:r>
+          <w:r>
+            <w:t>й</w:t>
+          </w:r>
+          <w:r>
+            <w:t xml:space="preserve"> </w:t>
+          </w:r>
+          <w:r>
+            <w:t>работы</w:t>
+          </w:r>
+          <w:r>
+            <w:t xml:space="preserve"> — </w:t>
+          </w:r>
+          <w:r>
+            <w:t xml:space="preserve">проектирование игры </w:t>
+          </w:r>
+          <w:r>
+            <w:t>«</w:t>
           </w:r>
           <w:proofErr w:type="spellStart"/>
           <w:r>
@@ -1842,7 +1952,10 @@
           </w:r>
           <w:proofErr w:type="spellEnd"/>
           <w:r>
-            <w:t xml:space="preserve"> поля”.</w:t>
+            <w:t xml:space="preserve"> поля</w:t>
+          </w:r>
+          <w:r>
+            <w:t>», включающее определение жанра, механик, структуры игры и пользовательского взаимодействия.</w:t>
           </w:r>
         </w:p>
         <w:p>
@@ -1850,7 +1963,7 @@
             <w:pStyle w:val="af1"/>
           </w:pPr>
           <w:bookmarkStart w:id="2" w:name="_Toc191480672"/>
-          <w:bookmarkStart w:id="3" w:name="_Toc191819595"/>
+          <w:bookmarkStart w:id="3" w:name="_Toc192060745"/>
           <w:r>
             <w:t>Задание</w:t>
           </w:r>
@@ -1872,9 +1985,13 @@
               <w:ilvl w:val="0"/>
               <w:numId w:val="14"/>
             </w:numPr>
+            <w:ind w:left="993" w:hanging="357"/>
           </w:pPr>
           <w:r>
             <w:t>Определить жанр и концепцию игры</w:t>
+          </w:r>
+          <w:r>
+            <w:t>;</w:t>
           </w:r>
         </w:p>
         <w:p>
@@ -1884,9 +2001,16 @@
               <w:ilvl w:val="0"/>
               <w:numId w:val="14"/>
             </w:numPr>
+            <w:ind w:left="993" w:hanging="357"/>
           </w:pPr>
           <w:r>
             <w:t>Определить цель игры</w:t>
+          </w:r>
+          <w:r>
+            <w:rPr>
+              <w:lang w:val="en-US"/>
+            </w:rPr>
+            <w:t>;</w:t>
           </w:r>
         </w:p>
         <w:p>
@@ -1896,9 +2020,16 @@
               <w:ilvl w:val="0"/>
               <w:numId w:val="14"/>
             </w:numPr>
+            <w:ind w:left="993" w:hanging="357"/>
           </w:pPr>
           <w:r>
             <w:t>Проанализировать аналогичные игры</w:t>
+          </w:r>
+          <w:r>
+            <w:rPr>
+              <w:lang w:val="en-US"/>
+            </w:rPr>
+            <w:t>;</w:t>
           </w:r>
         </w:p>
         <w:p>
@@ -1908,9 +2039,13 @@
               <w:ilvl w:val="0"/>
               <w:numId w:val="14"/>
             </w:numPr>
+            <w:ind w:left="993" w:hanging="357"/>
           </w:pPr>
           <w:r>
             <w:t>Описать механики и правила в игре</w:t>
+          </w:r>
+          <w:r>
+            <w:t>;</w:t>
           </w:r>
         </w:p>
         <w:p>
@@ -1920,9 +2055,16 @@
               <w:ilvl w:val="0"/>
               <w:numId w:val="14"/>
             </w:numPr>
+            <w:ind w:left="993" w:hanging="357"/>
           </w:pPr>
           <w:r>
             <w:t>Продумать мотивацию для игрока</w:t>
+          </w:r>
+          <w:r>
+            <w:rPr>
+              <w:lang w:val="en-US"/>
+            </w:rPr>
+            <w:t>;</w:t>
           </w:r>
         </w:p>
         <w:p>
@@ -1932,9 +2074,16 @@
               <w:ilvl w:val="0"/>
               <w:numId w:val="14"/>
             </w:numPr>
+            <w:ind w:left="993" w:hanging="357"/>
           </w:pPr>
           <w:r>
             <w:t>Определить цикл игры</w:t>
+          </w:r>
+          <w:r>
+            <w:rPr>
+              <w:lang w:val="en-US"/>
+            </w:rPr>
+            <w:t>;</w:t>
           </w:r>
         </w:p>
         <w:p>
@@ -1944,9 +2093,16 @@
               <w:ilvl w:val="0"/>
               <w:numId w:val="14"/>
             </w:numPr>
+            <w:ind w:left="993" w:hanging="357"/>
           </w:pPr>
           <w:r>
             <w:t>Оформить отчет по работе</w:t>
+          </w:r>
+          <w:r>
+            <w:rPr>
+              <w:lang w:val="en-US"/>
+            </w:rPr>
+            <w:t>.</w:t>
           </w:r>
         </w:p>
         <w:p>
@@ -1954,7 +2110,7 @@
             <w:pStyle w:val="af1"/>
           </w:pPr>
           <w:bookmarkStart w:id="4" w:name="_Toc191480673"/>
-          <w:bookmarkStart w:id="5" w:name="_Toc191819596"/>
+          <w:bookmarkStart w:id="5" w:name="_Toc192060746"/>
           <w:r>
             <w:t>Теоретическая часть</w:t>
           </w:r>
@@ -2208,7 +2364,13 @@
         <w:t xml:space="preserve">Жанр и концепция. </w:t>
       </w:r>
       <w:r>
-        <w:t>Определи, какой жанр тебе ближе (например, слэшер или шутер), исходя из личных интересов и опыта. Четкое понимание жанра поможет выбрать стиль, настроение и целевую аудиторию.</w:t>
+        <w:t>Определи</w:t>
+      </w:r>
+      <w:r>
+        <w:t>ть</w:t>
+      </w:r>
+      <w:r>
+        <w:t xml:space="preserve"> какой жанр ближе (например, слэшер или шутер), исходя из личных интересов и опыта. Четкое понимание жанра поможет выбрать стиль, настроение и целевую аудиторию.</w:t>
       </w:r>
     </w:p>
     <w:p>
@@ -2222,7 +2384,13 @@
         <w:t>Определение цели игры</w:t>
       </w:r>
       <w:r>
-        <w:t>. Сформулируй простое, но емкое описание задачи или же цели для игрока. Это может быть прохождение уровней, выполнение квестов или выживание в боевых условиях. Цель определяет набор механик.</w:t>
+        <w:t>. Сформулир</w:t>
+      </w:r>
+      <w:r>
+        <w:t>овать</w:t>
+      </w:r>
+      <w:r>
+        <w:t xml:space="preserve"> простое, но емкое описание задачи или же цели для игрока. Это может быть прохождение уровней, выполнение квестов или выживание в боевых условиях. Цель определяет набор механик.</w:t>
       </w:r>
     </w:p>
     <w:p>
@@ -2265,7 +2433,10 @@
         <w:t xml:space="preserve"> </w:t>
       </w:r>
       <w:r>
-        <w:t>копируй</w:t>
+        <w:t>копир</w:t>
+      </w:r>
+      <w:r>
+        <w:t>овать</w:t>
       </w:r>
       <w:r>
         <w:rPr>
@@ -2301,7 +2472,10 @@
         <w:t xml:space="preserve"> </w:t>
       </w:r>
       <w:r>
-        <w:t>анализируй</w:t>
+        <w:t>анализир</w:t>
+      </w:r>
+      <w:r>
+        <w:t>овать</w:t>
       </w:r>
       <w:r>
         <w:rPr>
@@ -2310,7 +2484,17 @@
         <w:t xml:space="preserve"> </w:t>
       </w:r>
       <w:r>
-        <w:t>структуру и особенности уже существующих проектов. Обращай внимание на масштаб, баланс и способы вовлечения игрока. Рекомендуется сконцентрироваться на небольших инди проектах.</w:t>
+        <w:t>структуру и особенности уже существующих проектов. Обраща</w:t>
+      </w:r>
+      <w:r>
+        <w:t>ть</w:t>
+      </w:r>
+      <w:r>
+        <w:t xml:space="preserve"> внимание </w:t>
+      </w:r>
+      <w:r>
+        <w:lastRenderedPageBreak/>
+        <w:t>на масштаб, баланс и способы вовлечения игрока. Рекомендуется сконцентрироваться на небольших инди проектах.</w:t>
       </w:r>
     </w:p>
     <w:p>
@@ -2321,7 +2505,6 @@
         <w:rPr>
           <w:b/>
         </w:rPr>
-        <w:lastRenderedPageBreak/>
         <w:t xml:space="preserve">Механики игры. </w:t>
       </w:r>
       <w:r>
@@ -2371,6 +2554,9 @@
       </w:r>
       <w:r>
         <w:t>Выдели</w:t>
+      </w:r>
+      <w:r>
+        <w:t>ть</w:t>
       </w:r>
       <w:r>
         <w:rPr>
@@ -2485,15 +2671,7 @@
       </w:r>
       <w:proofErr w:type="spellEnd"/>
       <w:r>
-        <w:t xml:space="preserve"> и </w:t>
-      </w:r>
-      <w:proofErr w:type="spellStart"/>
-      <w:r>
-        <w:t>шутер</w:t>
-      </w:r>
-      <w:proofErr w:type="spellEnd"/>
-      <w:r>
-        <w:t>. Также важно определить, какие навыки и инструменты игроки будут использовать для</w:t>
+        <w:t xml:space="preserve"> и шутер. Также важно определить, какие навыки и инструменты игроки будут использовать для</w:t>
       </w:r>
       <w:r>
         <w:rPr>
@@ -2791,7 +2969,13 @@
         <w:t xml:space="preserve">Игровые правила. </w:t>
       </w:r>
       <w:r>
-        <w:t>Опиши систему правил: как игрок управляет персонажем, как работает оружие, когда активируются особые возможности.</w:t>
+        <w:t>Опи</w:t>
+      </w:r>
+      <w:r>
+        <w:t>сать</w:t>
+      </w:r>
+      <w:r>
+        <w:t xml:space="preserve"> систему правил: как игрок управляет персонажем, как работает оружие, когда активируются особые возможности.</w:t>
       </w:r>
     </w:p>
     <w:p>
@@ -2920,7 +3104,11 @@
         <w:t xml:space="preserve"> </w:t>
       </w:r>
       <w:r>
-        <w:t xml:space="preserve">старался пройти уровень за минимальное время, отыскав все тайники, собрав все ресурсы и т.д. Это позволяет сделать игру более </w:t>
+        <w:t xml:space="preserve">старался пройти уровень за минимальное время, отыскав </w:t>
+      </w:r>
+      <w:r>
+        <w:lastRenderedPageBreak/>
+        <w:t>все тайники, собрав все ресурсы и т.д. Это позволяет сделать игру более интересной и динамичной.</w:t>
       </w:r>
     </w:p>
     <w:p>
@@ -2929,20 +3117,10 @@
         <w:ind w:firstLine="0"/>
       </w:pPr>
       <w:r>
-        <w:t>интересной и динамичной.</w:t>
-      </w:r>
-    </w:p>
-    <w:p>
-      <w:pPr>
-        <w:pStyle w:val="af3"/>
-        <w:ind w:firstLine="0"/>
-      </w:pPr>
-      <w:r>
         <w:rPr>
           <w:noProof/>
           <w:lang w:eastAsia="ru-RU"/>
         </w:rPr>
-        <w:lastRenderedPageBreak/>
         <mc:AlternateContent>
           <mc:Choice Requires="wps">
             <w:drawing>
@@ -3213,7 +3391,7 @@
                 <v:stroke joinstyle="miter"/>
                 <v:path gradientshapeok="t" o:connecttype="rect"/>
               </v:shapetype>
-              <v:shape id="Надпись 1" o:spid="_x0000_s1026" type="#_x0000_t202" style="width:467.7pt;height:324pt;visibility:visible;mso-wrap-style:square;mso-left-percent:-10001;mso-top-percent:-10001;mso-position-horizontal:absolute;mso-position-horizontal-relative:char;mso-position-vertical:absolute;mso-position-vertical-relative:line;mso-left-percent:-10001;mso-top-percent:-10001;v-text-anchor:top" o:gfxdata="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" filled="f" strokeweight=".16931mm">
+              <v:shape id="Надпись 1" o:spid="_x0000_s1026" type="#_x0000_t202" style="width:467.7pt;height:324pt;visibility:visible;mso-wrap-style:square;mso-left-percent:-10001;mso-top-percent:-10001;mso-position-horizontal:absolute;mso-position-horizontal-relative:char;mso-position-vertical:absolute;mso-position-vertical-relative:line;mso-left-percent:-10001;mso-top-percent:-10001;v-text-anchor:top" o:gfxdata="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" filled="f" strokeweight=".16931mm">
                 <v:path arrowok="t"/>
                 <v:textbox inset="0,0,0,0">
                   <w:txbxContent>
@@ -3446,7 +3624,13 @@
         <w:t xml:space="preserve">Прототип интерфейса. </w:t>
       </w:r>
       <w:r>
-        <w:t xml:space="preserve">Создай эскизы или макеты (например, в </w:t>
+        <w:t>Созда</w:t>
+      </w:r>
+      <w:r>
+        <w:t>ть</w:t>
+      </w:r>
+      <w:r>
+        <w:t xml:space="preserve"> эскизы или макеты (например, в </w:t>
       </w:r>
       <w:proofErr w:type="spellStart"/>
       <w:r>
@@ -3454,15 +3638,7 @@
       </w:r>
       <w:proofErr w:type="spellEnd"/>
       <w:r>
-        <w:t xml:space="preserve"> или </w:t>
-      </w:r>
-      <w:proofErr w:type="spellStart"/>
-      <w:r>
-        <w:t>Photoshop</w:t>
-      </w:r>
-      <w:proofErr w:type="spellEnd"/>
-      <w:r>
-        <w:t>) основных экранов: главное меню, HUD (жизни, броня, выбранное оружие, оставшееся время), экран загрузки и экран поражения. Интерфейс должен быть интуитивно понятным и соответствовать стилистике игры.</w:t>
+        <w:t xml:space="preserve"> или Photoshop) основных экранов: главное меню, HUD (жизни, броня, выбранное оружие, оставшееся время), экран загрузки и экран поражения. Интерфейс должен быть интуитивно понятным и соответствовать стилистике игры.</w:t>
       </w:r>
     </w:p>
     <w:p>
@@ -3485,7 +3661,11 @@
         <w:t>Итог.</w:t>
       </w:r>
       <w:r>
-        <w:t xml:space="preserve"> После того, как завершено проектирование игры, будет получено представление о том, насколько интересна идея игры, и как ее можно улучшить, чтобы сделать ее более привлекательной для игроков. Основываясь на задумке, в дальнейшем можно разработать более детальный дизайн игры и начать работу над созданием полноценной игры.</w:t>
+        <w:t xml:space="preserve"> После того, как завершено проектирование игры, будет получено представление о том, насколько интересна идея игры, и как ее можно улучшить, чтобы сделать ее более привлекательной для игроков. Основываясь </w:t>
+      </w:r>
+      <w:r>
+        <w:lastRenderedPageBreak/>
+        <w:t>на задумке, в дальнейшем можно разработать более детальный дизайн игры и начать работу над созданием полноценной игры.</w:t>
       </w:r>
     </w:p>
     <w:p>
@@ -3493,9 +3673,8 @@
         <w:pStyle w:val="af1"/>
       </w:pPr>
       <w:bookmarkStart w:id="6" w:name="_Toc191480674"/>
-      <w:bookmarkStart w:id="7" w:name="_Toc191819597"/>
-      <w:r>
-        <w:lastRenderedPageBreak/>
+      <w:bookmarkStart w:id="7" w:name="_Toc192060747"/>
+      <w:r>
         <w:t>Ход выполнения</w:t>
       </w:r>
       <w:bookmarkEnd w:id="6"/>
@@ -3528,7 +3707,7 @@
         <w:pStyle w:val="22"/>
       </w:pPr>
       <w:bookmarkStart w:id="8" w:name="_Toc191480675"/>
-      <w:bookmarkStart w:id="9" w:name="_Toc191819598"/>
+      <w:bookmarkStart w:id="9" w:name="_Toc192060748"/>
       <w:r>
         <w:t>Жанр и концепция</w:t>
       </w:r>
@@ -3670,7 +3849,34 @@
         <w:rPr>
           <w:rStyle w:val="h9rpj5gkjhrwbrml3kdi"/>
         </w:rPr>
-        <w:t>Действие игры происходит в сеттинге «Магнитошахтинская область» [2], на локации «</w:t>
+        <w:t>Игровое действие разворачивается</w:t>
+      </w:r>
+      <w:r>
+        <w:rPr>
+          <w:rStyle w:val="h9rpj5gkjhrwbrml3kdi"/>
+        </w:rPr>
+        <w:t xml:space="preserve"> в сеттинге «Магнитошахтинская область» [2], </w:t>
+      </w:r>
+      <w:r>
+        <w:t>а основной локацией явля</w:t>
+      </w:r>
+      <w:r>
+        <w:t>ю</w:t>
+      </w:r>
+      <w:r>
+        <w:t>тся</w:t>
+      </w:r>
+      <w:r>
+        <w:rPr>
+          <w:rStyle w:val="h9rpj5gkjhrwbrml3kdi"/>
+        </w:rPr>
+        <w:t xml:space="preserve"> </w:t>
+      </w:r>
+      <w:r>
+        <w:rPr>
+          <w:rStyle w:val="h9rpj5gkjhrwbrml3kdi"/>
+        </w:rPr>
+        <w:t>«</w:t>
       </w:r>
       <w:proofErr w:type="spellStart"/>
       <w:r>
@@ -3696,7 +3902,61 @@
         <w:rPr>
           <w:rStyle w:val="h9rpj5gkjhrwbrml3kdi"/>
         </w:rPr>
-        <w:t>), где игрок берет на себя роль сотрудника МЧС. Его задача — исследовать поля и найти пропавших жителей, противостоя местным тварям, которые будут на него нападать.</w:t>
+        <w:t>)</w:t>
+      </w:r>
+      <w:r>
+        <w:rPr>
+          <w:rStyle w:val="h9rpj5gkjhrwbrml3kdi"/>
+        </w:rPr>
+        <w:t>.</w:t>
+      </w:r>
+      <w:r>
+        <w:rPr>
+          <w:rStyle w:val="h9rpj5gkjhrwbrml3kdi"/>
+        </w:rPr>
+        <w:t xml:space="preserve"> </w:t>
+      </w:r>
+      <w:r>
+        <w:rPr>
+          <w:rStyle w:val="h9rpj5gkjhrwbrml3kdi"/>
+        </w:rPr>
+        <w:t>Игрок выступает в рол</w:t>
+      </w:r>
+      <w:r>
+        <w:rPr>
+          <w:rStyle w:val="h9rpj5gkjhrwbrml3kdi"/>
+        </w:rPr>
+        <w:t>и</w:t>
+      </w:r>
+      <w:r>
+        <w:rPr>
+          <w:rStyle w:val="h9rpj5gkjhrwbrml3kdi"/>
+        </w:rPr>
+        <w:t xml:space="preserve"> сотрудника МЧС</w:t>
+      </w:r>
+      <w:r>
+        <w:rPr>
+          <w:rStyle w:val="h9rpj5gkjhrwbrml3kdi"/>
+        </w:rPr>
+        <w:t>,</w:t>
+      </w:r>
+      <w:r>
+        <w:rPr>
+          <w:rStyle w:val="h9rpj5gkjhrwbrml3kdi"/>
+        </w:rPr>
+        <w:t xml:space="preserve"> </w:t>
+      </w:r>
+      <w:r>
+        <w:rPr>
+          <w:rStyle w:val="h9rpj5gkjhrwbrml3kdi"/>
+        </w:rPr>
+        <w:t>е</w:t>
+      </w:r>
+      <w:r>
+        <w:rPr>
+          <w:rStyle w:val="h9rpj5gkjhrwbrml3kdi"/>
+        </w:rPr>
+        <w:t>го задача — исследовать поля и найти пропавших жителей, противостоя местным тварям, которые будут на него нападать.</w:t>
       </w:r>
     </w:p>
     <w:p>
@@ -3707,7 +3967,7 @@
         </w:rPr>
       </w:pPr>
       <w:bookmarkStart w:id="10" w:name="_Toc191480676"/>
-      <w:bookmarkStart w:id="11" w:name="_Toc191819599"/>
+      <w:bookmarkStart w:id="11" w:name="_Toc192060749"/>
       <w:r>
         <w:rPr>
           <w:rStyle w:val="h9rpj5gkjhrwbrml3kdi"/>
@@ -3738,7 +3998,7 @@
           <w:rStyle w:val="h9rpj5gkjhrwbrml3kdi"/>
         </w:rPr>
       </w:pPr>
-      <w:bookmarkStart w:id="12" w:name="_Toc191819600"/>
+      <w:bookmarkStart w:id="12" w:name="_Toc192060750"/>
       <w:r>
         <w:rPr>
           <w:rStyle w:val="h9rpj5gkjhrwbrml3kdi"/>
@@ -3851,7 +4111,7 @@
                     <pic:cNvPicPr/>
                   </pic:nvPicPr>
                   <pic:blipFill>
-                    <a:blip r:embed="rId11" cstate="print">
+                    <a:blip r:embed="rId10" cstate="print">
                       <a:extLst>
                         <a:ext uri="{28A0092B-C50C-407E-A947-70E740481C1C}">
                           <a14:useLocalDpi xmlns:a14="http://schemas.microsoft.com/office/drawing/2010/main" val="0"/>
@@ -3911,7 +4171,7 @@
         <w:t xml:space="preserve"> нападают на людей в лесах / Главное управление МЧС России по Магнитошахтинской области</w:t>
       </w:r>
       <w:r>
-        <w:t xml:space="preserve">». </w:t>
+        <w:t>»</w:t>
       </w:r>
     </w:p>
     <w:p>
@@ -4013,7 +4273,7 @@
                     <pic:cNvPicPr/>
                   </pic:nvPicPr>
                   <pic:blipFill>
-                    <a:blip r:embed="rId12" cstate="print">
+                    <a:blip r:embed="rId11" cstate="print">
                       <a:extLst>
                         <a:ext uri="{28A0092B-C50C-407E-A947-70E740481C1C}">
                           <a14:useLocalDpi xmlns:a14="http://schemas.microsoft.com/office/drawing/2010/main" val="0"/>
@@ -4343,7 +4603,7 @@
                     <pic:cNvPicPr/>
                   </pic:nvPicPr>
                   <pic:blipFill>
-                    <a:blip r:embed="rId13" cstate="print">
+                    <a:blip r:embed="rId12" cstate="print">
                       <a:extLst>
                         <a:ext uri="{28A0092B-C50C-407E-A947-70E740481C1C}">
                           <a14:useLocalDpi xmlns:a14="http://schemas.microsoft.com/office/drawing/2010/main" val="0"/>
@@ -4487,7 +4747,7 @@
         <w:rPr>
           <w:rStyle w:val="h9rpj5gkjhrwbrml3kdi"/>
         </w:rPr>
-        <w:t xml:space="preserve"> при взаимодействии с запечатанной дверью.</w:t>
+        <w:t xml:space="preserve"> при взаимодействии с запечатанной дверью</w:t>
       </w:r>
     </w:p>
     <w:p>
@@ -4724,7 +4984,7 @@
                     <pic:cNvPicPr/>
                   </pic:nvPicPr>
                   <pic:blipFill>
-                    <a:blip r:embed="rId14">
+                    <a:blip r:embed="rId13">
                       <a:extLst>
                         <a:ext uri="{28A0092B-C50C-407E-A947-70E740481C1C}">
                           <a14:useLocalDpi xmlns:a14="http://schemas.microsoft.com/office/drawing/2010/main" val="0"/>
@@ -4836,7 +5096,7 @@
         <w:rPr>
           <w:rStyle w:val="h9rpj5gkjhrwbrml3kdi"/>
         </w:rPr>
-        <w:t>Пример механики сражения с врагами.</w:t>
+        <w:t>Пример механики сражения с врагами</w:t>
       </w:r>
     </w:p>
     <w:p>
@@ -4979,7 +5239,19 @@
         <w:rPr>
           <w:rStyle w:val="h9rpj5gkjhrwbrml3kdi"/>
         </w:rPr>
-        <w:t>(время, навыки, возможности программный средств)</w:t>
+        <w:t>(время, навыки, возможности программны</w:t>
+      </w:r>
+      <w:r>
+        <w:rPr>
+          <w:rStyle w:val="h9rpj5gkjhrwbrml3kdi"/>
+        </w:rPr>
+        <w:t>х</w:t>
+      </w:r>
+      <w:r>
+        <w:rPr>
+          <w:rStyle w:val="h9rpj5gkjhrwbrml3kdi"/>
+        </w:rPr>
+        <w:t xml:space="preserve"> средств)</w:t>
       </w:r>
       <w:r>
         <w:rPr>
@@ -4995,7 +5267,7 @@
           <w:rStyle w:val="h9rpj5gkjhrwbrml3kdi"/>
         </w:rPr>
       </w:pPr>
-      <w:bookmarkStart w:id="13" w:name="_Toc191819601"/>
+      <w:bookmarkStart w:id="13" w:name="_Toc192060751"/>
       <w:r>
         <w:rPr>
           <w:rStyle w:val="h9rpj5gkjhrwbrml3kdi"/>
@@ -5057,15 +5329,43 @@
           <w:ilvl w:val="0"/>
           <w:numId w:val="15"/>
         </w:numPr>
-        <w:rPr>
-          <w:rStyle w:val="h9rpj5gkjhrwbrml3kdi"/>
-        </w:rPr>
-      </w:pPr>
-      <w:r>
-        <w:rPr>
-          <w:rStyle w:val="h9rpj5gkjhrwbrml3kdi"/>
-        </w:rPr>
-        <w:t>Передвижение: игрок управляет персонажем от первого лица, перемещение осуществляется с помощью джойстиков контроллеров, возможны прыжки и ускорения для обхода препятствий.</w:t>
+        <w:ind w:left="993"/>
+        <w:rPr>
+          <w:rStyle w:val="h9rpj5gkjhrwbrml3kdi"/>
+        </w:rPr>
+      </w:pPr>
+      <w:r>
+        <w:rPr>
+          <w:rStyle w:val="h9rpj5gkjhrwbrml3kdi"/>
+        </w:rPr>
+        <w:t xml:space="preserve">Передвижение: </w:t>
+      </w:r>
+      <w:r>
+        <w:t xml:space="preserve">перемещение </w:t>
+      </w:r>
+      <w:r>
+        <w:t xml:space="preserve">с использованием </w:t>
+      </w:r>
+      <w:r>
+        <w:t xml:space="preserve">джойстиков </w:t>
+      </w:r>
+      <w:r>
+        <w:t>VR-контроллеров</w:t>
+      </w:r>
+      <w:r>
+        <w:t xml:space="preserve"> для ходьбы и поворотов</w:t>
+      </w:r>
+      <w:r>
+        <w:rPr>
+          <w:rStyle w:val="h9rpj5gkjhrwbrml3kdi"/>
+        </w:rPr>
+        <w:t>, прыжки и ускорения для обхода препятствий</w:t>
+      </w:r>
+      <w:r>
+        <w:rPr>
+          <w:rStyle w:val="h9rpj5gkjhrwbrml3kdi"/>
+        </w:rPr>
+        <w:t>;</w:t>
       </w:r>
     </w:p>
     <w:p>
@@ -5075,27 +5375,28 @@
           <w:ilvl w:val="0"/>
           <w:numId w:val="15"/>
         </w:numPr>
-        <w:rPr>
-          <w:rStyle w:val="h9rpj5gkjhrwbrml3kdi"/>
-        </w:rPr>
-      </w:pPr>
-      <w:r>
-        <w:rPr>
-          <w:rStyle w:val="h9rpj5gkjhrwbrml3kdi"/>
-        </w:rPr>
-        <w:t>Взаимодействие с окружением: выделение интерактивных объектов из общего фона</w:t>
-      </w:r>
-      <w:r>
-        <w:rPr>
-          <w:rStyle w:val="h9rpj5gkjhrwbrml3kdi"/>
-        </w:rPr>
-        <w:t xml:space="preserve">, инвентарь для сбора </w:t>
-      </w:r>
-      <w:r>
-        <w:rPr>
-          <w:rStyle w:val="h9rpj5gkjhrwbrml3kdi"/>
-        </w:rPr>
-        <w:t>объектов.</w:t>
+        <w:ind w:left="993"/>
+        <w:rPr>
+          <w:rStyle w:val="h9rpj5gkjhrwbrml3kdi"/>
+        </w:rPr>
+      </w:pPr>
+      <w:r>
+        <w:rPr>
+          <w:rStyle w:val="h9rpj5gkjhrwbrml3kdi"/>
+        </w:rPr>
+        <w:t xml:space="preserve">Взаимодействие с окружением: </w:t>
+      </w:r>
+      <w:r>
+        <w:rPr>
+          <w:rStyle w:val="h9rpj5gkjhrwbrml3kdi"/>
+        </w:rPr>
+        <w:t>интерактивные объекты для взаимодействия и сбора в инвентарь</w:t>
+      </w:r>
+      <w:r>
+        <w:rPr>
+          <w:rStyle w:val="h9rpj5gkjhrwbrml3kdi"/>
+        </w:rPr>
+        <w:t>.</w:t>
       </w:r>
     </w:p>
     <w:p>
@@ -5119,15 +5420,31 @@
           <w:ilvl w:val="0"/>
           <w:numId w:val="18"/>
         </w:numPr>
-        <w:rPr>
-          <w:rStyle w:val="h9rpj5gkjhrwbrml3kdi"/>
-        </w:rPr>
-      </w:pPr>
-      <w:r>
-        <w:rPr>
-          <w:rStyle w:val="h9rpj5gkjhrwbrml3kdi"/>
-        </w:rPr>
-        <w:t>Противники: враги патрулируют определённые области, если они замечают игрока, то начинается преследование с атакой ближнего боя.</w:t>
+        <w:ind w:left="993"/>
+        <w:rPr>
+          <w:rStyle w:val="h9rpj5gkjhrwbrml3kdi"/>
+        </w:rPr>
+      </w:pPr>
+      <w:r>
+        <w:rPr>
+          <w:rStyle w:val="h9rpj5gkjhrwbrml3kdi"/>
+        </w:rPr>
+        <w:t xml:space="preserve">Система боя: </w:t>
+      </w:r>
+      <w:r>
+        <w:t xml:space="preserve">ближний бой с использованием </w:t>
+      </w:r>
+      <w:r>
+        <w:rPr>
+          <w:rStyle w:val="h9rpj5gkjhrwbrml3kdi"/>
+        </w:rPr>
+        <w:t>холодного оружия</w:t>
+      </w:r>
+      <w:r>
+        <w:rPr>
+          <w:rStyle w:val="h9rpj5gkjhrwbrml3kdi"/>
+        </w:rPr>
+        <w:t>;</w:t>
       </w:r>
     </w:p>
     <w:p>
@@ -5137,29 +5454,31 @@
           <w:ilvl w:val="0"/>
           <w:numId w:val="18"/>
         </w:numPr>
-        <w:rPr>
-          <w:rStyle w:val="h9rpj5gkjhrwbrml3kdi"/>
-        </w:rPr>
-      </w:pPr>
-      <w:r>
-        <w:rPr>
-          <w:rStyle w:val="h9rpj5gkjhrwbrml3kdi"/>
-        </w:rPr>
-        <w:t xml:space="preserve">Система здоровья: враг и персонаж при атаках теряют здоровье, если здоровье у врага падает до нуля, оно умирает, если здоровье падает у игрока — игра заканчивается, есть способы восстановления здоровья через использование предметов(аптечки) либо </w:t>
-      </w:r>
-      <w:proofErr w:type="spellStart"/>
-      <w:r>
-        <w:rPr>
-          <w:rStyle w:val="h9rpj5gkjhrwbrml3kdi"/>
-        </w:rPr>
-        <w:t>автовосстановление</w:t>
-      </w:r>
-      <w:proofErr w:type="spellEnd"/>
-      <w:r>
-        <w:rPr>
-          <w:rStyle w:val="h9rpj5gkjhrwbrml3kdi"/>
-        </w:rPr>
-        <w:t xml:space="preserve"> вне боя.</w:t>
+        <w:ind w:left="993"/>
+        <w:rPr>
+          <w:rStyle w:val="h9rpj5gkjhrwbrml3kdi"/>
+        </w:rPr>
+      </w:pPr>
+      <w:r>
+        <w:rPr>
+          <w:rStyle w:val="h9rpj5gkjhrwbrml3kdi"/>
+        </w:rPr>
+        <w:t>Враги</w:t>
+      </w:r>
+      <w:r>
+        <w:rPr>
+          <w:rStyle w:val="h9rpj5gkjhrwbrml3kdi"/>
+        </w:rPr>
+        <w:t xml:space="preserve">: </w:t>
+      </w:r>
+      <w:r>
+        <w:t>противники патрулируют территорию и атакуют при обнаружении игрока</w:t>
+      </w:r>
+      <w:r>
+        <w:rPr>
+          <w:rStyle w:val="h9rpj5gkjhrwbrml3kdi"/>
+        </w:rPr>
+        <w:t>;</w:t>
       </w:r>
     </w:p>
     <w:p>
@@ -5169,35 +5488,30 @@
           <w:ilvl w:val="0"/>
           <w:numId w:val="18"/>
         </w:numPr>
-        <w:rPr>
-          <w:rStyle w:val="h9rpj5gkjhrwbrml3kdi"/>
-        </w:rPr>
-      </w:pPr>
-      <w:r>
-        <w:rPr>
-          <w:rStyle w:val="h9rpj5gkjhrwbrml3kdi"/>
-        </w:rPr>
-        <w:t>Игрок</w:t>
-      </w:r>
-      <w:r>
-        <w:rPr>
-          <w:rStyle w:val="h9rpj5gkjhrwbrml3kdi"/>
-        </w:rPr>
-        <w:t xml:space="preserve"> может: сражаться с монстром холодным оружием через коллизии и </w:t>
+        <w:ind w:left="993"/>
+        <w:rPr>
+          <w:rStyle w:val="h9rpj5gkjhrwbrml3kdi"/>
+        </w:rPr>
+      </w:pPr>
+      <w:r>
+        <w:rPr>
+          <w:rStyle w:val="h9rpj5gkjhrwbrml3kdi"/>
+        </w:rPr>
+        <w:t xml:space="preserve">Система здоровья: восстановления здоровья через использование предметов(аптечки) либо </w:t>
       </w:r>
       <w:proofErr w:type="spellStart"/>
       <w:r>
         <w:rPr>
           <w:rStyle w:val="h9rpj5gkjhrwbrml3kdi"/>
         </w:rPr>
-        <w:t>хитбоксы</w:t>
+        <w:t>автовосстановление</w:t>
       </w:r>
       <w:proofErr w:type="spellEnd"/>
       <w:r>
         <w:rPr>
           <w:rStyle w:val="h9rpj5gkjhrwbrml3kdi"/>
         </w:rPr>
-        <w:t>, либо попытаться убежать и скрыться из виду через механики передвижения.</w:t>
+        <w:t xml:space="preserve"> вне боя.</w:t>
       </w:r>
     </w:p>
     <w:p>
@@ -5222,17 +5536,46 @@
           <w:ilvl w:val="0"/>
           <w:numId w:val="21"/>
         </w:numPr>
-        <w:ind w:hanging="359"/>
-        <w:rPr>
-          <w:rStyle w:val="h9rpj5gkjhrwbrml3kdi"/>
-        </w:rPr>
-      </w:pPr>
-      <w:r>
-        <w:rPr>
-          <w:rStyle w:val="h9rpj5gkjhrwbrml3kdi"/>
-        </w:rPr>
-        <w:lastRenderedPageBreak/>
-        <w:t>Мысли и комментарии: всплывающий интерфейс с выполненными и текущими заданиями, всплывающий интерфейс с комментариями от персонажа при взаимодействии с окружением</w:t>
+        <w:ind w:left="993" w:hanging="359"/>
+        <w:rPr>
+          <w:rStyle w:val="h9rpj5gkjhrwbrml3kdi"/>
+        </w:rPr>
+      </w:pPr>
+      <w:r>
+        <w:rPr>
+          <w:rStyle w:val="h9rpj5gkjhrwbrml3kdi"/>
+        </w:rPr>
+        <w:t>Мысли и комментарии: всплывающий интерфейс с</w:t>
+      </w:r>
+      <w:r>
+        <w:rPr>
+          <w:rStyle w:val="h9rpj5gkjhrwbrml3kdi"/>
+        </w:rPr>
+        <w:t xml:space="preserve"> </w:t>
+      </w:r>
+      <w:r>
+        <w:rPr>
+          <w:rStyle w:val="h9rpj5gkjhrwbrml3kdi"/>
+        </w:rPr>
+        <w:t>текущим задани</w:t>
+      </w:r>
+      <w:r>
+        <w:rPr>
+          <w:rStyle w:val="h9rpj5gkjhrwbrml3kdi"/>
+        </w:rPr>
+        <w:t>е</w:t>
+      </w:r>
+      <w:r>
+        <w:rPr>
+          <w:rStyle w:val="h9rpj5gkjhrwbrml3kdi"/>
+        </w:rPr>
+        <w:t>м, всплывающий интерфейс с комментариями от персонажа при взаимодействии с окружением</w:t>
+      </w:r>
+      <w:r>
+        <w:rPr>
+          <w:rStyle w:val="h9rpj5gkjhrwbrml3kdi"/>
+        </w:rPr>
+        <w:t>;</w:t>
       </w:r>
     </w:p>
     <w:p>
@@ -5242,7 +5585,7 @@
           <w:ilvl w:val="0"/>
           <w:numId w:val="21"/>
         </w:numPr>
-        <w:ind w:hanging="359"/>
+        <w:ind w:left="993" w:hanging="359"/>
         <w:rPr>
           <w:rStyle w:val="h9rpj5gkjhrwbrml3kdi"/>
         </w:rPr>
@@ -5273,8 +5616,9 @@
           <w:rStyle w:val="h9rpj5gkjhrwbrml3kdi"/>
         </w:rPr>
       </w:pPr>
-      <w:bookmarkStart w:id="14" w:name="_Toc191819602"/>
-      <w:r>
+      <w:bookmarkStart w:id="14" w:name="_Toc192060752"/>
+      <w:r>
+        <w:lastRenderedPageBreak/>
         <w:t>Мотивация</w:t>
       </w:r>
       <w:r>
@@ -5320,21 +5664,7 @@
         <w:rPr>
           <w:rStyle w:val="h9rpj5gkjhrwbrml3kdi"/>
         </w:rPr>
-        <w:t xml:space="preserve"> собирательными предметами, которые могут оказаться </w:t>
-      </w:r>
-      <w:proofErr w:type="spellStart"/>
-      <w:r>
-        <w:rPr>
-          <w:rStyle w:val="h9rpj5gkjhrwbrml3kdi"/>
-        </w:rPr>
-        <w:t>нарративным</w:t>
-      </w:r>
-      <w:proofErr w:type="spellEnd"/>
-      <w:r>
-        <w:rPr>
-          <w:rStyle w:val="h9rpj5gkjhrwbrml3kdi"/>
-        </w:rPr>
-        <w:t xml:space="preserve"> элементом, секретной </w:t>
+        <w:t xml:space="preserve"> собирательными предметами, которые могут оказаться нарративным элементом, секретной </w:t>
       </w:r>
       <w:proofErr w:type="spellStart"/>
       <w:r>
@@ -5386,24 +5716,24 @@
         </w:rPr>
       </w:pPr>
       <w:r>
-        <w:rPr>
-          <w:rStyle w:val="h9rpj5gkjhrwbrml3kdi"/>
-        </w:rPr>
-        <w:t xml:space="preserve">Вариативность концовок также поспособствуют </w:t>
+        <w:t xml:space="preserve">Наличие нескольких вариантов концовок увеличивает </w:t>
       </w:r>
       <w:proofErr w:type="spellStart"/>
       <w:r>
-        <w:rPr>
-          <w:rStyle w:val="h9rpj5gkjhrwbrml3kdi"/>
-        </w:rPr>
-        <w:t>перепрохождению</w:t>
+        <w:t>реиграбельность</w:t>
       </w:r>
       <w:proofErr w:type="spellEnd"/>
       <w:r>
-        <w:rPr>
-          <w:rStyle w:val="h9rpj5gkjhrwbrml3kdi"/>
-        </w:rPr>
-        <w:t xml:space="preserve"> игры разными способами. Эта система особенно интересна для игроков тип</w:t>
+        <w:t xml:space="preserve"> и стимулирует игрока проходить игру разными способами.</w:t>
+      </w:r>
+      <w:r>
+        <w:t xml:space="preserve"> </w:t>
+      </w:r>
+      <w:r>
+        <w:rPr>
+          <w:rStyle w:val="h9rpj5gkjhrwbrml3kdi"/>
+        </w:rPr>
+        <w:t>Эта система особенно интересна для игроков тип</w:t>
       </w:r>
       <w:r>
         <w:rPr>
@@ -5463,7 +5793,7 @@
           <w:rStyle w:val="h9rpj5gkjhrwbrml3kdi"/>
         </w:rPr>
       </w:pPr>
-      <w:bookmarkStart w:id="15" w:name="_Toc191819603"/>
+      <w:bookmarkStart w:id="15" w:name="_Toc192060753"/>
       <w:r>
         <w:rPr>
           <w:rStyle w:val="h9rpj5gkjhrwbrml3kdi"/>
@@ -5527,19 +5857,25 @@
         <w:rPr>
           <w:rStyle w:val="h9rpj5gkjhrwbrml3kdi"/>
         </w:rPr>
-        <w:t>й локации (см. рис 5). Где можно</w:t>
-      </w:r>
-      <w:r>
-        <w:rPr>
-          <w:rStyle w:val="h9rpj5gkjhrwbrml3kdi"/>
-        </w:rPr>
-        <w:t xml:space="preserve"> </w:t>
-      </w:r>
-      <w:r>
-        <w:rPr>
-          <w:rStyle w:val="h9rpj5gkjhrwbrml3kdi"/>
-        </w:rPr>
-        <w:t>в любой момент: посмотреть управление, перейти в панель настроек (см. рис 6), телепортироваться в начальную локацию и выйти из игры.</w:t>
+        <w:t>й локации (см. рис 5). Где можно в любой момент: посмотреть управление, перейти в панель настроек (см. рис 6), телепортироваться в начальную локацию и</w:t>
+      </w:r>
+      <w:r>
+        <w:rPr>
+          <w:rStyle w:val="h9rpj5gkjhrwbrml3kdi"/>
+        </w:rPr>
+        <w:t>ли</w:t>
+      </w:r>
+      <w:r>
+        <w:rPr>
+          <w:rStyle w:val="h9rpj5gkjhrwbrml3kdi"/>
+        </w:rPr>
+        <w:t xml:space="preserve"> выйти из игры</w:t>
+      </w:r>
+      <w:r>
+        <w:rPr>
+          <w:rStyle w:val="h9rpj5gkjhrwbrml3kdi"/>
+        </w:rPr>
+        <w:t>;</w:t>
       </w:r>
     </w:p>
     <w:p>
@@ -5557,8 +5893,8 @@
           <w:lang w:eastAsia="ru-RU"/>
         </w:rPr>
         <w:drawing>
-          <wp:inline distT="0" distB="0" distL="0" distR="0" wp14:anchorId="04ECDF6A" wp14:editId="6E8E0E60">
-            <wp:extent cx="3286125" cy="2322490"/>
+          <wp:inline distT="0" distB="0" distL="0" distR="0" wp14:anchorId="04ECDF6A" wp14:editId="6D357205">
+            <wp:extent cx="3151365" cy="2227247"/>
             <wp:effectExtent l="0" t="0" r="0" b="1905"/>
             <wp:docPr id="3" name="Рисунок 3"/>
             <wp:cNvGraphicFramePr>
@@ -5569,6 +5905,89 @@
                 <pic:pic xmlns:pic="http://schemas.openxmlformats.org/drawingml/2006/picture">
                   <pic:nvPicPr>
                     <pic:cNvPr id="3" name="Рисунок 3"/>
+                    <pic:cNvPicPr/>
+                  </pic:nvPicPr>
+                  <pic:blipFill>
+                    <a:blip r:embed="rId14" cstate="print">
+                      <a:extLst>
+                        <a:ext uri="{28A0092B-C50C-407E-A947-70E740481C1C}">
+                          <a14:useLocalDpi xmlns:a14="http://schemas.microsoft.com/office/drawing/2010/main" val="0"/>
+                        </a:ext>
+                      </a:extLst>
+                    </a:blip>
+                    <a:stretch>
+                      <a:fillRect/>
+                    </a:stretch>
+                  </pic:blipFill>
+                  <pic:spPr>
+                    <a:xfrm>
+                      <a:off x="0" y="0"/>
+                      <a:ext cx="3199420" cy="2261210"/>
+                    </a:xfrm>
+                    <a:prstGeom prst="rect">
+                      <a:avLst/>
+                    </a:prstGeom>
+                  </pic:spPr>
+                </pic:pic>
+              </a:graphicData>
+            </a:graphic>
+          </wp:inline>
+        </w:drawing>
+      </w:r>
+    </w:p>
+    <w:p>
+      <w:pPr>
+        <w:pStyle w:val="af3"/>
+        <w:ind w:firstLine="0"/>
+        <w:jc w:val="center"/>
+        <w:rPr>
+          <w:rStyle w:val="h9rpj5gkjhrwbrml3kdi"/>
+        </w:rPr>
+      </w:pPr>
+      <w:r>
+        <w:t>Рисунок</w:t>
+      </w:r>
+      <w:r>
+        <w:t xml:space="preserve"> </w:t>
+      </w:r>
+      <w:r>
+        <w:t>5</w:t>
+      </w:r>
+      <w:r>
+        <w:t xml:space="preserve">. </w:t>
+      </w:r>
+      <w:r>
+        <w:t>Экран паузы</w:t>
+      </w:r>
+    </w:p>
+    <w:p>
+      <w:pPr>
+        <w:pStyle w:val="af3"/>
+        <w:ind w:left="636" w:firstLine="0"/>
+        <w:jc w:val="center"/>
+        <w:rPr>
+          <w:rStyle w:val="h9rpj5gkjhrwbrml3kdi"/>
+        </w:rPr>
+      </w:pPr>
+      <w:r>
+        <w:rPr>
+          <w:noProof/>
+          <w:lang w:eastAsia="ru-RU"/>
+        </w:rPr>
+        <w:lastRenderedPageBreak/>
+        <w:drawing>
+          <wp:inline distT="0" distB="0" distL="0" distR="0" wp14:anchorId="6D20A6D9" wp14:editId="4D787975">
+            <wp:extent cx="3168807" cy="2239573"/>
+            <wp:effectExtent l="0" t="0" r="0" b="8890"/>
+            <wp:docPr id="8" name="Рисунок 8"/>
+            <wp:cNvGraphicFramePr>
+              <a:graphicFrameLocks xmlns:a="http://schemas.openxmlformats.org/drawingml/2006/main" noChangeAspect="1"/>
+            </wp:cNvGraphicFramePr>
+            <a:graphic xmlns:a="http://schemas.openxmlformats.org/drawingml/2006/main">
+              <a:graphicData uri="http://schemas.openxmlformats.org/drawingml/2006/picture">
+                <pic:pic xmlns:pic="http://schemas.openxmlformats.org/drawingml/2006/picture">
+                  <pic:nvPicPr>
+                    <pic:cNvPr id="8" name="Окно настроек.png"/>
                     <pic:cNvPicPr/>
                   </pic:nvPicPr>
                   <pic:blipFill>
@@ -5586,7 +6005,7 @@
                   <pic:spPr>
                     <a:xfrm>
                       <a:off x="0" y="0"/>
-                      <a:ext cx="3310915" cy="2340010"/>
+                      <a:ext cx="3173821" cy="2243117"/>
                     </a:xfrm>
                     <a:prstGeom prst="rect">
                       <a:avLst/>
@@ -5615,19 +6034,245 @@
         <w:t xml:space="preserve"> </w:t>
       </w:r>
       <w:r>
-        <w:t>5</w:t>
+        <w:t>6</w:t>
       </w:r>
       <w:r>
         <w:t xml:space="preserve">. </w:t>
       </w:r>
       <w:r>
-        <w:t>Экран паузы</w:t>
+        <w:t>Панель настроек</w:t>
       </w:r>
     </w:p>
     <w:p>
       <w:pPr>
         <w:pStyle w:val="af3"/>
-        <w:ind w:left="636" w:firstLine="0"/>
+        <w:numPr>
+          <w:ilvl w:val="0"/>
+          <w:numId w:val="22"/>
+        </w:numPr>
+        <w:ind w:left="993"/>
+        <w:rPr>
+          <w:rStyle w:val="h9rpj5gkjhrwbrml3kdi"/>
+        </w:rPr>
+      </w:pPr>
+      <w:r>
+        <w:rPr>
+          <w:rStyle w:val="h9rpj5gkjhrwbrml3kdi"/>
+        </w:rPr>
+        <w:t xml:space="preserve">Начальная сцена, в которой висят элементы интерфейса: </w:t>
+      </w:r>
+      <w:r>
+        <w:rPr>
+          <w:rStyle w:val="h9rpj5gkjhrwbrml3kdi"/>
+        </w:rPr>
+        <w:t>панель настроек (</w:t>
+      </w:r>
+      <w:r>
+        <w:rPr>
+          <w:rStyle w:val="h9rpj5gkjhrwbrml3kdi"/>
+        </w:rPr>
+        <w:t>см. рис. 6</w:t>
+      </w:r>
+      <w:r>
+        <w:rPr>
+          <w:rStyle w:val="h9rpj5gkjhrwbrml3kdi"/>
+        </w:rPr>
+        <w:t>)</w:t>
+      </w:r>
+      <w:r>
+        <w:rPr>
+          <w:rStyle w:val="h9rpj5gkjhrwbrml3kdi"/>
+        </w:rPr>
+        <w:t>, управление, кно</w:t>
+      </w:r>
+      <w:r>
+        <w:rPr>
+          <w:rStyle w:val="h9rpj5gkjhrwbrml3kdi"/>
+        </w:rPr>
+        <w:t>пка выхода. Также игрок может взаимодействовать</w:t>
+      </w:r>
+      <w:r>
+        <w:rPr>
+          <w:rStyle w:val="h9rpj5gkjhrwbrml3kdi"/>
+        </w:rPr>
+        <w:t xml:space="preserve"> с тестовым окружением, чтобы привыкнуть к </w:t>
+      </w:r>
+      <w:r>
+        <w:rPr>
+          <w:rStyle w:val="h9rpj5gkjhrwbrml3kdi"/>
+        </w:rPr>
+        <w:t xml:space="preserve">игре. </w:t>
+      </w:r>
+      <w:r>
+        <w:rPr>
+          <w:rStyle w:val="h9rpj5gkjhrwbrml3kdi"/>
+        </w:rPr>
+        <w:t>Когда игрок будет готов, он просто пройдет в область, которая телепорти</w:t>
+      </w:r>
+      <w:r>
+        <w:rPr>
+          <w:rStyle w:val="h9rpj5gkjhrwbrml3kdi"/>
+        </w:rPr>
+        <w:t>рует его на</w:t>
+      </w:r>
+      <w:r>
+        <w:rPr>
+          <w:rStyle w:val="h9rpj5gkjhrwbrml3kdi"/>
+        </w:rPr>
+        <w:t xml:space="preserve"> </w:t>
+      </w:r>
+      <w:r>
+        <w:rPr>
+          <w:rStyle w:val="h9rpj5gkjhrwbrml3kdi"/>
+        </w:rPr>
+        <w:t>о</w:t>
+      </w:r>
+      <w:r>
+        <w:rPr>
+          <w:rStyle w:val="h9rpj5gkjhrwbrml3kdi"/>
+        </w:rPr>
+        <w:t>сновную сцену</w:t>
+      </w:r>
+      <w:r>
+        <w:rPr>
+          <w:rStyle w:val="h9rpj5gkjhrwbrml3kdi"/>
+        </w:rPr>
+        <w:t>;</w:t>
+      </w:r>
+    </w:p>
+    <w:p>
+      <w:pPr>
+        <w:pStyle w:val="af3"/>
+        <w:numPr>
+          <w:ilvl w:val="0"/>
+          <w:numId w:val="22"/>
+        </w:numPr>
+        <w:ind w:left="993" w:hanging="357"/>
+        <w:rPr>
+          <w:rStyle w:val="h9rpj5gkjhrwbrml3kdi"/>
+        </w:rPr>
+      </w:pPr>
+      <w:r>
+        <w:rPr>
+          <w:rStyle w:val="h9rpj5gkjhrwbrml3kdi"/>
+        </w:rPr>
+        <w:t>Основная сцена</w:t>
+      </w:r>
+      <w:r>
+        <w:rPr>
+          <w:rStyle w:val="h9rpj5gkjhrwbrml3kdi"/>
+        </w:rPr>
+        <w:t>. Здесь происходит весь основной геймплей.</w:t>
+      </w:r>
+      <w:r>
+        <w:rPr>
+          <w:rStyle w:val="h9rpj5gkjhrwbrml3kdi"/>
+        </w:rPr>
+        <w:t xml:space="preserve"> Игрок </w:t>
+      </w:r>
+      <w:proofErr w:type="spellStart"/>
+      <w:r>
+        <w:rPr>
+          <w:rStyle w:val="h9rpj5gkjhrwbrml3kdi"/>
+        </w:rPr>
+        <w:t>спавнится</w:t>
+      </w:r>
+      <w:proofErr w:type="spellEnd"/>
+      <w:r>
+        <w:rPr>
+          <w:rStyle w:val="h9rpj5gkjhrwbrml3kdi"/>
+        </w:rPr>
+        <w:t xml:space="preserve"> возле области перехода из основной сцены в начальную.</w:t>
+      </w:r>
+      <w:r>
+        <w:rPr>
+          <w:rStyle w:val="h9rpj5gkjhrwbrml3kdi"/>
+        </w:rPr>
+        <w:t xml:space="preserve"> В</w:t>
+      </w:r>
+      <w:r>
+        <w:rPr>
+          <w:rStyle w:val="h9rpj5gkjhrwbrml3kdi"/>
+        </w:rPr>
+        <w:t xml:space="preserve"> инвентаре</w:t>
+      </w:r>
+      <w:r>
+        <w:rPr>
+          <w:rStyle w:val="h9rpj5gkjhrwbrml3kdi"/>
+        </w:rPr>
+        <w:t xml:space="preserve"> игрока</w:t>
+      </w:r>
+      <w:r>
+        <w:rPr>
+          <w:rStyle w:val="h9rpj5gkjhrwbrml3kdi"/>
+        </w:rPr>
+        <w:t xml:space="preserve"> уже есть базовые предметы (оружие, фонарик)</w:t>
+      </w:r>
+      <w:r>
+        <w:rPr>
+          <w:rStyle w:val="h9rpj5gkjhrwbrml3kdi"/>
+        </w:rPr>
+        <w:t xml:space="preserve"> (см. рис. 7)</w:t>
+      </w:r>
+      <w:r>
+        <w:rPr>
+          <w:rStyle w:val="h9rpj5gkjhrwbrml3kdi"/>
+        </w:rPr>
+        <w:t>. Всплывающий интерфейс</w:t>
+      </w:r>
+      <w:r>
+        <w:rPr>
+          <w:rStyle w:val="h9rpj5gkjhrwbrml3kdi"/>
+        </w:rPr>
+        <w:t xml:space="preserve"> с текущим заданием (Мысли) на </w:t>
+      </w:r>
+      <w:r>
+        <w:rPr>
+          <w:rStyle w:val="h9rpj5gkjhrwbrml3kdi"/>
+        </w:rPr>
+        <w:t>контроллере</w:t>
+      </w:r>
+      <w:r>
+        <w:rPr>
+          <w:rStyle w:val="h9rpj5gkjhrwbrml3kdi"/>
+        </w:rPr>
+        <w:t xml:space="preserve"> игрока</w:t>
+      </w:r>
+      <w:r>
+        <w:rPr>
+          <w:rStyle w:val="h9rpj5gkjhrwbrml3kdi"/>
+        </w:rPr>
+        <w:t xml:space="preserve"> (см. рис. 7)</w:t>
+      </w:r>
+      <w:r>
+        <w:rPr>
+          <w:rStyle w:val="h9rpj5gkjhrwbrml3kdi"/>
+        </w:rPr>
+        <w:t xml:space="preserve"> подсказывае</w:t>
+      </w:r>
+      <w:r>
+        <w:rPr>
+          <w:rStyle w:val="h9rpj5gkjhrwbrml3kdi"/>
+        </w:rPr>
+        <w:t>т игроку, куда двигать</w:t>
+      </w:r>
+      <w:r>
+        <w:rPr>
+          <w:rStyle w:val="h9rpj5gkjhrwbrml3kdi"/>
+        </w:rPr>
+        <w:t>ся и что исследовать</w:t>
+      </w:r>
+      <w:r>
+        <w:rPr>
+          <w:rStyle w:val="h9rpj5gkjhrwbrml3kdi"/>
+        </w:rPr>
+        <w:t>;</w:t>
+      </w:r>
+    </w:p>
+    <w:p>
+      <w:pPr>
+        <w:pStyle w:val="af3"/>
+        <w:ind w:left="993" w:firstLine="0"/>
         <w:jc w:val="center"/>
         <w:rPr>
           <w:rStyle w:val="h9rpj5gkjhrwbrml3kdi"/>
@@ -5636,14 +6281,12 @@
       <w:r>
         <w:rPr>
           <w:noProof/>
-          <w:lang w:eastAsia="ru-RU"/>
-        </w:rPr>
-        <w:lastRenderedPageBreak/>
+        </w:rPr>
         <w:drawing>
-          <wp:inline distT="0" distB="0" distL="0" distR="0" wp14:anchorId="6D20A6D9" wp14:editId="23802724">
-            <wp:extent cx="3381375" cy="2389807"/>
-            <wp:effectExtent l="0" t="0" r="0" b="0"/>
-            <wp:docPr id="8" name="Рисунок 8"/>
+          <wp:inline distT="0" distB="0" distL="0" distR="0" wp14:anchorId="60CBD871" wp14:editId="706069DE">
+            <wp:extent cx="4642865" cy="1111884"/>
+            <wp:effectExtent l="0" t="0" r="5715" b="0"/>
+            <wp:docPr id="9" name="Рисунок 9"/>
             <wp:cNvGraphicFramePr>
               <a:graphicFrameLocks xmlns:a="http://schemas.openxmlformats.org/drawingml/2006/main" noChangeAspect="1"/>
             </wp:cNvGraphicFramePr>
@@ -5651,11 +6294,11 @@
               <a:graphicData uri="http://schemas.openxmlformats.org/drawingml/2006/picture">
                 <pic:pic xmlns:pic="http://schemas.openxmlformats.org/drawingml/2006/picture">
                   <pic:nvPicPr>
-                    <pic:cNvPr id="8" name="Окно настроек.png"/>
+                    <pic:cNvPr id="9" name="Рисунок 9"/>
                     <pic:cNvPicPr/>
                   </pic:nvPicPr>
                   <pic:blipFill>
-                    <a:blip r:embed="rId16" cstate="print">
+                    <a:blip r:embed="rId16">
                       <a:extLst>
                         <a:ext uri="{28A0092B-C50C-407E-A947-70E740481C1C}">
                           <a14:useLocalDpi xmlns:a14="http://schemas.microsoft.com/office/drawing/2010/main" val="0"/>
@@ -5669,7 +6312,7 @@
                   <pic:spPr>
                     <a:xfrm>
                       <a:off x="0" y="0"/>
-                      <a:ext cx="3396865" cy="2400754"/>
+                      <a:ext cx="4665280" cy="1117252"/>
                     </a:xfrm>
                     <a:prstGeom prst="rect">
                       <a:avLst/>
@@ -5685,7 +6328,7 @@
     <w:p>
       <w:pPr>
         <w:pStyle w:val="af3"/>
-        <w:ind w:firstLine="0"/>
+        <w:ind w:left="993" w:firstLine="0"/>
         <w:jc w:val="center"/>
         <w:rPr>
           <w:rStyle w:val="h9rpj5gkjhrwbrml3kdi"/>
@@ -5698,104 +6341,24 @@
         <w:t xml:space="preserve"> </w:t>
       </w:r>
       <w:r>
-        <w:t>6</w:t>
-      </w:r>
-      <w:r>
-        <w:t xml:space="preserve">. </w:t>
-      </w:r>
-      <w:r>
-        <w:t>Панель настроек</w:t>
-      </w:r>
-    </w:p>
-    <w:p>
-      <w:pPr>
-        <w:pStyle w:val="af3"/>
-        <w:numPr>
-          <w:ilvl w:val="0"/>
-          <w:numId w:val="22"/>
-        </w:numPr>
-        <w:ind w:left="993"/>
-        <w:rPr>
-          <w:rStyle w:val="h9rpj5gkjhrwbrml3kdi"/>
-        </w:rPr>
-      </w:pPr>
-      <w:r>
-        <w:rPr>
-          <w:rStyle w:val="h9rpj5gkjhrwbrml3kdi"/>
-        </w:rPr>
-        <w:t xml:space="preserve">Начальная сцена, в которой висят элементы интерфейса: </w:t>
-      </w:r>
-      <w:r>
-        <w:rPr>
-          <w:rStyle w:val="h9rpj5gkjhrwbrml3kdi"/>
-        </w:rPr>
-        <w:t>панель настроек (</w:t>
-      </w:r>
-      <w:r>
-        <w:rPr>
-          <w:rStyle w:val="h9rpj5gkjhrwbrml3kdi"/>
-        </w:rPr>
-        <w:t>см. рис. 6</w:t>
-      </w:r>
-      <w:r>
-        <w:rPr>
-          <w:rStyle w:val="h9rpj5gkjhrwbrml3kdi"/>
-        </w:rPr>
-        <w:t>)</w:t>
-      </w:r>
-      <w:r>
-        <w:rPr>
-          <w:rStyle w:val="h9rpj5gkjhrwbrml3kdi"/>
-        </w:rPr>
-        <w:t>, управление, кно</w:t>
-      </w:r>
-      <w:r>
-        <w:rPr>
-          <w:rStyle w:val="h9rpj5gkjhrwbrml3kdi"/>
-        </w:rPr>
-        <w:t>пка выхода. Также игрок может взаимодействовать</w:t>
-      </w:r>
-      <w:r>
-        <w:rPr>
-          <w:rStyle w:val="h9rpj5gkjhrwbrml3kdi"/>
-        </w:rPr>
-        <w:t xml:space="preserve"> с тестовым окружением, чтобы привыкнуть к </w:t>
-      </w:r>
-      <w:r>
-        <w:rPr>
-          <w:rStyle w:val="h9rpj5gkjhrwbrml3kdi"/>
-        </w:rPr>
-        <w:t xml:space="preserve">игре. </w:t>
-      </w:r>
-      <w:r>
-        <w:rPr>
-          <w:rStyle w:val="h9rpj5gkjhrwbrml3kdi"/>
-        </w:rPr>
-        <w:t>Когда игрок будет готов, он просто пройдет в область, которая телепорти</w:t>
-      </w:r>
-      <w:r>
-        <w:rPr>
-          <w:rStyle w:val="h9rpj5gkjhrwbrml3kdi"/>
-        </w:rPr>
-        <w:t>рует его на</w:t>
-      </w:r>
-      <w:r>
-        <w:rPr>
-          <w:rStyle w:val="h9rpj5gkjhrwbrml3kdi"/>
-        </w:rPr>
-        <w:t xml:space="preserve"> </w:t>
-      </w:r>
-      <w:r>
-        <w:rPr>
-          <w:rStyle w:val="h9rpj5gkjhrwbrml3kdi"/>
-        </w:rPr>
-        <w:t>о</w:t>
-      </w:r>
-      <w:r>
-        <w:rPr>
-          <w:rStyle w:val="h9rpj5gkjhrwbrml3kdi"/>
-        </w:rPr>
-        <w:t>сновную сцену.</w:t>
+        <w:t>7</w:t>
+      </w:r>
+      <w:r>
+        <w:t>.</w:t>
+      </w:r>
+      <w:r>
+        <w:t xml:space="preserve"> На левом контроллере – текущее задание, на правом – инвентарь-</w:t>
+      </w:r>
+      <w:proofErr w:type="spellStart"/>
+      <w:r>
+        <w:t>скроллер</w:t>
+      </w:r>
+      <w:proofErr w:type="spellEnd"/>
+      <w:r>
+        <w:t xml:space="preserve"> с текущим предметом</w:t>
+      </w:r>
+      <w:r>
+        <w:t xml:space="preserve"> </w:t>
       </w:r>
     </w:p>
     <w:p>
@@ -5814,115 +6377,129 @@
         <w:rPr>
           <w:rStyle w:val="h9rpj5gkjhrwbrml3kdi"/>
         </w:rPr>
-        <w:t>Основная сцена</w:t>
-      </w:r>
-      <w:r>
-        <w:rPr>
-          <w:rStyle w:val="h9rpj5gkjhrwbrml3kdi"/>
-        </w:rPr>
-        <w:t xml:space="preserve">. Здесь происходит весь основной </w:t>
-      </w:r>
-      <w:proofErr w:type="spellStart"/>
-      <w:r>
-        <w:rPr>
-          <w:rStyle w:val="h9rpj5gkjhrwbrml3kdi"/>
-        </w:rPr>
-        <w:t>геймплей</w:t>
-      </w:r>
-      <w:proofErr w:type="spellEnd"/>
-      <w:r>
-        <w:rPr>
-          <w:rStyle w:val="h9rpj5gkjhrwbrml3kdi"/>
-        </w:rPr>
-        <w:t>.</w:t>
-      </w:r>
-      <w:r>
-        <w:rPr>
-          <w:rStyle w:val="h9rpj5gkjhrwbrml3kdi"/>
-        </w:rPr>
-        <w:t xml:space="preserve"> Игрок </w:t>
-      </w:r>
-      <w:proofErr w:type="spellStart"/>
-      <w:r>
-        <w:rPr>
-          <w:rStyle w:val="h9rpj5gkjhrwbrml3kdi"/>
-        </w:rPr>
-        <w:t>спавнится</w:t>
-      </w:r>
-      <w:proofErr w:type="spellEnd"/>
-      <w:r>
-        <w:rPr>
-          <w:rStyle w:val="h9rpj5gkjhrwbrml3kdi"/>
-        </w:rPr>
-        <w:t xml:space="preserve"> возле области перехода из основной сцены в начальную.</w:t>
-      </w:r>
-      <w:r>
-        <w:rPr>
-          <w:rStyle w:val="h9rpj5gkjhrwbrml3kdi"/>
-        </w:rPr>
-        <w:t xml:space="preserve"> </w:t>
-      </w:r>
-      <w:proofErr w:type="spellStart"/>
-      <w:r>
-        <w:rPr>
-          <w:rStyle w:val="h9rpj5gkjhrwbrml3kdi"/>
-        </w:rPr>
-        <w:t>В</w:t>
-      </w:r>
-      <w:proofErr w:type="spellEnd"/>
-      <w:r>
-        <w:rPr>
-          <w:rStyle w:val="h9rpj5gkjhrwbrml3kdi"/>
-        </w:rPr>
-        <w:t xml:space="preserve"> инвентаре</w:t>
-      </w:r>
-      <w:r>
-        <w:rPr>
-          <w:rStyle w:val="h9rpj5gkjhrwbrml3kdi"/>
-        </w:rPr>
-        <w:t xml:space="preserve"> игрока</w:t>
-      </w:r>
-      <w:r>
-        <w:rPr>
-          <w:rStyle w:val="h9rpj5gkjhrwbrml3kdi"/>
-        </w:rPr>
-        <w:t xml:space="preserve"> уже есть базовые предметы (оружие, фонарик)</w:t>
-      </w:r>
-      <w:r>
-        <w:rPr>
-          <w:rStyle w:val="h9rpj5gkjhrwbrml3kdi"/>
-        </w:rPr>
-        <w:t xml:space="preserve"> (см. рис. 7)</w:t>
-      </w:r>
-      <w:r>
-        <w:rPr>
-          <w:rStyle w:val="h9rpj5gkjhrwbrml3kdi"/>
-        </w:rPr>
-        <w:t>. Всплывающий интерфейс</w:t>
-      </w:r>
-      <w:r>
-        <w:rPr>
-          <w:rStyle w:val="h9rpj5gkjhrwbrml3kdi"/>
-        </w:rPr>
-        <w:t xml:space="preserve"> с текущим заданием (Мысли) на запястье игрока подсказывае</w:t>
-      </w:r>
-      <w:r>
-        <w:rPr>
-          <w:rStyle w:val="h9rpj5gkjhrwbrml3kdi"/>
-        </w:rPr>
-        <w:t>т игроку, куда двигать</w:t>
-      </w:r>
-      <w:r>
-        <w:rPr>
-          <w:rStyle w:val="h9rpj5gkjhrwbrml3kdi"/>
-        </w:rPr>
-        <w:t>ся и что исследовать.</w:t>
+        <w:t>Условия поражения. В области всей основной сцены патрулируют монстры,</w:t>
+      </w:r>
+      <w:r>
+        <w:rPr>
+          <w:rStyle w:val="h9rpj5gkjhrwbrml3kdi"/>
+        </w:rPr>
+        <w:t xml:space="preserve"> которые препятствуют игроку и вступают с ним в сражение, обеспечивая динамику игрового процесса.</w:t>
+      </w:r>
+      <w:r>
+        <w:rPr>
+          <w:rStyle w:val="h9rpj5gkjhrwbrml3kdi"/>
+        </w:rPr>
+        <w:t xml:space="preserve"> </w:t>
+      </w:r>
+      <w:r>
+        <w:t xml:space="preserve">При получении урона экран начинает окрашиваться в красный цвет, сигнализируя об </w:t>
+      </w:r>
+      <w:r>
+        <w:lastRenderedPageBreak/>
+        <w:t>опасности. По мере снижения здоровья эффект усиливается.</w:t>
+      </w:r>
+      <w:r>
+        <w:rPr>
+          <w:rStyle w:val="h9rpj5gkjhrwbrml3kdi"/>
+        </w:rPr>
+        <w:t xml:space="preserve"> Как только здоровье игрока заканчивается, </w:t>
+      </w:r>
+      <w:r>
+        <w:rPr>
+          <w:rStyle w:val="h9rpj5gkjhrwbrml3kdi"/>
+        </w:rPr>
+        <w:t>открывается экран концовки</w:t>
+      </w:r>
+      <w:r>
+        <w:rPr>
+          <w:rStyle w:val="h9rpj5gkjhrwbrml3kdi"/>
+        </w:rPr>
+        <w:t xml:space="preserve"> (см. рис. 8)</w:t>
+      </w:r>
+      <w:r>
+        <w:rPr>
+          <w:rStyle w:val="h9rpj5gkjhrwbrml3kdi"/>
+        </w:rPr>
+        <w:t xml:space="preserve"> с кнопкой перехода на начальную сцену</w:t>
+      </w:r>
+      <w:r>
+        <w:rPr>
+          <w:rStyle w:val="h9rpj5gkjhrwbrml3kdi"/>
+        </w:rPr>
+        <w:t>;</w:t>
       </w:r>
     </w:p>
     <w:p>
       <w:pPr>
         <w:pStyle w:val="af3"/>
-        <w:ind w:left="993" w:firstLine="0"/>
+        <w:numPr>
+          <w:ilvl w:val="0"/>
+          <w:numId w:val="22"/>
+        </w:numPr>
+        <w:ind w:left="993" w:hanging="357"/>
+        <w:rPr>
+          <w:rStyle w:val="h9rpj5gkjhrwbrml3kdi"/>
+        </w:rPr>
+      </w:pPr>
+      <w:r>
+        <w:rPr>
+          <w:rStyle w:val="h9rpj5gkjhrwbrml3kdi"/>
+        </w:rPr>
+        <w:t>Условия победы. Если игрок собрал все главные улики и вернул</w:t>
+      </w:r>
+      <w:r>
+        <w:rPr>
+          <w:rStyle w:val="h9rpj5gkjhrwbrml3kdi"/>
+        </w:rPr>
+        <w:t>ся в область перехода из основной сцены в началь</w:t>
+      </w:r>
+      <w:r>
+        <w:rPr>
+          <w:rStyle w:val="h9rpj5gkjhrwbrml3kdi"/>
+        </w:rPr>
+        <w:t>ную, открывается экран ко</w:t>
+      </w:r>
+      <w:r>
+        <w:rPr>
+          <w:rStyle w:val="h9rpj5gkjhrwbrml3kdi"/>
+        </w:rPr>
+        <w:t>нцовки</w:t>
+      </w:r>
+      <w:r>
+        <w:rPr>
+          <w:rStyle w:val="h9rpj5gkjhrwbrml3kdi"/>
+        </w:rPr>
+        <w:t xml:space="preserve"> </w:t>
+      </w:r>
+      <w:r>
+        <w:rPr>
+          <w:rStyle w:val="h9rpj5gkjhrwbrml3kdi"/>
+        </w:rPr>
+        <w:t>(см. рис. 8</w:t>
+      </w:r>
+      <w:r>
+        <w:rPr>
+          <w:rStyle w:val="h9rpj5gkjhrwbrml3kdi"/>
+        </w:rPr>
+        <w:t>) с</w:t>
+      </w:r>
+      <w:r>
+        <w:rPr>
+          <w:rStyle w:val="h9rpj5gkjhrwbrml3kdi"/>
+        </w:rPr>
+        <w:t xml:space="preserve"> кнопкой перехода на начальную сцену</w:t>
+      </w:r>
+      <w:r>
+        <w:rPr>
+          <w:rStyle w:val="h9rpj5gkjhrwbrml3kdi"/>
+        </w:rPr>
+        <w:t>;</w:t>
+      </w:r>
+    </w:p>
+    <w:p>
+      <w:pPr>
+        <w:pStyle w:val="af3"/>
+        <w:ind w:left="1069" w:firstLine="0"/>
         <w:jc w:val="center"/>
         <w:rPr>
           <w:rStyle w:val="h9rpj5gkjhrwbrml3kdi"/>
@@ -5930,13 +6507,13 @@
       </w:pPr>
       <w:r>
         <w:rPr>
-          <w:rStyle w:val="h9rpj5gkjhrwbrml3kdi"/>
+          <w:noProof/>
         </w:rPr>
         <w:drawing>
-          <wp:inline distT="0" distB="0" distL="0" distR="0" wp14:anchorId="3D99203A" wp14:editId="367629DC">
-            <wp:extent cx="3429000" cy="2466975"/>
-            <wp:effectExtent l="0" t="0" r="0" b="9525"/>
-            <wp:docPr id="11" name="Рисунок 11"/>
+          <wp:inline distT="0" distB="0" distL="0" distR="0" wp14:anchorId="7C6376D7" wp14:editId="6A7917FF">
+            <wp:extent cx="2691511" cy="1902243"/>
+            <wp:effectExtent l="0" t="0" r="0" b="3175"/>
+            <wp:docPr id="10" name="Рисунок 10"/>
             <wp:cNvGraphicFramePr>
               <a:graphicFrameLocks xmlns:a="http://schemas.openxmlformats.org/drawingml/2006/main" noChangeAspect="1"/>
             </wp:cNvGraphicFramePr>
@@ -5944,11 +6521,17 @@
               <a:graphicData uri="http://schemas.openxmlformats.org/drawingml/2006/picture">
                 <pic:pic xmlns:pic="http://schemas.openxmlformats.org/drawingml/2006/picture">
                   <pic:nvPicPr>
-                    <pic:cNvPr id="1" name=""/>
+                    <pic:cNvPr id="10" name="Рисунок 10"/>
                     <pic:cNvPicPr/>
                   </pic:nvPicPr>
                   <pic:blipFill>
-                    <a:blip r:embed="rId17"/>
+                    <a:blip r:embed="rId17" cstate="print">
+                      <a:extLst>
+                        <a:ext uri="{28A0092B-C50C-407E-A947-70E740481C1C}">
+                          <a14:useLocalDpi xmlns:a14="http://schemas.microsoft.com/office/drawing/2010/main" val="0"/>
+                        </a:ext>
+                      </a:extLst>
+                    </a:blip>
                     <a:stretch>
                       <a:fillRect/>
                     </a:stretch>
@@ -5956,7 +6539,7 @@
                   <pic:spPr>
                     <a:xfrm>
                       <a:off x="0" y="0"/>
-                      <a:ext cx="3429000" cy="2466975"/>
+                      <a:ext cx="2712356" cy="1916975"/>
                     </a:xfrm>
                     <a:prstGeom prst="rect">
                       <a:avLst/>
@@ -5972,27 +6555,26 @@
     <w:p>
       <w:pPr>
         <w:pStyle w:val="af3"/>
-        <w:ind w:left="993" w:firstLine="0"/>
+        <w:ind w:left="1069" w:firstLine="0"/>
         <w:jc w:val="center"/>
         <w:rPr>
           <w:rStyle w:val="h9rpj5gkjhrwbrml3kdi"/>
         </w:rPr>
       </w:pPr>
       <w:r>
-        <w:lastRenderedPageBreak/>
         <w:t>Рисунок</w:t>
       </w:r>
       <w:r>
         <w:t xml:space="preserve"> </w:t>
       </w:r>
       <w:r>
-        <w:t>7</w:t>
-      </w:r>
-      <w:r>
-        <w:t xml:space="preserve">. </w:t>
-      </w:r>
-      <w:r>
-        <w:t>Интерфейс инвентаря будет располагаться на запястье игрока и скролиться по горизонтали</w:t>
+        <w:t>8</w:t>
+      </w:r>
+      <w:r>
+        <w:t>.</w:t>
+      </w:r>
+      <w:r>
+        <w:t xml:space="preserve"> Экран концовки. С информирующим текстом и кнопкой перехода на начальную локацию</w:t>
       </w:r>
     </w:p>
     <w:p>
@@ -6011,122 +6593,125 @@
         <w:rPr>
           <w:rStyle w:val="h9rpj5gkjhrwbrml3kdi"/>
         </w:rPr>
-        <w:t>Условия поражения. В области всей основной сцены патрулируют монстры,</w:t>
-      </w:r>
-      <w:r>
-        <w:rPr>
-          <w:rStyle w:val="h9rpj5gkjhrwbrml3kdi"/>
-        </w:rPr>
-        <w:t xml:space="preserve"> которые препятствуют игроку и вступают с ним в сражение, обеспечивая динамику игрового процесса.</w:t>
-      </w:r>
-      <w:r>
-        <w:rPr>
-          <w:rStyle w:val="h9rpj5gkjhrwbrml3kdi"/>
-        </w:rPr>
-        <w:t xml:space="preserve"> </w:t>
-      </w:r>
-      <w:r>
-        <w:rPr>
-          <w:rStyle w:val="h9rpj5gkjhrwbrml3kdi"/>
-        </w:rPr>
-        <w:t xml:space="preserve">Чем больше наносится игроку урона, тем сильнее эффект покраснения. Как только здоровье игрока заканчивается, он </w:t>
-      </w:r>
-      <w:r>
-        <w:rPr>
-          <w:rStyle w:val="h9rpj5gkjhrwbrml3kdi"/>
-        </w:rPr>
-        <w:t>п</w:t>
-      </w:r>
-      <w:r>
-        <w:rPr>
-          <w:rStyle w:val="h9rpj5gkjhrwbrml3kdi"/>
-        </w:rPr>
-        <w:t xml:space="preserve">еремещается в начальную локацию, </w:t>
-      </w:r>
-      <w:r>
-        <w:rPr>
-          <w:rStyle w:val="h9rpj5gkjhrwbrml3kdi"/>
-        </w:rPr>
-        <w:t>где</w:t>
-      </w:r>
-      <w:r>
-        <w:rPr>
-          <w:rStyle w:val="h9rpj5gkjhrwbrml3kdi"/>
-        </w:rPr>
-        <w:t xml:space="preserve"> </w:t>
-      </w:r>
-      <w:r>
-        <w:rPr>
-          <w:rStyle w:val="h9rpj5gkjhrwbrml3kdi"/>
-        </w:rPr>
-        <w:t xml:space="preserve">игра начинается </w:t>
-      </w:r>
-      <w:r>
-        <w:rPr>
-          <w:rStyle w:val="h9rpj5gkjhrwbrml3kdi"/>
-        </w:rPr>
-        <w:t>заново.</w:t>
+        <w:t xml:space="preserve">Экран загрузки при смене сцен с </w:t>
+      </w:r>
+      <w:proofErr w:type="spellStart"/>
+      <w:r>
+        <w:rPr>
+          <w:rStyle w:val="h9rpj5gkjhrwbrml3kdi"/>
+        </w:rPr>
+        <w:t>прогрессбаром</w:t>
+      </w:r>
+      <w:proofErr w:type="spellEnd"/>
+      <w:r>
+        <w:rPr>
+          <w:rStyle w:val="h9rpj5gkjhrwbrml3kdi"/>
+        </w:rPr>
+        <w:t xml:space="preserve"> (см. рис. 9).</w:t>
       </w:r>
     </w:p>
     <w:p>
       <w:pPr>
         <w:pStyle w:val="af3"/>
-        <w:numPr>
-          <w:ilvl w:val="0"/>
-          <w:numId w:val="22"/>
-        </w:numPr>
-        <w:ind w:left="993" w:hanging="357"/>
-        <w:rPr>
-          <w:rStyle w:val="h9rpj5gkjhrwbrml3kdi"/>
-        </w:rPr>
-      </w:pPr>
-      <w:r>
-        <w:rPr>
-          <w:rStyle w:val="h9rpj5gkjhrwbrml3kdi"/>
-        </w:rPr>
-        <w:t>Условия победы. Если игрок собрал все главные улики и вернул</w:t>
-      </w:r>
-      <w:r>
-        <w:rPr>
-          <w:rStyle w:val="h9rpj5gkjhrwbrml3kdi"/>
-        </w:rPr>
-        <w:t>ся в область перехода из основной сцены в началь</w:t>
-      </w:r>
-      <w:r>
-        <w:rPr>
-          <w:rStyle w:val="h9rpj5gkjhrwbrml3kdi"/>
-        </w:rPr>
-        <w:t>ную, открывается экран ко</w:t>
-      </w:r>
-      <w:r>
-        <w:rPr>
-          <w:rStyle w:val="h9rpj5gkjhrwbrml3kdi"/>
-        </w:rPr>
-        <w:t>нцовки</w:t>
-      </w:r>
-      <w:r>
-        <w:rPr>
-          <w:rStyle w:val="h9rpj5gkjhrwbrml3kdi"/>
-        </w:rPr>
-        <w:t xml:space="preserve"> с кнопкой перехода на начальную сцену.</w:t>
+        <w:ind w:left="993" w:firstLine="0"/>
+        <w:jc w:val="center"/>
+        <w:rPr>
+          <w:rStyle w:val="h9rpj5gkjhrwbrml3kdi"/>
+        </w:rPr>
+      </w:pPr>
+      <w:r>
+        <w:rPr>
+          <w:noProof/>
+        </w:rPr>
+        <w:drawing>
+          <wp:inline distT="0" distB="0" distL="0" distR="0" wp14:anchorId="7C593F8C" wp14:editId="019FEF15">
+            <wp:extent cx="2550945" cy="1802897"/>
+            <wp:effectExtent l="0" t="0" r="1905" b="6985"/>
+            <wp:docPr id="12" name="Рисунок 12"/>
+            <wp:cNvGraphicFramePr>
+              <a:graphicFrameLocks xmlns:a="http://schemas.openxmlformats.org/drawingml/2006/main" noChangeAspect="1"/>
+            </wp:cNvGraphicFramePr>
+            <a:graphic xmlns:a="http://schemas.openxmlformats.org/drawingml/2006/main">
+              <a:graphicData uri="http://schemas.openxmlformats.org/drawingml/2006/picture">
+                <pic:pic xmlns:pic="http://schemas.openxmlformats.org/drawingml/2006/picture">
+                  <pic:nvPicPr>
+                    <pic:cNvPr id="12" name="Рисунок 12"/>
+                    <pic:cNvPicPr/>
+                  </pic:nvPicPr>
+                  <pic:blipFill>
+                    <a:blip r:embed="rId18" cstate="print">
+                      <a:extLst>
+                        <a:ext uri="{28A0092B-C50C-407E-A947-70E740481C1C}">
+                          <a14:useLocalDpi xmlns:a14="http://schemas.microsoft.com/office/drawing/2010/main" val="0"/>
+                        </a:ext>
+                      </a:extLst>
+                    </a:blip>
+                    <a:stretch>
+                      <a:fillRect/>
+                    </a:stretch>
+                  </pic:blipFill>
+                  <pic:spPr>
+                    <a:xfrm>
+                      <a:off x="0" y="0"/>
+                      <a:ext cx="2564533" cy="1812501"/>
+                    </a:xfrm>
+                    <a:prstGeom prst="rect">
+                      <a:avLst/>
+                    </a:prstGeom>
+                  </pic:spPr>
+                </pic:pic>
+              </a:graphicData>
+            </a:graphic>
+          </wp:inline>
+        </w:drawing>
       </w:r>
     </w:p>
     <w:p>
       <w:pPr>
-        <w:pStyle w:val="22"/>
-        <w:rPr>
-          <w:rStyle w:val="h9rpj5gkjhrwbrml3kdi"/>
-        </w:rPr>
-      </w:pPr>
-      <w:r>
-        <w:rPr>
-          <w:rStyle w:val="h9rpj5gkjhrwbrml3kdi"/>
-        </w:rPr>
-        <w:t>Выводы</w:t>
+        <w:pStyle w:val="af3"/>
+        <w:ind w:left="1069" w:firstLine="0"/>
+        <w:jc w:val="center"/>
+        <w:rPr>
+          <w:rStyle w:val="h9rpj5gkjhrwbrml3kdi"/>
+        </w:rPr>
+      </w:pPr>
+      <w:r>
+        <w:t>Рисунок</w:t>
+      </w:r>
+      <w:r>
+        <w:t xml:space="preserve"> </w:t>
+      </w:r>
+      <w:r>
+        <w:t>9</w:t>
+      </w:r>
+      <w:r>
+        <w:t>.</w:t>
+      </w:r>
+      <w:r>
+        <w:t xml:space="preserve"> Экран </w:t>
+      </w:r>
+      <w:r>
+        <w:t>загрузки между сценами</w:t>
       </w:r>
     </w:p>
     <w:p>
       <w:pPr>
+        <w:pStyle w:val="22"/>
+        <w:rPr>
+          <w:rStyle w:val="h9rpj5gkjhrwbrml3kdi"/>
+        </w:rPr>
+      </w:pPr>
+      <w:bookmarkStart w:id="16" w:name="_Toc192060754"/>
+      <w:r>
+        <w:rPr>
+          <w:rStyle w:val="h9rpj5gkjhrwbrml3kdi"/>
+        </w:rPr>
+        <w:t>Выводы</w:t>
+      </w:r>
+      <w:bookmarkEnd w:id="16"/>
+    </w:p>
+    <w:p>
+      <w:pPr>
         <w:pStyle w:val="af3"/>
         <w:rPr>
           <w:rStyle w:val="h9rpj5gkjhrwbrml3kdi"/>
@@ -6138,24 +6723,8 @@
         <w:rPr>
           <w:rStyle w:val="h9rpj5gkjhrwbrml3kdi"/>
         </w:rPr>
-        <w:t xml:space="preserve">На этапе проектирования игры был выбран жанр, концепции и цель игры. Был произведен анализ </w:t>
-      </w:r>
-      <w:proofErr w:type="spellStart"/>
-      <w:r>
-        <w:rPr>
-          <w:rStyle w:val="h9rpj5gkjhrwbrml3kdi"/>
-        </w:rPr>
-        <w:t>референсов</w:t>
-      </w:r>
-      <w:proofErr w:type="spellEnd"/>
-      <w:r>
-        <w:rPr>
-          <w:rStyle w:val="h9rpj5gkjhrwbrml3kdi"/>
-        </w:rPr>
-        <w:t>, были установлены правила игры и мотивация игрока. Также был определен игровой цикл с прототипами элементов интерфейса.</w:t>
-      </w:r>
-      <w:bookmarkStart w:id="16" w:name="_GoBack"/>
-      <w:bookmarkEnd w:id="16"/>
+        <w:t>На этапе проектирования игры был выбран жанр, концепции и цель игры. Был произведен анализ референсов, были установлены правила игры и мотивация игрока. Также был определен игровой цикл с прототипами элементов интерфейса.</w:t>
+      </w:r>
       <w:r>
         <w:rPr>
           <w:rStyle w:val="h9rpj5gkjhrwbrml3kdi"/>
@@ -6167,7 +6736,7 @@
       <w:pPr>
         <w:pStyle w:val="af1"/>
       </w:pPr>
-      <w:bookmarkStart w:id="17" w:name="_Toc191819604"/>
+      <w:bookmarkStart w:id="17" w:name="_Toc192060755"/>
       <w:r>
         <w:lastRenderedPageBreak/>
         <w:t>Список источников</w:t>
@@ -6205,7 +6774,7 @@
       <w:r>
         <w:t xml:space="preserve">Магнитошахтинская область [электронный ресурс]. Режим доступа: </w:t>
       </w:r>
-      <w:hyperlink r:id="rId18" w:history="1">
+      <w:hyperlink r:id="rId19" w:history="1">
         <w:r>
           <w:rPr>
             <w:rStyle w:val="a4"/>
@@ -6255,7 +6824,7 @@
       <w:r>
         <w:t xml:space="preserve">Режим доступа: </w:t>
       </w:r>
-      <w:hyperlink r:id="rId19" w:history="1">
+      <w:hyperlink r:id="rId20" w:history="1">
         <w:r>
           <w:rPr>
             <w:rStyle w:val="a4"/>
@@ -6302,7 +6871,7 @@
       <w:r>
         <w:t xml:space="preserve"> [электронный ресурс]. Режим доступа: </w:t>
       </w:r>
-      <w:hyperlink r:id="rId20" w:history="1">
+      <w:hyperlink r:id="rId21" w:history="1">
         <w:r>
           <w:rPr>
             <w:rStyle w:val="a4"/>
@@ -6401,8 +6970,9 @@
       </w:pPr>
     </w:p>
     <w:sectPr>
+      <w:footerReference w:type="default" r:id="rId22"/>
       <w:pgSz w:w="11906" w:h="16838"/>
-      <w:pgMar w:top="1134" w:right="851" w:bottom="1134" w:left="1701" w:header="709" w:footer="709" w:gutter="0"/>
+      <w:pgMar w:top="1134" w:right="850" w:bottom="1134" w:left="1701" w:header="709" w:footer="454" w:gutter="0"/>
       <w:pgNumType w:start="2"/>
       <w:cols w:space="708"/>
       <w:docGrid w:linePitch="360"/>
@@ -6412,7 +6982,7 @@
 </file>
 
 <file path=word/endnotes.xml><?xml version="1.0" encoding="utf-8"?>
-<w:endnotes xmlns:wpc="http://schemas.microsoft.com/office/word/2010/wordprocessingCanvas" xmlns:cx="http://schemas.microsoft.com/office/drawing/2014/chartex" xmlns:cx1="http://schemas.microsoft.com/office/drawing/2015/9/8/chartex" xmlns:mc="http://schemas.openxmlformats.org/markup-compatibility/2006" xmlns:o="urn:schemas-microsoft-com:office:office" xmlns:r="http://schemas.openxmlformats.org/officeDocument/2006/relationships" xmlns:m="http://schemas.openxmlformats.org/officeDocument/2006/math" xmlns:v="urn:schemas-microsoft-com:vml" xmlns:wp14="http://schemas.microsoft.com/office/word/2010/wordprocessingDrawing" xmlns:wp="http://schemas.openxmlformats.org/drawingml/2006/wordprocessingDrawing" xmlns:w10="urn:schemas-microsoft-com:office:word" xmlns:w="http://schemas.openxmlformats.org/wordprocessingml/2006/main" xmlns:w14="http://schemas.microsoft.com/office/word/2010/wordml" xmlns:w15="http://schemas.microsoft.com/office/word/2012/wordml" xmlns:w16se="http://schemas.microsoft.com/office/word/2015/wordml/symex" xmlns:wpg="http://schemas.microsoft.com/office/word/2010/wordprocessingGroup" xmlns:wpi="http://schemas.microsoft.com/office/word/2010/wordprocessingInk" xmlns:wne="http://schemas.microsoft.com/office/word/2006/wordml" xmlns:wps="http://schemas.microsoft.com/office/word/2010/wordprocessingShape" mc:Ignorable="w14 w15 w16se wp14">
+<w:endnotes xmlns:wpc="http://schemas.microsoft.com/office/word/2010/wordprocessingCanvas" xmlns:cx="http://schemas.microsoft.com/office/drawing/2014/chartex" xmlns:cx1="http://schemas.microsoft.com/office/drawing/2015/9/8/chartex" xmlns:cx2="http://schemas.microsoft.com/office/drawing/2015/10/21/chartex" xmlns:cx3="http://schemas.microsoft.com/office/drawing/2016/5/9/chartex" xmlns:cx4="http://schemas.microsoft.com/office/drawing/2016/5/10/chartex" xmlns:cx5="http://schemas.microsoft.com/office/drawing/2016/5/11/chartex" xmlns:cx6="http://schemas.microsoft.com/office/drawing/2016/5/12/chartex" xmlns:cx7="http://schemas.microsoft.com/office/drawing/2016/5/13/chartex" xmlns:cx8="http://schemas.microsoft.com/office/drawing/2016/5/14/chartex" xmlns:mc="http://schemas.openxmlformats.org/markup-compatibility/2006" xmlns:aink="http://schemas.microsoft.com/office/drawing/2016/ink" xmlns:am3d="http://schemas.microsoft.com/office/drawing/2017/model3d" xmlns:o="urn:schemas-microsoft-com:office:office" xmlns:r="http://schemas.openxmlformats.org/officeDocument/2006/relationships" xmlns:m="http://schemas.openxmlformats.org/officeDocument/2006/math" xmlns:v="urn:schemas-microsoft-com:vml" xmlns:wp14="http://schemas.microsoft.com/office/word/2010/wordprocessingDrawing" xmlns:wp="http://schemas.openxmlformats.org/drawingml/2006/wordprocessingDrawing" xmlns:w10="urn:schemas-microsoft-com:office:word" xmlns:w="http://schemas.openxmlformats.org/wordprocessingml/2006/main" xmlns:w14="http://schemas.microsoft.com/office/word/2010/wordml" xmlns:w15="http://schemas.microsoft.com/office/word/2012/wordml" xmlns:w16cex="http://schemas.microsoft.com/office/word/2018/wordml/cex" xmlns:w16cid="http://schemas.microsoft.com/office/word/2016/wordml/cid" xmlns:w16="http://schemas.microsoft.com/office/word/2018/wordml" xmlns:w16sdtdh="http://schemas.microsoft.com/office/word/2020/wordml/sdtdatahash" xmlns:w16se="http://schemas.microsoft.com/office/word/2015/wordml/symex" xmlns:wpg="http://schemas.microsoft.com/office/word/2010/wordprocessingGroup" xmlns:wpi="http://schemas.microsoft.com/office/word/2010/wordprocessingInk" xmlns:wne="http://schemas.microsoft.com/office/word/2006/wordml" xmlns:wps="http://schemas.microsoft.com/office/word/2010/wordprocessingShape" mc:Ignorable="w14 w15 w16se w16cid w16 w16cex w16sdtdh wp14">
   <w:endnote w:type="separator" w:id="-1">
     <w:p>
       <w:pPr>
@@ -6437,7 +7007,7 @@
 </file>
 
 <file path=word/footer1.xml><?xml version="1.0" encoding="utf-8"?>
-<w:ftr xmlns:wpc="http://schemas.microsoft.com/office/word/2010/wordprocessingCanvas" xmlns:cx="http://schemas.microsoft.com/office/drawing/2014/chartex" xmlns:cx1="http://schemas.microsoft.com/office/drawing/2015/9/8/chartex" xmlns:mc="http://schemas.openxmlformats.org/markup-compatibility/2006" xmlns:o="urn:schemas-microsoft-com:office:office" xmlns:r="http://schemas.openxmlformats.org/officeDocument/2006/relationships" xmlns:m="http://schemas.openxmlformats.org/officeDocument/2006/math" xmlns:v="urn:schemas-microsoft-com:vml" xmlns:wp14="http://schemas.microsoft.com/office/word/2010/wordprocessingDrawing" xmlns:wp="http://schemas.openxmlformats.org/drawingml/2006/wordprocessingDrawing" xmlns:w10="urn:schemas-microsoft-com:office:word" xmlns:w="http://schemas.openxmlformats.org/wordprocessingml/2006/main" xmlns:w14="http://schemas.microsoft.com/office/word/2010/wordml" xmlns:w15="http://schemas.microsoft.com/office/word/2012/wordml" xmlns:w16se="http://schemas.microsoft.com/office/word/2015/wordml/symex" xmlns:wpg="http://schemas.microsoft.com/office/word/2010/wordprocessingGroup" xmlns:wpi="http://schemas.microsoft.com/office/word/2010/wordprocessingInk" xmlns:wne="http://schemas.microsoft.com/office/word/2006/wordml" xmlns:wps="http://schemas.microsoft.com/office/word/2010/wordprocessingShape" mc:Ignorable="w14 w15 w16se wp14">
+<w:ftr xmlns:wpc="http://schemas.microsoft.com/office/word/2010/wordprocessingCanvas" xmlns:cx="http://schemas.microsoft.com/office/drawing/2014/chartex" xmlns:cx1="http://schemas.microsoft.com/office/drawing/2015/9/8/chartex" xmlns:cx2="http://schemas.microsoft.com/office/drawing/2015/10/21/chartex" xmlns:cx3="http://schemas.microsoft.com/office/drawing/2016/5/9/chartex" xmlns:cx4="http://schemas.microsoft.com/office/drawing/2016/5/10/chartex" xmlns:cx5="http://schemas.microsoft.com/office/drawing/2016/5/11/chartex" xmlns:cx6="http://schemas.microsoft.com/office/drawing/2016/5/12/chartex" xmlns:cx7="http://schemas.microsoft.com/office/drawing/2016/5/13/chartex" xmlns:cx8="http://schemas.microsoft.com/office/drawing/2016/5/14/chartex" xmlns:mc="http://schemas.openxmlformats.org/markup-compatibility/2006" xmlns:aink="http://schemas.microsoft.com/office/drawing/2016/ink" xmlns:am3d="http://schemas.microsoft.com/office/drawing/2017/model3d" xmlns:o="urn:schemas-microsoft-com:office:office" xmlns:r="http://schemas.openxmlformats.org/officeDocument/2006/relationships" xmlns:m="http://schemas.openxmlformats.org/officeDocument/2006/math" xmlns:v="urn:schemas-microsoft-com:vml" xmlns:wp14="http://schemas.microsoft.com/office/word/2010/wordprocessingDrawing" xmlns:wp="http://schemas.openxmlformats.org/drawingml/2006/wordprocessingDrawing" xmlns:w10="urn:schemas-microsoft-com:office:word" xmlns:w="http://schemas.openxmlformats.org/wordprocessingml/2006/main" xmlns:w14="http://schemas.microsoft.com/office/word/2010/wordml" xmlns:w15="http://schemas.microsoft.com/office/word/2012/wordml" xmlns:w16cex="http://schemas.microsoft.com/office/word/2018/wordml/cex" xmlns:w16cid="http://schemas.microsoft.com/office/word/2016/wordml/cid" xmlns:w16="http://schemas.microsoft.com/office/word/2018/wordml" xmlns:w16sdtdh="http://schemas.microsoft.com/office/word/2020/wordml/sdtdatahash" xmlns:w16se="http://schemas.microsoft.com/office/word/2015/wordml/symex" xmlns:wpg="http://schemas.microsoft.com/office/word/2010/wordprocessingGroup" xmlns:wpi="http://schemas.microsoft.com/office/word/2010/wordprocessingInk" xmlns:wne="http://schemas.microsoft.com/office/word/2006/wordml" xmlns:wps="http://schemas.microsoft.com/office/word/2010/wordprocessingShape" mc:Ignorable="w14 w15 w16se w16cid w16 w16cex w16sdtdh wp14">
   <w:sdt>
     <w:sdtPr>
       <w:rPr>
@@ -6514,22 +7084,91 @@
 </file>
 
 <file path=word/footer2.xml><?xml version="1.0" encoding="utf-8"?>
-<w:ftr xmlns:wpc="http://schemas.microsoft.com/office/word/2010/wordprocessingCanvas" xmlns:cx="http://schemas.microsoft.com/office/drawing/2014/chartex" xmlns:cx1="http://schemas.microsoft.com/office/drawing/2015/9/8/chartex" xmlns:mc="http://schemas.openxmlformats.org/markup-compatibility/2006" xmlns:o="urn:schemas-microsoft-com:office:office" xmlns:r="http://schemas.openxmlformats.org/officeDocument/2006/relationships" xmlns:m="http://schemas.openxmlformats.org/officeDocument/2006/math" xmlns:v="urn:schemas-microsoft-com:vml" xmlns:wp14="http://schemas.microsoft.com/office/word/2010/wordprocessingDrawing" xmlns:wp="http://schemas.openxmlformats.org/drawingml/2006/wordprocessingDrawing" xmlns:w10="urn:schemas-microsoft-com:office:word" xmlns:w="http://schemas.openxmlformats.org/wordprocessingml/2006/main" xmlns:w14="http://schemas.microsoft.com/office/word/2010/wordml" xmlns:w15="http://schemas.microsoft.com/office/word/2012/wordml" xmlns:w16se="http://schemas.microsoft.com/office/word/2015/wordml/symex" xmlns:wpg="http://schemas.microsoft.com/office/word/2010/wordprocessingGroup" xmlns:wpi="http://schemas.microsoft.com/office/word/2010/wordprocessingInk" xmlns:wne="http://schemas.microsoft.com/office/word/2006/wordml" xmlns:wps="http://schemas.microsoft.com/office/word/2010/wordprocessingShape" mc:Ignorable="w14 w15 w16se wp14">
+<w:ftr xmlns:wpc="http://schemas.microsoft.com/office/word/2010/wordprocessingCanvas" xmlns:cx="http://schemas.microsoft.com/office/drawing/2014/chartex" xmlns:cx1="http://schemas.microsoft.com/office/drawing/2015/9/8/chartex" xmlns:cx2="http://schemas.microsoft.com/office/drawing/2015/10/21/chartex" xmlns:cx3="http://schemas.microsoft.com/office/drawing/2016/5/9/chartex" xmlns:cx4="http://schemas.microsoft.com/office/drawing/2016/5/10/chartex" xmlns:cx5="http://schemas.microsoft.com/office/drawing/2016/5/11/chartex" xmlns:cx6="http://schemas.microsoft.com/office/drawing/2016/5/12/chartex" xmlns:cx7="http://schemas.microsoft.com/office/drawing/2016/5/13/chartex" xmlns:cx8="http://schemas.microsoft.com/office/drawing/2016/5/14/chartex" xmlns:mc="http://schemas.openxmlformats.org/markup-compatibility/2006" xmlns:aink="http://schemas.microsoft.com/office/drawing/2016/ink" xmlns:am3d="http://schemas.microsoft.com/office/drawing/2017/model3d" xmlns:o="urn:schemas-microsoft-com:office:office" xmlns:r="http://schemas.openxmlformats.org/officeDocument/2006/relationships" xmlns:m="http://schemas.openxmlformats.org/officeDocument/2006/math" xmlns:v="urn:schemas-microsoft-com:vml" xmlns:wp14="http://schemas.microsoft.com/office/word/2010/wordprocessingDrawing" xmlns:wp="http://schemas.openxmlformats.org/drawingml/2006/wordprocessingDrawing" xmlns:w10="urn:schemas-microsoft-com:office:word" xmlns:w="http://schemas.openxmlformats.org/wordprocessingml/2006/main" xmlns:w14="http://schemas.microsoft.com/office/word/2010/wordml" xmlns:w15="http://schemas.microsoft.com/office/word/2012/wordml" xmlns:w16cex="http://schemas.microsoft.com/office/word/2018/wordml/cex" xmlns:w16cid="http://schemas.microsoft.com/office/word/2016/wordml/cid" xmlns:w16="http://schemas.microsoft.com/office/word/2018/wordml" xmlns:w16sdtdh="http://schemas.microsoft.com/office/word/2020/wordml/sdtdatahash" xmlns:w16se="http://schemas.microsoft.com/office/word/2015/wordml/symex" xmlns:wpg="http://schemas.microsoft.com/office/word/2010/wordprocessingGroup" xmlns:wpi="http://schemas.microsoft.com/office/word/2010/wordprocessingInk" xmlns:wne="http://schemas.microsoft.com/office/word/2006/wordml" xmlns:wps="http://schemas.microsoft.com/office/word/2010/wordprocessingShape" mc:Ignorable="w14 w15 w16se w16cid w16 w16cex w16sdtdh wp14">
+  <w:sdt>
+    <w:sdtPr>
+      <w:id w:val="301041130"/>
+      <w:docPartObj>
+        <w:docPartGallery w:val="Page Numbers (Bottom of Page)"/>
+        <w:docPartUnique/>
+      </w:docPartObj>
+    </w:sdtPr>
+    <w:sdtContent>
+      <w:p>
+        <w:pPr>
+          <w:pStyle w:val="a7"/>
+          <w:jc w:val="center"/>
+        </w:pPr>
+        <w:r>
+          <w:rPr>
+            <w:rStyle w:val="af4"/>
+          </w:rPr>
+          <w:fldChar w:fldCharType="begin"/>
+        </w:r>
+        <w:r>
+          <w:rPr>
+            <w:rStyle w:val="af4"/>
+          </w:rPr>
+          <w:instrText>PAGE   \* MERGEFORMAT</w:instrText>
+        </w:r>
+        <w:r>
+          <w:rPr>
+            <w:rStyle w:val="af4"/>
+          </w:rPr>
+          <w:fldChar w:fldCharType="separate"/>
+        </w:r>
+        <w:r>
+          <w:rPr>
+            <w:rStyle w:val="af4"/>
+          </w:rPr>
+          <w:t>2</w:t>
+        </w:r>
+        <w:r>
+          <w:rPr>
+            <w:rStyle w:val="af4"/>
+          </w:rPr>
+          <w:fldChar w:fldCharType="end"/>
+        </w:r>
+      </w:p>
+    </w:sdtContent>
+  </w:sdt>
   <w:p>
     <w:pPr>
       <w:pStyle w:val="a7"/>
+      <w:tabs>
+        <w:tab w:val="clear" w:pos="4677"/>
+        <w:tab w:val="clear" w:pos="9355"/>
+        <w:tab w:val="left" w:pos="2340"/>
+        <w:tab w:val="left" w:pos="4005"/>
+      </w:tabs>
       <w:rPr>
         <w:rFonts w:ascii="Times New Roman" w:hAnsi="Times New Roman" w:cs="Times New Roman"/>
         <w:sz w:val="28"/>
         <w:szCs w:val="28"/>
       </w:rPr>
     </w:pPr>
+    <w:r>
+      <w:rPr>
+        <w:rFonts w:ascii="Times New Roman" w:hAnsi="Times New Roman" w:cs="Times New Roman"/>
+        <w:sz w:val="28"/>
+        <w:szCs w:val="28"/>
+      </w:rPr>
+      <w:tab/>
+    </w:r>
+    <w:r>
+      <w:rPr>
+        <w:rFonts w:ascii="Times New Roman" w:hAnsi="Times New Roman" w:cs="Times New Roman"/>
+        <w:sz w:val="28"/>
+        <w:szCs w:val="28"/>
+      </w:rPr>
+      <w:tab/>
+    </w:r>
   </w:p>
 </w:ftr>
 </file>
 
 <file path=word/footnotes.xml><?xml version="1.0" encoding="utf-8"?>
-<w:footnotes xmlns:wpc="http://schemas.microsoft.com/office/word/2010/wordprocessingCanvas" xmlns:cx="http://schemas.microsoft.com/office/drawing/2014/chartex" xmlns:cx1="http://schemas.microsoft.com/office/drawing/2015/9/8/chartex" xmlns:mc="http://schemas.openxmlformats.org/markup-compatibility/2006" xmlns:o="urn:schemas-microsoft-com:office:office" xmlns:r="http://schemas.openxmlformats.org/officeDocument/2006/relationships" xmlns:m="http://schemas.openxmlformats.org/officeDocument/2006/math" xmlns:v="urn:schemas-microsoft-com:vml" xmlns:wp14="http://schemas.microsoft.com/office/word/2010/wordprocessingDrawing" xmlns:wp="http://schemas.openxmlformats.org/drawingml/2006/wordprocessingDrawing" xmlns:w10="urn:schemas-microsoft-com:office:word" xmlns:w="http://schemas.openxmlformats.org/wordprocessingml/2006/main" xmlns:w14="http://schemas.microsoft.com/office/word/2010/wordml" xmlns:w15="http://schemas.microsoft.com/office/word/2012/wordml" xmlns:w16se="http://schemas.microsoft.com/office/word/2015/wordml/symex" xmlns:wpg="http://schemas.microsoft.com/office/word/2010/wordprocessingGroup" xmlns:wpi="http://schemas.microsoft.com/office/word/2010/wordprocessingInk" xmlns:wne="http://schemas.microsoft.com/office/word/2006/wordml" xmlns:wps="http://schemas.microsoft.com/office/word/2010/wordprocessingShape" mc:Ignorable="w14 w15 w16se wp14">
+<w:footnotes xmlns:wpc="http://schemas.microsoft.com/office/word/2010/wordprocessingCanvas" xmlns:cx="http://schemas.microsoft.com/office/drawing/2014/chartex" xmlns:cx1="http://schemas.microsoft.com/office/drawing/2015/9/8/chartex" xmlns:cx2="http://schemas.microsoft.com/office/drawing/2015/10/21/chartex" xmlns:cx3="http://schemas.microsoft.com/office/drawing/2016/5/9/chartex" xmlns:cx4="http://schemas.microsoft.com/office/drawing/2016/5/10/chartex" xmlns:cx5="http://schemas.microsoft.com/office/drawing/2016/5/11/chartex" xmlns:cx6="http://schemas.microsoft.com/office/drawing/2016/5/12/chartex" xmlns:cx7="http://schemas.microsoft.com/office/drawing/2016/5/13/chartex" xmlns:cx8="http://schemas.microsoft.com/office/drawing/2016/5/14/chartex" xmlns:mc="http://schemas.openxmlformats.org/markup-compatibility/2006" xmlns:aink="http://schemas.microsoft.com/office/drawing/2016/ink" xmlns:am3d="http://schemas.microsoft.com/office/drawing/2017/model3d" xmlns:o="urn:schemas-microsoft-com:office:office" xmlns:r="http://schemas.openxmlformats.org/officeDocument/2006/relationships" xmlns:m="http://schemas.openxmlformats.org/officeDocument/2006/math" xmlns:v="urn:schemas-microsoft-com:vml" xmlns:wp14="http://schemas.microsoft.com/office/word/2010/wordprocessingDrawing" xmlns:wp="http://schemas.openxmlformats.org/drawingml/2006/wordprocessingDrawing" xmlns:w10="urn:schemas-microsoft-com:office:word" xmlns:w="http://schemas.openxmlformats.org/wordprocessingml/2006/main" xmlns:w14="http://schemas.microsoft.com/office/word/2010/wordml" xmlns:w15="http://schemas.microsoft.com/office/word/2012/wordml" xmlns:w16cex="http://schemas.microsoft.com/office/word/2018/wordml/cex" xmlns:w16cid="http://schemas.microsoft.com/office/word/2016/wordml/cid" xmlns:w16="http://schemas.microsoft.com/office/word/2018/wordml" xmlns:w16sdtdh="http://schemas.microsoft.com/office/word/2020/wordml/sdtdatahash" xmlns:w16se="http://schemas.microsoft.com/office/word/2015/wordml/symex" xmlns:wpg="http://schemas.microsoft.com/office/word/2010/wordprocessingGroup" xmlns:wpi="http://schemas.microsoft.com/office/word/2010/wordprocessingInk" xmlns:wne="http://schemas.microsoft.com/office/word/2006/wordml" xmlns:wps="http://schemas.microsoft.com/office/word/2010/wordprocessingShape" mc:Ignorable="w14 w15 w16se w16cid w16 w16cex w16sdtdh wp14">
   <w:footnote w:type="separator" w:id="-1">
     <w:p>
       <w:pPr>
@@ -6554,7 +7193,7 @@
 </file>
 
 <file path=word/numbering.xml><?xml version="1.0" encoding="utf-8"?>
-<w:numbering xmlns:wpc="http://schemas.microsoft.com/office/word/2010/wordprocessingCanvas" xmlns:cx="http://schemas.microsoft.com/office/drawing/2014/chartex" xmlns:cx1="http://schemas.microsoft.com/office/drawing/2015/9/8/chartex" xmlns:mc="http://schemas.openxmlformats.org/markup-compatibility/2006" xmlns:o="urn:schemas-microsoft-com:office:office" xmlns:r="http://schemas.openxmlformats.org/officeDocument/2006/relationships" xmlns:m="http://schemas.openxmlformats.org/officeDocument/2006/math" xmlns:v="urn:schemas-microsoft-com:vml" xmlns:wp14="http://schemas.microsoft.com/office/word/2010/wordprocessingDrawing" xmlns:wp="http://schemas.openxmlformats.org/drawingml/2006/wordprocessingDrawing" xmlns:w10="urn:schemas-microsoft-com:office:word" xmlns:w="http://schemas.openxmlformats.org/wordprocessingml/2006/main" xmlns:w14="http://schemas.microsoft.com/office/word/2010/wordml" xmlns:w15="http://schemas.microsoft.com/office/word/2012/wordml" xmlns:w16se="http://schemas.microsoft.com/office/word/2015/wordml/symex" xmlns:wpg="http://schemas.microsoft.com/office/word/2010/wordprocessingGroup" xmlns:wpi="http://schemas.microsoft.com/office/word/2010/wordprocessingInk" xmlns:wne="http://schemas.microsoft.com/office/word/2006/wordml" xmlns:wps="http://schemas.microsoft.com/office/word/2010/wordprocessingShape" mc:Ignorable="w14 w15 w16se wp14">
+<w:numbering xmlns:wpc="http://schemas.microsoft.com/office/word/2010/wordprocessingCanvas" xmlns:cx="http://schemas.microsoft.com/office/drawing/2014/chartex" xmlns:cx1="http://schemas.microsoft.com/office/drawing/2015/9/8/chartex" xmlns:cx2="http://schemas.microsoft.com/office/drawing/2015/10/21/chartex" xmlns:cx3="http://schemas.microsoft.com/office/drawing/2016/5/9/chartex" xmlns:cx4="http://schemas.microsoft.com/office/drawing/2016/5/10/chartex" xmlns:cx5="http://schemas.microsoft.com/office/drawing/2016/5/11/chartex" xmlns:cx6="http://schemas.microsoft.com/office/drawing/2016/5/12/chartex" xmlns:cx7="http://schemas.microsoft.com/office/drawing/2016/5/13/chartex" xmlns:cx8="http://schemas.microsoft.com/office/drawing/2016/5/14/chartex" xmlns:mc="http://schemas.openxmlformats.org/markup-compatibility/2006" xmlns:aink="http://schemas.microsoft.com/office/drawing/2016/ink" xmlns:am3d="http://schemas.microsoft.com/office/drawing/2017/model3d" xmlns:o="urn:schemas-microsoft-com:office:office" xmlns:r="http://schemas.openxmlformats.org/officeDocument/2006/relationships" xmlns:m="http://schemas.openxmlformats.org/officeDocument/2006/math" xmlns:v="urn:schemas-microsoft-com:vml" xmlns:wp14="http://schemas.microsoft.com/office/word/2010/wordprocessingDrawing" xmlns:wp="http://schemas.openxmlformats.org/drawingml/2006/wordprocessingDrawing" xmlns:w10="urn:schemas-microsoft-com:office:word" xmlns:w="http://schemas.openxmlformats.org/wordprocessingml/2006/main" xmlns:w14="http://schemas.microsoft.com/office/word/2010/wordml" xmlns:w15="http://schemas.microsoft.com/office/word/2012/wordml" xmlns:w16cex="http://schemas.microsoft.com/office/word/2018/wordml/cex" xmlns:w16cid="http://schemas.microsoft.com/office/word/2016/wordml/cid" xmlns:w16="http://schemas.microsoft.com/office/word/2018/wordml" xmlns:w16sdtdh="http://schemas.microsoft.com/office/word/2020/wordml/sdtdatahash" xmlns:w16se="http://schemas.microsoft.com/office/word/2015/wordml/symex" xmlns:wpg="http://schemas.microsoft.com/office/word/2010/wordprocessingGroup" xmlns:wpi="http://schemas.microsoft.com/office/word/2010/wordprocessingInk" xmlns:wne="http://schemas.microsoft.com/office/word/2006/wordml" xmlns:wps="http://schemas.microsoft.com/office/word/2010/wordprocessingShape" mc:Ignorable="w14 w15 w16se w16cid w16 w16cex w16sdtdh wp14">
   <w:abstractNum w:abstractNumId="0" w15:restartNumberingAfterBreak="0">
     <w:nsid w:val="079350C4"/>
     <w:multiLevelType w:val="hybridMultilevel"/>
@@ -8796,7 +9435,7 @@
 </file>
 
 <file path=word/styles.xml><?xml version="1.0" encoding="utf-8"?>
-<w:styles xmlns:mc="http://schemas.openxmlformats.org/markup-compatibility/2006" xmlns:r="http://schemas.openxmlformats.org/officeDocument/2006/relationships" xmlns:w="http://schemas.openxmlformats.org/wordprocessingml/2006/main" xmlns:w14="http://schemas.microsoft.com/office/word/2010/wordml" xmlns:w15="http://schemas.microsoft.com/office/word/2012/wordml" xmlns:w16se="http://schemas.microsoft.com/office/word/2015/wordml/symex" mc:Ignorable="w14 w15 w16se">
+<w:styles xmlns:mc="http://schemas.openxmlformats.org/markup-compatibility/2006" xmlns:r="http://schemas.openxmlformats.org/officeDocument/2006/relationships" xmlns:w="http://schemas.openxmlformats.org/wordprocessingml/2006/main" xmlns:w14="http://schemas.microsoft.com/office/word/2010/wordml" xmlns:w15="http://schemas.microsoft.com/office/word/2012/wordml" xmlns:w16cex="http://schemas.microsoft.com/office/word/2018/wordml/cex" xmlns:w16cid="http://schemas.microsoft.com/office/word/2016/wordml/cid" xmlns:w16="http://schemas.microsoft.com/office/word/2018/wordml" xmlns:w16sdtdh="http://schemas.microsoft.com/office/word/2020/wordml/sdtdatahash" xmlns:w16se="http://schemas.microsoft.com/office/word/2015/wordml/symex" mc:Ignorable="w14 w15 w16se w16cid w16 w16cex w16sdtdh">
   <w:docDefaults>
     <w:rPrDefault>
       <w:rPr>
@@ -8812,7 +9451,7 @@
       </w:pPr>
     </w:pPrDefault>
   </w:docDefaults>
-  <w:latentStyles w:defLockedState="0" w:defUIPriority="99" w:defSemiHidden="0" w:defUnhideWhenUsed="0" w:defQFormat="0" w:count="371">
+  <w:latentStyles w:defLockedState="0" w:defUIPriority="99" w:defSemiHidden="0" w:defUnhideWhenUsed="0" w:defQFormat="0" w:count="376">
     <w:lsdException w:name="Normal" w:uiPriority="0" w:qFormat="1"/>
     <w:lsdException w:name="heading 1" w:uiPriority="9" w:qFormat="1"/>
     <w:lsdException w:name="heading 2" w:semiHidden="1" w:uiPriority="9" w:unhideWhenUsed="1" w:qFormat="1"/>
@@ -8918,7 +9557,6 @@
     <w:lsdException w:name="HTML Sample" w:semiHidden="1" w:unhideWhenUsed="1"/>
     <w:lsdException w:name="HTML Typewriter" w:semiHidden="1" w:unhideWhenUsed="1"/>
     <w:lsdException w:name="HTML Variable" w:semiHidden="1" w:unhideWhenUsed="1"/>
-    <w:lsdException w:name="Normal Table" w:semiHidden="1" w:unhideWhenUsed="1"/>
     <w:lsdException w:name="annotation subject" w:semiHidden="1" w:unhideWhenUsed="1"/>
     <w:lsdException w:name="No List" w:semiHidden="1" w:unhideWhenUsed="1"/>
     <w:lsdException w:name="Outline List 1" w:semiHidden="1" w:unhideWhenUsed="1"/>
@@ -8961,11 +9599,8 @@
     <w:lsdException w:name="Table Contemporary" w:semiHidden="1" w:unhideWhenUsed="1"/>
     <w:lsdException w:name="Table Elegant" w:semiHidden="1" w:unhideWhenUsed="1"/>
     <w:lsdException w:name="Table Professional" w:semiHidden="1" w:unhideWhenUsed="1"/>
-    <w:lsdException w:name="Table Subtle 1" w:semiHidden="1" w:unhideWhenUsed="1"/>
     <w:lsdException w:name="Table Subtle 2" w:semiHidden="1" w:unhideWhenUsed="1"/>
     <w:lsdException w:name="Table Web 1" w:semiHidden="1" w:unhideWhenUsed="1"/>
-    <w:lsdException w:name="Table Web 2" w:semiHidden="1" w:unhideWhenUsed="1"/>
-    <w:lsdException w:name="Table Web 3" w:semiHidden="1" w:unhideWhenUsed="1"/>
     <w:lsdException w:name="Balloon Text" w:semiHidden="1" w:unhideWhenUsed="1"/>
     <w:lsdException w:name="Table Grid" w:uiPriority="39"/>
     <w:lsdException w:name="Table Theme" w:semiHidden="1" w:unhideWhenUsed="1"/>
@@ -9184,6 +9819,11 @@
     <w:lsdException w:name="List Table 5 Dark Accent 6" w:uiPriority="50"/>
     <w:lsdException w:name="List Table 6 Colorful Accent 6" w:uiPriority="51"/>
     <w:lsdException w:name="List Table 7 Colorful Accent 6" w:uiPriority="52"/>
+    <w:lsdException w:name="Mention" w:semiHidden="1" w:unhideWhenUsed="1"/>
+    <w:lsdException w:name="Smart Hyperlink" w:semiHidden="1" w:unhideWhenUsed="1"/>
+    <w:lsdException w:name="Hashtag" w:semiHidden="1" w:unhideWhenUsed="1"/>
+    <w:lsdException w:name="Unresolved Mention" w:semiHidden="1" w:unhideWhenUsed="1"/>
+    <w:lsdException w:name="Smart Link" w:semiHidden="1" w:unhideWhenUsed="1"/>
   </w:latentStyles>
   <w:style w:type="paragraph" w:default="1" w:styleId="a">
     <w:name w:val="Normal"/>

--- a/Отчет/Проектирование игры/Проектирование игры.docx
+++ b/Отчет/Проектирование игры/Проектирование игры.docx
@@ -1,6 +1,6 @@
 
 <file path=word/document.xml><?xml version="1.0" encoding="utf-8"?>
-<w:document xmlns:wpc="http://schemas.microsoft.com/office/word/2010/wordprocessingCanvas" xmlns:cx="http://schemas.microsoft.com/office/drawing/2014/chartex" xmlns:cx1="http://schemas.microsoft.com/office/drawing/2015/9/8/chartex" xmlns:cx2="http://schemas.microsoft.com/office/drawing/2015/10/21/chartex" xmlns:cx3="http://schemas.microsoft.com/office/drawing/2016/5/9/chartex" xmlns:cx4="http://schemas.microsoft.com/office/drawing/2016/5/10/chartex" xmlns:cx5="http://schemas.microsoft.com/office/drawing/2016/5/11/chartex" xmlns:cx6="http://schemas.microsoft.com/office/drawing/2016/5/12/chartex" xmlns:cx7="http://schemas.microsoft.com/office/drawing/2016/5/13/chartex" xmlns:cx8="http://schemas.microsoft.com/office/drawing/2016/5/14/chartex" xmlns:mc="http://schemas.openxmlformats.org/markup-compatibility/2006" xmlns:aink="http://schemas.microsoft.com/office/drawing/2016/ink" xmlns:am3d="http://schemas.microsoft.com/office/drawing/2017/model3d" xmlns:o="urn:schemas-microsoft-com:office:office" xmlns:r="http://schemas.openxmlformats.org/officeDocument/2006/relationships" xmlns:m="http://schemas.openxmlformats.org/officeDocument/2006/math" xmlns:v="urn:schemas-microsoft-com:vml" xmlns:wp14="http://schemas.microsoft.com/office/word/2010/wordprocessingDrawing" xmlns:wp="http://schemas.openxmlformats.org/drawingml/2006/wordprocessingDrawing" xmlns:w10="urn:schemas-microsoft-com:office:word" xmlns:w="http://schemas.openxmlformats.org/wordprocessingml/2006/main" xmlns:w14="http://schemas.microsoft.com/office/word/2010/wordml" xmlns:w15="http://schemas.microsoft.com/office/word/2012/wordml" xmlns:w16cex="http://schemas.microsoft.com/office/word/2018/wordml/cex" xmlns:w16cid="http://schemas.microsoft.com/office/word/2016/wordml/cid" xmlns:w16="http://schemas.microsoft.com/office/word/2018/wordml" xmlns:w16sdtdh="http://schemas.microsoft.com/office/word/2020/wordml/sdtdatahash" xmlns:w16se="http://schemas.microsoft.com/office/word/2015/wordml/symex" xmlns:wpg="http://schemas.microsoft.com/office/word/2010/wordprocessingGroup" xmlns:wpi="http://schemas.microsoft.com/office/word/2010/wordprocessingInk" xmlns:wne="http://schemas.microsoft.com/office/word/2006/wordml" xmlns:wps="http://schemas.microsoft.com/office/word/2010/wordprocessingShape" mc:Ignorable="w14 w15 w16se w16cid w16 w16cex w16sdtdh wp14">
+<w:document xmlns:wpc="http://schemas.microsoft.com/office/word/2010/wordprocessingCanvas" xmlns:cx="http://schemas.microsoft.com/office/drawing/2014/chartex" xmlns:cx1="http://schemas.microsoft.com/office/drawing/2015/9/8/chartex" xmlns:mc="http://schemas.openxmlformats.org/markup-compatibility/2006" xmlns:o="urn:schemas-microsoft-com:office:office" xmlns:r="http://schemas.openxmlformats.org/officeDocument/2006/relationships" xmlns:m="http://schemas.openxmlformats.org/officeDocument/2006/math" xmlns:v="urn:schemas-microsoft-com:vml" xmlns:wp14="http://schemas.microsoft.com/office/word/2010/wordprocessingDrawing" xmlns:wp="http://schemas.openxmlformats.org/drawingml/2006/wordprocessingDrawing" xmlns:w10="urn:schemas-microsoft-com:office:word" xmlns:w="http://schemas.openxmlformats.org/wordprocessingml/2006/main" xmlns:w14="http://schemas.microsoft.com/office/word/2010/wordml" xmlns:w15="http://schemas.microsoft.com/office/word/2012/wordml" xmlns:w16se="http://schemas.microsoft.com/office/word/2015/wordml/symex" xmlns:wpg="http://schemas.microsoft.com/office/word/2010/wordprocessingGroup" xmlns:wpi="http://schemas.microsoft.com/office/word/2010/wordprocessingInk" xmlns:wne="http://schemas.microsoft.com/office/word/2006/wordml" xmlns:wps="http://schemas.microsoft.com/office/word/2010/wordprocessingShape" mc:Ignorable="w14 w15 w16se wp14">
   <w:body>
     <w:sdt>
       <w:sdtPr>
@@ -960,21 +960,23 @@
             </w:sectPr>
           </w:pPr>
         </w:p>
+        <w:bookmarkStart w:id="0" w:name="_Toc192086083" w:displacedByCustomXml="next"/>
         <w:sdt>
           <w:sdtPr>
+            <w:rPr>
+              <w:rFonts w:asciiTheme="minorHAnsi" w:eastAsiaTheme="minorHAnsi" w:hAnsiTheme="minorHAnsi" w:cstheme="minorBidi"/>
+              <w:b w:val="0"/>
+              <w:bCs w:val="0"/>
+              <w:sz w:val="22"/>
+              <w:szCs w:val="22"/>
+            </w:rPr>
             <w:id w:val="1363709435"/>
             <w:docPartObj>
               <w:docPartGallery w:val="Table of Contents"/>
               <w:docPartUnique/>
             </w:docPartObj>
           </w:sdtPr>
-          <w:sdtEndPr>
-            <w:rPr>
-              <w:rFonts w:asciiTheme="minorHAnsi" w:eastAsiaTheme="minorHAnsi" w:hAnsiTheme="minorHAnsi" w:cstheme="minorBidi"/>
-              <w:sz w:val="22"/>
-              <w:szCs w:val="22"/>
-            </w:rPr>
-          </w:sdtEndPr>
+          <w:sdtEndPr/>
           <w:sdtContent>
             <w:p>
               <w:pPr>
@@ -983,12 +985,13 @@
               <w:r>
                 <w:t>Оглавление</w:t>
               </w:r>
+              <w:bookmarkEnd w:id="0"/>
             </w:p>
             <w:p>
               <w:pPr>
                 <w:pStyle w:val="11"/>
                 <w:tabs>
-                  <w:tab w:val="right" w:leader="dot" w:pos="9344"/>
+                  <w:tab w:val="right" w:leader="dot" w:pos="9345"/>
                 </w:tabs>
                 <w:rPr>
                   <w:rFonts w:asciiTheme="minorHAnsi" w:eastAsiaTheme="minorEastAsia" w:hAnsiTheme="minorHAnsi"/>
@@ -1006,13 +1009,13 @@
               <w:r>
                 <w:fldChar w:fldCharType="separate"/>
               </w:r>
-              <w:hyperlink w:anchor="_Toc192060744" w:history="1">
+              <w:hyperlink w:anchor="_Toc192086083" w:history="1">
                 <w:r>
                   <w:rPr>
                     <w:rStyle w:val="a4"/>
                     <w:noProof/>
                   </w:rPr>
-                  <w:t>Цель работы</w:t>
+                  <w:t>Оглавление</w:t>
                 </w:r>
                 <w:r>
                   <w:rPr>
@@ -1033,7 +1036,7 @@
                     <w:noProof/>
                     <w:webHidden/>
                   </w:rPr>
-                  <w:instrText xml:space="preserve"> PAGEREF _Toc192060744 \h </w:instrText>
+                  <w:instrText xml:space="preserve"> PAGEREF _Toc192086083 \h </w:instrText>
                 </w:r>
                 <w:r>
                   <w:rPr>
@@ -1053,7 +1056,7 @@
                     <w:noProof/>
                     <w:webHidden/>
                   </w:rPr>
-                  <w:t>3</w:t>
+                  <w:t>2</w:t>
                 </w:r>
                 <w:r>
                   <w:rPr>
@@ -1068,7 +1071,7 @@
               <w:pPr>
                 <w:pStyle w:val="11"/>
                 <w:tabs>
-                  <w:tab w:val="right" w:leader="dot" w:pos="9344"/>
+                  <w:tab w:val="right" w:leader="dot" w:pos="9345"/>
                 </w:tabs>
                 <w:rPr>
                   <w:rFonts w:asciiTheme="minorHAnsi" w:eastAsiaTheme="minorEastAsia" w:hAnsiTheme="minorHAnsi"/>
@@ -1077,13 +1080,13 @@
                   <w:lang w:eastAsia="ru-RU"/>
                 </w:rPr>
               </w:pPr>
-              <w:hyperlink w:anchor="_Toc192060745" w:history="1">
+              <w:hyperlink w:anchor="_Toc192086084" w:history="1">
                 <w:r>
                   <w:rPr>
                     <w:rStyle w:val="a4"/>
                     <w:noProof/>
                   </w:rPr>
-                  <w:t>Задание</w:t>
+                  <w:t>Цель работы</w:t>
                 </w:r>
                 <w:r>
                   <w:rPr>
@@ -1104,7 +1107,7 @@
                     <w:noProof/>
                     <w:webHidden/>
                   </w:rPr>
-                  <w:instrText xml:space="preserve"> PAGEREF _Toc192060745 \h </w:instrText>
+                  <w:instrText xml:space="preserve"> PAGEREF _Toc192086084 \h </w:instrText>
                 </w:r>
                 <w:r>
                   <w:rPr>
@@ -1139,7 +1142,7 @@
               <w:pPr>
                 <w:pStyle w:val="11"/>
                 <w:tabs>
-                  <w:tab w:val="right" w:leader="dot" w:pos="9344"/>
+                  <w:tab w:val="right" w:leader="dot" w:pos="9345"/>
                 </w:tabs>
                 <w:rPr>
                   <w:rFonts w:asciiTheme="minorHAnsi" w:eastAsiaTheme="minorEastAsia" w:hAnsiTheme="minorHAnsi"/>
@@ -1148,13 +1151,13 @@
                   <w:lang w:eastAsia="ru-RU"/>
                 </w:rPr>
               </w:pPr>
-              <w:hyperlink w:anchor="_Toc192060746" w:history="1">
+              <w:hyperlink w:anchor="_Toc192086085" w:history="1">
                 <w:r>
                   <w:rPr>
                     <w:rStyle w:val="a4"/>
                     <w:noProof/>
                   </w:rPr>
-                  <w:t>Теоретическая часть</w:t>
+                  <w:t>Задание</w:t>
                 </w:r>
                 <w:r>
                   <w:rPr>
@@ -1175,7 +1178,7 @@
                     <w:noProof/>
                     <w:webHidden/>
                   </w:rPr>
-                  <w:instrText xml:space="preserve"> PAGEREF _Toc192060746 \h </w:instrText>
+                  <w:instrText xml:space="preserve"> PAGEREF _Toc192086085 \h </w:instrText>
                 </w:r>
                 <w:r>
                   <w:rPr>
@@ -1210,7 +1213,7 @@
               <w:pPr>
                 <w:pStyle w:val="11"/>
                 <w:tabs>
-                  <w:tab w:val="right" w:leader="dot" w:pos="9344"/>
+                  <w:tab w:val="right" w:leader="dot" w:pos="9345"/>
                 </w:tabs>
                 <w:rPr>
                   <w:rFonts w:asciiTheme="minorHAnsi" w:eastAsiaTheme="minorEastAsia" w:hAnsiTheme="minorHAnsi"/>
@@ -1219,12 +1222,83 @@
                   <w:lang w:eastAsia="ru-RU"/>
                 </w:rPr>
               </w:pPr>
-              <w:hyperlink w:anchor="_Toc192060747" w:history="1">
+              <w:hyperlink w:anchor="_Toc192086086" w:history="1">
                 <w:r>
                   <w:rPr>
                     <w:rStyle w:val="a4"/>
                     <w:noProof/>
                   </w:rPr>
+                  <w:t>Теоретическая часть</w:t>
+                </w:r>
+                <w:r>
+                  <w:rPr>
+                    <w:noProof/>
+                    <w:webHidden/>
+                  </w:rPr>
+                  <w:tab/>
+                </w:r>
+                <w:r>
+                  <w:rPr>
+                    <w:noProof/>
+                    <w:webHidden/>
+                  </w:rPr>
+                  <w:fldChar w:fldCharType="begin"/>
+                </w:r>
+                <w:r>
+                  <w:rPr>
+                    <w:noProof/>
+                    <w:webHidden/>
+                  </w:rPr>
+                  <w:instrText xml:space="preserve"> PAGEREF _Toc192086086 \h </w:instrText>
+                </w:r>
+                <w:r>
+                  <w:rPr>
+                    <w:noProof/>
+                    <w:webHidden/>
+                  </w:rPr>
+                </w:r>
+                <w:r>
+                  <w:rPr>
+                    <w:noProof/>
+                    <w:webHidden/>
+                  </w:rPr>
+                  <w:fldChar w:fldCharType="separate"/>
+                </w:r>
+                <w:r>
+                  <w:rPr>
+                    <w:noProof/>
+                    <w:webHidden/>
+                  </w:rPr>
+                  <w:t>3</w:t>
+                </w:r>
+                <w:r>
+                  <w:rPr>
+                    <w:noProof/>
+                    <w:webHidden/>
+                  </w:rPr>
+                  <w:fldChar w:fldCharType="end"/>
+                </w:r>
+              </w:hyperlink>
+            </w:p>
+            <w:p>
+              <w:pPr>
+                <w:pStyle w:val="11"/>
+                <w:tabs>
+                  <w:tab w:val="right" w:leader="dot" w:pos="9345"/>
+                </w:tabs>
+                <w:rPr>
+                  <w:rFonts w:asciiTheme="minorHAnsi" w:eastAsiaTheme="minorEastAsia" w:hAnsiTheme="minorHAnsi"/>
+                  <w:noProof/>
+                  <w:sz w:val="22"/>
+                  <w:lang w:eastAsia="ru-RU"/>
+                </w:rPr>
+              </w:pPr>
+              <w:hyperlink w:anchor="_Toc192086087" w:history="1">
+                <w:r>
+                  <w:rPr>
+                    <w:rStyle w:val="a4"/>
+                    <w:noProof/>
+                  </w:rPr>
                   <w:t>Ход выполнения</w:t>
                 </w:r>
                 <w:r>
@@ -1246,7 +1320,7 @@
                     <w:noProof/>
                     <w:webHidden/>
                   </w:rPr>
-                  <w:instrText xml:space="preserve"> PAGEREF _Toc192060747 \h </w:instrText>
+                  <w:instrText xml:space="preserve"> PAGEREF _Toc192086087 \h </w:instrText>
                 </w:r>
                 <w:r>
                   <w:rPr>
@@ -1280,9 +1354,6 @@
             <w:p>
               <w:pPr>
                 <w:pStyle w:val="31"/>
-                <w:tabs>
-                  <w:tab w:val="right" w:leader="dot" w:pos="9344"/>
-                </w:tabs>
                 <w:rPr>
                   <w:rFonts w:asciiTheme="minorHAnsi" w:eastAsiaTheme="minorEastAsia" w:hAnsiTheme="minorHAnsi" w:cstheme="minorBidi"/>
                   <w:noProof/>
@@ -1291,7 +1362,7 @@
                   <w:lang w:eastAsia="ru-RU"/>
                 </w:rPr>
               </w:pPr>
-              <w:hyperlink w:anchor="_Toc192060748" w:history="1">
+              <w:hyperlink w:anchor="_Toc192086088" w:history="1">
                 <w:r>
                   <w:rPr>
                     <w:rStyle w:val="a4"/>
@@ -1318,7 +1389,7 @@
                     <w:noProof/>
                     <w:webHidden/>
                   </w:rPr>
-                  <w:instrText xml:space="preserve"> PAGEREF _Toc192060748 \h </w:instrText>
+                  <w:instrText xml:space="preserve"> PAGEREF _Toc192086088 \h </w:instrText>
                 </w:r>
                 <w:r>
                   <w:rPr>
@@ -1352,9 +1423,6 @@
             <w:p>
               <w:pPr>
                 <w:pStyle w:val="31"/>
-                <w:tabs>
-                  <w:tab w:val="right" w:leader="dot" w:pos="9344"/>
-                </w:tabs>
                 <w:rPr>
                   <w:rFonts w:asciiTheme="minorHAnsi" w:eastAsiaTheme="minorEastAsia" w:hAnsiTheme="minorHAnsi" w:cstheme="minorBidi"/>
                   <w:noProof/>
@@ -1363,13 +1431,27 @@
                   <w:lang w:eastAsia="ru-RU"/>
                 </w:rPr>
               </w:pPr>
-              <w:hyperlink w:anchor="_Toc192060749" w:history="1">
+              <w:hyperlink w:anchor="_Toc192086089" w:history="1">
                 <w:r>
                   <w:rPr>
                     <w:rStyle w:val="a4"/>
                     <w:noProof/>
                   </w:rPr>
-                  <w:t>Цель игры</w:t>
+                  <w:t>Цель иг</w:t>
+                </w:r>
+                <w:r>
+                  <w:rPr>
+                    <w:rStyle w:val="a4"/>
+                    <w:noProof/>
+                  </w:rPr>
+                  <w:t>р</w:t>
+                </w:r>
+                <w:r>
+                  <w:rPr>
+                    <w:rStyle w:val="a4"/>
+                    <w:noProof/>
+                  </w:rPr>
+                  <w:t>ы</w:t>
                 </w:r>
                 <w:r>
                   <w:rPr>
@@ -1390,7 +1472,7 @@
                     <w:noProof/>
                     <w:webHidden/>
                   </w:rPr>
-                  <w:instrText xml:space="preserve"> PAGEREF _Toc192060749 \h </w:instrText>
+                  <w:instrText xml:space="preserve"> PAGEREF _Toc192086089 \h </w:instrText>
                 </w:r>
                 <w:r>
                   <w:rPr>
@@ -1424,9 +1506,6 @@
             <w:p>
               <w:pPr>
                 <w:pStyle w:val="31"/>
-                <w:tabs>
-                  <w:tab w:val="right" w:leader="dot" w:pos="9344"/>
-                </w:tabs>
                 <w:rPr>
                   <w:rFonts w:asciiTheme="minorHAnsi" w:eastAsiaTheme="minorEastAsia" w:hAnsiTheme="minorHAnsi" w:cstheme="minorBidi"/>
                   <w:noProof/>
@@ -1435,7 +1514,7 @@
                   <w:lang w:eastAsia="ru-RU"/>
                 </w:rPr>
               </w:pPr>
-              <w:hyperlink w:anchor="_Toc192060750" w:history="1">
+              <w:hyperlink w:anchor="_Toc192086090" w:history="1">
                 <w:r>
                   <w:rPr>
                     <w:rStyle w:val="a4"/>
@@ -1462,7 +1541,7 @@
                     <w:noProof/>
                     <w:webHidden/>
                   </w:rPr>
-                  <w:instrText xml:space="preserve"> PAGEREF _Toc192060750 \h </w:instrText>
+                  <w:instrText xml:space="preserve"> PAGEREF _Toc192086090 \h </w:instrText>
                 </w:r>
                 <w:r>
                   <w:rPr>
@@ -1496,9 +1575,6 @@
             <w:p>
               <w:pPr>
                 <w:pStyle w:val="31"/>
-                <w:tabs>
-                  <w:tab w:val="right" w:leader="dot" w:pos="9344"/>
-                </w:tabs>
                 <w:rPr>
                   <w:rFonts w:asciiTheme="minorHAnsi" w:eastAsiaTheme="minorEastAsia" w:hAnsiTheme="minorHAnsi" w:cstheme="minorBidi"/>
                   <w:noProof/>
@@ -1507,7 +1583,7 @@
                   <w:lang w:eastAsia="ru-RU"/>
                 </w:rPr>
               </w:pPr>
-              <w:hyperlink w:anchor="_Toc192060751" w:history="1">
+              <w:hyperlink w:anchor="_Toc192086091" w:history="1">
                 <w:r>
                   <w:rPr>
                     <w:rStyle w:val="a4"/>
@@ -1534,7 +1610,7 @@
                     <w:noProof/>
                     <w:webHidden/>
                   </w:rPr>
-                  <w:instrText xml:space="preserve"> PAGEREF _Toc192060751 \h </w:instrText>
+                  <w:instrText xml:space="preserve"> PAGEREF _Toc192086091 \h </w:instrText>
                 </w:r>
                 <w:r>
                   <w:rPr>
@@ -1568,9 +1644,6 @@
             <w:p>
               <w:pPr>
                 <w:pStyle w:val="31"/>
-                <w:tabs>
-                  <w:tab w:val="right" w:leader="dot" w:pos="9344"/>
-                </w:tabs>
                 <w:rPr>
                   <w:rFonts w:asciiTheme="minorHAnsi" w:eastAsiaTheme="minorEastAsia" w:hAnsiTheme="minorHAnsi" w:cstheme="minorBidi"/>
                   <w:noProof/>
@@ -1579,7 +1652,7 @@
                   <w:lang w:eastAsia="ru-RU"/>
                 </w:rPr>
               </w:pPr>
-              <w:hyperlink w:anchor="_Toc192060752" w:history="1">
+              <w:hyperlink w:anchor="_Toc192086092" w:history="1">
                 <w:r>
                   <w:rPr>
                     <w:rStyle w:val="a4"/>
@@ -1622,7 +1695,7 @@
                     <w:noProof/>
                     <w:webHidden/>
                   </w:rPr>
-                  <w:instrText xml:space="preserve"> PAGEREF _Toc192060752 \h </w:instrText>
+                  <w:instrText xml:space="preserve"> PAGEREF _Toc192086092 \h </w:instrText>
                 </w:r>
                 <w:r>
                   <w:rPr>
@@ -1656,9 +1729,6 @@
             <w:p>
               <w:pPr>
                 <w:pStyle w:val="31"/>
-                <w:tabs>
-                  <w:tab w:val="right" w:leader="dot" w:pos="9344"/>
-                </w:tabs>
                 <w:rPr>
                   <w:rFonts w:asciiTheme="minorHAnsi" w:eastAsiaTheme="minorEastAsia" w:hAnsiTheme="minorHAnsi" w:cstheme="minorBidi"/>
                   <w:noProof/>
@@ -1667,7 +1737,7 @@
                   <w:lang w:eastAsia="ru-RU"/>
                 </w:rPr>
               </w:pPr>
-              <w:hyperlink w:anchor="_Toc192060753" w:history="1">
+              <w:hyperlink w:anchor="_Toc192086093" w:history="1">
                 <w:r>
                   <w:rPr>
                     <w:rStyle w:val="a4"/>
@@ -1694,7 +1764,7 @@
                     <w:noProof/>
                     <w:webHidden/>
                   </w:rPr>
-                  <w:instrText xml:space="preserve"> PAGEREF _Toc192060753 \h </w:instrText>
+                  <w:instrText xml:space="preserve"> PAGEREF _Toc192086093 \h </w:instrText>
                 </w:r>
                 <w:r>
                   <w:rPr>
@@ -1728,9 +1798,6 @@
             <w:p>
               <w:pPr>
                 <w:pStyle w:val="31"/>
-                <w:tabs>
-                  <w:tab w:val="right" w:leader="dot" w:pos="9344"/>
-                </w:tabs>
                 <w:rPr>
                   <w:rFonts w:asciiTheme="minorHAnsi" w:eastAsiaTheme="minorEastAsia" w:hAnsiTheme="minorHAnsi" w:cstheme="minorBidi"/>
                   <w:noProof/>
@@ -1739,7 +1806,7 @@
                   <w:lang w:eastAsia="ru-RU"/>
                 </w:rPr>
               </w:pPr>
-              <w:hyperlink w:anchor="_Toc192060754" w:history="1">
+              <w:hyperlink w:anchor="_Toc192086094" w:history="1">
                 <w:r>
                   <w:rPr>
                     <w:rStyle w:val="a4"/>
@@ -1766,7 +1833,7 @@
                     <w:noProof/>
                     <w:webHidden/>
                   </w:rPr>
-                  <w:instrText xml:space="preserve"> PAGEREF _Toc192060754 \h </w:instrText>
+                  <w:instrText xml:space="preserve"> PAGEREF _Toc192086094 \h </w:instrText>
                 </w:r>
                 <w:r>
                   <w:rPr>
@@ -1801,7 +1868,7 @@
               <w:pPr>
                 <w:pStyle w:val="11"/>
                 <w:tabs>
-                  <w:tab w:val="right" w:leader="dot" w:pos="9344"/>
+                  <w:tab w:val="right" w:leader="dot" w:pos="9345"/>
                 </w:tabs>
                 <w:rPr>
                   <w:rFonts w:asciiTheme="minorHAnsi" w:eastAsiaTheme="minorEastAsia" w:hAnsiTheme="minorHAnsi"/>
@@ -1810,7 +1877,7 @@
                   <w:lang w:eastAsia="ru-RU"/>
                 </w:rPr>
               </w:pPr>
-              <w:hyperlink w:anchor="_Toc192060755" w:history="1">
+              <w:hyperlink w:anchor="_Toc192086095" w:history="1">
                 <w:r>
                   <w:rPr>
                     <w:rStyle w:val="a4"/>
@@ -1837,7 +1904,7 @@
                     <w:noProof/>
                     <w:webHidden/>
                   </w:rPr>
-                  <w:instrText xml:space="preserve"> PAGEREF _Toc192060755 \h </w:instrText>
+                  <w:instrText xml:space="preserve"> PAGEREF _Toc192086095 \h </w:instrText>
                 </w:r>
                 <w:r>
                   <w:rPr>
@@ -1906,14 +1973,14 @@
           <w:pPr>
             <w:pStyle w:val="af1"/>
           </w:pPr>
-          <w:bookmarkStart w:id="0" w:name="_Toc191480671"/>
-          <w:bookmarkStart w:id="1" w:name="_Toc192060744"/>
+          <w:bookmarkStart w:id="1" w:name="_Toc191480671"/>
+          <w:bookmarkStart w:id="2" w:name="_Toc192086084"/>
           <w:r>
             <w:lastRenderedPageBreak/>
             <w:t>Цель работы</w:t>
           </w:r>
-          <w:bookmarkEnd w:id="0"/>
           <w:bookmarkEnd w:id="1"/>
+          <w:bookmarkEnd w:id="2"/>
         </w:p>
         <w:p>
           <w:pPr>
@@ -1946,29 +2013,27 @@
           <w:r>
             <w:t>«</w:t>
           </w:r>
-          <w:proofErr w:type="spellStart"/>
           <w:r>
-            <w:t>Коллицкие</w:t>
-          </w:r>
-          <w:proofErr w:type="spellEnd"/>
-          <w:r>
-            <w:t xml:space="preserve"> поля</w:t>
+            <w:t>Коллицкие поля</w:t>
           </w:r>
           <w:r>
-            <w:t>», включающее определение жанра, механик, структуры игры и пользовательского взаимодействия.</w:t>
+            <w:t>»</w:t>
+          </w:r>
+          <w:r>
+            <w:t>.</w:t>
           </w:r>
         </w:p>
         <w:p>
           <w:pPr>
             <w:pStyle w:val="af1"/>
           </w:pPr>
-          <w:bookmarkStart w:id="2" w:name="_Toc191480672"/>
-          <w:bookmarkStart w:id="3" w:name="_Toc192060745"/>
+          <w:bookmarkStart w:id="3" w:name="_Toc191480672"/>
+          <w:bookmarkStart w:id="4" w:name="_Toc192086085"/>
           <w:r>
             <w:t>Задание</w:t>
           </w:r>
-          <w:bookmarkEnd w:id="2"/>
           <w:bookmarkEnd w:id="3"/>
+          <w:bookmarkEnd w:id="4"/>
         </w:p>
         <w:p>
           <w:pPr>
@@ -1988,7 +2053,10 @@
             <w:ind w:left="993" w:hanging="357"/>
           </w:pPr>
           <w:r>
-            <w:t>Определить жанр и концепцию игры</w:t>
+            <w:t>о</w:t>
+          </w:r>
+          <w:r>
+            <w:t>пределить жанр и концепцию игры</w:t>
           </w:r>
           <w:r>
             <w:t>;</w:t>
@@ -2004,7 +2072,10 @@
             <w:ind w:left="993" w:hanging="357"/>
           </w:pPr>
           <w:r>
-            <w:t>Определить цель игры</w:t>
+            <w:t>о</w:t>
+          </w:r>
+          <w:r>
+            <w:t>пределить цель игры</w:t>
           </w:r>
           <w:r>
             <w:rPr>
@@ -2023,7 +2094,10 @@
             <w:ind w:left="993" w:hanging="357"/>
           </w:pPr>
           <w:r>
-            <w:t>Проанализировать аналогичные игры</w:t>
+            <w:t>п</w:t>
+          </w:r>
+          <w:r>
+            <w:t>роанализировать аналогичные игры</w:t>
           </w:r>
           <w:r>
             <w:rPr>
@@ -2042,7 +2116,10 @@
             <w:ind w:left="993" w:hanging="357"/>
           </w:pPr>
           <w:r>
-            <w:t>Описать механики и правила в игре</w:t>
+            <w:t>о</w:t>
+          </w:r>
+          <w:r>
+            <w:t>писать механики и правила в игре</w:t>
           </w:r>
           <w:r>
             <w:t>;</w:t>
@@ -2058,7 +2135,10 @@
             <w:ind w:left="993" w:hanging="357"/>
           </w:pPr>
           <w:r>
-            <w:t>Продумать мотивацию для игрока</w:t>
+            <w:t>п</w:t>
+          </w:r>
+          <w:r>
+            <w:t>родумать мотивацию для игрока</w:t>
           </w:r>
           <w:r>
             <w:rPr>
@@ -2077,7 +2157,10 @@
             <w:ind w:left="993" w:hanging="357"/>
           </w:pPr>
           <w:r>
-            <w:t>Определить цикл игры</w:t>
+            <w:t>о</w:t>
+          </w:r>
+          <w:r>
+            <w:t>пределить цикл игры</w:t>
           </w:r>
           <w:r>
             <w:rPr>
@@ -2096,7 +2179,10 @@
             <w:ind w:left="993" w:hanging="357"/>
           </w:pPr>
           <w:r>
-            <w:t>Оформить отчет по работе</w:t>
+            <w:t>о</w:t>
+          </w:r>
+          <w:r>
+            <w:t>формить отчет по работе</w:t>
           </w:r>
           <w:r>
             <w:rPr>
@@ -2109,25 +2195,31 @@
           <w:pPr>
             <w:pStyle w:val="af1"/>
           </w:pPr>
-          <w:bookmarkStart w:id="4" w:name="_Toc191480673"/>
-          <w:bookmarkStart w:id="5" w:name="_Toc192060746"/>
+          <w:bookmarkStart w:id="5" w:name="_Toc191480673"/>
+          <w:bookmarkStart w:id="6" w:name="_Toc192086086"/>
           <w:r>
             <w:t>Теоретическая часть</w:t>
           </w:r>
         </w:p>
       </w:sdtContent>
     </w:sdt>
+    <w:bookmarkEnd w:id="6" w:displacedByCustomXml="prev"/>
     <w:bookmarkEnd w:id="5" w:displacedByCustomXml="prev"/>
-    <w:bookmarkEnd w:id="4" w:displacedByCustomXml="prev"/>
     <w:p>
       <w:pPr>
         <w:pStyle w:val="af3"/>
       </w:pPr>
       <w:r>
-        <w:rPr>
-          <w:b/>
-        </w:rPr>
         <w:t>Проектирование</w:t>
+      </w:r>
+      <w:r>
+        <w:rPr>
+          <w:spacing w:val="-1"/>
+        </w:rPr>
+        <w:t xml:space="preserve"> </w:t>
+      </w:r>
+      <w:r>
+        <w:t>игры</w:t>
       </w:r>
       <w:r>
         <w:rPr>
@@ -2137,19 +2229,6 @@
         <w:t xml:space="preserve"> </w:t>
       </w:r>
       <w:r>
-        <w:rPr>
-          <w:b/>
-        </w:rPr>
-        <w:t>игры</w:t>
-      </w:r>
-      <w:r>
-        <w:rPr>
-          <w:b/>
-          <w:spacing w:val="-1"/>
-        </w:rPr>
-        <w:t xml:space="preserve"> </w:t>
-      </w:r>
-      <w:r>
         <w:t>— это</w:t>
       </w:r>
       <w:r>
@@ -2358,10 +2437,13 @@
         <w:pStyle w:val="af3"/>
       </w:pPr>
       <w:r>
+        <w:t>Жанр и концепция.</w:t>
+      </w:r>
+      <w:r>
         <w:rPr>
           <w:b/>
         </w:rPr>
-        <w:t xml:space="preserve">Жанр и концепция. </w:t>
+        <w:t xml:space="preserve"> </w:t>
       </w:r>
       <w:r>
         <w:t>Определи</w:t>
@@ -2378,13 +2460,10 @@
         <w:pStyle w:val="af3"/>
       </w:pPr>
       <w:r>
-        <w:rPr>
-          <w:b/>
-        </w:rPr>
-        <w:t>Определение цели игры</w:t>
-      </w:r>
-      <w:r>
-        <w:t>. Сформулир</w:t>
+        <w:t>Определение цели игры.</w:t>
+      </w:r>
+      <w:r>
+        <w:t xml:space="preserve"> Сформулир</w:t>
       </w:r>
       <w:r>
         <w:t>овать</w:t>
@@ -2398,22 +2477,15 @@
         <w:pStyle w:val="af3"/>
       </w:pPr>
       <w:r>
-        <w:rPr>
-          <w:b/>
-        </w:rPr>
         <w:t>Анализ</w:t>
       </w:r>
       <w:r>
         <w:rPr>
-          <w:b/>
           <w:spacing w:val="-14"/>
         </w:rPr>
         <w:t xml:space="preserve"> </w:t>
       </w:r>
       <w:r>
-        <w:rPr>
-          <w:b/>
-        </w:rPr>
         <w:t>референсов.</w:t>
       </w:r>
       <w:r>
@@ -2490,11 +2562,7 @@
         <w:t>ть</w:t>
       </w:r>
       <w:r>
-        <w:t xml:space="preserve"> внимание </w:t>
-      </w:r>
-      <w:r>
-        <w:lastRenderedPageBreak/>
-        <w:t>на масштаб, баланс и способы вовлечения игрока. Рекомендуется сконцентрироваться на небольших инди проектах.</w:t>
+        <w:t xml:space="preserve"> внимание на масштаб, баланс и способы вовлечения игрока. Рекомендуется сконцентрироваться на небольших инди проектах.</w:t>
       </w:r>
     </w:p>
     <w:p>
@@ -2502,10 +2570,14 @@
         <w:pStyle w:val="af3"/>
       </w:pPr>
       <w:r>
+        <w:lastRenderedPageBreak/>
+        <w:t>Механики игры.</w:t>
+      </w:r>
+      <w:r>
         <w:rPr>
           <w:b/>
         </w:rPr>
-        <w:t xml:space="preserve">Механики игры. </w:t>
+        <w:t xml:space="preserve"> </w:t>
       </w:r>
       <w:r>
         <w:t>Механика — это некий набор правил, элементов геймплея и взаимодействий между игроком и игровым миром, который используется</w:t>
@@ -2663,15 +2735,7 @@
         <w:t xml:space="preserve"> </w:t>
       </w:r>
       <w:r>
-        <w:t xml:space="preserve">этому могут помешать враги. Т.е. для прохождения нужно сначала победить всех врагов на карте, а затем решать головоломку. Подобная механика является комбинацией двух уже существующих механик - </w:t>
-      </w:r>
-      <w:proofErr w:type="spellStart"/>
-      <w:r>
-        <w:t>головомка</w:t>
-      </w:r>
-      <w:proofErr w:type="spellEnd"/>
-      <w:r>
-        <w:t xml:space="preserve"> и шутер. Также важно определить, какие навыки и инструменты игроки будут использовать для</w:t>
+        <w:t>этому могут помешать враги. Т.е. для прохождения нужно сначала победить всех врагов на карте, а затем решать головоломку. Подобная механика является комбинацией двух уже существующих механик - головомка и шутер. Также важно определить, какие навыки и инструменты игроки будут использовать для</w:t>
       </w:r>
       <w:r>
         <w:rPr>
@@ -2943,10 +3007,13 @@
         <w:pStyle w:val="af3"/>
       </w:pPr>
       <w:r>
+        <w:t>Игровой цикл.</w:t>
+      </w:r>
+      <w:r>
         <w:rPr>
           <w:b/>
         </w:rPr>
-        <w:t xml:space="preserve">Игровой цикл. </w:t>
+        <w:t xml:space="preserve"> </w:t>
       </w:r>
       <w:r>
         <w:t xml:space="preserve">Игра должна включать все ключевые этапы: стартовое меню, начало сессии, основное прохождение, завершение уровня/сессии и возможность рестарта. Важно, чтобы логика была кольцевой и допускала </w:t>
@@ -2963,10 +3030,13 @@
         <w:pStyle w:val="af3"/>
       </w:pPr>
       <w:r>
+        <w:t>Игровые правила.</w:t>
+      </w:r>
+      <w:r>
         <w:rPr>
           <w:b/>
         </w:rPr>
-        <w:t xml:space="preserve">Игровые правила. </w:t>
+        <w:t xml:space="preserve"> </w:t>
       </w:r>
       <w:r>
         <w:t>Опи</w:t>
@@ -2983,10 +3053,13 @@
         <w:pStyle w:val="af3"/>
       </w:pPr>
       <w:r>
+        <w:t>Мотивация игрока.</w:t>
+      </w:r>
+      <w:r>
         <w:rPr>
           <w:b/>
         </w:rPr>
-        <w:t xml:space="preserve">Мотивация игрока. </w:t>
+        <w:t xml:space="preserve"> </w:t>
       </w:r>
       <w:r>
         <w:t>Продумай систему мотивации: какие бонусы, достижения или награды будут стимулировать игрока возвращаться в игру и стремиться к лучшему результату.</w:t>
@@ -3104,11 +3177,7 @@
         <w:t xml:space="preserve"> </w:t>
       </w:r>
       <w:r>
-        <w:t xml:space="preserve">старался пройти уровень за минимальное время, отыскав </w:t>
-      </w:r>
-      <w:r>
-        <w:lastRenderedPageBreak/>
-        <w:t>все тайники, собрав все ресурсы и т.д. Это позволяет сделать игру более интересной и динамичной.</w:t>
+        <w:t>старался пройти уровень за минимальное время, отыскав все тайники, собрав все ресурсы и т.д. Это позволяет сделать игру более интересной и динамичной.</w:t>
       </w:r>
     </w:p>
     <w:p>
@@ -3121,6 +3190,7 @@
           <w:noProof/>
           <w:lang w:eastAsia="ru-RU"/>
         </w:rPr>
+        <w:lastRenderedPageBreak/>
         <mc:AlternateContent>
           <mc:Choice Requires="wps">
             <w:drawing>
@@ -3391,7 +3461,7 @@
                 <v:stroke joinstyle="miter"/>
                 <v:path gradientshapeok="t" o:connecttype="rect"/>
               </v:shapetype>
-              <v:shape id="Надпись 1" o:spid="_x0000_s1026" type="#_x0000_t202" style="width:467.7pt;height:324pt;visibility:visible;mso-wrap-style:square;mso-left-percent:-10001;mso-top-percent:-10001;mso-position-horizontal:absolute;mso-position-horizontal-relative:char;mso-position-vertical:absolute;mso-position-vertical-relative:line;mso-left-percent:-10001;mso-top-percent:-10001;v-text-anchor:top" o:gfxdata="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" filled="f" strokeweight=".16931mm">
+              <v:shape id="Надпись 1" o:spid="_x0000_s1026" type="#_x0000_t202" style="width:467.7pt;height:324pt;visibility:visible;mso-wrap-style:square;mso-left-percent:-10001;mso-top-percent:-10001;mso-position-horizontal:absolute;mso-position-horizontal-relative:char;mso-position-vertical:absolute;mso-position-vertical-relative:line;mso-left-percent:-10001;mso-top-percent:-10001;v-text-anchor:top" o:gfxdata="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" filled="f" strokeweight=".16931mm">
                 <v:path arrowok="t"/>
                 <v:textbox inset="0,0,0,0">
                   <w:txbxContent>
@@ -3618,10 +3688,16 @@
       </w:pPr>
       <w:r>
         <w:rPr>
+          <w:bCs/>
+        </w:rPr>
+        <w:t>Прототип интерфейса.</w:t>
+      </w:r>
+      <w:r>
+        <w:rPr>
           <w:b/>
           <w:bCs/>
         </w:rPr>
-        <w:t xml:space="preserve">Прототип интерфейса. </w:t>
+        <w:t xml:space="preserve"> </w:t>
       </w:r>
       <w:r>
         <w:t>Созда</w:t>
@@ -3630,15 +3706,7 @@
         <w:t>ть</w:t>
       </w:r>
       <w:r>
-        <w:t xml:space="preserve"> эскизы или макеты (например, в </w:t>
-      </w:r>
-      <w:proofErr w:type="spellStart"/>
-      <w:r>
-        <w:t>Figma</w:t>
-      </w:r>
-      <w:proofErr w:type="spellEnd"/>
-      <w:r>
-        <w:t xml:space="preserve"> или Photoshop) основных экранов: главное меню, HUD (жизни, броня, выбранное оружие, оставшееся время), экран загрузки и экран поражения. Интерфейс должен быть интуитивно понятным и соответствовать стилистике игры.</w:t>
+        <w:t xml:space="preserve"> эскизы или макеты (например, в Figma или Photoshop) основных экранов: главное меню, HUD (жизни, броня, выбранное оружие, оставшееся время), экран загрузки и экран поражения. Интерфейс должен быть интуитивно понятным и соответствовать стилистике игры.</w:t>
       </w:r>
     </w:p>
     <w:p>
@@ -3655,30 +3723,26 @@
       </w:pPr>
       <w:r>
         <w:rPr>
-          <w:b/>
           <w:bCs/>
         </w:rPr>
         <w:t>Итог.</w:t>
       </w:r>
       <w:r>
-        <w:t xml:space="preserve"> После того, как завершено проектирование игры, будет получено представление о том, насколько интересна идея игры, и как ее можно улучшить, чтобы сделать ее более привлекательной для игроков. Основываясь </w:t>
-      </w:r>
-      <w:r>
-        <w:lastRenderedPageBreak/>
-        <w:t>на задумке, в дальнейшем можно разработать более детальный дизайн игры и начать работу над созданием полноценной игры.</w:t>
+        <w:t xml:space="preserve"> После того, как завершено проектирование игры, будет получено представление о том, насколько интересна идея игры, и как ее можно улучшить, чтобы сделать ее более привлекательной для игроков. Основываясь на задумке, в дальнейшем можно разработать более детальный дизайн игры и начать работу над созданием полноценной игры.</w:t>
       </w:r>
     </w:p>
     <w:p>
       <w:pPr>
         <w:pStyle w:val="af1"/>
       </w:pPr>
-      <w:bookmarkStart w:id="6" w:name="_Toc191480674"/>
-      <w:bookmarkStart w:id="7" w:name="_Toc192060747"/>
-      <w:r>
+      <w:bookmarkStart w:id="7" w:name="_Toc191480674"/>
+      <w:bookmarkStart w:id="8" w:name="_Toc192086087"/>
+      <w:r>
+        <w:lastRenderedPageBreak/>
         <w:t>Ход выполнения</w:t>
       </w:r>
-      <w:bookmarkEnd w:id="6"/>
       <w:bookmarkEnd w:id="7"/>
+      <w:bookmarkEnd w:id="8"/>
     </w:p>
     <w:p>
       <w:pPr>
@@ -3688,15 +3752,7 @@
         <w:t xml:space="preserve">Для проектирования </w:t>
       </w:r>
       <w:r>
-        <w:t>VR-игры «</w:t>
-      </w:r>
-      <w:proofErr w:type="spellStart"/>
-      <w:r>
-        <w:t>Коллицкие</w:t>
-      </w:r>
-      <w:proofErr w:type="spellEnd"/>
-      <w:r>
-        <w:t xml:space="preserve"> поля» </w:t>
+        <w:t xml:space="preserve">VR-игры «Коллицкие поля» </w:t>
       </w:r>
       <w:r>
         <w:t>нужно определить жанр игры и концепцию, указать цель, проанализировать референсы, описать правила игры, мотивацию игрока и игровой цикл.</w:t>
@@ -3706,13 +3762,13 @@
       <w:pPr>
         <w:pStyle w:val="22"/>
       </w:pPr>
-      <w:bookmarkStart w:id="8" w:name="_Toc191480675"/>
-      <w:bookmarkStart w:id="9" w:name="_Toc192060748"/>
+      <w:bookmarkStart w:id="9" w:name="_Toc191480675"/>
+      <w:bookmarkStart w:id="10" w:name="_Toc192086088"/>
       <w:r>
         <w:t>Жанр и концепция</w:t>
       </w:r>
-      <w:bookmarkEnd w:id="8"/>
       <w:bookmarkEnd w:id="9"/>
+      <w:bookmarkEnd w:id="10"/>
     </w:p>
     <w:p>
       <w:pPr>
@@ -3725,63 +3781,7 @@
         <w:rPr>
           <w:rStyle w:val="h9rpj5gkjhrwbrml3kdi"/>
         </w:rPr>
-        <w:t>В разработке VR-игры «</w:t>
-      </w:r>
-      <w:proofErr w:type="spellStart"/>
-      <w:r>
-        <w:rPr>
-          <w:rStyle w:val="h9rpj5gkjhrwbrml3kdi"/>
-        </w:rPr>
-        <w:t>Коллицкие</w:t>
-      </w:r>
-      <w:proofErr w:type="spellEnd"/>
-      <w:r>
-        <w:rPr>
-          <w:rStyle w:val="h9rpj5gkjhrwbrml3kdi"/>
-        </w:rPr>
-        <w:t xml:space="preserve"> поля» будут использоваться такие жанры, как </w:t>
-      </w:r>
-      <w:proofErr w:type="spellStart"/>
-      <w:r>
-        <w:rPr>
-          <w:rStyle w:val="h9rpj5gkjhrwbrml3kdi"/>
-        </w:rPr>
-        <w:t>adventure</w:t>
-      </w:r>
-      <w:proofErr w:type="spellEnd"/>
-      <w:r>
-        <w:rPr>
-          <w:rStyle w:val="h9rpj5gkjhrwbrml3kdi"/>
-        </w:rPr>
-        <w:t xml:space="preserve"> и </w:t>
-      </w:r>
-      <w:proofErr w:type="spellStart"/>
-      <w:r>
-        <w:rPr>
-          <w:rStyle w:val="h9rpj5gkjhrwbrml3kdi"/>
-        </w:rPr>
-        <w:t>action</w:t>
-      </w:r>
-      <w:proofErr w:type="spellEnd"/>
-      <w:r>
-        <w:rPr>
-          <w:rStyle w:val="h9rpj5gkjhrwbrml3kdi"/>
-        </w:rPr>
-        <w:t xml:space="preserve">. Жанр </w:t>
-      </w:r>
-      <w:proofErr w:type="spellStart"/>
-      <w:r>
-        <w:rPr>
-          <w:rStyle w:val="h9rpj5gkjhrwbrml3kdi"/>
-        </w:rPr>
-        <w:t>action</w:t>
-      </w:r>
-      <w:proofErr w:type="spellEnd"/>
-      <w:r>
-        <w:rPr>
-          <w:rStyle w:val="h9rpj5gkjhrwbrml3kdi"/>
-        </w:rPr>
-        <w:t xml:space="preserve"> будет отражаться в виде “зрелищности” механики боевых сцен</w:t>
+        <w:t>В разработке VR-игры «Коллицкие поля» будут использоваться такие жанры, как adventure и action. Жанр action будет отражаться в виде “зрелищности” механики боевых сцен</w:t>
       </w:r>
       <w:r>
         <w:rPr>
@@ -3849,7 +3849,13 @@
         <w:rPr>
           <w:rStyle w:val="h9rpj5gkjhrwbrml3kdi"/>
         </w:rPr>
-        <w:t>Игровое действие разворачивается</w:t>
+        <w:t>и</w:t>
+      </w:r>
+      <w:r>
+        <w:rPr>
+          <w:rStyle w:val="h9rpj5gkjhrwbrml3kdi"/>
+        </w:rPr>
+        <w:t>гровое действие разворачивается</w:t>
       </w:r>
       <w:r>
         <w:rPr>
@@ -3858,39 +3864,19 @@
         <w:t xml:space="preserve"> в сеттинге «Магнитошахтинская область» [2], </w:t>
       </w:r>
       <w:r>
-        <w:t>а основной локацией явля</w:t>
-      </w:r>
-      <w:r>
-        <w:t>ю</w:t>
-      </w:r>
-      <w:r>
-        <w:t>тся</w:t>
-      </w:r>
-      <w:r>
-        <w:rPr>
-          <w:rStyle w:val="h9rpj5gkjhrwbrml3kdi"/>
-        </w:rPr>
-        <w:t xml:space="preserve"> </w:t>
-      </w:r>
-      <w:r>
-        <w:rPr>
-          <w:rStyle w:val="h9rpj5gkjhrwbrml3kdi"/>
-        </w:rPr>
-        <w:t>«</w:t>
-      </w:r>
-      <w:proofErr w:type="spellStart"/>
-      <w:r>
-        <w:rPr>
-          <w:rStyle w:val="h9rpj5gkjhrwbrml3kdi"/>
-        </w:rPr>
-        <w:t>Коллицкие</w:t>
-      </w:r>
-      <w:proofErr w:type="spellEnd"/>
-      <w:r>
-        <w:rPr>
-          <w:rStyle w:val="h9rpj5gkjhrwbrml3kdi"/>
-        </w:rPr>
-        <w:t xml:space="preserve"> поля» (см. рис. </w:t>
+        <w:t>а основной локацией являются</w:t>
+      </w:r>
+      <w:r>
+        <w:rPr>
+          <w:rStyle w:val="h9rpj5gkjhrwbrml3kdi"/>
+        </w:rPr>
+        <w:t xml:space="preserve"> </w:t>
+      </w:r>
+      <w:r>
+        <w:rPr>
+          <w:rStyle w:val="h9rpj5gkjhrwbrml3kdi"/>
+        </w:rPr>
+        <w:t xml:space="preserve">«Коллицкие поля» (см. рис. </w:t>
       </w:r>
       <w:r>
         <w:rPr>
@@ -3966,59 +3952,59 @@
           <w:rStyle w:val="h9rpj5gkjhrwbrml3kdi"/>
         </w:rPr>
       </w:pPr>
-      <w:bookmarkStart w:id="10" w:name="_Toc191480676"/>
-      <w:bookmarkStart w:id="11" w:name="_Toc192060749"/>
+      <w:bookmarkStart w:id="11" w:name="_Toc191480676"/>
+      <w:bookmarkStart w:id="12" w:name="_Toc192086089"/>
       <w:r>
         <w:rPr>
           <w:rStyle w:val="h9rpj5gkjhrwbrml3kdi"/>
         </w:rPr>
         <w:t>Цель игры</w:t>
       </w:r>
-      <w:bookmarkEnd w:id="10"/>
       <w:bookmarkEnd w:id="11"/>
-    </w:p>
-    <w:p>
-      <w:pPr>
-        <w:pStyle w:val="af3"/>
-      </w:pPr>
-      <w:r>
-        <w:rPr>
-          <w:rStyle w:val="h9rpj5gkjhrwbrml3kdi"/>
-        </w:rPr>
-        <w:t>С</w:t>
-      </w:r>
-      <w:r>
-        <w:t>обрать все сюжетные улики на основных локациях и вернуться на начальную точку, избегая смерти от монстров.</w:t>
-      </w:r>
-    </w:p>
-    <w:p>
-      <w:pPr>
-        <w:pStyle w:val="22"/>
-        <w:rPr>
-          <w:rStyle w:val="h9rpj5gkjhrwbrml3kdi"/>
-        </w:rPr>
-      </w:pPr>
-      <w:bookmarkStart w:id="12" w:name="_Toc192060750"/>
-      <w:r>
-        <w:rPr>
-          <w:rStyle w:val="h9rpj5gkjhrwbrml3kdi"/>
-        </w:rPr>
-        <w:t>Анализ референсов</w:t>
-      </w:r>
       <w:bookmarkEnd w:id="12"/>
     </w:p>
     <w:p>
       <w:pPr>
         <w:pStyle w:val="af3"/>
-        <w:rPr>
-          <w:rStyle w:val="h9rpj5gkjhrwbrml3kdi"/>
-        </w:rPr>
-      </w:pPr>
-      <w:r>
-        <w:rPr>
-          <w:rStyle w:val="h9rpj5gkjhrwbrml3kdi"/>
-        </w:rPr>
-        <w:t>Магнитошахтинская область [2]</w:t>
+      </w:pPr>
+      <w:r>
+        <w:rPr>
+          <w:rStyle w:val="h9rpj5gkjhrwbrml3kdi"/>
+        </w:rPr>
+        <w:t>С</w:t>
+      </w:r>
+      <w:r>
+        <w:t>обрать все сюжетные улики на основных локациях и вернуться на начальную точку, избегая смерти от монстров.</w:t>
+      </w:r>
+    </w:p>
+    <w:p>
+      <w:pPr>
+        <w:pStyle w:val="22"/>
+        <w:rPr>
+          <w:rStyle w:val="h9rpj5gkjhrwbrml3kdi"/>
+        </w:rPr>
+      </w:pPr>
+      <w:bookmarkStart w:id="13" w:name="_Toc192086090"/>
+      <w:r>
+        <w:rPr>
+          <w:rStyle w:val="h9rpj5gkjhrwbrml3kdi"/>
+        </w:rPr>
+        <w:t>Анализ референсов</w:t>
+      </w:r>
+      <w:bookmarkEnd w:id="13"/>
+    </w:p>
+    <w:p>
+      <w:pPr>
+        <w:pStyle w:val="af3"/>
+        <w:rPr>
+          <w:rStyle w:val="h9rpj5gkjhrwbrml3kdi"/>
+        </w:rPr>
+      </w:pPr>
+      <w:r>
+        <w:rPr>
+          <w:rStyle w:val="h9rpj5gkjhrwbrml3kdi"/>
+        </w:rPr>
+        <w:t>Магнитошахтинская область</w:t>
       </w:r>
       <w:r>
         <w:rPr>
@@ -4054,31 +4040,73 @@
         <w:rPr>
           <w:rStyle w:val="h9rpj5gkjhrwbrml3kdi"/>
         </w:rPr>
-        <w:t>. Министерство выпускает видео-</w:t>
-      </w:r>
-      <w:r>
-        <w:rPr>
-          <w:rStyle w:val="h9rpj5gkjhrwbrml3kdi"/>
-        </w:rPr>
-        <w:t>инструкции</w:t>
-      </w:r>
-      <w:r>
-        <w:rPr>
-          <w:rStyle w:val="h9rpj5gkjhrwbrml3kdi"/>
-        </w:rPr>
-        <w:t xml:space="preserve"> (см. рис. 1)</w:t>
-      </w:r>
-      <w:r>
-        <w:rPr>
-          <w:rStyle w:val="h9rpj5gkjhrwbrml3kdi"/>
-        </w:rPr>
-        <w:t xml:space="preserve"> по мерам предосторожности и правилам поведения при столкновении с нечистью, а также </w:t>
+        <w:t xml:space="preserve">. Министерство </w:t>
       </w:r>
       <w:r>
         <w:rPr>
           <w:rStyle w:val="h9rpj5gkjhrwbrml3kdi"/>
         </w:rPr>
         <w:t>осуществляет выезда на места столкновений людей и нечисти.</w:t>
+      </w:r>
+      <w:r>
+        <w:rPr>
+          <w:rStyle w:val="h9rpj5gkjhrwbrml3kdi"/>
+        </w:rPr>
+        <w:t xml:space="preserve"> А также </w:t>
+      </w:r>
+      <w:r>
+        <w:rPr>
+          <w:rStyle w:val="h9rpj5gkjhrwbrml3kdi"/>
+        </w:rPr>
+        <w:t>выпускает видео-инструкции</w:t>
+      </w:r>
+      <w:r>
+        <w:rPr>
+          <w:rStyle w:val="h9rpj5gkjhrwbrml3kdi"/>
+        </w:rPr>
+        <w:t xml:space="preserve"> </w:t>
+      </w:r>
+      <w:r>
+        <w:rPr>
+          <w:rStyle w:val="h9rpj5gkjhrwbrml3kdi"/>
+        </w:rPr>
+        <w:t>по мерам предосторожности и правилам поведения при столкновении с нечистью</w:t>
+      </w:r>
+      <w:r>
+        <w:rPr>
+          <w:rStyle w:val="h9rpj5gkjhrwbrml3kdi"/>
+        </w:rPr>
+        <w:t>, например,</w:t>
+      </w:r>
+      <w:r>
+        <w:t xml:space="preserve"> видео «</w:t>
+      </w:r>
+      <w:r>
+        <w:t>Оплетаи нападают на людей в лесах / Главное управление МЧС России по Магнитошахтинской области</w:t>
+      </w:r>
+      <w:r>
+        <w:t>»</w:t>
+      </w:r>
+      <w:r>
+        <w:t xml:space="preserve">; </w:t>
+      </w:r>
+      <w:r>
+        <w:t>отрыво</w:t>
+      </w:r>
+      <w:r>
+        <w:t xml:space="preserve">к из него приведен на рисунке 1 </w:t>
+      </w:r>
+      <w:r>
+        <w:rPr>
+          <w:rStyle w:val="h9rpj5gkjhrwbrml3kdi"/>
+        </w:rPr>
+        <w:t>[2]</w:t>
+      </w:r>
+      <w:r>
+        <w:rPr>
+          <w:rStyle w:val="h9rpj5gkjhrwbrml3kdi"/>
+        </w:rPr>
+        <w:t>.</w:t>
       </w:r>
     </w:p>
     <w:p>
@@ -4156,23 +4184,6 @@
       <w:r>
         <w:t>1</w:t>
       </w:r>
-      <w:r>
-        <w:t xml:space="preserve">. </w:t>
-      </w:r>
-      <w:r>
-        <w:t>Отрывок из видео «</w:t>
-      </w:r>
-      <w:proofErr w:type="spellStart"/>
-      <w:r>
-        <w:t>Оплетаи</w:t>
-      </w:r>
-      <w:proofErr w:type="spellEnd"/>
-      <w:r>
-        <w:t xml:space="preserve"> нападают на людей в лесах / Главное управление МЧС России по Магнитошахтинской области</w:t>
-      </w:r>
-      <w:r>
-        <w:t>»</w:t>
-      </w:r>
     </w:p>
     <w:p>
       <w:pPr>
@@ -4330,9 +4341,6 @@
         </w:rPr>
         <w:t>Магнитошахтинска</w:t>
       </w:r>
-      <w:r>
-        <w:t>. Желтым обведена основная локация игры</w:t>
-      </w:r>
     </w:p>
     <w:p>
       <w:pPr>
@@ -4391,12 +4399,6 @@
         <w:rPr>
           <w:rStyle w:val="h9rpj5gkjhrwbrml3kdi"/>
         </w:rPr>
-        <w:t xml:space="preserve"> [3]</w:t>
-      </w:r>
-      <w:r>
-        <w:rPr>
-          <w:rStyle w:val="h9rpj5gkjhrwbrml3kdi"/>
-        </w:rPr>
         <w:t xml:space="preserve"> </w:t>
       </w:r>
       <w:r>
@@ -4470,6 +4472,18 @@
           <w:rStyle w:val="h9rpj5gkjhrwbrml3kdi"/>
         </w:rPr>
         <w:t>убежать, сразиться или примкнуть</w:t>
+      </w:r>
+      <w:r>
+        <w:rPr>
+          <w:rStyle w:val="h9rpj5gkjhrwbrml3kdi"/>
+        </w:rPr>
+        <w:t xml:space="preserve"> </w:t>
+      </w:r>
+      <w:r>
+        <w:rPr>
+          <w:rStyle w:val="h9rpj5gkjhrwbrml3kdi"/>
+        </w:rPr>
+        <w:t>[3]</w:t>
       </w:r>
       <w:r>
         <w:rPr>
@@ -4563,14 +4577,14 @@
         <w:rPr>
           <w:rStyle w:val="h9rpj5gkjhrwbrml3kdi"/>
         </w:rPr>
-        <w:t xml:space="preserve">: чтение записок, комментарии главного </w:t>
+        <w:t xml:space="preserve">: чтение записок, комментарии главного персонажа на увиденное в мире, изменение мира в зависимости от действий </w:t>
       </w:r>
       <w:r>
         <w:rPr>
           <w:rStyle w:val="h9rpj5gkjhrwbrml3kdi"/>
         </w:rPr>
         <w:lastRenderedPageBreak/>
-        <w:t>персонажа на увиденное в мире, изменение мира в зависимости от действий игрока — все это будет взято как референс для приключенческой составляющей проекта.</w:t>
+        <w:t>игрока — все это будет взято как референс для приключенческой составляющей проекта.</w:t>
       </w:r>
     </w:p>
     <w:p>
@@ -4637,6 +4651,7 @@
         <w:jc w:val="center"/>
         <w:rPr>
           <w:rStyle w:val="h9rpj5gkjhrwbrml3kdi"/>
+          <w:lang w:val="en-US"/>
         </w:rPr>
       </w:pPr>
       <w:r>
@@ -4729,25 +4744,7 @@
           <w:rStyle w:val="h9rpj5gkjhrwbrml3kdi"/>
           <w:lang w:val="en-US"/>
         </w:rPr>
-        <w:t xml:space="preserve">. </w:t>
-      </w:r>
-      <w:r>
-        <w:rPr>
-          <w:rStyle w:val="h9rpj5gkjhrwbrml3kdi"/>
-        </w:rPr>
-        <w:t>Внизу комментарии персонаж</w:t>
-      </w:r>
-      <w:r>
-        <w:rPr>
-          <w:rStyle w:val="h9rpj5gkjhrwbrml3kdi"/>
-        </w:rPr>
-        <w:t>а</w:t>
-      </w:r>
-      <w:r>
-        <w:rPr>
-          <w:rStyle w:val="h9rpj5gkjhrwbrml3kdi"/>
-        </w:rPr>
-        <w:t xml:space="preserve"> при взаимодействии с запечатанной дверью</w:t>
+        <w:t xml:space="preserve"> </w:t>
       </w:r>
     </w:p>
     <w:p>
@@ -4794,7 +4791,13 @@
         <w:rPr>
           <w:rStyle w:val="h9rpj5gkjhrwbrml3kdi"/>
         </w:rPr>
-        <w:t xml:space="preserve"> [4] — средневековый </w:t>
+        <w:t xml:space="preserve"> </w:t>
+      </w:r>
+      <w:r>
+        <w:rPr>
+          <w:rStyle w:val="h9rpj5gkjhrwbrml3kdi"/>
+        </w:rPr>
+        <w:t xml:space="preserve">— средневековый </w:t>
       </w:r>
       <w:r>
         <w:rPr>
@@ -4913,33 +4916,35 @@
         </w:rPr>
         <w:t xml:space="preserve">, </w:t>
       </w:r>
-      <w:proofErr w:type="spellStart"/>
       <w:r>
         <w:rPr>
           <w:rStyle w:val="h9rpj5gkjhrwbrml3kdi"/>
         </w:rPr>
         <w:t>хитбоксы</w:t>
       </w:r>
-      <w:proofErr w:type="spellEnd"/>
-      <w:r>
-        <w:rPr>
-          <w:rStyle w:val="h9rpj5gkjhrwbrml3kdi"/>
-        </w:rPr>
-        <w:t xml:space="preserve"> и </w:t>
-      </w:r>
-      <w:proofErr w:type="spellStart"/>
-      <w:r>
-        <w:rPr>
-          <w:rStyle w:val="h9rpj5gkjhrwbrml3kdi"/>
-        </w:rPr>
-        <w:t>регдоллы</w:t>
-      </w:r>
-      <w:proofErr w:type="spellEnd"/>
-      <w:r>
-        <w:rPr>
-          <w:rStyle w:val="h9rpj5gkjhrwbrml3kdi"/>
-        </w:rPr>
-        <w:t xml:space="preserve"> (см. рис. </w:t>
+      <w:r>
+        <w:rPr>
+          <w:rStyle w:val="h9rpj5gkjhrwbrml3kdi"/>
+        </w:rPr>
+        <w:t xml:space="preserve"> и регдоллы</w:t>
+      </w:r>
+      <w:r>
+        <w:rPr>
+          <w:rStyle w:val="h9rpj5gkjhrwbrml3kdi"/>
+        </w:rPr>
+        <w:t xml:space="preserve"> </w:t>
+      </w:r>
+      <w:r>
+        <w:rPr>
+          <w:rStyle w:val="h9rpj5gkjhrwbrml3kdi"/>
+        </w:rPr>
+        <w:br/>
+      </w:r>
+      <w:r>
+        <w:rPr>
+          <w:rStyle w:val="h9rpj5gkjhrwbrml3kdi"/>
+        </w:rPr>
+        <w:t xml:space="preserve">(см. рис. </w:t>
       </w:r>
       <w:r>
         <w:rPr>
@@ -4951,7 +4956,25 @@
         <w:rPr>
           <w:rStyle w:val="h9rpj5gkjhrwbrml3kdi"/>
         </w:rPr>
-        <w:t>).</w:t>
+        <w:t>)</w:t>
+      </w:r>
+      <w:r>
+        <w:rPr>
+          <w:rStyle w:val="h9rpj5gkjhrwbrml3kdi"/>
+        </w:rPr>
+        <w:t xml:space="preserve"> </w:t>
+      </w:r>
+      <w:r>
+        <w:rPr>
+          <w:rStyle w:val="h9rpj5gkjhrwbrml3kdi"/>
+        </w:rPr>
+        <w:t>[4]</w:t>
+      </w:r>
+      <w:r>
+        <w:rPr>
+          <w:rStyle w:val="h9rpj5gkjhrwbrml3kdi"/>
+        </w:rPr>
+        <w:t>.</w:t>
       </w:r>
     </w:p>
     <w:p>
@@ -5018,6 +5041,7 @@
         <w:jc w:val="center"/>
         <w:rPr>
           <w:rStyle w:val="h9rpj5gkjhrwbrml3kdi"/>
+          <w:lang w:val="en-US"/>
         </w:rPr>
       </w:pPr>
       <w:r>
@@ -5036,12 +5060,18 @@
         <w:t>Скриншот</w:t>
       </w:r>
       <w:r>
+        <w:rPr>
+          <w:lang w:val="en-US"/>
+        </w:rPr>
         <w:t xml:space="preserve"> </w:t>
       </w:r>
       <w:r>
         <w:t>из</w:t>
       </w:r>
       <w:r>
+        <w:rPr>
+          <w:lang w:val="en-US"/>
+        </w:rPr>
         <w:t xml:space="preserve"> </w:t>
       </w:r>
       <w:r>
@@ -5050,6 +5080,7 @@
       <w:r>
         <w:rPr>
           <w:rStyle w:val="h9rpj5gkjhrwbrml3kdi"/>
+          <w:lang w:val="en-US"/>
         </w:rPr>
         <w:t xml:space="preserve"> «</w:t>
       </w:r>
@@ -5063,40 +5094,37 @@
       <w:r>
         <w:rPr>
           <w:rStyle w:val="h9rpj5gkjhrwbrml3kdi"/>
-        </w:rPr>
-        <w:t xml:space="preserve"> </w:t>
-      </w:r>
-      <w:r>
-        <w:rPr>
-          <w:rStyle w:val="h9rpj5gkjhrwbrml3kdi"/>
           <w:lang w:val="en-US"/>
         </w:rPr>
+        <w:t xml:space="preserve"> </w:t>
+      </w:r>
+      <w:r>
+        <w:rPr>
+          <w:rStyle w:val="h9rpj5gkjhrwbrml3kdi"/>
+          <w:lang w:val="en-US"/>
+        </w:rPr>
         <w:t>and</w:t>
       </w:r>
       <w:r>
         <w:rPr>
           <w:rStyle w:val="h9rpj5gkjhrwbrml3kdi"/>
-        </w:rPr>
-        <w:t xml:space="preserve"> </w:t>
-      </w:r>
-      <w:r>
-        <w:rPr>
-          <w:rStyle w:val="h9rpj5gkjhrwbrml3kdi"/>
           <w:lang w:val="en-US"/>
         </w:rPr>
+        <w:t xml:space="preserve"> </w:t>
+      </w:r>
+      <w:r>
+        <w:rPr>
+          <w:rStyle w:val="h9rpj5gkjhrwbrml3kdi"/>
+          <w:lang w:val="en-US"/>
+        </w:rPr>
         <w:t>Sorcery</w:t>
       </w:r>
       <w:r>
         <w:rPr>
           <w:rStyle w:val="h9rpj5gkjhrwbrml3kdi"/>
-        </w:rPr>
-        <w:t xml:space="preserve">». </w:t>
-      </w:r>
-      <w:r>
-        <w:rPr>
-          <w:rStyle w:val="h9rpj5gkjhrwbrml3kdi"/>
-        </w:rPr>
-        <w:t>Пример механики сражения с врагами</w:t>
+          <w:lang w:val="en-US"/>
+        </w:rPr>
+        <w:t>»</w:t>
       </w:r>
     </w:p>
     <w:p>
@@ -5110,72 +5138,58 @@
         <w:rPr>
           <w:rStyle w:val="h9rpj5gkjhrwbrml3kdi"/>
         </w:rPr>
+        <w:t>Данная система сражений выполнена на том же игровом движке (</w:t>
+      </w:r>
+      <w:r>
+        <w:rPr>
+          <w:rStyle w:val="h9rpj5gkjhrwbrml3kdi"/>
+          <w:lang w:val="en-US"/>
+        </w:rPr>
+        <w:t>Unity</w:t>
+      </w:r>
+      <w:r>
+        <w:rPr>
+          <w:rStyle w:val="h9rpj5gkjhrwbrml3kdi"/>
+        </w:rPr>
+        <w:t>)</w:t>
+      </w:r>
+      <w:r>
+        <w:rPr>
+          <w:rStyle w:val="h9rpj5gkjhrwbrml3kdi"/>
+        </w:rPr>
+        <w:t xml:space="preserve">, который будет использоваться в игре «Коллицкие поля», </w:t>
+      </w:r>
+      <w:r>
+        <w:rPr>
+          <w:rStyle w:val="h9rpj5gkjhrwbrml3kdi"/>
+        </w:rPr>
+        <w:t xml:space="preserve">поэтому игра </w:t>
+      </w:r>
+      <w:r>
+        <w:rPr>
+          <w:rStyle w:val="h9rpj5gkjhrwbrml3kdi"/>
+        </w:rPr>
+        <w:t>«</w:t>
+      </w:r>
+      <w:r>
+        <w:rPr>
+          <w:rStyle w:val="h9rpj5gkjhrwbrml3kdi"/>
+          <w:lang w:val="en-US"/>
+        </w:rPr>
+        <w:t>Blade</w:t>
+      </w:r>
+      <w:r>
+        <w:rPr>
+          <w:rStyle w:val="h9rpj5gkjhrwbrml3kdi"/>
+        </w:rPr>
+        <w:t xml:space="preserve"> </w:t>
+      </w:r>
+      <w:r>
+        <w:rPr>
+          <w:rStyle w:val="h9rpj5gkjhrwbrml3kdi"/>
+          <w:lang w:val="en-US"/>
+        </w:rPr>
         <w:lastRenderedPageBreak/>
-        <w:t>Данная система сражений выполнена на том же игровом движке (</w:t>
-      </w:r>
-      <w:r>
-        <w:rPr>
-          <w:rStyle w:val="h9rpj5gkjhrwbrml3kdi"/>
-          <w:lang w:val="en-US"/>
-        </w:rPr>
-        <w:t>Unity</w:t>
-      </w:r>
-      <w:r>
-        <w:rPr>
-          <w:rStyle w:val="h9rpj5gkjhrwbrml3kdi"/>
-        </w:rPr>
-        <w:t>)</w:t>
-      </w:r>
-      <w:r>
-        <w:rPr>
-          <w:rStyle w:val="h9rpj5gkjhrwbrml3kdi"/>
-        </w:rPr>
-        <w:t>, который будет использоваться в игре «</w:t>
-      </w:r>
-      <w:proofErr w:type="spellStart"/>
-      <w:r>
-        <w:rPr>
-          <w:rStyle w:val="h9rpj5gkjhrwbrml3kdi"/>
-        </w:rPr>
-        <w:t>Коллицкие</w:t>
-      </w:r>
-      <w:proofErr w:type="spellEnd"/>
-      <w:r>
-        <w:rPr>
-          <w:rStyle w:val="h9rpj5gkjhrwbrml3kdi"/>
-        </w:rPr>
-        <w:t xml:space="preserve"> поля», </w:t>
-      </w:r>
-      <w:r>
-        <w:rPr>
-          <w:rStyle w:val="h9rpj5gkjhrwbrml3kdi"/>
-        </w:rPr>
-        <w:t xml:space="preserve">поэтому игра </w:t>
-      </w:r>
-      <w:r>
-        <w:rPr>
-          <w:rStyle w:val="h9rpj5gkjhrwbrml3kdi"/>
-        </w:rPr>
-        <w:t>«</w:t>
-      </w:r>
-      <w:r>
-        <w:rPr>
-          <w:rStyle w:val="h9rpj5gkjhrwbrml3kdi"/>
-          <w:lang w:val="en-US"/>
-        </w:rPr>
-        <w:t>Blade</w:t>
-      </w:r>
-      <w:r>
-        <w:rPr>
-          <w:rStyle w:val="h9rpj5gkjhrwbrml3kdi"/>
-        </w:rPr>
-        <w:t xml:space="preserve"> </w:t>
-      </w:r>
-      <w:r>
-        <w:rPr>
-          <w:rStyle w:val="h9rpj5gkjhrwbrml3kdi"/>
-          <w:lang w:val="en-US"/>
-        </w:rPr>
         <w:t>and</w:t>
       </w:r>
       <w:r>
@@ -5227,37 +5241,19 @@
         <w:rPr>
           <w:rStyle w:val="h9rpj5gkjhrwbrml3kdi"/>
         </w:rPr>
-        <w:t>Чтобы не переоценить свои ресурсы</w:t>
-      </w:r>
-      <w:r>
-        <w:rPr>
-          <w:rStyle w:val="h9rpj5gkjhrwbrml3kdi"/>
-        </w:rPr>
-        <w:t xml:space="preserve"> </w:t>
-      </w:r>
-      <w:r>
-        <w:rPr>
-          <w:rStyle w:val="h9rpj5gkjhrwbrml3kdi"/>
-        </w:rPr>
-        <w:t>(время, навыки, возможности программны</w:t>
-      </w:r>
-      <w:r>
-        <w:rPr>
-          <w:rStyle w:val="h9rpj5gkjhrwbrml3kdi"/>
-        </w:rPr>
-        <w:t>х</w:t>
-      </w:r>
-      <w:r>
-        <w:rPr>
-          <w:rStyle w:val="h9rpj5gkjhrwbrml3kdi"/>
-        </w:rPr>
-        <w:t xml:space="preserve"> средств)</w:t>
-      </w:r>
-      <w:r>
-        <w:rPr>
-          <w:rStyle w:val="h9rpj5gkjhrwbrml3kdi"/>
-        </w:rPr>
-        <w:t xml:space="preserve"> для проекта определены несложные минимальные требования к игре, которые будут подробнее описаны в следующем разделе.</w:t>
+        <w:t xml:space="preserve">Ниже представлены </w:t>
+      </w:r>
+      <w:r>
+        <w:rPr>
+          <w:rStyle w:val="h9rpj5gkjhrwbrml3kdi"/>
+        </w:rPr>
+        <w:t xml:space="preserve">и описаны основные </w:t>
+      </w:r>
+      <w:r>
+        <w:rPr>
+          <w:rStyle w:val="h9rpj5gkjhrwbrml3kdi"/>
+        </w:rPr>
+        <w:t xml:space="preserve">требования к игре, определенные на данном этапе. </w:t>
       </w:r>
     </w:p>
     <w:p>
@@ -5267,14 +5263,14 @@
           <w:rStyle w:val="h9rpj5gkjhrwbrml3kdi"/>
         </w:rPr>
       </w:pPr>
-      <w:bookmarkStart w:id="13" w:name="_Toc192060751"/>
+      <w:bookmarkStart w:id="14" w:name="_Toc192086091"/>
       <w:r>
         <w:rPr>
           <w:rStyle w:val="h9rpj5gkjhrwbrml3kdi"/>
         </w:rPr>
         <w:t>Правила игры</w:t>
       </w:r>
-      <w:bookmarkEnd w:id="13"/>
+      <w:bookmarkEnd w:id="14"/>
     </w:p>
     <w:p>
       <w:pPr>
@@ -5338,22 +5334,16 @@
         <w:rPr>
           <w:rStyle w:val="h9rpj5gkjhrwbrml3kdi"/>
         </w:rPr>
-        <w:t xml:space="preserve">Передвижение: </w:t>
-      </w:r>
-      <w:r>
-        <w:t xml:space="preserve">перемещение </w:t>
-      </w:r>
-      <w:r>
-        <w:t xml:space="preserve">с использованием </w:t>
-      </w:r>
-      <w:r>
-        <w:t xml:space="preserve">джойстиков </w:t>
-      </w:r>
-      <w:r>
-        <w:t>VR-контроллеров</w:t>
-      </w:r>
-      <w:r>
-        <w:t xml:space="preserve"> для ходьбы и поворотов</w:t>
+        <w:t>п</w:t>
+      </w:r>
+      <w:r>
+        <w:rPr>
+          <w:rStyle w:val="h9rpj5gkjhrwbrml3kdi"/>
+        </w:rPr>
+        <w:t xml:space="preserve">ередвижение: </w:t>
+      </w:r>
+      <w:r>
+        <w:t>перемещение с использованием джойстиков VR-контроллеров для ходьбы и поворотов</w:t>
       </w:r>
       <w:r>
         <w:rPr>
@@ -5384,7 +5374,13 @@
         <w:rPr>
           <w:rStyle w:val="h9rpj5gkjhrwbrml3kdi"/>
         </w:rPr>
-        <w:t xml:space="preserve">Взаимодействие с окружением: </w:t>
+        <w:t>в</w:t>
+      </w:r>
+      <w:r>
+        <w:rPr>
+          <w:rStyle w:val="h9rpj5gkjhrwbrml3kdi"/>
+        </w:rPr>
+        <w:t xml:space="preserve">заимодействие с окружением: </w:t>
       </w:r>
       <w:r>
         <w:rPr>
@@ -5429,7 +5425,13 @@
         <w:rPr>
           <w:rStyle w:val="h9rpj5gkjhrwbrml3kdi"/>
         </w:rPr>
-        <w:t xml:space="preserve">Система боя: </w:t>
+        <w:t>с</w:t>
+      </w:r>
+      <w:r>
+        <w:rPr>
+          <w:rStyle w:val="h9rpj5gkjhrwbrml3kdi"/>
+        </w:rPr>
+        <w:t xml:space="preserve">истема боя: </w:t>
       </w:r>
       <w:r>
         <w:t xml:space="preserve">ближний бой с использованием </w:t>
@@ -5463,7 +5465,13 @@
         <w:rPr>
           <w:rStyle w:val="h9rpj5gkjhrwbrml3kdi"/>
         </w:rPr>
-        <w:t>Враги</w:t>
+        <w:t>в</w:t>
+      </w:r>
+      <w:r>
+        <w:rPr>
+          <w:rStyle w:val="h9rpj5gkjhrwbrml3kdi"/>
+        </w:rPr>
+        <w:t>раги</w:t>
       </w:r>
       <w:r>
         <w:rPr>
@@ -5497,21 +5505,13 @@
         <w:rPr>
           <w:rStyle w:val="h9rpj5gkjhrwbrml3kdi"/>
         </w:rPr>
-        <w:t xml:space="preserve">Система здоровья: восстановления здоровья через использование предметов(аптечки) либо </w:t>
-      </w:r>
-      <w:proofErr w:type="spellStart"/>
-      <w:r>
-        <w:rPr>
-          <w:rStyle w:val="h9rpj5gkjhrwbrml3kdi"/>
-        </w:rPr>
-        <w:t>автовосстановление</w:t>
-      </w:r>
-      <w:proofErr w:type="spellEnd"/>
-      <w:r>
-        <w:rPr>
-          <w:rStyle w:val="h9rpj5gkjhrwbrml3kdi"/>
-        </w:rPr>
-        <w:t xml:space="preserve"> вне боя.</w:t>
+        <w:t>с</w:t>
+      </w:r>
+      <w:r>
+        <w:rPr>
+          <w:rStyle w:val="h9rpj5gkjhrwbrml3kdi"/>
+        </w:rPr>
+        <w:t>истема здоровья: восстановления здоровья через использование предметов(аптечки) либо автовосстановление вне боя.</w:t>
       </w:r>
     </w:p>
     <w:p>
@@ -5545,7 +5545,13 @@
         <w:rPr>
           <w:rStyle w:val="h9rpj5gkjhrwbrml3kdi"/>
         </w:rPr>
-        <w:t>Мысли и комментарии: всплывающий интерфейс с</w:t>
+        <w:t>задания</w:t>
+      </w:r>
+      <w:r>
+        <w:rPr>
+          <w:rStyle w:val="h9rpj5gkjhrwbrml3kdi"/>
+        </w:rPr>
+        <w:t xml:space="preserve"> и комментарии: всплывающий интерфейс с</w:t>
       </w:r>
       <w:r>
         <w:rPr>
@@ -5594,7 +5600,13 @@
         <w:rPr>
           <w:rStyle w:val="h9rpj5gkjhrwbrml3kdi"/>
         </w:rPr>
-        <w:t xml:space="preserve">Системы концовок: при окончании игры в зависимости от действий персонажа будет показана </w:t>
+        <w:t>с</w:t>
+      </w:r>
+      <w:r>
+        <w:rPr>
+          <w:rStyle w:val="h9rpj5gkjhrwbrml3kdi"/>
+        </w:rPr>
+        <w:t xml:space="preserve">истемы концовок: при окончании игры в зависимости от действий персонажа будет показана </w:t>
       </w:r>
       <w:r>
         <w:rPr>
@@ -5616,9 +5628,8 @@
           <w:rStyle w:val="h9rpj5gkjhrwbrml3kdi"/>
         </w:rPr>
       </w:pPr>
-      <w:bookmarkStart w:id="14" w:name="_Toc192060752"/>
-      <w:r>
-        <w:lastRenderedPageBreak/>
+      <w:bookmarkStart w:id="15" w:name="_Toc192086092"/>
+      <w:r>
         <w:t>Мотивация</w:t>
       </w:r>
       <w:r>
@@ -5632,173 +5643,6 @@
           <w:spacing w:val="-2"/>
         </w:rPr>
         <w:t>игрока</w:t>
-      </w:r>
-      <w:bookmarkEnd w:id="14"/>
-    </w:p>
-    <w:p>
-      <w:pPr>
-        <w:pStyle w:val="af3"/>
-        <w:rPr>
-          <w:rStyle w:val="h9rpj5gkjhrwbrml3kdi"/>
-        </w:rPr>
-      </w:pPr>
-      <w:r>
-        <w:rPr>
-          <w:rStyle w:val="h9rpj5gkjhrwbrml3kdi"/>
-        </w:rPr>
-        <w:t xml:space="preserve">Данная игра </w:t>
-      </w:r>
-      <w:r>
-        <w:rPr>
-          <w:rStyle w:val="h9rpj5gkjhrwbrml3kdi"/>
-        </w:rPr>
-        <w:t>награждает за</w:t>
-      </w:r>
-      <w:r>
-        <w:rPr>
-          <w:rStyle w:val="h9rpj5gkjhrwbrml3kdi"/>
-        </w:rPr>
-        <w:t xml:space="preserve"> тщательное исследование локаций</w:t>
-      </w:r>
-      <w:r>
-        <w:rPr>
-          <w:rStyle w:val="h9rpj5gkjhrwbrml3kdi"/>
-        </w:rPr>
-        <w:t xml:space="preserve"> собирательными предметами, которые могут оказаться нарративным элементом, секретной </w:t>
-      </w:r>
-      <w:proofErr w:type="spellStart"/>
-      <w:r>
-        <w:rPr>
-          <w:rStyle w:val="h9rpj5gkjhrwbrml3kdi"/>
-        </w:rPr>
-        <w:t>ачивкой</w:t>
-      </w:r>
-      <w:proofErr w:type="spellEnd"/>
-      <w:r>
-        <w:rPr>
-          <w:rStyle w:val="h9rpj5gkjhrwbrml3kdi"/>
-        </w:rPr>
-        <w:t xml:space="preserve">, оружием или временным ресурсом(аптечка). </w:t>
-      </w:r>
-      <w:r>
-        <w:t>Такое поощрение</w:t>
-      </w:r>
-      <w:r>
-        <w:rPr>
-          <w:rStyle w:val="h9rpj5gkjhrwbrml3kdi"/>
-        </w:rPr>
-        <w:t xml:space="preserve"> отлично подходит для нарративного вовлечения</w:t>
-      </w:r>
-      <w:r>
-        <w:rPr>
-          <w:rStyle w:val="h9rpj5gkjhrwbrml3kdi"/>
-        </w:rPr>
-        <w:t xml:space="preserve"> (одного из самых эффективных вовлечений </w:t>
-      </w:r>
-      <w:r>
-        <w:rPr>
-          <w:rStyle w:val="h9rpj5gkjhrwbrml3kdi"/>
-        </w:rPr>
-        <w:t>[5]</w:t>
-      </w:r>
-      <w:r>
-        <w:rPr>
-          <w:rStyle w:val="h9rpj5gkjhrwbrml3kdi"/>
-        </w:rPr>
-        <w:t>).</w:t>
-      </w:r>
-    </w:p>
-    <w:p>
-      <w:pPr>
-        <w:pStyle w:val="af3"/>
-        <w:rPr>
-          <w:rStyle w:val="h9rpj5gkjhrwbrml3kdi"/>
-        </w:rPr>
-      </w:pPr>
-      <w:r>
-        <w:t xml:space="preserve">Наличие нескольких вариантов концовок увеличивает </w:t>
-      </w:r>
-      <w:proofErr w:type="spellStart"/>
-      <w:r>
-        <w:t>реиграбельность</w:t>
-      </w:r>
-      <w:proofErr w:type="spellEnd"/>
-      <w:r>
-        <w:t xml:space="preserve"> и стимулирует игрока проходить игру разными способами.</w:t>
-      </w:r>
-      <w:r>
-        <w:t xml:space="preserve"> </w:t>
-      </w:r>
-      <w:r>
-        <w:rPr>
-          <w:rStyle w:val="h9rpj5gkjhrwbrml3kdi"/>
-        </w:rPr>
-        <w:t>Эта система особенно интересна для игроков тип</w:t>
-      </w:r>
-      <w:r>
-        <w:rPr>
-          <w:rStyle w:val="h9rpj5gkjhrwbrml3kdi"/>
-        </w:rPr>
-        <w:t>ов</w:t>
-      </w:r>
-      <w:r>
-        <w:rPr>
-          <w:rStyle w:val="h9rpj5gkjhrwbrml3kdi"/>
-        </w:rPr>
-        <w:t xml:space="preserve"> «Исследователей» и «Накопителей» по системе Ричарда </w:t>
-      </w:r>
-      <w:proofErr w:type="spellStart"/>
-      <w:r>
-        <w:rPr>
-          <w:rStyle w:val="h9rpj5gkjhrwbrml3kdi"/>
-        </w:rPr>
-        <w:t>Бартла</w:t>
-      </w:r>
-      <w:proofErr w:type="spellEnd"/>
-      <w:r>
-        <w:rPr>
-          <w:rStyle w:val="h9rpj5gkjhrwbrml3kdi"/>
-        </w:rPr>
-        <w:t xml:space="preserve"> </w:t>
-      </w:r>
-      <w:r>
-        <w:rPr>
-          <w:rStyle w:val="h9rpj5gkjhrwbrml3kdi"/>
-        </w:rPr>
-        <w:t>[</w:t>
-      </w:r>
-      <w:r>
-        <w:rPr>
-          <w:rStyle w:val="h9rpj5gkjhrwbrml3kdi"/>
-        </w:rPr>
-        <w:t>6</w:t>
-      </w:r>
-      <w:r>
-        <w:rPr>
-          <w:rStyle w:val="h9rpj5gkjhrwbrml3kdi"/>
-        </w:rPr>
-        <w:t>]</w:t>
-      </w:r>
-      <w:r>
-        <w:rPr>
-          <w:rStyle w:val="h9rpj5gkjhrwbrml3kdi"/>
-        </w:rPr>
-        <w:t>.</w:t>
-      </w:r>
-    </w:p>
-    <w:p>
-      <w:pPr>
-        <w:pStyle w:val="22"/>
-        <w:rPr>
-          <w:rStyle w:val="h9rpj5gkjhrwbrml3kdi"/>
-        </w:rPr>
-      </w:pPr>
-      <w:bookmarkStart w:id="15" w:name="_Toc192060753"/>
-      <w:r>
-        <w:rPr>
-          <w:rStyle w:val="h9rpj5gkjhrwbrml3kdi"/>
-        </w:rPr>
-        <w:t>Игровой цикл</w:t>
       </w:r>
       <w:bookmarkEnd w:id="15"/>
     </w:p>
@@ -5813,51 +5657,178 @@
         <w:rPr>
           <w:rStyle w:val="h9rpj5gkjhrwbrml3kdi"/>
         </w:rPr>
-        <w:t>Игра будет определена следующим игровым циклом:</w:t>
+        <w:t>В игре предусмотрены награды з</w:t>
+      </w:r>
+      <w:r>
+        <w:rPr>
+          <w:rStyle w:val="h9rpj5gkjhrwbrml3kdi"/>
+        </w:rPr>
+        <w:t>а</w:t>
+      </w:r>
+      <w:r>
+        <w:rPr>
+          <w:rStyle w:val="h9rpj5gkjhrwbrml3kdi"/>
+        </w:rPr>
+        <w:t xml:space="preserve"> </w:t>
+      </w:r>
+      <w:r>
+        <w:rPr>
+          <w:rStyle w:val="h9rpj5gkjhrwbrml3kdi"/>
+        </w:rPr>
+        <w:t>внимательное</w:t>
+      </w:r>
+      <w:r>
+        <w:rPr>
+          <w:rStyle w:val="h9rpj5gkjhrwbrml3kdi"/>
+        </w:rPr>
+        <w:t xml:space="preserve"> исследование локаций</w:t>
+      </w:r>
+      <w:r>
+        <w:rPr>
+          <w:rStyle w:val="h9rpj5gkjhrwbrml3kdi"/>
+        </w:rPr>
+        <w:t xml:space="preserve"> собирательными предметами, которые могут оказаться нарративным элементом, секретной ачивкой, оружием или временным ресурсом(аптечка). </w:t>
+      </w:r>
+      <w:r>
+        <w:lastRenderedPageBreak/>
+        <w:t>Такое поощрение</w:t>
+      </w:r>
+      <w:r>
+        <w:rPr>
+          <w:rStyle w:val="h9rpj5gkjhrwbrml3kdi"/>
+        </w:rPr>
+        <w:t xml:space="preserve"> отлично подходит для нарративного вовлечения</w:t>
+      </w:r>
+      <w:r>
+        <w:rPr>
+          <w:rStyle w:val="h9rpj5gkjhrwbrml3kdi"/>
+        </w:rPr>
+        <w:t xml:space="preserve"> (одного из самых эффективных вовлечений </w:t>
+      </w:r>
+      <w:r>
+        <w:rPr>
+          <w:rStyle w:val="h9rpj5gkjhrwbrml3kdi"/>
+        </w:rPr>
+        <w:t>[5]</w:t>
+      </w:r>
+      <w:r>
+        <w:rPr>
+          <w:rStyle w:val="h9rpj5gkjhrwbrml3kdi"/>
+        </w:rPr>
+        <w:t>).</w:t>
       </w:r>
     </w:p>
     <w:p>
       <w:pPr>
         <w:pStyle w:val="af3"/>
-        <w:numPr>
-          <w:ilvl w:val="0"/>
-          <w:numId w:val="22"/>
-        </w:numPr>
-        <w:ind w:left="993" w:hanging="357"/>
-        <w:rPr>
-          <w:rStyle w:val="h9rpj5gkjhrwbrml3kdi"/>
-        </w:rPr>
-      </w:pPr>
-      <w:r>
-        <w:rPr>
-          <w:rStyle w:val="h9rpj5gkjhrwbrml3kdi"/>
-        </w:rPr>
-        <w:t xml:space="preserve">Экран паузы. </w:t>
-      </w:r>
-      <w:r>
-        <w:rPr>
-          <w:rStyle w:val="h9rpj5gkjhrwbrml3kdi"/>
-          <w:lang w:val="en-US"/>
-        </w:rPr>
-        <w:t>C</w:t>
-      </w:r>
-      <w:r>
-        <w:rPr>
-          <w:rStyle w:val="h9rpj5gkjhrwbrml3kdi"/>
-        </w:rPr>
-        <w:t xml:space="preserve"> </w:t>
-      </w:r>
-      <w:r>
-        <w:rPr>
-          <w:rStyle w:val="h9rpj5gkjhrwbrml3kdi"/>
-        </w:rPr>
-        <w:t>начала игры, пользователь имеет возможность открыть экран паузы в любо</w:t>
-      </w:r>
-      <w:r>
-        <w:rPr>
-          <w:rStyle w:val="h9rpj5gkjhrwbrml3kdi"/>
-        </w:rPr>
-        <w:t>й локации (см. рис 5). Где можно в любой момент: посмотреть управление, перейти в панель настроек (см. рис 6), телепортироваться в начальную локацию и</w:t>
+        <w:rPr>
+          <w:rStyle w:val="h9rpj5gkjhrwbrml3kdi"/>
+        </w:rPr>
+      </w:pPr>
+      <w:r>
+        <w:t xml:space="preserve">Наличие нескольких вариантов концовок увеличивает реиграбельность и стимулирует игрока проходить игру разными способами. </w:t>
+      </w:r>
+      <w:r>
+        <w:rPr>
+          <w:rStyle w:val="h9rpj5gkjhrwbrml3kdi"/>
+        </w:rPr>
+        <w:t>Эта система особенно интересна для игроков тип</w:t>
+      </w:r>
+      <w:r>
+        <w:rPr>
+          <w:rStyle w:val="h9rpj5gkjhrwbrml3kdi"/>
+        </w:rPr>
+        <w:t>ов</w:t>
+      </w:r>
+      <w:r>
+        <w:rPr>
+          <w:rStyle w:val="h9rpj5gkjhrwbrml3kdi"/>
+        </w:rPr>
+        <w:t xml:space="preserve"> «Исследователей» и «Накопителей» по системе Ричарда Бартла </w:t>
+      </w:r>
+      <w:r>
+        <w:rPr>
+          <w:rStyle w:val="h9rpj5gkjhrwbrml3kdi"/>
+        </w:rPr>
+        <w:t>[</w:t>
+      </w:r>
+      <w:r>
+        <w:rPr>
+          <w:rStyle w:val="h9rpj5gkjhrwbrml3kdi"/>
+        </w:rPr>
+        <w:t>6</w:t>
+      </w:r>
+      <w:r>
+        <w:rPr>
+          <w:rStyle w:val="h9rpj5gkjhrwbrml3kdi"/>
+        </w:rPr>
+        <w:t>]</w:t>
+      </w:r>
+      <w:r>
+        <w:rPr>
+          <w:rStyle w:val="h9rpj5gkjhrwbrml3kdi"/>
+        </w:rPr>
+        <w:t>.</w:t>
+      </w:r>
+    </w:p>
+    <w:p>
+      <w:pPr>
+        <w:pStyle w:val="22"/>
+        <w:rPr>
+          <w:rStyle w:val="h9rpj5gkjhrwbrml3kdi"/>
+        </w:rPr>
+      </w:pPr>
+      <w:bookmarkStart w:id="16" w:name="_Toc192086093"/>
+      <w:r>
+        <w:rPr>
+          <w:rStyle w:val="h9rpj5gkjhrwbrml3kdi"/>
+        </w:rPr>
+        <w:t>Игровой цикл</w:t>
+      </w:r>
+      <w:bookmarkEnd w:id="16"/>
+    </w:p>
+    <w:p>
+      <w:pPr>
+        <w:pStyle w:val="af3"/>
+        <w:rPr>
+          <w:rStyle w:val="h9rpj5gkjhrwbrml3kdi"/>
+        </w:rPr>
+      </w:pPr>
+      <w:r>
+        <w:rPr>
+          <w:rStyle w:val="h9rpj5gkjhrwbrml3kdi"/>
+        </w:rPr>
+        <w:t>Экран паузы, представлен на рисунке 5, он включает в себя просмотр управления, переход</w:t>
+      </w:r>
+      <w:r>
+        <w:rPr>
+          <w:rStyle w:val="h9rpj5gkjhrwbrml3kdi"/>
+        </w:rPr>
+        <w:t xml:space="preserve"> в панель настрое</w:t>
+      </w:r>
+      <w:r>
+        <w:rPr>
+          <w:rStyle w:val="h9rpj5gkjhrwbrml3kdi"/>
+        </w:rPr>
+        <w:t>к (см. рис</w:t>
+      </w:r>
+      <w:r>
+        <w:rPr>
+          <w:rStyle w:val="h9rpj5gkjhrwbrml3kdi"/>
+        </w:rPr>
+        <w:t>.</w:t>
+      </w:r>
+      <w:r>
+        <w:rPr>
+          <w:rStyle w:val="h9rpj5gkjhrwbrml3kdi"/>
+        </w:rPr>
+        <w:t xml:space="preserve"> 6), телепортацию</w:t>
+      </w:r>
+      <w:r>
+        <w:rPr>
+          <w:rStyle w:val="h9rpj5gkjhrwbrml3kdi"/>
+        </w:rPr>
+        <w:t xml:space="preserve"> в начальную локацию и</w:t>
       </w:r>
       <w:r>
         <w:rPr>
@@ -5869,13 +5840,19 @@
         <w:rPr>
           <w:rStyle w:val="h9rpj5gkjhrwbrml3kdi"/>
         </w:rPr>
-        <w:t xml:space="preserve"> выйти из игры</w:t>
-      </w:r>
-      <w:r>
-        <w:rPr>
-          <w:rStyle w:val="h9rpj5gkjhrwbrml3kdi"/>
-        </w:rPr>
-        <w:t>;</w:t>
+        <w:t xml:space="preserve"> выход</w:t>
+      </w:r>
+      <w:r>
+        <w:rPr>
+          <w:rStyle w:val="h9rpj5gkjhrwbrml3kdi"/>
+        </w:rPr>
+        <w:t xml:space="preserve"> из игры</w:t>
+      </w:r>
+      <w:r>
+        <w:rPr>
+          <w:rStyle w:val="h9rpj5gkjhrwbrml3kdi"/>
+        </w:rPr>
+        <w:t>.</w:t>
       </w:r>
     </w:p>
     <w:p>
@@ -5940,9 +5917,6 @@
         <w:pStyle w:val="af3"/>
         <w:ind w:firstLine="0"/>
         <w:jc w:val="center"/>
-        <w:rPr>
-          <w:rStyle w:val="h9rpj5gkjhrwbrml3kdi"/>
-        </w:rPr>
       </w:pPr>
       <w:r>
         <w:t>Рисунок</w:t>
@@ -5958,6 +5932,20 @@
       </w:r>
       <w:r>
         <w:t>Экран паузы</w:t>
+      </w:r>
+    </w:p>
+    <w:p>
+      <w:pPr>
+        <w:pStyle w:val="af3"/>
+        <w:rPr>
+          <w:rStyle w:val="h9rpj5gkjhrwbrml3kdi"/>
+        </w:rPr>
+      </w:pPr>
+      <w:r>
+        <w:rPr>
+          <w:rStyle w:val="h9rpj5gkjhrwbrml3kdi"/>
+        </w:rPr>
+        <w:t>Начальная сцена, в которой висят элементы интерфейса: панель настроек (см. рис. 6), управление, кнопка выхода. Также игрок может взаимодействовать с тестовым окружением, чтобы привыкнуть к игре.</w:t>
       </w:r>
     </w:p>
     <w:p>
@@ -5974,7 +5962,6 @@
           <w:noProof/>
           <w:lang w:eastAsia="ru-RU"/>
         </w:rPr>
-        <w:lastRenderedPageBreak/>
         <w:drawing>
           <wp:inline distT="0" distB="0" distL="0" distR="0" wp14:anchorId="6D20A6D9" wp14:editId="4D787975">
             <wp:extent cx="3168807" cy="2239573"/>
@@ -6046,67 +6033,15 @@
     <w:p>
       <w:pPr>
         <w:pStyle w:val="af3"/>
-        <w:numPr>
-          <w:ilvl w:val="0"/>
-          <w:numId w:val="22"/>
-        </w:numPr>
-        <w:ind w:left="993"/>
-        <w:rPr>
-          <w:rStyle w:val="h9rpj5gkjhrwbrml3kdi"/>
-        </w:rPr>
-      </w:pPr>
-      <w:r>
-        <w:rPr>
-          <w:rStyle w:val="h9rpj5gkjhrwbrml3kdi"/>
-        </w:rPr>
-        <w:t xml:space="preserve">Начальная сцена, в которой висят элементы интерфейса: </w:t>
-      </w:r>
-      <w:r>
-        <w:rPr>
-          <w:rStyle w:val="h9rpj5gkjhrwbrml3kdi"/>
-        </w:rPr>
-        <w:t>панель настроек (</w:t>
-      </w:r>
-      <w:r>
-        <w:rPr>
-          <w:rStyle w:val="h9rpj5gkjhrwbrml3kdi"/>
-        </w:rPr>
-        <w:t>см. рис. 6</w:t>
-      </w:r>
-      <w:r>
-        <w:rPr>
-          <w:rStyle w:val="h9rpj5gkjhrwbrml3kdi"/>
-        </w:rPr>
-        <w:t>)</w:t>
-      </w:r>
-      <w:r>
-        <w:rPr>
-          <w:rStyle w:val="h9rpj5gkjhrwbrml3kdi"/>
-        </w:rPr>
-        <w:t>, управление, кно</w:t>
-      </w:r>
-      <w:r>
-        <w:rPr>
-          <w:rStyle w:val="h9rpj5gkjhrwbrml3kdi"/>
-        </w:rPr>
-        <w:t>пка выхода. Также игрок может взаимодействовать</w:t>
-      </w:r>
-      <w:r>
-        <w:rPr>
-          <w:rStyle w:val="h9rpj5gkjhrwbrml3kdi"/>
-        </w:rPr>
-        <w:t xml:space="preserve"> с тестовым окружением, чтобы привыкнуть к </w:t>
-      </w:r>
-      <w:r>
-        <w:rPr>
-          <w:rStyle w:val="h9rpj5gkjhrwbrml3kdi"/>
-        </w:rPr>
-        <w:t xml:space="preserve">игре. </w:t>
-      </w:r>
-      <w:r>
-        <w:rPr>
-          <w:rStyle w:val="h9rpj5gkjhrwbrml3kdi"/>
-        </w:rPr>
+        <w:rPr>
+          <w:rStyle w:val="h9rpj5gkjhrwbrml3kdi"/>
+        </w:rPr>
+      </w:pPr>
+      <w:r>
+        <w:rPr>
+          <w:rStyle w:val="h9rpj5gkjhrwbrml3kdi"/>
+        </w:rPr>
+        <w:lastRenderedPageBreak/>
         <w:t>Когда игрок будет готов, он просто пройдет в область, которая телепорти</w:t>
       </w:r>
       <w:r>
@@ -6137,17 +6072,12 @@
         <w:rPr>
           <w:rStyle w:val="h9rpj5gkjhrwbrml3kdi"/>
         </w:rPr>
-        <w:t>;</w:t>
+        <w:t>.</w:t>
       </w:r>
     </w:p>
     <w:p>
       <w:pPr>
         <w:pStyle w:val="af3"/>
-        <w:numPr>
-          <w:ilvl w:val="0"/>
-          <w:numId w:val="22"/>
-        </w:numPr>
-        <w:ind w:left="993" w:hanging="357"/>
         <w:rPr>
           <w:rStyle w:val="h9rpj5gkjhrwbrml3kdi"/>
         </w:rPr>
@@ -6168,21 +6098,7 @@
         <w:rPr>
           <w:rStyle w:val="h9rpj5gkjhrwbrml3kdi"/>
         </w:rPr>
-        <w:t xml:space="preserve"> Игрок </w:t>
-      </w:r>
-      <w:proofErr w:type="spellStart"/>
-      <w:r>
-        <w:rPr>
-          <w:rStyle w:val="h9rpj5gkjhrwbrml3kdi"/>
-        </w:rPr>
-        <w:t>спавнится</w:t>
-      </w:r>
-      <w:proofErr w:type="spellEnd"/>
-      <w:r>
-        <w:rPr>
-          <w:rStyle w:val="h9rpj5gkjhrwbrml3kdi"/>
-        </w:rPr>
-        <w:t xml:space="preserve"> возле области перехода из основной сцены в начальную.</w:t>
+        <w:t xml:space="preserve"> Игрок спавнится возле области перехода из основной сцены в начальную.</w:t>
       </w:r>
       <w:r>
         <w:rPr>
@@ -6212,43 +6128,37 @@
         <w:rPr>
           <w:rStyle w:val="h9rpj5gkjhrwbrml3kdi"/>
         </w:rPr>
-        <w:t xml:space="preserve"> (см. рис. 7)</w:t>
-      </w:r>
-      <w:r>
-        <w:rPr>
-          <w:rStyle w:val="h9rpj5gkjhrwbrml3kdi"/>
-        </w:rPr>
-        <w:t>. Всплывающий интерфейс</w:t>
-      </w:r>
-      <w:r>
-        <w:rPr>
-          <w:rStyle w:val="h9rpj5gkjhrwbrml3kdi"/>
-        </w:rPr>
-        <w:t xml:space="preserve"> с текущим заданием (Мысли) на </w:t>
-      </w:r>
-      <w:r>
-        <w:rPr>
-          <w:rStyle w:val="h9rpj5gkjhrwbrml3kdi"/>
-        </w:rPr>
-        <w:t>контроллере</w:t>
-      </w:r>
-      <w:r>
-        <w:rPr>
-          <w:rStyle w:val="h9rpj5gkjhrwbrml3kdi"/>
-        </w:rPr>
-        <w:t xml:space="preserve"> игрока</w:t>
-      </w:r>
-      <w:r>
-        <w:rPr>
-          <w:rStyle w:val="h9rpj5gkjhrwbrml3kdi"/>
-        </w:rPr>
-        <w:t xml:space="preserve"> (см. рис. 7)</w:t>
-      </w:r>
-      <w:r>
-        <w:rPr>
-          <w:rStyle w:val="h9rpj5gkjhrwbrml3kdi"/>
-        </w:rPr>
-        <w:t xml:space="preserve"> подсказывае</w:t>
+        <w:t>.</w:t>
+      </w:r>
+      <w:r>
+        <w:rPr>
+          <w:rStyle w:val="h9rpj5gkjhrwbrml3kdi"/>
+        </w:rPr>
+        <w:t xml:space="preserve"> </w:t>
+      </w:r>
+      <w:r>
+        <w:rPr>
+          <w:rStyle w:val="h9rpj5gkjhrwbrml3kdi"/>
+        </w:rPr>
+        <w:t>Всплывающий интерфейс</w:t>
+      </w:r>
+      <w:r>
+        <w:rPr>
+          <w:rStyle w:val="h9rpj5gkjhrwbrml3kdi"/>
+        </w:rPr>
+        <w:t xml:space="preserve"> с текущим заданием</w:t>
+      </w:r>
+      <w:r>
+        <w:rPr>
+          <w:rStyle w:val="h9rpj5gkjhrwbrml3kdi"/>
+        </w:rPr>
+        <w:t xml:space="preserve"> </w:t>
+      </w:r>
+      <w:r>
+        <w:rPr>
+          <w:rStyle w:val="h9rpj5gkjhrwbrml3kdi"/>
+        </w:rPr>
+        <w:t>подсказывае</w:t>
       </w:r>
       <w:r>
         <w:rPr>
@@ -6266,7 +6176,13 @@
         <w:rPr>
           <w:rStyle w:val="h9rpj5gkjhrwbrml3kdi"/>
         </w:rPr>
-        <w:t>;</w:t>
+        <w:t>.</w:t>
+      </w:r>
+      <w:r>
+        <w:rPr>
+          <w:rStyle w:val="h9rpj5gkjhrwbrml3kdi"/>
+        </w:rPr>
+        <w:t xml:space="preserve"> На рисунке 7 представлены прототипы интерфейсов текущего задания и инвентаря, которые будут располагаться на на правом и левом контроллере соответственно.</w:t>
       </w:r>
     </w:p>
     <w:p>
@@ -6281,6 +6197,7 @@
       <w:r>
         <w:rPr>
           <w:noProof/>
+          <w:lang w:eastAsia="ru-RU"/>
         </w:rPr>
         <w:drawing>
           <wp:inline distT="0" distB="0" distL="0" distR="0" wp14:anchorId="60CBD871" wp14:editId="706069DE">
@@ -6343,35 +6260,10 @@
       <w:r>
         <w:t>7</w:t>
       </w:r>
-      <w:r>
-        <w:t>.</w:t>
-      </w:r>
-      <w:r>
-        <w:t xml:space="preserve"> На левом контроллере – текущее задание, на правом – инвентарь-</w:t>
-      </w:r>
-      <w:proofErr w:type="spellStart"/>
-      <w:r>
-        <w:t>скроллер</w:t>
-      </w:r>
-      <w:proofErr w:type="spellEnd"/>
-      <w:r>
-        <w:t xml:space="preserve"> с текущим предметом</w:t>
-      </w:r>
-      <w:r>
-        <w:t xml:space="preserve"> </w:t>
-      </w:r>
     </w:p>
     <w:p>
       <w:pPr>
         <w:pStyle w:val="af3"/>
-        <w:numPr>
-          <w:ilvl w:val="0"/>
-          <w:numId w:val="22"/>
-        </w:numPr>
-        <w:ind w:left="993" w:hanging="357"/>
-        <w:rPr>
-          <w:rStyle w:val="h9rpj5gkjhrwbrml3kdi"/>
-        </w:rPr>
       </w:pPr>
       <w:r>
         <w:rPr>
@@ -6392,11 +6284,7 @@
         <w:t xml:space="preserve"> </w:t>
       </w:r>
       <w:r>
-        <w:t xml:space="preserve">При получении урона экран начинает окрашиваться в красный цвет, сигнализируя об </w:t>
-      </w:r>
-      <w:r>
-        <w:lastRenderedPageBreak/>
-        <w:t>опасности. По мере снижения здоровья эффект усиливается.</w:t>
+        <w:t>При получении урона экран начинает окрашиваться в красный цвет, сигнализируя об опасности. По мере снижения здоровья эффект усиливается.</w:t>
       </w:r>
       <w:r>
         <w:rPr>
@@ -6408,92 +6296,16 @@
         <w:rPr>
           <w:rStyle w:val="h9rpj5gkjhrwbrml3kdi"/>
         </w:rPr>
-        <w:t>открывается экран концовки</w:t>
-      </w:r>
-      <w:r>
-        <w:rPr>
-          <w:rStyle w:val="h9rpj5gkjhrwbrml3kdi"/>
-        </w:rPr>
-        <w:t xml:space="preserve"> (см. рис. 8)</w:t>
-      </w:r>
-      <w:r>
-        <w:rPr>
-          <w:rStyle w:val="h9rpj5gkjhrwbrml3kdi"/>
-        </w:rPr>
-        <w:t xml:space="preserve"> с кнопкой перехода на начальную сцену</w:t>
-      </w:r>
-      <w:r>
-        <w:rPr>
-          <w:rStyle w:val="h9rpj5gkjhrwbrml3kdi"/>
-        </w:rPr>
-        <w:t>;</w:t>
-      </w:r>
-    </w:p>
-    <w:p>
-      <w:pPr>
-        <w:pStyle w:val="af3"/>
-        <w:numPr>
-          <w:ilvl w:val="0"/>
-          <w:numId w:val="22"/>
-        </w:numPr>
-        <w:ind w:left="993" w:hanging="357"/>
-        <w:rPr>
-          <w:rStyle w:val="h9rpj5gkjhrwbrml3kdi"/>
-        </w:rPr>
-      </w:pPr>
-      <w:r>
-        <w:rPr>
-          <w:rStyle w:val="h9rpj5gkjhrwbrml3kdi"/>
-        </w:rPr>
-        <w:t>Условия победы. Если игрок собрал все главные улики и вернул</w:t>
-      </w:r>
-      <w:r>
-        <w:rPr>
-          <w:rStyle w:val="h9rpj5gkjhrwbrml3kdi"/>
-        </w:rPr>
-        <w:t>ся в область перехода из основной сцены в началь</w:t>
-      </w:r>
-      <w:r>
-        <w:rPr>
-          <w:rStyle w:val="h9rpj5gkjhrwbrml3kdi"/>
-        </w:rPr>
-        <w:t>ную, открывается экран ко</w:t>
-      </w:r>
-      <w:r>
-        <w:rPr>
-          <w:rStyle w:val="h9rpj5gkjhrwbrml3kdi"/>
-        </w:rPr>
-        <w:t>нцовки</w:t>
-      </w:r>
-      <w:r>
-        <w:rPr>
-          <w:rStyle w:val="h9rpj5gkjhrwbrml3kdi"/>
-        </w:rPr>
-        <w:t xml:space="preserve"> </w:t>
-      </w:r>
-      <w:r>
-        <w:rPr>
-          <w:rStyle w:val="h9rpj5gkjhrwbrml3kdi"/>
-        </w:rPr>
-        <w:t>(см. рис. 8</w:t>
-      </w:r>
-      <w:r>
-        <w:rPr>
-          <w:rStyle w:val="h9rpj5gkjhrwbrml3kdi"/>
-        </w:rPr>
-        <w:t>) с</w:t>
-      </w:r>
-      <w:r>
-        <w:rPr>
-          <w:rStyle w:val="h9rpj5gkjhrwbrml3kdi"/>
-        </w:rPr>
-        <w:t xml:space="preserve"> кнопкой перехода на начальную сцену</w:t>
-      </w:r>
-      <w:r>
-        <w:rPr>
-          <w:rStyle w:val="h9rpj5gkjhrwbrml3kdi"/>
-        </w:rPr>
-        <w:t>;</w:t>
+        <w:t xml:space="preserve">открывается экран концовки, </w:t>
+      </w:r>
+      <w:r>
+        <w:rPr>
+          <w:rStyle w:val="h9rpj5gkjhrwbrml3kdi"/>
+        </w:rPr>
+        <w:t xml:space="preserve">представленный на рисунке 8, </w:t>
+      </w:r>
+      <w:r>
+        <w:t>с информирующим текстом и кнопкой перехода на начальную локацию.</w:t>
       </w:r>
     </w:p>
     <w:p>
@@ -6508,11 +6320,12 @@
       <w:r>
         <w:rPr>
           <w:noProof/>
+          <w:lang w:eastAsia="ru-RU"/>
         </w:rPr>
         <w:drawing>
-          <wp:inline distT="0" distB="0" distL="0" distR="0" wp14:anchorId="7C6376D7" wp14:editId="6A7917FF">
-            <wp:extent cx="2691511" cy="1902243"/>
-            <wp:effectExtent l="0" t="0" r="0" b="3175"/>
+          <wp:inline distT="0" distB="0" distL="0" distR="0" wp14:anchorId="0190A676" wp14:editId="5ADCE603">
+            <wp:extent cx="2970560" cy="2099463"/>
+            <wp:effectExtent l="0" t="0" r="1270" b="0"/>
             <wp:docPr id="10" name="Рисунок 10"/>
             <wp:cNvGraphicFramePr>
               <a:graphicFrameLocks xmlns:a="http://schemas.openxmlformats.org/drawingml/2006/main" noChangeAspect="1"/>
@@ -6539,7 +6352,7 @@
                   <pic:spPr>
                     <a:xfrm>
                       <a:off x="0" y="0"/>
-                      <a:ext cx="2712356" cy="1916975"/>
+                      <a:ext cx="3033387" cy="2143866"/>
                     </a:xfrm>
                     <a:prstGeom prst="rect">
                       <a:avLst/>
@@ -6555,7 +6368,6 @@
     <w:p>
       <w:pPr>
         <w:pStyle w:val="af3"/>
-        <w:ind w:left="1069" w:firstLine="0"/>
         <w:jc w:val="center"/>
         <w:rPr>
           <w:rStyle w:val="h9rpj5gkjhrwbrml3kdi"/>
@@ -6569,45 +6381,72 @@
       </w:r>
       <w:r>
         <w:t>8</w:t>
-      </w:r>
-      <w:r>
-        <w:t>.</w:t>
-      </w:r>
-      <w:r>
-        <w:t xml:space="preserve"> Экран концовки. С информирующим текстом и кнопкой перехода на начальную локацию</w:t>
       </w:r>
     </w:p>
     <w:p>
       <w:pPr>
         <w:pStyle w:val="af3"/>
-        <w:numPr>
-          <w:ilvl w:val="0"/>
-          <w:numId w:val="22"/>
-        </w:numPr>
-        <w:ind w:left="993" w:hanging="357"/>
-        <w:rPr>
-          <w:rStyle w:val="h9rpj5gkjhrwbrml3kdi"/>
-        </w:rPr>
-      </w:pPr>
-      <w:r>
-        <w:rPr>
-          <w:rStyle w:val="h9rpj5gkjhrwbrml3kdi"/>
-        </w:rPr>
-        <w:t xml:space="preserve">Экран загрузки при смене сцен с </w:t>
-      </w:r>
-      <w:proofErr w:type="spellStart"/>
-      <w:r>
-        <w:rPr>
-          <w:rStyle w:val="h9rpj5gkjhrwbrml3kdi"/>
-        </w:rPr>
-        <w:t>прогрессбаром</w:t>
-      </w:r>
-      <w:proofErr w:type="spellEnd"/>
-      <w:r>
-        <w:rPr>
-          <w:rStyle w:val="h9rpj5gkjhrwbrml3kdi"/>
-        </w:rPr>
-        <w:t xml:space="preserve"> (см. рис. 9).</w:t>
+        <w:rPr>
+          <w:rStyle w:val="h9rpj5gkjhrwbrml3kdi"/>
+        </w:rPr>
+      </w:pPr>
+      <w:r>
+        <w:rPr>
+          <w:rStyle w:val="h9rpj5gkjhrwbrml3kdi"/>
+        </w:rPr>
+        <w:lastRenderedPageBreak/>
+        <w:t>Условия победы. Если игрок собрал все главные улики и вернул</w:t>
+      </w:r>
+      <w:r>
+        <w:rPr>
+          <w:rStyle w:val="h9rpj5gkjhrwbrml3kdi"/>
+        </w:rPr>
+        <w:t>ся в область перехода из основной сцены в началь</w:t>
+      </w:r>
+      <w:r>
+        <w:rPr>
+          <w:rStyle w:val="h9rpj5gkjhrwbrml3kdi"/>
+        </w:rPr>
+        <w:t>ную, открывается экран ко</w:t>
+      </w:r>
+      <w:r>
+        <w:rPr>
+          <w:rStyle w:val="h9rpj5gkjhrwbrml3kdi"/>
+        </w:rPr>
+        <w:t>нцовки</w:t>
+      </w:r>
+      <w:r>
+        <w:rPr>
+          <w:rStyle w:val="h9rpj5gkjhrwbrml3kdi"/>
+        </w:rPr>
+        <w:t xml:space="preserve"> (см. рис. 8).</w:t>
+      </w:r>
+    </w:p>
+    <w:p>
+      <w:pPr>
+        <w:pStyle w:val="af3"/>
+        <w:rPr>
+          <w:rStyle w:val="h9rpj5gkjhrwbrml3kdi"/>
+        </w:rPr>
+      </w:pPr>
+      <w:r>
+        <w:rPr>
+          <w:rStyle w:val="h9rpj5gkjhrwbrml3kdi"/>
+        </w:rPr>
+        <w:t xml:space="preserve">Экран загрузки при смене сцен с прогрессбаром </w:t>
+      </w:r>
+      <w:r>
+        <w:rPr>
+          <w:rStyle w:val="h9rpj5gkjhrwbrml3kdi"/>
+        </w:rPr>
+        <w:t xml:space="preserve">представлен на </w:t>
+      </w:r>
+      <w:r>
+        <w:rPr>
+          <w:rStyle w:val="h9rpj5gkjhrwbrml3kdi"/>
+        </w:rPr>
+        <w:br/>
+        <w:t>рисунке 9 ниже.</w:t>
       </w:r>
     </w:p>
     <w:p>
@@ -6622,11 +6461,12 @@
       <w:r>
         <w:rPr>
           <w:noProof/>
+          <w:lang w:eastAsia="ru-RU"/>
         </w:rPr>
         <w:drawing>
-          <wp:inline distT="0" distB="0" distL="0" distR="0" wp14:anchorId="7C593F8C" wp14:editId="019FEF15">
-            <wp:extent cx="2550945" cy="1802897"/>
-            <wp:effectExtent l="0" t="0" r="1905" b="6985"/>
+          <wp:inline distT="0" distB="0" distL="0" distR="0" wp14:anchorId="7C593F8C" wp14:editId="61613DA0">
+            <wp:extent cx="2701448" cy="1909267"/>
+            <wp:effectExtent l="0" t="0" r="3810" b="0"/>
             <wp:docPr id="12" name="Рисунок 12"/>
             <wp:cNvGraphicFramePr>
               <a:graphicFrameLocks xmlns:a="http://schemas.openxmlformats.org/drawingml/2006/main" noChangeAspect="1"/>
@@ -6653,7 +6493,7 @@
                   <pic:spPr>
                     <a:xfrm>
                       <a:off x="0" y="0"/>
-                      <a:ext cx="2564533" cy="1812501"/>
+                      <a:ext cx="2745024" cy="1940064"/>
                     </a:xfrm>
                     <a:prstGeom prst="rect">
                       <a:avLst/>
@@ -6684,15 +6524,6 @@
       <w:r>
         <w:t>9</w:t>
       </w:r>
-      <w:r>
-        <w:t>.</w:t>
-      </w:r>
-      <w:r>
-        <w:t xml:space="preserve"> Экран </w:t>
-      </w:r>
-      <w:r>
-        <w:t>загрузки между сценами</w:t>
-      </w:r>
     </w:p>
     <w:p>
       <w:pPr>
@@ -6701,14 +6532,14 @@
           <w:rStyle w:val="h9rpj5gkjhrwbrml3kdi"/>
         </w:rPr>
       </w:pPr>
-      <w:bookmarkStart w:id="16" w:name="_Toc192060754"/>
+      <w:bookmarkStart w:id="17" w:name="_Toc192086094"/>
       <w:r>
         <w:rPr>
           <w:rStyle w:val="h9rpj5gkjhrwbrml3kdi"/>
         </w:rPr>
         <w:t>Выводы</w:t>
       </w:r>
-      <w:bookmarkEnd w:id="16"/>
+      <w:bookmarkEnd w:id="17"/>
     </w:p>
     <w:p>
       <w:pPr>
@@ -6723,8 +6554,217 @@
         <w:rPr>
           <w:rStyle w:val="h9rpj5gkjhrwbrml3kdi"/>
         </w:rPr>
-        <w:t>На этапе проектирования игры был выбран жанр, концепции и цель игры. Был произведен анализ референсов, были установлены правила игры и мотивация игрока. Также был определен игровой цикл с прототипами элементов интерфейса.</w:t>
-      </w:r>
+        <w:t>На этапе проектирования игры был</w:t>
+      </w:r>
+      <w:r>
+        <w:rPr>
+          <w:rStyle w:val="h9rpj5gkjhrwbrml3kdi"/>
+        </w:rPr>
+        <w:t>и</w:t>
+      </w:r>
+      <w:r>
+        <w:rPr>
+          <w:rStyle w:val="h9rpj5gkjhrwbrml3kdi"/>
+        </w:rPr>
+        <w:t xml:space="preserve"> выбран</w:t>
+      </w:r>
+      <w:r>
+        <w:rPr>
+          <w:rStyle w:val="h9rpj5gkjhrwbrml3kdi"/>
+        </w:rPr>
+        <w:t>а</w:t>
+      </w:r>
+      <w:r>
+        <w:rPr>
+          <w:rStyle w:val="h9rpj5gkjhrwbrml3kdi"/>
+        </w:rPr>
+        <w:t xml:space="preserve"> жанр</w:t>
+      </w:r>
+      <w:r>
+        <w:rPr>
+          <w:rStyle w:val="h9rpj5gkjhrwbrml3kdi"/>
+        </w:rPr>
+        <w:t xml:space="preserve">ы </w:t>
+      </w:r>
+      <w:r>
+        <w:rPr>
+          <w:rStyle w:val="h9rpj5gkjhrwbrml3kdi"/>
+          <w:lang w:val="en-US"/>
+        </w:rPr>
+        <w:t>action</w:t>
+      </w:r>
+      <w:r>
+        <w:rPr>
+          <w:rStyle w:val="h9rpj5gkjhrwbrml3kdi"/>
+        </w:rPr>
+        <w:t xml:space="preserve"> </w:t>
+      </w:r>
+      <w:r>
+        <w:rPr>
+          <w:rStyle w:val="h9rpj5gkjhrwbrml3kdi"/>
+        </w:rPr>
+        <w:t xml:space="preserve">и </w:t>
+      </w:r>
+      <w:r>
+        <w:rPr>
+          <w:rStyle w:val="h9rpj5gkjhrwbrml3kdi"/>
+          <w:lang w:val="en-US"/>
+        </w:rPr>
+        <w:t>adventure</w:t>
+      </w:r>
+      <w:r>
+        <w:rPr>
+          <w:rStyle w:val="h9rpj5gkjhrwbrml3kdi"/>
+        </w:rPr>
+        <w:t xml:space="preserve"> в сеттинге «Магнитошахтинская область»</w:t>
+      </w:r>
+      <w:r>
+        <w:rPr>
+          <w:rStyle w:val="h9rpj5gkjhrwbrml3kdi"/>
+        </w:rPr>
+        <w:t>,</w:t>
+      </w:r>
+      <w:r>
+        <w:rPr>
+          <w:rStyle w:val="h9rpj5gkjhrwbrml3kdi"/>
+        </w:rPr>
+        <w:t xml:space="preserve"> где цель игры собрать все сюжетные улики</w:t>
+      </w:r>
+      <w:r>
+        <w:rPr>
+          <w:rStyle w:val="h9rpj5gkjhrwbrml3kdi"/>
+        </w:rPr>
+        <w:t>, избегая смерти от врагов, и вернуться на начальную локацию</w:t>
+      </w:r>
+      <w:r>
+        <w:rPr>
+          <w:rStyle w:val="h9rpj5gkjhrwbrml3kdi"/>
+        </w:rPr>
+        <w:t xml:space="preserve">. </w:t>
+      </w:r>
+      <w:r>
+        <w:rPr>
+          <w:rStyle w:val="h9rpj5gkjhrwbrml3kdi"/>
+        </w:rPr>
+        <w:t>«</w:t>
+      </w:r>
+      <w:r>
+        <w:rPr>
+          <w:rStyle w:val="h9rpj5gkjhrwbrml3kdi"/>
+          <w:lang w:val="en-US"/>
+        </w:rPr>
+        <w:t>FAITH</w:t>
+      </w:r>
+      <w:r>
+        <w:rPr>
+          <w:rStyle w:val="h9rpj5gkjhrwbrml3kdi"/>
+        </w:rPr>
+        <w:t xml:space="preserve">: </w:t>
+      </w:r>
+      <w:r>
+        <w:rPr>
+          <w:rStyle w:val="h9rpj5gkjhrwbrml3kdi"/>
+          <w:lang w:val="en-US"/>
+        </w:rPr>
+        <w:t>The</w:t>
+      </w:r>
+      <w:r>
+        <w:rPr>
+          <w:rStyle w:val="h9rpj5gkjhrwbrml3kdi"/>
+        </w:rPr>
+        <w:t xml:space="preserve"> </w:t>
+      </w:r>
+      <w:r>
+        <w:rPr>
+          <w:rStyle w:val="h9rpj5gkjhrwbrml3kdi"/>
+          <w:lang w:val="en-US"/>
+        </w:rPr>
+        <w:t>Unholy</w:t>
+      </w:r>
+      <w:r>
+        <w:rPr>
+          <w:rStyle w:val="h9rpj5gkjhrwbrml3kdi"/>
+        </w:rPr>
+        <w:t xml:space="preserve"> </w:t>
+      </w:r>
+      <w:r>
+        <w:rPr>
+          <w:rStyle w:val="h9rpj5gkjhrwbrml3kdi"/>
+          <w:lang w:val="en-US"/>
+        </w:rPr>
+        <w:t>Trinity</w:t>
+      </w:r>
+      <w:r>
+        <w:rPr>
+          <w:rStyle w:val="h9rpj5gkjhrwbrml3kdi"/>
+        </w:rPr>
+        <w:t>» и «</w:t>
+      </w:r>
+      <w:r>
+        <w:rPr>
+          <w:rStyle w:val="h9rpj5gkjhrwbrml3kdi"/>
+          <w:lang w:val="en-US"/>
+        </w:rPr>
+        <w:t>Blade</w:t>
+      </w:r>
+      <w:r>
+        <w:rPr>
+          <w:rStyle w:val="h9rpj5gkjhrwbrml3kdi"/>
+        </w:rPr>
+        <w:t xml:space="preserve"> </w:t>
+      </w:r>
+      <w:r>
+        <w:rPr>
+          <w:rStyle w:val="h9rpj5gkjhrwbrml3kdi"/>
+          <w:lang w:val="en-US"/>
+        </w:rPr>
+        <w:t>and</w:t>
+      </w:r>
+      <w:r>
+        <w:rPr>
+          <w:rStyle w:val="h9rpj5gkjhrwbrml3kdi"/>
+        </w:rPr>
+        <w:t xml:space="preserve"> </w:t>
+      </w:r>
+      <w:r>
+        <w:rPr>
+          <w:rStyle w:val="h9rpj5gkjhrwbrml3kdi"/>
+          <w:lang w:val="en-US"/>
+        </w:rPr>
+        <w:t>Sorcery</w:t>
+      </w:r>
+      <w:r>
+        <w:rPr>
+          <w:rStyle w:val="h9rpj5gkjhrwbrml3kdi"/>
+        </w:rPr>
+        <w:t>» послужили референсом для механик сражения, расследования и</w:t>
+      </w:r>
+      <w:r>
+        <w:rPr>
+          <w:rStyle w:val="h9rpj5gkjhrwbrml3kdi"/>
+        </w:rPr>
+        <w:t xml:space="preserve"> для</w:t>
+      </w:r>
+      <w:r>
+        <w:rPr>
+          <w:rStyle w:val="h9rpj5gkjhrwbrml3kdi"/>
+        </w:rPr>
+        <w:t xml:space="preserve"> мотиваций</w:t>
+      </w:r>
+      <w:r>
+        <w:rPr>
+          <w:rStyle w:val="h9rpj5gkjhrwbrml3kdi"/>
+        </w:rPr>
+        <w:t xml:space="preserve"> игрока. </w:t>
+      </w:r>
+      <w:r>
+        <w:rPr>
+          <w:rStyle w:val="h9rpj5gkjhrwbrml3kdi"/>
+        </w:rPr>
+        <w:t>Был определен игровой цикл: начальная и основная локации, условие поражения и победы, а также сопровождающие интерфейсные панели и элементы.</w:t>
+      </w:r>
+      <w:bookmarkStart w:id="18" w:name="_GoBack"/>
+      <w:bookmarkEnd w:id="18"/>
       <w:r>
         <w:rPr>
           <w:rStyle w:val="h9rpj5gkjhrwbrml3kdi"/>
@@ -6736,12 +6776,12 @@
       <w:pPr>
         <w:pStyle w:val="af1"/>
       </w:pPr>
-      <w:bookmarkStart w:id="17" w:name="_Toc192060755"/>
+      <w:bookmarkStart w:id="19" w:name="_Toc192086095"/>
       <w:r>
         <w:lastRenderedPageBreak/>
         <w:t>Список источников</w:t>
       </w:r>
-      <w:bookmarkEnd w:id="17"/>
+      <w:bookmarkEnd w:id="19"/>
     </w:p>
     <w:p>
       <w:pPr>
@@ -6756,7 +6796,88 @@
         <w:rPr>
           <w:lang w:val="en-US"/>
         </w:rPr>
-        <w:t xml:space="preserve">Vargas-Iglesias J.J. Making Sense of Genre: The Logic of Video Game Genre Organization // Games and Culture. </w:t>
+        <w:t>Vargas</w:t>
+      </w:r>
+      <w:r>
+        <w:t>-</w:t>
+      </w:r>
+      <w:r>
+        <w:rPr>
+          <w:lang w:val="en-US"/>
+        </w:rPr>
+        <w:t>Iglesias</w:t>
+      </w:r>
+      <w:r>
+        <w:t xml:space="preserve"> </w:t>
+      </w:r>
+      <w:r>
+        <w:rPr>
+          <w:lang w:val="en-US"/>
+        </w:rPr>
+        <w:t>J</w:t>
+      </w:r>
+      <w:r>
+        <w:t>.</w:t>
+      </w:r>
+      <w:r>
+        <w:rPr>
+          <w:lang w:val="en-US"/>
+        </w:rPr>
+        <w:t>J</w:t>
+      </w:r>
+      <w:r>
+        <w:t xml:space="preserve">. </w:t>
+      </w:r>
+      <w:r>
+        <w:rPr>
+          <w:lang w:val="en-US"/>
+        </w:rPr>
+        <w:t>Making</w:t>
+      </w:r>
+      <w:r>
+        <w:t xml:space="preserve"> </w:t>
+      </w:r>
+      <w:r>
+        <w:rPr>
+          <w:lang w:val="en-US"/>
+        </w:rPr>
+        <w:t>Sense</w:t>
+      </w:r>
+      <w:r>
+        <w:t xml:space="preserve"> </w:t>
+      </w:r>
+      <w:r>
+        <w:rPr>
+          <w:lang w:val="en-US"/>
+        </w:rPr>
+        <w:t>of</w:t>
+      </w:r>
+      <w:r>
+        <w:t xml:space="preserve"> </w:t>
+      </w:r>
+      <w:r>
+        <w:rPr>
+          <w:lang w:val="en-US"/>
+        </w:rPr>
+        <w:t>Genre</w:t>
+      </w:r>
+      <w:r>
+        <w:t xml:space="preserve">: </w:t>
+      </w:r>
+      <w:r>
+        <w:rPr>
+          <w:lang w:val="en-US"/>
+        </w:rPr>
+        <w:t>The</w:t>
+      </w:r>
+      <w:r>
+        <w:t xml:space="preserve"> </w:t>
+      </w:r>
+      <w:r>
+        <w:rPr>
+          <w:lang w:val="en-US"/>
+        </w:rPr>
+        <w:t xml:space="preserve">Logic of Video Game Genre Organization // Games and Culture. </w:t>
       </w:r>
       <w:r>
         <w:t>2020. Т. 15. С. 158–178.</w:t>
@@ -6847,29 +6968,8 @@
         </w:numPr>
         <w:ind w:left="993"/>
       </w:pPr>
-      <w:proofErr w:type="spellStart"/>
-      <w:r>
-        <w:t>Blade</w:t>
-      </w:r>
-      <w:proofErr w:type="spellEnd"/>
-      <w:r>
-        <w:t xml:space="preserve"> </w:t>
-      </w:r>
-      <w:proofErr w:type="spellStart"/>
-      <w:r>
-        <w:t>and</w:t>
-      </w:r>
-      <w:proofErr w:type="spellEnd"/>
-      <w:r>
-        <w:t xml:space="preserve"> </w:t>
-      </w:r>
-      <w:proofErr w:type="spellStart"/>
-      <w:r>
-        <w:t>Sorcery</w:t>
-      </w:r>
-      <w:proofErr w:type="spellEnd"/>
-      <w:r>
-        <w:t xml:space="preserve"> [электронный ресурс]. Режим доступа: </w:t>
+      <w:r>
+        <w:t xml:space="preserve">Blade and Sorcery [электронный ресурс]. Режим доступа: </w:t>
       </w:r>
       <w:hyperlink r:id="rId21" w:history="1">
         <w:r>
@@ -6894,33 +6994,11 @@
         </w:numPr>
         <w:ind w:left="993"/>
       </w:pPr>
-      <w:proofErr w:type="spellStart"/>
       <w:r>
         <w:rPr>
           <w:lang w:val="en-US"/>
         </w:rPr>
-        <w:t>Herrewijn</w:t>
-      </w:r>
-      <w:proofErr w:type="spellEnd"/>
-      <w:r>
-        <w:rPr>
-          <w:lang w:val="en-US"/>
-        </w:rPr>
-        <w:t xml:space="preserve"> L., </w:t>
-      </w:r>
-      <w:proofErr w:type="spellStart"/>
-      <w:r>
-        <w:rPr>
-          <w:lang w:val="en-US"/>
-        </w:rPr>
-        <w:t>Poels</w:t>
-      </w:r>
-      <w:proofErr w:type="spellEnd"/>
-      <w:r>
-        <w:rPr>
-          <w:lang w:val="en-US"/>
-        </w:rPr>
-        <w:t xml:space="preserve"> K., Calleja G. The relationship between player involvement and immersion: An experimental investigation // FDG. 2013. </w:t>
+        <w:t xml:space="preserve">Herrewijn L., Poels K., Calleja G. The relationship between player involvement and immersion: An experimental investigation // FDG. 2013. </w:t>
       </w:r>
       <w:r>
         <w:t>С. 364–367.</w:t>
@@ -6935,29 +7013,8 @@
         </w:numPr>
         <w:ind w:left="993"/>
       </w:pPr>
-      <w:proofErr w:type="spellStart"/>
-      <w:r>
-        <w:t>Геймдизайн</w:t>
-      </w:r>
-      <w:proofErr w:type="spellEnd"/>
-      <w:r>
-        <w:t xml:space="preserve">. Как создать игру, в которую будут играть все / Джесси Шелл; Пер. с англ. — </w:t>
-      </w:r>
-      <w:proofErr w:type="gramStart"/>
-      <w:r>
-        <w:t>М. :</w:t>
-      </w:r>
-      <w:proofErr w:type="gramEnd"/>
-      <w:r>
-        <w:t xml:space="preserve"> Альпина </w:t>
-      </w:r>
-      <w:proofErr w:type="spellStart"/>
-      <w:r>
-        <w:t>Паблишер</w:t>
-      </w:r>
-      <w:proofErr w:type="spellEnd"/>
-      <w:r>
-        <w:t>, 2022. — 640 с.</w:t>
+      <w:r>
+        <w:t>Геймдизайн. Как создать игру, в которую будут играть все / Джесси Шелл; Пер. с англ. — М. : Альпина Паблишер, 2022. — 640 с.</w:t>
       </w:r>
     </w:p>
     <w:p>
@@ -6982,7 +7039,7 @@
 </file>
 
 <file path=word/endnotes.xml><?xml version="1.0" encoding="utf-8"?>
-<w:endnotes xmlns:wpc="http://schemas.microsoft.com/office/word/2010/wordprocessingCanvas" xmlns:cx="http://schemas.microsoft.com/office/drawing/2014/chartex" xmlns:cx1="http://schemas.microsoft.com/office/drawing/2015/9/8/chartex" xmlns:cx2="http://schemas.microsoft.com/office/drawing/2015/10/21/chartex" xmlns:cx3="http://schemas.microsoft.com/office/drawing/2016/5/9/chartex" xmlns:cx4="http://schemas.microsoft.com/office/drawing/2016/5/10/chartex" xmlns:cx5="http://schemas.microsoft.com/office/drawing/2016/5/11/chartex" xmlns:cx6="http://schemas.microsoft.com/office/drawing/2016/5/12/chartex" xmlns:cx7="http://schemas.microsoft.com/office/drawing/2016/5/13/chartex" xmlns:cx8="http://schemas.microsoft.com/office/drawing/2016/5/14/chartex" xmlns:mc="http://schemas.openxmlformats.org/markup-compatibility/2006" xmlns:aink="http://schemas.microsoft.com/office/drawing/2016/ink" xmlns:am3d="http://schemas.microsoft.com/office/drawing/2017/model3d" xmlns:o="urn:schemas-microsoft-com:office:office" xmlns:r="http://schemas.openxmlformats.org/officeDocument/2006/relationships" xmlns:m="http://schemas.openxmlformats.org/officeDocument/2006/math" xmlns:v="urn:schemas-microsoft-com:vml" xmlns:wp14="http://schemas.microsoft.com/office/word/2010/wordprocessingDrawing" xmlns:wp="http://schemas.openxmlformats.org/drawingml/2006/wordprocessingDrawing" xmlns:w10="urn:schemas-microsoft-com:office:word" xmlns:w="http://schemas.openxmlformats.org/wordprocessingml/2006/main" xmlns:w14="http://schemas.microsoft.com/office/word/2010/wordml" xmlns:w15="http://schemas.microsoft.com/office/word/2012/wordml" xmlns:w16cex="http://schemas.microsoft.com/office/word/2018/wordml/cex" xmlns:w16cid="http://schemas.microsoft.com/office/word/2016/wordml/cid" xmlns:w16="http://schemas.microsoft.com/office/word/2018/wordml" xmlns:w16sdtdh="http://schemas.microsoft.com/office/word/2020/wordml/sdtdatahash" xmlns:w16se="http://schemas.microsoft.com/office/word/2015/wordml/symex" xmlns:wpg="http://schemas.microsoft.com/office/word/2010/wordprocessingGroup" xmlns:wpi="http://schemas.microsoft.com/office/word/2010/wordprocessingInk" xmlns:wne="http://schemas.microsoft.com/office/word/2006/wordml" xmlns:wps="http://schemas.microsoft.com/office/word/2010/wordprocessingShape" mc:Ignorable="w14 w15 w16se w16cid w16 w16cex w16sdtdh wp14">
+<w:endnotes xmlns:wpc="http://schemas.microsoft.com/office/word/2010/wordprocessingCanvas" xmlns:cx="http://schemas.microsoft.com/office/drawing/2014/chartex" xmlns:cx1="http://schemas.microsoft.com/office/drawing/2015/9/8/chartex" xmlns:mc="http://schemas.openxmlformats.org/markup-compatibility/2006" xmlns:o="urn:schemas-microsoft-com:office:office" xmlns:r="http://schemas.openxmlformats.org/officeDocument/2006/relationships" xmlns:m="http://schemas.openxmlformats.org/officeDocument/2006/math" xmlns:v="urn:schemas-microsoft-com:vml" xmlns:wp14="http://schemas.microsoft.com/office/word/2010/wordprocessingDrawing" xmlns:wp="http://schemas.openxmlformats.org/drawingml/2006/wordprocessingDrawing" xmlns:w10="urn:schemas-microsoft-com:office:word" xmlns:w="http://schemas.openxmlformats.org/wordprocessingml/2006/main" xmlns:w14="http://schemas.microsoft.com/office/word/2010/wordml" xmlns:w15="http://schemas.microsoft.com/office/word/2012/wordml" xmlns:w16se="http://schemas.microsoft.com/office/word/2015/wordml/symex" xmlns:wpg="http://schemas.microsoft.com/office/word/2010/wordprocessingGroup" xmlns:wpi="http://schemas.microsoft.com/office/word/2010/wordprocessingInk" xmlns:wne="http://schemas.microsoft.com/office/word/2006/wordml" xmlns:wps="http://schemas.microsoft.com/office/word/2010/wordprocessingShape" mc:Ignorable="w14 w15 w16se wp14">
   <w:endnote w:type="separator" w:id="-1">
     <w:p>
       <w:pPr>
@@ -7007,7 +7064,7 @@
 </file>
 
 <file path=word/footer1.xml><?xml version="1.0" encoding="utf-8"?>
-<w:ftr xmlns:wpc="http://schemas.microsoft.com/office/word/2010/wordprocessingCanvas" xmlns:cx="http://schemas.microsoft.com/office/drawing/2014/chartex" xmlns:cx1="http://schemas.microsoft.com/office/drawing/2015/9/8/chartex" xmlns:cx2="http://schemas.microsoft.com/office/drawing/2015/10/21/chartex" xmlns:cx3="http://schemas.microsoft.com/office/drawing/2016/5/9/chartex" xmlns:cx4="http://schemas.microsoft.com/office/drawing/2016/5/10/chartex" xmlns:cx5="http://schemas.microsoft.com/office/drawing/2016/5/11/chartex" xmlns:cx6="http://schemas.microsoft.com/office/drawing/2016/5/12/chartex" xmlns:cx7="http://schemas.microsoft.com/office/drawing/2016/5/13/chartex" xmlns:cx8="http://schemas.microsoft.com/office/drawing/2016/5/14/chartex" xmlns:mc="http://schemas.openxmlformats.org/markup-compatibility/2006" xmlns:aink="http://schemas.microsoft.com/office/drawing/2016/ink" xmlns:am3d="http://schemas.microsoft.com/office/drawing/2017/model3d" xmlns:o="urn:schemas-microsoft-com:office:office" xmlns:r="http://schemas.openxmlformats.org/officeDocument/2006/relationships" xmlns:m="http://schemas.openxmlformats.org/officeDocument/2006/math" xmlns:v="urn:schemas-microsoft-com:vml" xmlns:wp14="http://schemas.microsoft.com/office/word/2010/wordprocessingDrawing" xmlns:wp="http://schemas.openxmlformats.org/drawingml/2006/wordprocessingDrawing" xmlns:w10="urn:schemas-microsoft-com:office:word" xmlns:w="http://schemas.openxmlformats.org/wordprocessingml/2006/main" xmlns:w14="http://schemas.microsoft.com/office/word/2010/wordml" xmlns:w15="http://schemas.microsoft.com/office/word/2012/wordml" xmlns:w16cex="http://schemas.microsoft.com/office/word/2018/wordml/cex" xmlns:w16cid="http://schemas.microsoft.com/office/word/2016/wordml/cid" xmlns:w16="http://schemas.microsoft.com/office/word/2018/wordml" xmlns:w16sdtdh="http://schemas.microsoft.com/office/word/2020/wordml/sdtdatahash" xmlns:w16se="http://schemas.microsoft.com/office/word/2015/wordml/symex" xmlns:wpg="http://schemas.microsoft.com/office/word/2010/wordprocessingGroup" xmlns:wpi="http://schemas.microsoft.com/office/word/2010/wordprocessingInk" xmlns:wne="http://schemas.microsoft.com/office/word/2006/wordml" xmlns:wps="http://schemas.microsoft.com/office/word/2010/wordprocessingShape" mc:Ignorable="w14 w15 w16se w16cid w16 w16cex w16sdtdh wp14">
+<w:ftr xmlns:wpc="http://schemas.microsoft.com/office/word/2010/wordprocessingCanvas" xmlns:cx="http://schemas.microsoft.com/office/drawing/2014/chartex" xmlns:cx1="http://schemas.microsoft.com/office/drawing/2015/9/8/chartex" xmlns:mc="http://schemas.openxmlformats.org/markup-compatibility/2006" xmlns:o="urn:schemas-microsoft-com:office:office" xmlns:r="http://schemas.openxmlformats.org/officeDocument/2006/relationships" xmlns:m="http://schemas.openxmlformats.org/officeDocument/2006/math" xmlns:v="urn:schemas-microsoft-com:vml" xmlns:wp14="http://schemas.microsoft.com/office/word/2010/wordprocessingDrawing" xmlns:wp="http://schemas.openxmlformats.org/drawingml/2006/wordprocessingDrawing" xmlns:w10="urn:schemas-microsoft-com:office:word" xmlns:w="http://schemas.openxmlformats.org/wordprocessingml/2006/main" xmlns:w14="http://schemas.microsoft.com/office/word/2010/wordml" xmlns:w15="http://schemas.microsoft.com/office/word/2012/wordml" xmlns:w16se="http://schemas.microsoft.com/office/word/2015/wordml/symex" xmlns:wpg="http://schemas.microsoft.com/office/word/2010/wordprocessingGroup" xmlns:wpi="http://schemas.microsoft.com/office/word/2010/wordprocessingInk" xmlns:wne="http://schemas.microsoft.com/office/word/2006/wordml" xmlns:wps="http://schemas.microsoft.com/office/word/2010/wordprocessingShape" mc:Ignorable="w14 w15 w16se wp14">
   <w:sdt>
     <w:sdtPr>
       <w:rPr>
@@ -7084,7 +7141,7 @@
 </file>
 
 <file path=word/footer2.xml><?xml version="1.0" encoding="utf-8"?>
-<w:ftr xmlns:wpc="http://schemas.microsoft.com/office/word/2010/wordprocessingCanvas" xmlns:cx="http://schemas.microsoft.com/office/drawing/2014/chartex" xmlns:cx1="http://schemas.microsoft.com/office/drawing/2015/9/8/chartex" xmlns:cx2="http://schemas.microsoft.com/office/drawing/2015/10/21/chartex" xmlns:cx3="http://schemas.microsoft.com/office/drawing/2016/5/9/chartex" xmlns:cx4="http://schemas.microsoft.com/office/drawing/2016/5/10/chartex" xmlns:cx5="http://schemas.microsoft.com/office/drawing/2016/5/11/chartex" xmlns:cx6="http://schemas.microsoft.com/office/drawing/2016/5/12/chartex" xmlns:cx7="http://schemas.microsoft.com/office/drawing/2016/5/13/chartex" xmlns:cx8="http://schemas.microsoft.com/office/drawing/2016/5/14/chartex" xmlns:mc="http://schemas.openxmlformats.org/markup-compatibility/2006" xmlns:aink="http://schemas.microsoft.com/office/drawing/2016/ink" xmlns:am3d="http://schemas.microsoft.com/office/drawing/2017/model3d" xmlns:o="urn:schemas-microsoft-com:office:office" xmlns:r="http://schemas.openxmlformats.org/officeDocument/2006/relationships" xmlns:m="http://schemas.openxmlformats.org/officeDocument/2006/math" xmlns:v="urn:schemas-microsoft-com:vml" xmlns:wp14="http://schemas.microsoft.com/office/word/2010/wordprocessingDrawing" xmlns:wp="http://schemas.openxmlformats.org/drawingml/2006/wordprocessingDrawing" xmlns:w10="urn:schemas-microsoft-com:office:word" xmlns:w="http://schemas.openxmlformats.org/wordprocessingml/2006/main" xmlns:w14="http://schemas.microsoft.com/office/word/2010/wordml" xmlns:w15="http://schemas.microsoft.com/office/word/2012/wordml" xmlns:w16cex="http://schemas.microsoft.com/office/word/2018/wordml/cex" xmlns:w16cid="http://schemas.microsoft.com/office/word/2016/wordml/cid" xmlns:w16="http://schemas.microsoft.com/office/word/2018/wordml" xmlns:w16sdtdh="http://schemas.microsoft.com/office/word/2020/wordml/sdtdatahash" xmlns:w16se="http://schemas.microsoft.com/office/word/2015/wordml/symex" xmlns:wpg="http://schemas.microsoft.com/office/word/2010/wordprocessingGroup" xmlns:wpi="http://schemas.microsoft.com/office/word/2010/wordprocessingInk" xmlns:wne="http://schemas.microsoft.com/office/word/2006/wordml" xmlns:wps="http://schemas.microsoft.com/office/word/2010/wordprocessingShape" mc:Ignorable="w14 w15 w16se w16cid w16 w16cex w16sdtdh wp14">
+<w:ftr xmlns:wpc="http://schemas.microsoft.com/office/word/2010/wordprocessingCanvas" xmlns:cx="http://schemas.microsoft.com/office/drawing/2014/chartex" xmlns:cx1="http://schemas.microsoft.com/office/drawing/2015/9/8/chartex" xmlns:mc="http://schemas.openxmlformats.org/markup-compatibility/2006" xmlns:o="urn:schemas-microsoft-com:office:office" xmlns:r="http://schemas.openxmlformats.org/officeDocument/2006/relationships" xmlns:m="http://schemas.openxmlformats.org/officeDocument/2006/math" xmlns:v="urn:schemas-microsoft-com:vml" xmlns:wp14="http://schemas.microsoft.com/office/word/2010/wordprocessingDrawing" xmlns:wp="http://schemas.openxmlformats.org/drawingml/2006/wordprocessingDrawing" xmlns:w10="urn:schemas-microsoft-com:office:word" xmlns:w="http://schemas.openxmlformats.org/wordprocessingml/2006/main" xmlns:w14="http://schemas.microsoft.com/office/word/2010/wordml" xmlns:w15="http://schemas.microsoft.com/office/word/2012/wordml" xmlns:w16se="http://schemas.microsoft.com/office/word/2015/wordml/symex" xmlns:wpg="http://schemas.microsoft.com/office/word/2010/wordprocessingGroup" xmlns:wpi="http://schemas.microsoft.com/office/word/2010/wordprocessingInk" xmlns:wne="http://schemas.microsoft.com/office/word/2006/wordml" xmlns:wps="http://schemas.microsoft.com/office/word/2010/wordprocessingShape" mc:Ignorable="w14 w15 w16se wp14">
   <w:sdt>
     <w:sdtPr>
       <w:id w:val="301041130"/>
@@ -7093,6 +7150,7 @@
         <w:docPartUnique/>
       </w:docPartObj>
     </w:sdtPr>
+    <w:sdtEndPr/>
     <w:sdtContent>
       <w:p>
         <w:pPr>
@@ -7120,8 +7178,9 @@
         <w:r>
           <w:rPr>
             <w:rStyle w:val="af4"/>
+            <w:noProof/>
           </w:rPr>
-          <w:t>2</w:t>
+          <w:t>12</w:t>
         </w:r>
         <w:r>
           <w:rPr>
@@ -7168,7 +7227,7 @@
 </file>
 
 <file path=word/footnotes.xml><?xml version="1.0" encoding="utf-8"?>
-<w:footnotes xmlns:wpc="http://schemas.microsoft.com/office/word/2010/wordprocessingCanvas" xmlns:cx="http://schemas.microsoft.com/office/drawing/2014/chartex" xmlns:cx1="http://schemas.microsoft.com/office/drawing/2015/9/8/chartex" xmlns:cx2="http://schemas.microsoft.com/office/drawing/2015/10/21/chartex" xmlns:cx3="http://schemas.microsoft.com/office/drawing/2016/5/9/chartex" xmlns:cx4="http://schemas.microsoft.com/office/drawing/2016/5/10/chartex" xmlns:cx5="http://schemas.microsoft.com/office/drawing/2016/5/11/chartex" xmlns:cx6="http://schemas.microsoft.com/office/drawing/2016/5/12/chartex" xmlns:cx7="http://schemas.microsoft.com/office/drawing/2016/5/13/chartex" xmlns:cx8="http://schemas.microsoft.com/office/drawing/2016/5/14/chartex" xmlns:mc="http://schemas.openxmlformats.org/markup-compatibility/2006" xmlns:aink="http://schemas.microsoft.com/office/drawing/2016/ink" xmlns:am3d="http://schemas.microsoft.com/office/drawing/2017/model3d" xmlns:o="urn:schemas-microsoft-com:office:office" xmlns:r="http://schemas.openxmlformats.org/officeDocument/2006/relationships" xmlns:m="http://schemas.openxmlformats.org/officeDocument/2006/math" xmlns:v="urn:schemas-microsoft-com:vml" xmlns:wp14="http://schemas.microsoft.com/office/word/2010/wordprocessingDrawing" xmlns:wp="http://schemas.openxmlformats.org/drawingml/2006/wordprocessingDrawing" xmlns:w10="urn:schemas-microsoft-com:office:word" xmlns:w="http://schemas.openxmlformats.org/wordprocessingml/2006/main" xmlns:w14="http://schemas.microsoft.com/office/word/2010/wordml" xmlns:w15="http://schemas.microsoft.com/office/word/2012/wordml" xmlns:w16cex="http://schemas.microsoft.com/office/word/2018/wordml/cex" xmlns:w16cid="http://schemas.microsoft.com/office/word/2016/wordml/cid" xmlns:w16="http://schemas.microsoft.com/office/word/2018/wordml" xmlns:w16sdtdh="http://schemas.microsoft.com/office/word/2020/wordml/sdtdatahash" xmlns:w16se="http://schemas.microsoft.com/office/word/2015/wordml/symex" xmlns:wpg="http://schemas.microsoft.com/office/word/2010/wordprocessingGroup" xmlns:wpi="http://schemas.microsoft.com/office/word/2010/wordprocessingInk" xmlns:wne="http://schemas.microsoft.com/office/word/2006/wordml" xmlns:wps="http://schemas.microsoft.com/office/word/2010/wordprocessingShape" mc:Ignorable="w14 w15 w16se w16cid w16 w16cex w16sdtdh wp14">
+<w:footnotes xmlns:wpc="http://schemas.microsoft.com/office/word/2010/wordprocessingCanvas" xmlns:cx="http://schemas.microsoft.com/office/drawing/2014/chartex" xmlns:cx1="http://schemas.microsoft.com/office/drawing/2015/9/8/chartex" xmlns:mc="http://schemas.openxmlformats.org/markup-compatibility/2006" xmlns:o="urn:schemas-microsoft-com:office:office" xmlns:r="http://schemas.openxmlformats.org/officeDocument/2006/relationships" xmlns:m="http://schemas.openxmlformats.org/officeDocument/2006/math" xmlns:v="urn:schemas-microsoft-com:vml" xmlns:wp14="http://schemas.microsoft.com/office/word/2010/wordprocessingDrawing" xmlns:wp="http://schemas.openxmlformats.org/drawingml/2006/wordprocessingDrawing" xmlns:w10="urn:schemas-microsoft-com:office:word" xmlns:w="http://schemas.openxmlformats.org/wordprocessingml/2006/main" xmlns:w14="http://schemas.microsoft.com/office/word/2010/wordml" xmlns:w15="http://schemas.microsoft.com/office/word/2012/wordml" xmlns:w16se="http://schemas.microsoft.com/office/word/2015/wordml/symex" xmlns:wpg="http://schemas.microsoft.com/office/word/2010/wordprocessingGroup" xmlns:wpi="http://schemas.microsoft.com/office/word/2010/wordprocessingInk" xmlns:wne="http://schemas.microsoft.com/office/word/2006/wordml" xmlns:wps="http://schemas.microsoft.com/office/word/2010/wordprocessingShape" mc:Ignorable="w14 w15 w16se wp14">
   <w:footnote w:type="separator" w:id="-1">
     <w:p>
       <w:pPr>
@@ -7193,7 +7252,7 @@
 </file>
 
 <file path=word/numbering.xml><?xml version="1.0" encoding="utf-8"?>
-<w:numbering xmlns:wpc="http://schemas.microsoft.com/office/word/2010/wordprocessingCanvas" xmlns:cx="http://schemas.microsoft.com/office/drawing/2014/chartex" xmlns:cx1="http://schemas.microsoft.com/office/drawing/2015/9/8/chartex" xmlns:cx2="http://schemas.microsoft.com/office/drawing/2015/10/21/chartex" xmlns:cx3="http://schemas.microsoft.com/office/drawing/2016/5/9/chartex" xmlns:cx4="http://schemas.microsoft.com/office/drawing/2016/5/10/chartex" xmlns:cx5="http://schemas.microsoft.com/office/drawing/2016/5/11/chartex" xmlns:cx6="http://schemas.microsoft.com/office/drawing/2016/5/12/chartex" xmlns:cx7="http://schemas.microsoft.com/office/drawing/2016/5/13/chartex" xmlns:cx8="http://schemas.microsoft.com/office/drawing/2016/5/14/chartex" xmlns:mc="http://schemas.openxmlformats.org/markup-compatibility/2006" xmlns:aink="http://schemas.microsoft.com/office/drawing/2016/ink" xmlns:am3d="http://schemas.microsoft.com/office/drawing/2017/model3d" xmlns:o="urn:schemas-microsoft-com:office:office" xmlns:r="http://schemas.openxmlformats.org/officeDocument/2006/relationships" xmlns:m="http://schemas.openxmlformats.org/officeDocument/2006/math" xmlns:v="urn:schemas-microsoft-com:vml" xmlns:wp14="http://schemas.microsoft.com/office/word/2010/wordprocessingDrawing" xmlns:wp="http://schemas.openxmlformats.org/drawingml/2006/wordprocessingDrawing" xmlns:w10="urn:schemas-microsoft-com:office:word" xmlns:w="http://schemas.openxmlformats.org/wordprocessingml/2006/main" xmlns:w14="http://schemas.microsoft.com/office/word/2010/wordml" xmlns:w15="http://schemas.microsoft.com/office/word/2012/wordml" xmlns:w16cex="http://schemas.microsoft.com/office/word/2018/wordml/cex" xmlns:w16cid="http://schemas.microsoft.com/office/word/2016/wordml/cid" xmlns:w16="http://schemas.microsoft.com/office/word/2018/wordml" xmlns:w16sdtdh="http://schemas.microsoft.com/office/word/2020/wordml/sdtdatahash" xmlns:w16se="http://schemas.microsoft.com/office/word/2015/wordml/symex" xmlns:wpg="http://schemas.microsoft.com/office/word/2010/wordprocessingGroup" xmlns:wpi="http://schemas.microsoft.com/office/word/2010/wordprocessingInk" xmlns:wne="http://schemas.microsoft.com/office/word/2006/wordml" xmlns:wps="http://schemas.microsoft.com/office/word/2010/wordprocessingShape" mc:Ignorable="w14 w15 w16se w16cid w16 w16cex w16sdtdh wp14">
+<w:numbering xmlns:wpc="http://schemas.microsoft.com/office/word/2010/wordprocessingCanvas" xmlns:cx="http://schemas.microsoft.com/office/drawing/2014/chartex" xmlns:cx1="http://schemas.microsoft.com/office/drawing/2015/9/8/chartex" xmlns:mc="http://schemas.openxmlformats.org/markup-compatibility/2006" xmlns:o="urn:schemas-microsoft-com:office:office" xmlns:r="http://schemas.openxmlformats.org/officeDocument/2006/relationships" xmlns:m="http://schemas.openxmlformats.org/officeDocument/2006/math" xmlns:v="urn:schemas-microsoft-com:vml" xmlns:wp14="http://schemas.microsoft.com/office/word/2010/wordprocessingDrawing" xmlns:wp="http://schemas.openxmlformats.org/drawingml/2006/wordprocessingDrawing" xmlns:w10="urn:schemas-microsoft-com:office:word" xmlns:w="http://schemas.openxmlformats.org/wordprocessingml/2006/main" xmlns:w14="http://schemas.microsoft.com/office/word/2010/wordml" xmlns:w15="http://schemas.microsoft.com/office/word/2012/wordml" xmlns:w16se="http://schemas.microsoft.com/office/word/2015/wordml/symex" xmlns:wpg="http://schemas.microsoft.com/office/word/2010/wordprocessingGroup" xmlns:wpi="http://schemas.microsoft.com/office/word/2010/wordprocessingInk" xmlns:wne="http://schemas.microsoft.com/office/word/2006/wordml" xmlns:wps="http://schemas.microsoft.com/office/word/2010/wordprocessingShape" mc:Ignorable="w14 w15 w16se wp14">
   <w:abstractNum w:abstractNumId="0" w15:restartNumberingAfterBreak="0">
     <w:nsid w:val="079350C4"/>
     <w:multiLevelType w:val="hybridMultilevel"/>
@@ -9435,7 +9494,7 @@
 </file>
 
 <file path=word/styles.xml><?xml version="1.0" encoding="utf-8"?>
-<w:styles xmlns:mc="http://schemas.openxmlformats.org/markup-compatibility/2006" xmlns:r="http://schemas.openxmlformats.org/officeDocument/2006/relationships" xmlns:w="http://schemas.openxmlformats.org/wordprocessingml/2006/main" xmlns:w14="http://schemas.microsoft.com/office/word/2010/wordml" xmlns:w15="http://schemas.microsoft.com/office/word/2012/wordml" xmlns:w16cex="http://schemas.microsoft.com/office/word/2018/wordml/cex" xmlns:w16cid="http://schemas.microsoft.com/office/word/2016/wordml/cid" xmlns:w16="http://schemas.microsoft.com/office/word/2018/wordml" xmlns:w16sdtdh="http://schemas.microsoft.com/office/word/2020/wordml/sdtdatahash" xmlns:w16se="http://schemas.microsoft.com/office/word/2015/wordml/symex" mc:Ignorable="w14 w15 w16se w16cid w16 w16cex w16sdtdh">
+<w:styles xmlns:mc="http://schemas.openxmlformats.org/markup-compatibility/2006" xmlns:r="http://schemas.openxmlformats.org/officeDocument/2006/relationships" xmlns:w="http://schemas.openxmlformats.org/wordprocessingml/2006/main" xmlns:w14="http://schemas.microsoft.com/office/word/2010/wordml" xmlns:w15="http://schemas.microsoft.com/office/word/2012/wordml" xmlns:w16se="http://schemas.microsoft.com/office/word/2015/wordml/symex" mc:Ignorable="w14 w15 w16se">
   <w:docDefaults>
     <w:rPrDefault>
       <w:rPr>
@@ -9451,7 +9510,7 @@
       </w:pPr>
     </w:pPrDefault>
   </w:docDefaults>
-  <w:latentStyles w:defLockedState="0" w:defUIPriority="99" w:defSemiHidden="0" w:defUnhideWhenUsed="0" w:defQFormat="0" w:count="376">
+  <w:latentStyles w:defLockedState="0" w:defUIPriority="99" w:defSemiHidden="0" w:defUnhideWhenUsed="0" w:defQFormat="0" w:count="371">
     <w:lsdException w:name="Normal" w:uiPriority="0" w:qFormat="1"/>
     <w:lsdException w:name="heading 1" w:uiPriority="9" w:qFormat="1"/>
     <w:lsdException w:name="heading 2" w:semiHidden="1" w:uiPriority="9" w:unhideWhenUsed="1" w:qFormat="1"/>
@@ -9557,6 +9616,7 @@
     <w:lsdException w:name="HTML Sample" w:semiHidden="1" w:unhideWhenUsed="1"/>
     <w:lsdException w:name="HTML Typewriter" w:semiHidden="1" w:unhideWhenUsed="1"/>
     <w:lsdException w:name="HTML Variable" w:semiHidden="1" w:unhideWhenUsed="1"/>
+    <w:lsdException w:name="Normal Table" w:semiHidden="1" w:unhideWhenUsed="1"/>
     <w:lsdException w:name="annotation subject" w:semiHidden="1" w:unhideWhenUsed="1"/>
     <w:lsdException w:name="No List" w:semiHidden="1" w:unhideWhenUsed="1"/>
     <w:lsdException w:name="Outline List 1" w:semiHidden="1" w:unhideWhenUsed="1"/>
@@ -9599,8 +9659,11 @@
     <w:lsdException w:name="Table Contemporary" w:semiHidden="1" w:unhideWhenUsed="1"/>
     <w:lsdException w:name="Table Elegant" w:semiHidden="1" w:unhideWhenUsed="1"/>
     <w:lsdException w:name="Table Professional" w:semiHidden="1" w:unhideWhenUsed="1"/>
+    <w:lsdException w:name="Table Subtle 1" w:semiHidden="1" w:unhideWhenUsed="1"/>
     <w:lsdException w:name="Table Subtle 2" w:semiHidden="1" w:unhideWhenUsed="1"/>
     <w:lsdException w:name="Table Web 1" w:semiHidden="1" w:unhideWhenUsed="1"/>
+    <w:lsdException w:name="Table Web 2" w:semiHidden="1" w:unhideWhenUsed="1"/>
+    <w:lsdException w:name="Table Web 3" w:semiHidden="1" w:unhideWhenUsed="1"/>
     <w:lsdException w:name="Balloon Text" w:semiHidden="1" w:unhideWhenUsed="1"/>
     <w:lsdException w:name="Table Grid" w:uiPriority="39"/>
     <w:lsdException w:name="Table Theme" w:semiHidden="1" w:unhideWhenUsed="1"/>
@@ -9819,11 +9882,6 @@
     <w:lsdException w:name="List Table 5 Dark Accent 6" w:uiPriority="50"/>
     <w:lsdException w:name="List Table 6 Colorful Accent 6" w:uiPriority="51"/>
     <w:lsdException w:name="List Table 7 Colorful Accent 6" w:uiPriority="52"/>
-    <w:lsdException w:name="Mention" w:semiHidden="1" w:unhideWhenUsed="1"/>
-    <w:lsdException w:name="Smart Hyperlink" w:semiHidden="1" w:unhideWhenUsed="1"/>
-    <w:lsdException w:name="Hashtag" w:semiHidden="1" w:unhideWhenUsed="1"/>
-    <w:lsdException w:name="Unresolved Mention" w:semiHidden="1" w:unhideWhenUsed="1"/>
-    <w:lsdException w:name="Smart Link" w:semiHidden="1" w:unhideWhenUsed="1"/>
   </w:latentStyles>
   <w:style w:type="paragraph" w:default="1" w:styleId="a">
     <w:name w:val="Normal"/>
@@ -10366,10 +10424,12 @@
     <w:autoRedefine/>
     <w:uiPriority w:val="39"/>
     <w:unhideWhenUsed/>
-    <w:rsid w:val="00492BA2"/>
+    <w:rsid w:val="009772BE"/>
     <w:pPr>
+      <w:tabs>
+        <w:tab w:val="right" w:leader="dot" w:pos="9344"/>
+      </w:tabs>
       <w:spacing w:after="100"/>
-      <w:ind w:left="440"/>
     </w:pPr>
   </w:style>
 </w:styles>
@@ -10675,7 +10735,7 @@
 </file>
 
 <file path=customXml/itemProps1.xml><?xml version="1.0" encoding="utf-8"?>
-<ds:datastoreItem xmlns:ds="http://schemas.openxmlformats.org/officeDocument/2006/customXml" ds:itemID="{8D253AFE-92CE-498B-89DC-11C30AA73B1A}">
+<ds:datastoreItem xmlns:ds="http://schemas.openxmlformats.org/officeDocument/2006/customXml" ds:itemID="{4CEF5B2D-5435-4A6F-B655-431646983DB2}">
   <ds:schemaRefs>
     <ds:schemaRef ds:uri="http://schemas.openxmlformats.org/officeDocument/2006/bibliography"/>
   </ds:schemaRefs>

--- a/Отчет/Проектирование игры/Проектирование игры.docx
+++ b/Отчет/Проектирование игры/Проектирование игры.docx
@@ -1437,21 +1437,7 @@
                     <w:rStyle w:val="a4"/>
                     <w:noProof/>
                   </w:rPr>
-                  <w:t>Цель иг</w:t>
-                </w:r>
-                <w:r>
-                  <w:rPr>
-                    <w:rStyle w:val="a4"/>
-                    <w:noProof/>
-                  </w:rPr>
-                  <w:t>р</w:t>
-                </w:r>
-                <w:r>
-                  <w:rPr>
-                    <w:rStyle w:val="a4"/>
-                    <w:noProof/>
-                  </w:rPr>
-                  <w:t>ы</w:t>
+                  <w:t>Цель игры</w:t>
                 </w:r>
                 <w:r>
                   <w:rPr>
@@ -4052,31 +4038,7 @@
         <w:rPr>
           <w:rStyle w:val="h9rpj5gkjhrwbrml3kdi"/>
         </w:rPr>
-        <w:t xml:space="preserve"> А также </w:t>
-      </w:r>
-      <w:r>
-        <w:rPr>
-          <w:rStyle w:val="h9rpj5gkjhrwbrml3kdi"/>
-        </w:rPr>
-        <w:t>выпускает видео-инструкции</w:t>
-      </w:r>
-      <w:r>
-        <w:rPr>
-          <w:rStyle w:val="h9rpj5gkjhrwbrml3kdi"/>
-        </w:rPr>
-        <w:t xml:space="preserve"> </w:t>
-      </w:r>
-      <w:r>
-        <w:rPr>
-          <w:rStyle w:val="h9rpj5gkjhrwbrml3kdi"/>
-        </w:rPr>
-        <w:t>по мерам предосторожности и правилам поведения при столкновении с нечистью</w:t>
-      </w:r>
-      <w:r>
-        <w:rPr>
-          <w:rStyle w:val="h9rpj5gkjhrwbrml3kdi"/>
-        </w:rPr>
-        <w:t>, например,</w:t>
+        <w:t xml:space="preserve"> А также выпускает видео-инструкции по мерам предосторожности и правилам поведения при столкновении с нечистью, например,</w:t>
       </w:r>
       <w:r>
         <w:t xml:space="preserve"> видео «</w:t>
@@ -5041,88 +5003,77 @@
         <w:jc w:val="center"/>
         <w:rPr>
           <w:rStyle w:val="h9rpj5gkjhrwbrml3kdi"/>
+        </w:rPr>
+      </w:pPr>
+      <w:r>
+        <w:t>Рисунок</w:t>
+      </w:r>
+      <w:r>
+        <w:t xml:space="preserve"> </w:t>
+      </w:r>
+      <w:r>
+        <w:t>4</w:t>
+      </w:r>
+      <w:r>
+        <w:t xml:space="preserve">. </w:t>
+      </w:r>
+      <w:r>
+        <w:t>Скриншот</w:t>
+      </w:r>
+      <w:r>
+        <w:t xml:space="preserve"> </w:t>
+      </w:r>
+      <w:r>
+        <w:t>из</w:t>
+      </w:r>
+      <w:r>
+        <w:t xml:space="preserve"> </w:t>
+      </w:r>
+      <w:r>
+        <w:t>игры</w:t>
+      </w:r>
+      <w:r>
+        <w:rPr>
+          <w:rStyle w:val="h9rpj5gkjhrwbrml3kdi"/>
+        </w:rPr>
+        <w:t xml:space="preserve"> «</w:t>
+      </w:r>
+      <w:r>
+        <w:rPr>
+          <w:rStyle w:val="h9rpj5gkjhrwbrml3kdi"/>
           <w:lang w:val="en-US"/>
         </w:rPr>
-      </w:pPr>
-      <w:r>
-        <w:t>Рисунок</w:t>
-      </w:r>
-      <w:r>
-        <w:t xml:space="preserve"> </w:t>
-      </w:r>
-      <w:r>
-        <w:t>4</w:t>
-      </w:r>
-      <w:r>
-        <w:t xml:space="preserve">. </w:t>
-      </w:r>
-      <w:r>
-        <w:t>Скриншот</w:t>
-      </w:r>
-      <w:r>
-        <w:rPr>
+        <w:t>Blade</w:t>
+      </w:r>
+      <w:r>
+        <w:rPr>
+          <w:rStyle w:val="h9rpj5gkjhrwbrml3kdi"/>
+        </w:rPr>
+        <w:t xml:space="preserve"> </w:t>
+      </w:r>
+      <w:r>
+        <w:rPr>
+          <w:rStyle w:val="h9rpj5gkjhrwbrml3kdi"/>
           <w:lang w:val="en-US"/>
         </w:rPr>
-        <w:t xml:space="preserve"> </w:t>
-      </w:r>
-      <w:r>
-        <w:t>из</w:t>
-      </w:r>
-      <w:r>
-        <w:rPr>
+        <w:t>and</w:t>
+      </w:r>
+      <w:r>
+        <w:rPr>
+          <w:rStyle w:val="h9rpj5gkjhrwbrml3kdi"/>
+        </w:rPr>
+        <w:t xml:space="preserve"> </w:t>
+      </w:r>
+      <w:r>
+        <w:rPr>
+          <w:rStyle w:val="h9rpj5gkjhrwbrml3kdi"/>
           <w:lang w:val="en-US"/>
         </w:rPr>
-        <w:t xml:space="preserve"> </w:t>
-      </w:r>
-      <w:r>
-        <w:t>игры</w:t>
-      </w:r>
-      <w:r>
-        <w:rPr>
-          <w:rStyle w:val="h9rpj5gkjhrwbrml3kdi"/>
-          <w:lang w:val="en-US"/>
-        </w:rPr>
-        <w:t xml:space="preserve"> «</w:t>
-      </w:r>
-      <w:r>
-        <w:rPr>
-          <w:rStyle w:val="h9rpj5gkjhrwbrml3kdi"/>
-          <w:lang w:val="en-US"/>
-        </w:rPr>
-        <w:t>Blade</w:t>
-      </w:r>
-      <w:r>
-        <w:rPr>
-          <w:rStyle w:val="h9rpj5gkjhrwbrml3kdi"/>
-          <w:lang w:val="en-US"/>
-        </w:rPr>
-        <w:t xml:space="preserve"> </w:t>
-      </w:r>
-      <w:r>
-        <w:rPr>
-          <w:rStyle w:val="h9rpj5gkjhrwbrml3kdi"/>
-          <w:lang w:val="en-US"/>
-        </w:rPr>
-        <w:t>and</w:t>
-      </w:r>
-      <w:r>
-        <w:rPr>
-          <w:rStyle w:val="h9rpj5gkjhrwbrml3kdi"/>
-          <w:lang w:val="en-US"/>
-        </w:rPr>
-        <w:t xml:space="preserve"> </w:t>
-      </w:r>
-      <w:r>
-        <w:rPr>
-          <w:rStyle w:val="h9rpj5gkjhrwbrml3kdi"/>
-          <w:lang w:val="en-US"/>
-        </w:rPr>
         <w:t>Sorcery</w:t>
       </w:r>
       <w:r>
         <w:rPr>
           <w:rStyle w:val="h9rpj5gkjhrwbrml3kdi"/>
-          <w:lang w:val="en-US"/>
         </w:rPr>
         <w:t>»</w:t>
       </w:r>
@@ -6296,13 +6247,7 @@
         <w:rPr>
           <w:rStyle w:val="h9rpj5gkjhrwbrml3kdi"/>
         </w:rPr>
-        <w:t xml:space="preserve">открывается экран концовки, </w:t>
-      </w:r>
-      <w:r>
-        <w:rPr>
-          <w:rStyle w:val="h9rpj5gkjhrwbrml3kdi"/>
-        </w:rPr>
-        <w:t xml:space="preserve">представленный на рисунке 8, </w:t>
+        <w:t xml:space="preserve">открывается экран концовки, представленный на рисунке 8, </w:t>
       </w:r>
       <w:r>
         <w:t>с информирующим текстом и кнопкой перехода на начальную локацию.</w:t>
@@ -6743,28 +6688,58 @@
         <w:rPr>
           <w:rStyle w:val="h9rpj5gkjhrwbrml3kdi"/>
         </w:rPr>
-        <w:t xml:space="preserve"> для</w:t>
-      </w:r>
-      <w:r>
-        <w:rPr>
-          <w:rStyle w:val="h9rpj5gkjhrwbrml3kdi"/>
-        </w:rPr>
-        <w:t xml:space="preserve"> мотиваций</w:t>
-      </w:r>
-      <w:r>
-        <w:rPr>
-          <w:rStyle w:val="h9rpj5gkjhrwbrml3kdi"/>
-        </w:rPr>
-        <w:t xml:space="preserve"> игрока. </w:t>
-      </w:r>
-      <w:r>
-        <w:rPr>
-          <w:rStyle w:val="h9rpj5gkjhrwbrml3kdi"/>
-        </w:rPr>
-        <w:t>Был определен игровой цикл: начальная и основная локации, условие поражения и победы, а также сопровождающие интерфейсные панели и элементы.</w:t>
+        <w:t xml:space="preserve"> для мотиваций игрока</w:t>
+      </w:r>
+      <w:r>
+        <w:rPr>
+          <w:rStyle w:val="h9rpj5gkjhrwbrml3kdi"/>
+        </w:rPr>
+        <w:t>:</w:t>
+      </w:r>
+      <w:r>
+        <w:rPr>
+          <w:rStyle w:val="h9rpj5gkjhrwbrml3kdi"/>
+        </w:rPr>
+        <w:t xml:space="preserve"> наград</w:t>
+      </w:r>
+      <w:r>
+        <w:rPr>
+          <w:rStyle w:val="h9rpj5gkjhrwbrml3kdi"/>
+        </w:rPr>
+        <w:t>ы</w:t>
       </w:r>
       <w:bookmarkStart w:id="18" w:name="_GoBack"/>
       <w:bookmarkEnd w:id="18"/>
+      <w:r>
+        <w:rPr>
+          <w:rStyle w:val="h9rpj5gkjhrwbrml3kdi"/>
+        </w:rPr>
+        <w:t xml:space="preserve"> за внимательно</w:t>
+      </w:r>
+      <w:r>
+        <w:rPr>
+          <w:rStyle w:val="h9rpj5gkjhrwbrml3kdi"/>
+        </w:rPr>
+        <w:t>е исследование, вариативность</w:t>
+      </w:r>
+      <w:r>
+        <w:rPr>
+          <w:rStyle w:val="h9rpj5gkjhrwbrml3kdi"/>
+        </w:rPr>
+        <w:t xml:space="preserve"> концовок</w:t>
+      </w:r>
+      <w:r>
+        <w:rPr>
+          <w:rStyle w:val="h9rpj5gkjhrwbrml3kdi"/>
+        </w:rPr>
+        <w:t xml:space="preserve">. </w:t>
+      </w:r>
+      <w:r>
+        <w:rPr>
+          <w:rStyle w:val="h9rpj5gkjhrwbrml3kdi"/>
+        </w:rPr>
+        <w:t>Был определен игровой цикл: начальная и основная локации, условие поражения и победы, а также сопровождающие интерфейсные панели и элементы.</w:t>
+      </w:r>
       <w:r>
         <w:rPr>
           <w:rStyle w:val="h9rpj5gkjhrwbrml3kdi"/>
@@ -6799,6 +6774,9 @@
         <w:t>Vargas</w:t>
       </w:r>
       <w:r>
+        <w:rPr>
+          <w:lang w:val="en-US"/>
+        </w:rPr>
         <w:t>-</w:t>
       </w:r>
       <w:r>
@@ -6808,15 +6786,21 @@
         <w:t>Iglesias</w:t>
       </w:r>
       <w:r>
-        <w:t xml:space="preserve"> </w:t>
-      </w:r>
-      <w:r>
         <w:rPr>
           <w:lang w:val="en-US"/>
         </w:rPr>
+        <w:t xml:space="preserve"> </w:t>
+      </w:r>
+      <w:r>
+        <w:rPr>
+          <w:lang w:val="en-US"/>
+        </w:rPr>
         <w:t>J</w:t>
       </w:r>
       <w:r>
+        <w:rPr>
+          <w:lang w:val="en-US"/>
+        </w:rPr>
         <w:t>.</w:t>
       </w:r>
       <w:r>
@@ -6826,6 +6810,9 @@
         <w:t>J</w:t>
       </w:r>
       <w:r>
+        <w:rPr>
+          <w:lang w:val="en-US"/>
+        </w:rPr>
         <w:t xml:space="preserve">. </w:t>
       </w:r>
       <w:r>
@@ -6835,33 +6822,45 @@
         <w:t>Making</w:t>
       </w:r>
       <w:r>
-        <w:t xml:space="preserve"> </w:t>
-      </w:r>
-      <w:r>
         <w:rPr>
           <w:lang w:val="en-US"/>
         </w:rPr>
+        <w:t xml:space="preserve"> </w:t>
+      </w:r>
+      <w:r>
+        <w:rPr>
+          <w:lang w:val="en-US"/>
+        </w:rPr>
         <w:t>Sense</w:t>
       </w:r>
       <w:r>
-        <w:t xml:space="preserve"> </w:t>
-      </w:r>
-      <w:r>
         <w:rPr>
           <w:lang w:val="en-US"/>
         </w:rPr>
+        <w:t xml:space="preserve"> </w:t>
+      </w:r>
+      <w:r>
+        <w:rPr>
+          <w:lang w:val="en-US"/>
+        </w:rPr>
         <w:t>of</w:t>
       </w:r>
       <w:r>
-        <w:t xml:space="preserve"> </w:t>
-      </w:r>
-      <w:r>
         <w:rPr>
           <w:lang w:val="en-US"/>
         </w:rPr>
+        <w:t xml:space="preserve"> </w:t>
+      </w:r>
+      <w:r>
+        <w:rPr>
+          <w:lang w:val="en-US"/>
+        </w:rPr>
         <w:t>Genre</w:t>
       </w:r>
       <w:r>
+        <w:rPr>
+          <w:lang w:val="en-US"/>
+        </w:rPr>
         <w:t xml:space="preserve">: </w:t>
       </w:r>
       <w:r>
@@ -6871,6 +6870,9 @@
         <w:t>The</w:t>
       </w:r>
       <w:r>
+        <w:rPr>
+          <w:lang w:val="en-US"/>
+        </w:rPr>
         <w:t xml:space="preserve"> </w:t>
       </w:r>
       <w:r>
@@ -10735,7 +10737,7 @@
 </file>
 
 <file path=customXml/itemProps1.xml><?xml version="1.0" encoding="utf-8"?>
-<ds:datastoreItem xmlns:ds="http://schemas.openxmlformats.org/officeDocument/2006/customXml" ds:itemID="{4CEF5B2D-5435-4A6F-B655-431646983DB2}">
+<ds:datastoreItem xmlns:ds="http://schemas.openxmlformats.org/officeDocument/2006/customXml" ds:itemID="{E9EB2652-5B65-4AE7-927F-BFA3865FCED7}">
   <ds:schemaRefs>
     <ds:schemaRef ds:uri="http://schemas.openxmlformats.org/officeDocument/2006/bibliography"/>
   </ds:schemaRefs>

--- a/Отчет/Проектирование игры/Проектирование игры.docx
+++ b/Отчет/Проектирование игры/Проектирование игры.docx
@@ -1,6 +1,6 @@
 
 <file path=word/document.xml><?xml version="1.0" encoding="utf-8"?>
-<w:document xmlns:wpc="http://schemas.microsoft.com/office/word/2010/wordprocessingCanvas" xmlns:cx="http://schemas.microsoft.com/office/drawing/2014/chartex" xmlns:cx1="http://schemas.microsoft.com/office/drawing/2015/9/8/chartex" xmlns:mc="http://schemas.openxmlformats.org/markup-compatibility/2006" xmlns:o="urn:schemas-microsoft-com:office:office" xmlns:r="http://schemas.openxmlformats.org/officeDocument/2006/relationships" xmlns:m="http://schemas.openxmlformats.org/officeDocument/2006/math" xmlns:v="urn:schemas-microsoft-com:vml" xmlns:wp14="http://schemas.microsoft.com/office/word/2010/wordprocessingDrawing" xmlns:wp="http://schemas.openxmlformats.org/drawingml/2006/wordprocessingDrawing" xmlns:w10="urn:schemas-microsoft-com:office:word" xmlns:w="http://schemas.openxmlformats.org/wordprocessingml/2006/main" xmlns:w14="http://schemas.microsoft.com/office/word/2010/wordml" xmlns:w15="http://schemas.microsoft.com/office/word/2012/wordml" xmlns:w16se="http://schemas.microsoft.com/office/word/2015/wordml/symex" xmlns:wpg="http://schemas.microsoft.com/office/word/2010/wordprocessingGroup" xmlns:wpi="http://schemas.microsoft.com/office/word/2010/wordprocessingInk" xmlns:wne="http://schemas.microsoft.com/office/word/2006/wordml" xmlns:wps="http://schemas.microsoft.com/office/word/2010/wordprocessingShape" mc:Ignorable="w14 w15 w16se wp14">
+<w:document xmlns:wpc="http://schemas.microsoft.com/office/word/2010/wordprocessingCanvas" xmlns:cx="http://schemas.microsoft.com/office/drawing/2014/chartex" xmlns:cx1="http://schemas.microsoft.com/office/drawing/2015/9/8/chartex" xmlns:cx2="http://schemas.microsoft.com/office/drawing/2015/10/21/chartex" xmlns:cx3="http://schemas.microsoft.com/office/drawing/2016/5/9/chartex" xmlns:cx4="http://schemas.microsoft.com/office/drawing/2016/5/10/chartex" xmlns:cx5="http://schemas.microsoft.com/office/drawing/2016/5/11/chartex" xmlns:cx6="http://schemas.microsoft.com/office/drawing/2016/5/12/chartex" xmlns:cx7="http://schemas.microsoft.com/office/drawing/2016/5/13/chartex" xmlns:cx8="http://schemas.microsoft.com/office/drawing/2016/5/14/chartex" xmlns:mc="http://schemas.openxmlformats.org/markup-compatibility/2006" xmlns:aink="http://schemas.microsoft.com/office/drawing/2016/ink" xmlns:am3d="http://schemas.microsoft.com/office/drawing/2017/model3d" xmlns:o="urn:schemas-microsoft-com:office:office" xmlns:r="http://schemas.openxmlformats.org/officeDocument/2006/relationships" xmlns:m="http://schemas.openxmlformats.org/officeDocument/2006/math" xmlns:v="urn:schemas-microsoft-com:vml" xmlns:wp14="http://schemas.microsoft.com/office/word/2010/wordprocessingDrawing" xmlns:wp="http://schemas.openxmlformats.org/drawingml/2006/wordprocessingDrawing" xmlns:w10="urn:schemas-microsoft-com:office:word" xmlns:w="http://schemas.openxmlformats.org/wordprocessingml/2006/main" xmlns:w14="http://schemas.microsoft.com/office/word/2010/wordml" xmlns:w15="http://schemas.microsoft.com/office/word/2012/wordml" xmlns:w16cex="http://schemas.microsoft.com/office/word/2018/wordml/cex" xmlns:w16cid="http://schemas.microsoft.com/office/word/2016/wordml/cid" xmlns:w16="http://schemas.microsoft.com/office/word/2018/wordml" xmlns:w16sdtdh="http://schemas.microsoft.com/office/word/2020/wordml/sdtdatahash" xmlns:w16se="http://schemas.microsoft.com/office/word/2015/wordml/symex" xmlns:wpg="http://schemas.microsoft.com/office/word/2010/wordprocessingGroup" xmlns:wpi="http://schemas.microsoft.com/office/word/2010/wordprocessingInk" xmlns:wne="http://schemas.microsoft.com/office/word/2006/wordml" xmlns:wps="http://schemas.microsoft.com/office/word/2010/wordprocessingShape" mc:Ignorable="w14 w15 w16se w16cid w16 w16cex w16sdtdh wp14">
   <w:body>
     <w:sdt>
       <w:sdtPr>
@@ -1701,7 +1701,7 @@
                     <w:noProof/>
                     <w:webHidden/>
                   </w:rPr>
-                  <w:t>10</w:t>
+                  <w:t>9</w:t>
                 </w:r>
                 <w:r>
                   <w:rPr>
@@ -1999,8 +1999,13 @@
           <w:r>
             <w:t>«</w:t>
           </w:r>
+          <w:proofErr w:type="spellStart"/>
           <w:r>
-            <w:t>Коллицкие поля</w:t>
+            <w:t>Коллицкие</w:t>
+          </w:r>
+          <w:proofErr w:type="spellEnd"/>
+          <w:r>
+            <w:t xml:space="preserve"> поля</w:t>
           </w:r>
           <w:r>
             <w:t>»</w:t>
@@ -2721,7 +2726,15 @@
         <w:t xml:space="preserve"> </w:t>
       </w:r>
       <w:r>
-        <w:t>этому могут помешать враги. Т.е. для прохождения нужно сначала победить всех врагов на карте, а затем решать головоломку. Подобная механика является комбинацией двух уже существующих механик - головомка и шутер. Также важно определить, какие навыки и инструменты игроки будут использовать для</w:t>
+        <w:t xml:space="preserve">этому могут помешать враги. Т.е. для прохождения нужно сначала победить всех врагов на карте, а затем решать головоломку. Подобная механика является комбинацией двух уже существующих механик - </w:t>
+      </w:r>
+      <w:proofErr w:type="spellStart"/>
+      <w:r>
+        <w:t>головомка</w:t>
+      </w:r>
+      <w:proofErr w:type="spellEnd"/>
+      <w:r>
+        <w:t xml:space="preserve"> и шутер. Также важно определить, какие навыки и инструменты игроки будут использовать для</w:t>
       </w:r>
       <w:r>
         <w:rPr>
@@ -3692,7 +3705,15 @@
         <w:t>ть</w:t>
       </w:r>
       <w:r>
-        <w:t xml:space="preserve"> эскизы или макеты (например, в Figma или Photoshop) основных экранов: главное меню, HUD (жизни, броня, выбранное оружие, оставшееся время), экран загрузки и экран поражения. Интерфейс должен быть интуитивно понятным и соответствовать стилистике игры.</w:t>
+        <w:t xml:space="preserve"> эскизы или макеты (например, в </w:t>
+      </w:r>
+      <w:proofErr w:type="spellStart"/>
+      <w:r>
+        <w:t>Figma</w:t>
+      </w:r>
+      <w:proofErr w:type="spellEnd"/>
+      <w:r>
+        <w:t xml:space="preserve"> или Photoshop) основных экранов: главное меню, HUD (жизни, броня, выбранное оружие, оставшееся время), экран загрузки и экран поражения. Интерфейс должен быть интуитивно понятным и соответствовать стилистике игры.</w:t>
       </w:r>
     </w:p>
     <w:p>
@@ -3738,7 +3759,15 @@
         <w:t xml:space="preserve">Для проектирования </w:t>
       </w:r>
       <w:r>
-        <w:t xml:space="preserve">VR-игры «Коллицкие поля» </w:t>
+        <w:t>VR-игры «</w:t>
+      </w:r>
+      <w:proofErr w:type="spellStart"/>
+      <w:r>
+        <w:t>Коллицкие</w:t>
+      </w:r>
+      <w:proofErr w:type="spellEnd"/>
+      <w:r>
+        <w:t xml:space="preserve"> поля» </w:t>
       </w:r>
       <w:r>
         <w:t>нужно определить жанр игры и концепцию, указать цель, проанализировать референсы, описать правила игры, мотивацию игрока и игровой цикл.</w:t>
@@ -3767,7 +3796,63 @@
         <w:rPr>
           <w:rStyle w:val="h9rpj5gkjhrwbrml3kdi"/>
         </w:rPr>
-        <w:t>В разработке VR-игры «Коллицкие поля» будут использоваться такие жанры, как adventure и action. Жанр action будет отражаться в виде “зрелищности” механики боевых сцен</w:t>
+        <w:t>В разработке VR-игры «</w:t>
+      </w:r>
+      <w:proofErr w:type="spellStart"/>
+      <w:r>
+        <w:rPr>
+          <w:rStyle w:val="h9rpj5gkjhrwbrml3kdi"/>
+        </w:rPr>
+        <w:t>Коллицкие</w:t>
+      </w:r>
+      <w:proofErr w:type="spellEnd"/>
+      <w:r>
+        <w:rPr>
+          <w:rStyle w:val="h9rpj5gkjhrwbrml3kdi"/>
+        </w:rPr>
+        <w:t xml:space="preserve"> поля» будут использоваться такие жанры, как </w:t>
+      </w:r>
+      <w:proofErr w:type="spellStart"/>
+      <w:r>
+        <w:rPr>
+          <w:rStyle w:val="h9rpj5gkjhrwbrml3kdi"/>
+        </w:rPr>
+        <w:t>adventure</w:t>
+      </w:r>
+      <w:proofErr w:type="spellEnd"/>
+      <w:r>
+        <w:rPr>
+          <w:rStyle w:val="h9rpj5gkjhrwbrml3kdi"/>
+        </w:rPr>
+        <w:t xml:space="preserve"> и </w:t>
+      </w:r>
+      <w:proofErr w:type="spellStart"/>
+      <w:r>
+        <w:rPr>
+          <w:rStyle w:val="h9rpj5gkjhrwbrml3kdi"/>
+        </w:rPr>
+        <w:t>action</w:t>
+      </w:r>
+      <w:proofErr w:type="spellEnd"/>
+      <w:r>
+        <w:rPr>
+          <w:rStyle w:val="h9rpj5gkjhrwbrml3kdi"/>
+        </w:rPr>
+        <w:t xml:space="preserve">. Жанр </w:t>
+      </w:r>
+      <w:proofErr w:type="spellStart"/>
+      <w:r>
+        <w:rPr>
+          <w:rStyle w:val="h9rpj5gkjhrwbrml3kdi"/>
+        </w:rPr>
+        <w:t>action</w:t>
+      </w:r>
+      <w:proofErr w:type="spellEnd"/>
+      <w:r>
+        <w:rPr>
+          <w:rStyle w:val="h9rpj5gkjhrwbrml3kdi"/>
+        </w:rPr>
+        <w:t xml:space="preserve"> будет отражаться в виде “зрелищности” механики боевых сцен</w:t>
       </w:r>
       <w:r>
         <w:rPr>
@@ -3862,7 +3947,21 @@
         <w:rPr>
           <w:rStyle w:val="h9rpj5gkjhrwbrml3kdi"/>
         </w:rPr>
-        <w:t xml:space="preserve">«Коллицкие поля» (см. рис. </w:t>
+        <w:t>«</w:t>
+      </w:r>
+      <w:proofErr w:type="spellStart"/>
+      <w:r>
+        <w:rPr>
+          <w:rStyle w:val="h9rpj5gkjhrwbrml3kdi"/>
+        </w:rPr>
+        <w:t>Коллицкие</w:t>
+      </w:r>
+      <w:proofErr w:type="spellEnd"/>
+      <w:r>
+        <w:rPr>
+          <w:rStyle w:val="h9rpj5gkjhrwbrml3kdi"/>
+        </w:rPr>
+        <w:t xml:space="preserve"> поля» (см. рис. </w:t>
       </w:r>
       <w:r>
         <w:rPr>
@@ -4043,8 +4142,13 @@
       <w:r>
         <w:t xml:space="preserve"> видео «</w:t>
       </w:r>
-      <w:r>
-        <w:t>Оплетаи нападают на людей в лесах / Главное управление МЧС России по Магнитошахтинской области</w:t>
+      <w:proofErr w:type="spellStart"/>
+      <w:r>
+        <w:t>Оплетаи</w:t>
+      </w:r>
+      <w:proofErr w:type="spellEnd"/>
+      <w:r>
+        <w:t xml:space="preserve"> нападают на людей в лесах / Главное управление МЧС России по Магнитошахтинской области</w:t>
       </w:r>
       <w:r>
         <w:t>»</w:t>
@@ -4221,12 +4325,6 @@
       </w:pPr>
       <w:r>
         <w:rPr>
-          <w:rStyle w:val="h9rpj5gkjhrwbrml3kdi"/>
-        </w:rPr>
-        <w:t>.</w:t>
-      </w:r>
-      <w:r>
-        <w:rPr>
           <w:noProof/>
           <w:lang w:eastAsia="ru-RU"/>
         </w:rPr>
@@ -4878,18 +4976,28 @@
         </w:rPr>
         <w:t xml:space="preserve">, </w:t>
       </w:r>
+      <w:proofErr w:type="spellStart"/>
       <w:r>
         <w:rPr>
           <w:rStyle w:val="h9rpj5gkjhrwbrml3kdi"/>
         </w:rPr>
         <w:t>хитбоксы</w:t>
       </w:r>
-      <w:r>
-        <w:rPr>
-          <w:rStyle w:val="h9rpj5gkjhrwbrml3kdi"/>
-        </w:rPr>
-        <w:t xml:space="preserve"> и регдоллы</w:t>
-      </w:r>
+      <w:proofErr w:type="spellEnd"/>
+      <w:r>
+        <w:rPr>
+          <w:rStyle w:val="h9rpj5gkjhrwbrml3kdi"/>
+        </w:rPr>
+        <w:t xml:space="preserve"> и </w:t>
+      </w:r>
+      <w:proofErr w:type="spellStart"/>
+      <w:r>
+        <w:rPr>
+          <w:rStyle w:val="h9rpj5gkjhrwbrml3kdi"/>
+        </w:rPr>
+        <w:t>регдоллы</w:t>
+      </w:r>
+      <w:proofErr w:type="spellEnd"/>
       <w:r>
         <w:rPr>
           <w:rStyle w:val="h9rpj5gkjhrwbrml3kdi"/>
@@ -5108,7 +5216,21 @@
         <w:rPr>
           <w:rStyle w:val="h9rpj5gkjhrwbrml3kdi"/>
         </w:rPr>
-        <w:t xml:space="preserve">, который будет использоваться в игре «Коллицкие поля», </w:t>
+        <w:t>, который будет использоваться в игре «</w:t>
+      </w:r>
+      <w:proofErr w:type="spellStart"/>
+      <w:r>
+        <w:rPr>
+          <w:rStyle w:val="h9rpj5gkjhrwbrml3kdi"/>
+        </w:rPr>
+        <w:t>Коллицкие</w:t>
+      </w:r>
+      <w:proofErr w:type="spellEnd"/>
+      <w:r>
+        <w:rPr>
+          <w:rStyle w:val="h9rpj5gkjhrwbrml3kdi"/>
+        </w:rPr>
+        <w:t xml:space="preserve"> поля», </w:t>
       </w:r>
       <w:r>
         <w:rPr>
@@ -5462,7 +5584,21 @@
         <w:rPr>
           <w:rStyle w:val="h9rpj5gkjhrwbrml3kdi"/>
         </w:rPr>
-        <w:t>истема здоровья: восстановления здоровья через использование предметов(аптечки) либо автовосстановление вне боя.</w:t>
+        <w:t xml:space="preserve">истема здоровья: восстановления здоровья через использование предметов(аптечки) либо </w:t>
+      </w:r>
+      <w:proofErr w:type="spellStart"/>
+      <w:r>
+        <w:rPr>
+          <w:rStyle w:val="h9rpj5gkjhrwbrml3kdi"/>
+        </w:rPr>
+        <w:t>автовосстановление</w:t>
+      </w:r>
+      <w:proofErr w:type="spellEnd"/>
+      <w:r>
+        <w:rPr>
+          <w:rStyle w:val="h9rpj5gkjhrwbrml3kdi"/>
+        </w:rPr>
+        <w:t xml:space="preserve"> вне боя.</w:t>
       </w:r>
     </w:p>
     <w:p>
@@ -5638,7 +5774,21 @@
         <w:rPr>
           <w:rStyle w:val="h9rpj5gkjhrwbrml3kdi"/>
         </w:rPr>
-        <w:t xml:space="preserve"> собирательными предметами, которые могут оказаться нарративным элементом, секретной ачивкой, оружием или временным ресурсом(аптечка). </w:t>
+        <w:t xml:space="preserve"> собирательными предметами, которые могут оказаться нарративным элементом, секретной </w:t>
+      </w:r>
+      <w:proofErr w:type="spellStart"/>
+      <w:r>
+        <w:rPr>
+          <w:rStyle w:val="h9rpj5gkjhrwbrml3kdi"/>
+        </w:rPr>
+        <w:t>ачивкой</w:t>
+      </w:r>
+      <w:proofErr w:type="spellEnd"/>
+      <w:r>
+        <w:rPr>
+          <w:rStyle w:val="h9rpj5gkjhrwbrml3kdi"/>
+        </w:rPr>
+        <w:t xml:space="preserve">, оружием или временным ресурсом(аптечка). </w:t>
       </w:r>
       <w:r>
         <w:lastRenderedPageBreak/>
@@ -5677,7 +5827,15 @@
         </w:rPr>
       </w:pPr>
       <w:r>
-        <w:t xml:space="preserve">Наличие нескольких вариантов концовок увеличивает реиграбельность и стимулирует игрока проходить игру разными способами. </w:t>
+        <w:t xml:space="preserve">Наличие нескольких вариантов концовок увеличивает </w:t>
+      </w:r>
+      <w:proofErr w:type="spellStart"/>
+      <w:r>
+        <w:t>реиграбельность</w:t>
+      </w:r>
+      <w:proofErr w:type="spellEnd"/>
+      <w:r>
+        <w:t xml:space="preserve"> и стимулирует игрока проходить игру разными способами. </w:t>
       </w:r>
       <w:r>
         <w:rPr>
@@ -5695,7 +5853,21 @@
         <w:rPr>
           <w:rStyle w:val="h9rpj5gkjhrwbrml3kdi"/>
         </w:rPr>
-        <w:t xml:space="preserve"> «Исследователей» и «Накопителей» по системе Ричарда Бартла </w:t>
+        <w:t xml:space="preserve"> «Исследователей» и «Накопителей» по системе Ричарда </w:t>
+      </w:r>
+      <w:proofErr w:type="spellStart"/>
+      <w:r>
+        <w:rPr>
+          <w:rStyle w:val="h9rpj5gkjhrwbrml3kdi"/>
+        </w:rPr>
+        <w:t>Бартла</w:t>
+      </w:r>
+      <w:proofErr w:type="spellEnd"/>
+      <w:r>
+        <w:rPr>
+          <w:rStyle w:val="h9rpj5gkjhrwbrml3kdi"/>
+        </w:rPr>
+        <w:t xml:space="preserve"> </w:t>
       </w:r>
       <w:r>
         <w:rPr>
@@ -6049,7 +6221,21 @@
         <w:rPr>
           <w:rStyle w:val="h9rpj5gkjhrwbrml3kdi"/>
         </w:rPr>
-        <w:t xml:space="preserve"> Игрок спавнится возле области перехода из основной сцены в начальную.</w:t>
+        <w:t xml:space="preserve"> Игрок </w:t>
+      </w:r>
+      <w:proofErr w:type="spellStart"/>
+      <w:r>
+        <w:rPr>
+          <w:rStyle w:val="h9rpj5gkjhrwbrml3kdi"/>
+        </w:rPr>
+        <w:t>спавнится</w:t>
+      </w:r>
+      <w:proofErr w:type="spellEnd"/>
+      <w:r>
+        <w:rPr>
+          <w:rStyle w:val="h9rpj5gkjhrwbrml3kdi"/>
+        </w:rPr>
+        <w:t xml:space="preserve"> возле области перехода из основной сцены в начальную.</w:t>
       </w:r>
       <w:r>
         <w:rPr>
@@ -6133,7 +6319,21 @@
         <w:rPr>
           <w:rStyle w:val="h9rpj5gkjhrwbrml3kdi"/>
         </w:rPr>
-        <w:t xml:space="preserve"> На рисунке 7 представлены прототипы интерфейсов текущего задания и инвентаря, которые будут располагаться на на правом и левом контроллере соответственно.</w:t>
+        <w:t xml:space="preserve"> На рисунке 7 представлены прототипы интерфейсов текущего задания и инвентаря, которые будут располагаться на </w:t>
+      </w:r>
+      <w:proofErr w:type="spellStart"/>
+      <w:r>
+        <w:rPr>
+          <w:rStyle w:val="h9rpj5gkjhrwbrml3kdi"/>
+        </w:rPr>
+        <w:t>на</w:t>
+      </w:r>
+      <w:proofErr w:type="spellEnd"/>
+      <w:r>
+        <w:rPr>
+          <w:rStyle w:val="h9rpj5gkjhrwbrml3kdi"/>
+        </w:rPr>
+        <w:t xml:space="preserve"> правом и левом контроллере соответственно.</w:t>
       </w:r>
     </w:p>
     <w:p>
@@ -6378,7 +6578,21 @@
         <w:rPr>
           <w:rStyle w:val="h9rpj5gkjhrwbrml3kdi"/>
         </w:rPr>
-        <w:t xml:space="preserve">Экран загрузки при смене сцен с прогрессбаром </w:t>
+        <w:t xml:space="preserve">Экран загрузки при смене сцен с </w:t>
+      </w:r>
+      <w:proofErr w:type="spellStart"/>
+      <w:r>
+        <w:rPr>
+          <w:rStyle w:val="h9rpj5gkjhrwbrml3kdi"/>
+        </w:rPr>
+        <w:t>прогрессбаром</w:t>
+      </w:r>
+      <w:proofErr w:type="spellEnd"/>
+      <w:r>
+        <w:rPr>
+          <w:rStyle w:val="h9rpj5gkjhrwbrml3kdi"/>
+        </w:rPr>
+        <w:t xml:space="preserve"> </w:t>
       </w:r>
       <w:r>
         <w:rPr>
@@ -6708,8 +6922,6 @@
         </w:rPr>
         <w:t>ы</w:t>
       </w:r>
-      <w:bookmarkStart w:id="18" w:name="_GoBack"/>
-      <w:bookmarkEnd w:id="18"/>
       <w:r>
         <w:rPr>
           <w:rStyle w:val="h9rpj5gkjhrwbrml3kdi"/>
@@ -6751,12 +6963,12 @@
       <w:pPr>
         <w:pStyle w:val="af1"/>
       </w:pPr>
-      <w:bookmarkStart w:id="19" w:name="_Toc192086095"/>
+      <w:bookmarkStart w:id="18" w:name="_Toc192086095"/>
       <w:r>
         <w:lastRenderedPageBreak/>
         <w:t>Список источников</w:t>
       </w:r>
-      <w:bookmarkEnd w:id="19"/>
+      <w:bookmarkEnd w:id="18"/>
     </w:p>
     <w:p>
       <w:pPr>
@@ -6908,7 +7120,19 @@
         </w:r>
       </w:hyperlink>
       <w:r>
-        <w:t>. Дата обращения: 26.02.2025.</w:t>
+        <w:t xml:space="preserve">. </w:t>
+      </w:r>
+      <w:r>
+        <w:t>(</w:t>
+      </w:r>
+      <w:r>
+        <w:t>Дата обращения: 26.02.2025</w:t>
+      </w:r>
+      <w:r>
+        <w:t>)</w:t>
+      </w:r>
+      <w:r>
+        <w:t>.</w:t>
       </w:r>
     </w:p>
     <w:p>
@@ -6958,7 +7182,19 @@
         </w:r>
       </w:hyperlink>
       <w:r>
-        <w:t>. Дата обращения: 02.03.2025.</w:t>
+        <w:t xml:space="preserve">. </w:t>
+      </w:r>
+      <w:r>
+        <w:t>(</w:t>
+      </w:r>
+      <w:r>
+        <w:t>Дата обращения: 02.03.2025</w:t>
+      </w:r>
+      <w:r>
+        <w:t>)</w:t>
+      </w:r>
+      <w:r>
+        <w:t>.</w:t>
       </w:r>
     </w:p>
     <w:p>
@@ -6970,8 +7206,29 @@
         </w:numPr>
         <w:ind w:left="993"/>
       </w:pPr>
-      <w:r>
-        <w:t xml:space="preserve">Blade and Sorcery [электронный ресурс]. Режим доступа: </w:t>
+      <w:proofErr w:type="spellStart"/>
+      <w:r>
+        <w:t>Blade</w:t>
+      </w:r>
+      <w:proofErr w:type="spellEnd"/>
+      <w:r>
+        <w:t xml:space="preserve"> </w:t>
+      </w:r>
+      <w:proofErr w:type="spellStart"/>
+      <w:r>
+        <w:t>and</w:t>
+      </w:r>
+      <w:proofErr w:type="spellEnd"/>
+      <w:r>
+        <w:t xml:space="preserve"> </w:t>
+      </w:r>
+      <w:proofErr w:type="spellStart"/>
+      <w:r>
+        <w:t>Sorcery</w:t>
+      </w:r>
+      <w:proofErr w:type="spellEnd"/>
+      <w:r>
+        <w:t xml:space="preserve"> [электронный ресурс]. Режим доступа: </w:t>
       </w:r>
       <w:hyperlink r:id="rId21" w:history="1">
         <w:r>
@@ -6984,7 +7241,16 @@
         </w:r>
       </w:hyperlink>
       <w:r>
-        <w:t>. Дата обращения: 02.03.2025</w:t>
+        <w:t xml:space="preserve">. </w:t>
+      </w:r>
+      <w:r>
+        <w:t>(</w:t>
+      </w:r>
+      <w:r>
+        <w:t>Дата обращения: 02.03.2025</w:t>
+      </w:r>
+      <w:r>
+        <w:t>).</w:t>
       </w:r>
     </w:p>
     <w:p>
@@ -6996,11 +7262,33 @@
         </w:numPr>
         <w:ind w:left="993"/>
       </w:pPr>
+      <w:proofErr w:type="spellStart"/>
       <w:r>
         <w:rPr>
           <w:lang w:val="en-US"/>
         </w:rPr>
-        <w:t xml:space="preserve">Herrewijn L., Poels K., Calleja G. The relationship between player involvement and immersion: An experimental investigation // FDG. 2013. </w:t>
+        <w:t>Herrewijn</w:t>
+      </w:r>
+      <w:proofErr w:type="spellEnd"/>
+      <w:r>
+        <w:rPr>
+          <w:lang w:val="en-US"/>
+        </w:rPr>
+        <w:t xml:space="preserve"> L., </w:t>
+      </w:r>
+      <w:proofErr w:type="spellStart"/>
+      <w:r>
+        <w:rPr>
+          <w:lang w:val="en-US"/>
+        </w:rPr>
+        <w:t>Poels</w:t>
+      </w:r>
+      <w:proofErr w:type="spellEnd"/>
+      <w:r>
+        <w:rPr>
+          <w:lang w:val="en-US"/>
+        </w:rPr>
+        <w:t xml:space="preserve"> K., Calleja G. The relationship between player involvement and immersion: An experimental investigation // FDG. 2013. </w:t>
       </w:r>
       <w:r>
         <w:t>С. 364–367.</w:t>
@@ -7015,8 +7303,29 @@
         </w:numPr>
         <w:ind w:left="993"/>
       </w:pPr>
-      <w:r>
-        <w:t>Геймдизайн. Как создать игру, в которую будут играть все / Джесси Шелл; Пер. с англ. — М. : Альпина Паблишер, 2022. — 640 с.</w:t>
+      <w:proofErr w:type="spellStart"/>
+      <w:r>
+        <w:t>Геймдизайн</w:t>
+      </w:r>
+      <w:proofErr w:type="spellEnd"/>
+      <w:r>
+        <w:t xml:space="preserve">. Как создать игру, в которую будут играть все / Джесси Шелл; Пер. с англ. — </w:t>
+      </w:r>
+      <w:proofErr w:type="gramStart"/>
+      <w:r>
+        <w:t>М. :</w:t>
+      </w:r>
+      <w:proofErr w:type="gramEnd"/>
+      <w:r>
+        <w:t xml:space="preserve"> Альпина </w:t>
+      </w:r>
+      <w:proofErr w:type="spellStart"/>
+      <w:r>
+        <w:t>Паблишер</w:t>
+      </w:r>
+      <w:proofErr w:type="spellEnd"/>
+      <w:r>
+        <w:t>, 2022. — 640 с.</w:t>
       </w:r>
     </w:p>
     <w:p>
@@ -7041,7 +7350,7 @@
 </file>
 
 <file path=word/endnotes.xml><?xml version="1.0" encoding="utf-8"?>
-<w:endnotes xmlns:wpc="http://schemas.microsoft.com/office/word/2010/wordprocessingCanvas" xmlns:cx="http://schemas.microsoft.com/office/drawing/2014/chartex" xmlns:cx1="http://schemas.microsoft.com/office/drawing/2015/9/8/chartex" xmlns:mc="http://schemas.openxmlformats.org/markup-compatibility/2006" xmlns:o="urn:schemas-microsoft-com:office:office" xmlns:r="http://schemas.openxmlformats.org/officeDocument/2006/relationships" xmlns:m="http://schemas.openxmlformats.org/officeDocument/2006/math" xmlns:v="urn:schemas-microsoft-com:vml" xmlns:wp14="http://schemas.microsoft.com/office/word/2010/wordprocessingDrawing" xmlns:wp="http://schemas.openxmlformats.org/drawingml/2006/wordprocessingDrawing" xmlns:w10="urn:schemas-microsoft-com:office:word" xmlns:w="http://schemas.openxmlformats.org/wordprocessingml/2006/main" xmlns:w14="http://schemas.microsoft.com/office/word/2010/wordml" xmlns:w15="http://schemas.microsoft.com/office/word/2012/wordml" xmlns:w16se="http://schemas.microsoft.com/office/word/2015/wordml/symex" xmlns:wpg="http://schemas.microsoft.com/office/word/2010/wordprocessingGroup" xmlns:wpi="http://schemas.microsoft.com/office/word/2010/wordprocessingInk" xmlns:wne="http://schemas.microsoft.com/office/word/2006/wordml" xmlns:wps="http://schemas.microsoft.com/office/word/2010/wordprocessingShape" mc:Ignorable="w14 w15 w16se wp14">
+<w:endnotes xmlns:wpc="http://schemas.microsoft.com/office/word/2010/wordprocessingCanvas" xmlns:cx="http://schemas.microsoft.com/office/drawing/2014/chartex" xmlns:cx1="http://schemas.microsoft.com/office/drawing/2015/9/8/chartex" xmlns:cx2="http://schemas.microsoft.com/office/drawing/2015/10/21/chartex" xmlns:cx3="http://schemas.microsoft.com/office/drawing/2016/5/9/chartex" xmlns:cx4="http://schemas.microsoft.com/office/drawing/2016/5/10/chartex" xmlns:cx5="http://schemas.microsoft.com/office/drawing/2016/5/11/chartex" xmlns:cx6="http://schemas.microsoft.com/office/drawing/2016/5/12/chartex" xmlns:cx7="http://schemas.microsoft.com/office/drawing/2016/5/13/chartex" xmlns:cx8="http://schemas.microsoft.com/office/drawing/2016/5/14/chartex" xmlns:mc="http://schemas.openxmlformats.org/markup-compatibility/2006" xmlns:aink="http://schemas.microsoft.com/office/drawing/2016/ink" xmlns:am3d="http://schemas.microsoft.com/office/drawing/2017/model3d" xmlns:o="urn:schemas-microsoft-com:office:office" xmlns:r="http://schemas.openxmlformats.org/officeDocument/2006/relationships" xmlns:m="http://schemas.openxmlformats.org/officeDocument/2006/math" xmlns:v="urn:schemas-microsoft-com:vml" xmlns:wp14="http://schemas.microsoft.com/office/word/2010/wordprocessingDrawing" xmlns:wp="http://schemas.openxmlformats.org/drawingml/2006/wordprocessingDrawing" xmlns:w10="urn:schemas-microsoft-com:office:word" xmlns:w="http://schemas.openxmlformats.org/wordprocessingml/2006/main" xmlns:w14="http://schemas.microsoft.com/office/word/2010/wordml" xmlns:w15="http://schemas.microsoft.com/office/word/2012/wordml" xmlns:w16cex="http://schemas.microsoft.com/office/word/2018/wordml/cex" xmlns:w16cid="http://schemas.microsoft.com/office/word/2016/wordml/cid" xmlns:w16="http://schemas.microsoft.com/office/word/2018/wordml" xmlns:w16sdtdh="http://schemas.microsoft.com/office/word/2020/wordml/sdtdatahash" xmlns:w16se="http://schemas.microsoft.com/office/word/2015/wordml/symex" xmlns:wpg="http://schemas.microsoft.com/office/word/2010/wordprocessingGroup" xmlns:wpi="http://schemas.microsoft.com/office/word/2010/wordprocessingInk" xmlns:wne="http://schemas.microsoft.com/office/word/2006/wordml" xmlns:wps="http://schemas.microsoft.com/office/word/2010/wordprocessingShape" mc:Ignorable="w14 w15 w16se w16cid w16 w16cex w16sdtdh wp14">
   <w:endnote w:type="separator" w:id="-1">
     <w:p>
       <w:pPr>
@@ -7066,7 +7375,7 @@
 </file>
 
 <file path=word/footer1.xml><?xml version="1.0" encoding="utf-8"?>
-<w:ftr xmlns:wpc="http://schemas.microsoft.com/office/word/2010/wordprocessingCanvas" xmlns:cx="http://schemas.microsoft.com/office/drawing/2014/chartex" xmlns:cx1="http://schemas.microsoft.com/office/drawing/2015/9/8/chartex" xmlns:mc="http://schemas.openxmlformats.org/markup-compatibility/2006" xmlns:o="urn:schemas-microsoft-com:office:office" xmlns:r="http://schemas.openxmlformats.org/officeDocument/2006/relationships" xmlns:m="http://schemas.openxmlformats.org/officeDocument/2006/math" xmlns:v="urn:schemas-microsoft-com:vml" xmlns:wp14="http://schemas.microsoft.com/office/word/2010/wordprocessingDrawing" xmlns:wp="http://schemas.openxmlformats.org/drawingml/2006/wordprocessingDrawing" xmlns:w10="urn:schemas-microsoft-com:office:word" xmlns:w="http://schemas.openxmlformats.org/wordprocessingml/2006/main" xmlns:w14="http://schemas.microsoft.com/office/word/2010/wordml" xmlns:w15="http://schemas.microsoft.com/office/word/2012/wordml" xmlns:w16se="http://schemas.microsoft.com/office/word/2015/wordml/symex" xmlns:wpg="http://schemas.microsoft.com/office/word/2010/wordprocessingGroup" xmlns:wpi="http://schemas.microsoft.com/office/word/2010/wordprocessingInk" xmlns:wne="http://schemas.microsoft.com/office/word/2006/wordml" xmlns:wps="http://schemas.microsoft.com/office/word/2010/wordprocessingShape" mc:Ignorable="w14 w15 w16se wp14">
+<w:ftr xmlns:wpc="http://schemas.microsoft.com/office/word/2010/wordprocessingCanvas" xmlns:cx="http://schemas.microsoft.com/office/drawing/2014/chartex" xmlns:cx1="http://schemas.microsoft.com/office/drawing/2015/9/8/chartex" xmlns:cx2="http://schemas.microsoft.com/office/drawing/2015/10/21/chartex" xmlns:cx3="http://schemas.microsoft.com/office/drawing/2016/5/9/chartex" xmlns:cx4="http://schemas.microsoft.com/office/drawing/2016/5/10/chartex" xmlns:cx5="http://schemas.microsoft.com/office/drawing/2016/5/11/chartex" xmlns:cx6="http://schemas.microsoft.com/office/drawing/2016/5/12/chartex" xmlns:cx7="http://schemas.microsoft.com/office/drawing/2016/5/13/chartex" xmlns:cx8="http://schemas.microsoft.com/office/drawing/2016/5/14/chartex" xmlns:mc="http://schemas.openxmlformats.org/markup-compatibility/2006" xmlns:aink="http://schemas.microsoft.com/office/drawing/2016/ink" xmlns:am3d="http://schemas.microsoft.com/office/drawing/2017/model3d" xmlns:o="urn:schemas-microsoft-com:office:office" xmlns:r="http://schemas.openxmlformats.org/officeDocument/2006/relationships" xmlns:m="http://schemas.openxmlformats.org/officeDocument/2006/math" xmlns:v="urn:schemas-microsoft-com:vml" xmlns:wp14="http://schemas.microsoft.com/office/word/2010/wordprocessingDrawing" xmlns:wp="http://schemas.openxmlformats.org/drawingml/2006/wordprocessingDrawing" xmlns:w10="urn:schemas-microsoft-com:office:word" xmlns:w="http://schemas.openxmlformats.org/wordprocessingml/2006/main" xmlns:w14="http://schemas.microsoft.com/office/word/2010/wordml" xmlns:w15="http://schemas.microsoft.com/office/word/2012/wordml" xmlns:w16cex="http://schemas.microsoft.com/office/word/2018/wordml/cex" xmlns:w16cid="http://schemas.microsoft.com/office/word/2016/wordml/cid" xmlns:w16="http://schemas.microsoft.com/office/word/2018/wordml" xmlns:w16sdtdh="http://schemas.microsoft.com/office/word/2020/wordml/sdtdatahash" xmlns:w16se="http://schemas.microsoft.com/office/word/2015/wordml/symex" xmlns:wpg="http://schemas.microsoft.com/office/word/2010/wordprocessingGroup" xmlns:wpi="http://schemas.microsoft.com/office/word/2010/wordprocessingInk" xmlns:wne="http://schemas.microsoft.com/office/word/2006/wordml" xmlns:wps="http://schemas.microsoft.com/office/word/2010/wordprocessingShape" mc:Ignorable="w14 w15 w16se w16cid w16 w16cex w16sdtdh wp14">
   <w:sdt>
     <w:sdtPr>
       <w:rPr>
@@ -7143,7 +7452,7 @@
 </file>
 
 <file path=word/footer2.xml><?xml version="1.0" encoding="utf-8"?>
-<w:ftr xmlns:wpc="http://schemas.microsoft.com/office/word/2010/wordprocessingCanvas" xmlns:cx="http://schemas.microsoft.com/office/drawing/2014/chartex" xmlns:cx1="http://schemas.microsoft.com/office/drawing/2015/9/8/chartex" xmlns:mc="http://schemas.openxmlformats.org/markup-compatibility/2006" xmlns:o="urn:schemas-microsoft-com:office:office" xmlns:r="http://schemas.openxmlformats.org/officeDocument/2006/relationships" xmlns:m="http://schemas.openxmlformats.org/officeDocument/2006/math" xmlns:v="urn:schemas-microsoft-com:vml" xmlns:wp14="http://schemas.microsoft.com/office/word/2010/wordprocessingDrawing" xmlns:wp="http://schemas.openxmlformats.org/drawingml/2006/wordprocessingDrawing" xmlns:w10="urn:schemas-microsoft-com:office:word" xmlns:w="http://schemas.openxmlformats.org/wordprocessingml/2006/main" xmlns:w14="http://schemas.microsoft.com/office/word/2010/wordml" xmlns:w15="http://schemas.microsoft.com/office/word/2012/wordml" xmlns:w16se="http://schemas.microsoft.com/office/word/2015/wordml/symex" xmlns:wpg="http://schemas.microsoft.com/office/word/2010/wordprocessingGroup" xmlns:wpi="http://schemas.microsoft.com/office/word/2010/wordprocessingInk" xmlns:wne="http://schemas.microsoft.com/office/word/2006/wordml" xmlns:wps="http://schemas.microsoft.com/office/word/2010/wordprocessingShape" mc:Ignorable="w14 w15 w16se wp14">
+<w:ftr xmlns:wpc="http://schemas.microsoft.com/office/word/2010/wordprocessingCanvas" xmlns:cx="http://schemas.microsoft.com/office/drawing/2014/chartex" xmlns:cx1="http://schemas.microsoft.com/office/drawing/2015/9/8/chartex" xmlns:cx2="http://schemas.microsoft.com/office/drawing/2015/10/21/chartex" xmlns:cx3="http://schemas.microsoft.com/office/drawing/2016/5/9/chartex" xmlns:cx4="http://schemas.microsoft.com/office/drawing/2016/5/10/chartex" xmlns:cx5="http://schemas.microsoft.com/office/drawing/2016/5/11/chartex" xmlns:cx6="http://schemas.microsoft.com/office/drawing/2016/5/12/chartex" xmlns:cx7="http://schemas.microsoft.com/office/drawing/2016/5/13/chartex" xmlns:cx8="http://schemas.microsoft.com/office/drawing/2016/5/14/chartex" xmlns:mc="http://schemas.openxmlformats.org/markup-compatibility/2006" xmlns:aink="http://schemas.microsoft.com/office/drawing/2016/ink" xmlns:am3d="http://schemas.microsoft.com/office/drawing/2017/model3d" xmlns:o="urn:schemas-microsoft-com:office:office" xmlns:r="http://schemas.openxmlformats.org/officeDocument/2006/relationships" xmlns:m="http://schemas.openxmlformats.org/officeDocument/2006/math" xmlns:v="urn:schemas-microsoft-com:vml" xmlns:wp14="http://schemas.microsoft.com/office/word/2010/wordprocessingDrawing" xmlns:wp="http://schemas.openxmlformats.org/drawingml/2006/wordprocessingDrawing" xmlns:w10="urn:schemas-microsoft-com:office:word" xmlns:w="http://schemas.openxmlformats.org/wordprocessingml/2006/main" xmlns:w14="http://schemas.microsoft.com/office/word/2010/wordml" xmlns:w15="http://schemas.microsoft.com/office/word/2012/wordml" xmlns:w16cex="http://schemas.microsoft.com/office/word/2018/wordml/cex" xmlns:w16cid="http://schemas.microsoft.com/office/word/2016/wordml/cid" xmlns:w16="http://schemas.microsoft.com/office/word/2018/wordml" xmlns:w16sdtdh="http://schemas.microsoft.com/office/word/2020/wordml/sdtdatahash" xmlns:w16se="http://schemas.microsoft.com/office/word/2015/wordml/symex" xmlns:wpg="http://schemas.microsoft.com/office/word/2010/wordprocessingGroup" xmlns:wpi="http://schemas.microsoft.com/office/word/2010/wordprocessingInk" xmlns:wne="http://schemas.microsoft.com/office/word/2006/wordml" xmlns:wps="http://schemas.microsoft.com/office/word/2010/wordprocessingShape" mc:Ignorable="w14 w15 w16se w16cid w16 w16cex w16sdtdh wp14">
   <w:sdt>
     <w:sdtPr>
       <w:id w:val="301041130"/>
@@ -7229,7 +7538,7 @@
 </file>
 
 <file path=word/footnotes.xml><?xml version="1.0" encoding="utf-8"?>
-<w:footnotes xmlns:wpc="http://schemas.microsoft.com/office/word/2010/wordprocessingCanvas" xmlns:cx="http://schemas.microsoft.com/office/drawing/2014/chartex" xmlns:cx1="http://schemas.microsoft.com/office/drawing/2015/9/8/chartex" xmlns:mc="http://schemas.openxmlformats.org/markup-compatibility/2006" xmlns:o="urn:schemas-microsoft-com:office:office" xmlns:r="http://schemas.openxmlformats.org/officeDocument/2006/relationships" xmlns:m="http://schemas.openxmlformats.org/officeDocument/2006/math" xmlns:v="urn:schemas-microsoft-com:vml" xmlns:wp14="http://schemas.microsoft.com/office/word/2010/wordprocessingDrawing" xmlns:wp="http://schemas.openxmlformats.org/drawingml/2006/wordprocessingDrawing" xmlns:w10="urn:schemas-microsoft-com:office:word" xmlns:w="http://schemas.openxmlformats.org/wordprocessingml/2006/main" xmlns:w14="http://schemas.microsoft.com/office/word/2010/wordml" xmlns:w15="http://schemas.microsoft.com/office/word/2012/wordml" xmlns:w16se="http://schemas.microsoft.com/office/word/2015/wordml/symex" xmlns:wpg="http://schemas.microsoft.com/office/word/2010/wordprocessingGroup" xmlns:wpi="http://schemas.microsoft.com/office/word/2010/wordprocessingInk" xmlns:wne="http://schemas.microsoft.com/office/word/2006/wordml" xmlns:wps="http://schemas.microsoft.com/office/word/2010/wordprocessingShape" mc:Ignorable="w14 w15 w16se wp14">
+<w:footnotes xmlns:wpc="http://schemas.microsoft.com/office/word/2010/wordprocessingCanvas" xmlns:cx="http://schemas.microsoft.com/office/drawing/2014/chartex" xmlns:cx1="http://schemas.microsoft.com/office/drawing/2015/9/8/chartex" xmlns:cx2="http://schemas.microsoft.com/office/drawing/2015/10/21/chartex" xmlns:cx3="http://schemas.microsoft.com/office/drawing/2016/5/9/chartex" xmlns:cx4="http://schemas.microsoft.com/office/drawing/2016/5/10/chartex" xmlns:cx5="http://schemas.microsoft.com/office/drawing/2016/5/11/chartex" xmlns:cx6="http://schemas.microsoft.com/office/drawing/2016/5/12/chartex" xmlns:cx7="http://schemas.microsoft.com/office/drawing/2016/5/13/chartex" xmlns:cx8="http://schemas.microsoft.com/office/drawing/2016/5/14/chartex" xmlns:mc="http://schemas.openxmlformats.org/markup-compatibility/2006" xmlns:aink="http://schemas.microsoft.com/office/drawing/2016/ink" xmlns:am3d="http://schemas.microsoft.com/office/drawing/2017/model3d" xmlns:o="urn:schemas-microsoft-com:office:office" xmlns:r="http://schemas.openxmlformats.org/officeDocument/2006/relationships" xmlns:m="http://schemas.openxmlformats.org/officeDocument/2006/math" xmlns:v="urn:schemas-microsoft-com:vml" xmlns:wp14="http://schemas.microsoft.com/office/word/2010/wordprocessingDrawing" xmlns:wp="http://schemas.openxmlformats.org/drawingml/2006/wordprocessingDrawing" xmlns:w10="urn:schemas-microsoft-com:office:word" xmlns:w="http://schemas.openxmlformats.org/wordprocessingml/2006/main" xmlns:w14="http://schemas.microsoft.com/office/word/2010/wordml" xmlns:w15="http://schemas.microsoft.com/office/word/2012/wordml" xmlns:w16cex="http://schemas.microsoft.com/office/word/2018/wordml/cex" xmlns:w16cid="http://schemas.microsoft.com/office/word/2016/wordml/cid" xmlns:w16="http://schemas.microsoft.com/office/word/2018/wordml" xmlns:w16sdtdh="http://schemas.microsoft.com/office/word/2020/wordml/sdtdatahash" xmlns:w16se="http://schemas.microsoft.com/office/word/2015/wordml/symex" xmlns:wpg="http://schemas.microsoft.com/office/word/2010/wordprocessingGroup" xmlns:wpi="http://schemas.microsoft.com/office/word/2010/wordprocessingInk" xmlns:wne="http://schemas.microsoft.com/office/word/2006/wordml" xmlns:wps="http://schemas.microsoft.com/office/word/2010/wordprocessingShape" mc:Ignorable="w14 w15 w16se w16cid w16 w16cex w16sdtdh wp14">
   <w:footnote w:type="separator" w:id="-1">
     <w:p>
       <w:pPr>
@@ -7254,7 +7563,7 @@
 </file>
 
 <file path=word/numbering.xml><?xml version="1.0" encoding="utf-8"?>
-<w:numbering xmlns:wpc="http://schemas.microsoft.com/office/word/2010/wordprocessingCanvas" xmlns:cx="http://schemas.microsoft.com/office/drawing/2014/chartex" xmlns:cx1="http://schemas.microsoft.com/office/drawing/2015/9/8/chartex" xmlns:mc="http://schemas.openxmlformats.org/markup-compatibility/2006" xmlns:o="urn:schemas-microsoft-com:office:office" xmlns:r="http://schemas.openxmlformats.org/officeDocument/2006/relationships" xmlns:m="http://schemas.openxmlformats.org/officeDocument/2006/math" xmlns:v="urn:schemas-microsoft-com:vml" xmlns:wp14="http://schemas.microsoft.com/office/word/2010/wordprocessingDrawing" xmlns:wp="http://schemas.openxmlformats.org/drawingml/2006/wordprocessingDrawing" xmlns:w10="urn:schemas-microsoft-com:office:word" xmlns:w="http://schemas.openxmlformats.org/wordprocessingml/2006/main" xmlns:w14="http://schemas.microsoft.com/office/word/2010/wordml" xmlns:w15="http://schemas.microsoft.com/office/word/2012/wordml" xmlns:w16se="http://schemas.microsoft.com/office/word/2015/wordml/symex" xmlns:wpg="http://schemas.microsoft.com/office/word/2010/wordprocessingGroup" xmlns:wpi="http://schemas.microsoft.com/office/word/2010/wordprocessingInk" xmlns:wne="http://schemas.microsoft.com/office/word/2006/wordml" xmlns:wps="http://schemas.microsoft.com/office/word/2010/wordprocessingShape" mc:Ignorable="w14 w15 w16se wp14">
+<w:numbering xmlns:wpc="http://schemas.microsoft.com/office/word/2010/wordprocessingCanvas" xmlns:cx="http://schemas.microsoft.com/office/drawing/2014/chartex" xmlns:cx1="http://schemas.microsoft.com/office/drawing/2015/9/8/chartex" xmlns:cx2="http://schemas.microsoft.com/office/drawing/2015/10/21/chartex" xmlns:cx3="http://schemas.microsoft.com/office/drawing/2016/5/9/chartex" xmlns:cx4="http://schemas.microsoft.com/office/drawing/2016/5/10/chartex" xmlns:cx5="http://schemas.microsoft.com/office/drawing/2016/5/11/chartex" xmlns:cx6="http://schemas.microsoft.com/office/drawing/2016/5/12/chartex" xmlns:cx7="http://schemas.microsoft.com/office/drawing/2016/5/13/chartex" xmlns:cx8="http://schemas.microsoft.com/office/drawing/2016/5/14/chartex" xmlns:mc="http://schemas.openxmlformats.org/markup-compatibility/2006" xmlns:aink="http://schemas.microsoft.com/office/drawing/2016/ink" xmlns:am3d="http://schemas.microsoft.com/office/drawing/2017/model3d" xmlns:o="urn:schemas-microsoft-com:office:office" xmlns:r="http://schemas.openxmlformats.org/officeDocument/2006/relationships" xmlns:m="http://schemas.openxmlformats.org/officeDocument/2006/math" xmlns:v="urn:schemas-microsoft-com:vml" xmlns:wp14="http://schemas.microsoft.com/office/word/2010/wordprocessingDrawing" xmlns:wp="http://schemas.openxmlformats.org/drawingml/2006/wordprocessingDrawing" xmlns:w10="urn:schemas-microsoft-com:office:word" xmlns:w="http://schemas.openxmlformats.org/wordprocessingml/2006/main" xmlns:w14="http://schemas.microsoft.com/office/word/2010/wordml" xmlns:w15="http://schemas.microsoft.com/office/word/2012/wordml" xmlns:w16cex="http://schemas.microsoft.com/office/word/2018/wordml/cex" xmlns:w16cid="http://schemas.microsoft.com/office/word/2016/wordml/cid" xmlns:w16="http://schemas.microsoft.com/office/word/2018/wordml" xmlns:w16sdtdh="http://schemas.microsoft.com/office/word/2020/wordml/sdtdatahash" xmlns:w16se="http://schemas.microsoft.com/office/word/2015/wordml/symex" xmlns:wpg="http://schemas.microsoft.com/office/word/2010/wordprocessingGroup" xmlns:wpi="http://schemas.microsoft.com/office/word/2010/wordprocessingInk" xmlns:wne="http://schemas.microsoft.com/office/word/2006/wordml" xmlns:wps="http://schemas.microsoft.com/office/word/2010/wordprocessingShape" mc:Ignorable="w14 w15 w16se w16cid w16 w16cex w16sdtdh wp14">
   <w:abstractNum w:abstractNumId="0" w15:restartNumberingAfterBreak="0">
     <w:nsid w:val="079350C4"/>
     <w:multiLevelType w:val="hybridMultilevel"/>
@@ -9496,7 +9805,7 @@
 </file>
 
 <file path=word/styles.xml><?xml version="1.0" encoding="utf-8"?>
-<w:styles xmlns:mc="http://schemas.openxmlformats.org/markup-compatibility/2006" xmlns:r="http://schemas.openxmlformats.org/officeDocument/2006/relationships" xmlns:w="http://schemas.openxmlformats.org/wordprocessingml/2006/main" xmlns:w14="http://schemas.microsoft.com/office/word/2010/wordml" xmlns:w15="http://schemas.microsoft.com/office/word/2012/wordml" xmlns:w16se="http://schemas.microsoft.com/office/word/2015/wordml/symex" mc:Ignorable="w14 w15 w16se">
+<w:styles xmlns:mc="http://schemas.openxmlformats.org/markup-compatibility/2006" xmlns:r="http://schemas.openxmlformats.org/officeDocument/2006/relationships" xmlns:w="http://schemas.openxmlformats.org/wordprocessingml/2006/main" xmlns:w14="http://schemas.microsoft.com/office/word/2010/wordml" xmlns:w15="http://schemas.microsoft.com/office/word/2012/wordml" xmlns:w16cex="http://schemas.microsoft.com/office/word/2018/wordml/cex" xmlns:w16cid="http://schemas.microsoft.com/office/word/2016/wordml/cid" xmlns:w16="http://schemas.microsoft.com/office/word/2018/wordml" xmlns:w16sdtdh="http://schemas.microsoft.com/office/word/2020/wordml/sdtdatahash" xmlns:w16se="http://schemas.microsoft.com/office/word/2015/wordml/symex" mc:Ignorable="w14 w15 w16se w16cid w16 w16cex w16sdtdh">
   <w:docDefaults>
     <w:rPrDefault>
       <w:rPr>
@@ -9512,7 +9821,7 @@
       </w:pPr>
     </w:pPrDefault>
   </w:docDefaults>
-  <w:latentStyles w:defLockedState="0" w:defUIPriority="99" w:defSemiHidden="0" w:defUnhideWhenUsed="0" w:defQFormat="0" w:count="371">
+  <w:latentStyles w:defLockedState="0" w:defUIPriority="99" w:defSemiHidden="0" w:defUnhideWhenUsed="0" w:defQFormat="0" w:count="376">
     <w:lsdException w:name="Normal" w:uiPriority="0" w:qFormat="1"/>
     <w:lsdException w:name="heading 1" w:uiPriority="9" w:qFormat="1"/>
     <w:lsdException w:name="heading 2" w:semiHidden="1" w:uiPriority="9" w:unhideWhenUsed="1" w:qFormat="1"/>
@@ -9618,7 +9927,6 @@
     <w:lsdException w:name="HTML Sample" w:semiHidden="1" w:unhideWhenUsed="1"/>
     <w:lsdException w:name="HTML Typewriter" w:semiHidden="1" w:unhideWhenUsed="1"/>
     <w:lsdException w:name="HTML Variable" w:semiHidden="1" w:unhideWhenUsed="1"/>
-    <w:lsdException w:name="Normal Table" w:semiHidden="1" w:unhideWhenUsed="1"/>
     <w:lsdException w:name="annotation subject" w:semiHidden="1" w:unhideWhenUsed="1"/>
     <w:lsdException w:name="No List" w:semiHidden="1" w:unhideWhenUsed="1"/>
     <w:lsdException w:name="Outline List 1" w:semiHidden="1" w:unhideWhenUsed="1"/>
@@ -9661,11 +9969,8 @@
     <w:lsdException w:name="Table Contemporary" w:semiHidden="1" w:unhideWhenUsed="1"/>
     <w:lsdException w:name="Table Elegant" w:semiHidden="1" w:unhideWhenUsed="1"/>
     <w:lsdException w:name="Table Professional" w:semiHidden="1" w:unhideWhenUsed="1"/>
-    <w:lsdException w:name="Table Subtle 1" w:semiHidden="1" w:unhideWhenUsed="1"/>
     <w:lsdException w:name="Table Subtle 2" w:semiHidden="1" w:unhideWhenUsed="1"/>
     <w:lsdException w:name="Table Web 1" w:semiHidden="1" w:unhideWhenUsed="1"/>
-    <w:lsdException w:name="Table Web 2" w:semiHidden="1" w:unhideWhenUsed="1"/>
-    <w:lsdException w:name="Table Web 3" w:semiHidden="1" w:unhideWhenUsed="1"/>
     <w:lsdException w:name="Balloon Text" w:semiHidden="1" w:unhideWhenUsed="1"/>
     <w:lsdException w:name="Table Grid" w:uiPriority="39"/>
     <w:lsdException w:name="Table Theme" w:semiHidden="1" w:unhideWhenUsed="1"/>
@@ -9884,6 +10189,11 @@
     <w:lsdException w:name="List Table 5 Dark Accent 6" w:uiPriority="50"/>
     <w:lsdException w:name="List Table 6 Colorful Accent 6" w:uiPriority="51"/>
     <w:lsdException w:name="List Table 7 Colorful Accent 6" w:uiPriority="52"/>
+    <w:lsdException w:name="Mention" w:semiHidden="1" w:unhideWhenUsed="1"/>
+    <w:lsdException w:name="Smart Hyperlink" w:semiHidden="1" w:unhideWhenUsed="1"/>
+    <w:lsdException w:name="Hashtag" w:semiHidden="1" w:unhideWhenUsed="1"/>
+    <w:lsdException w:name="Unresolved Mention" w:semiHidden="1" w:unhideWhenUsed="1"/>
+    <w:lsdException w:name="Smart Link" w:semiHidden="1" w:unhideWhenUsed="1"/>
   </w:latentStyles>
   <w:style w:type="paragraph" w:default="1" w:styleId="a">
     <w:name w:val="Normal"/>

--- a/Отчет/Проектирование игры/Проектирование игры.docx
+++ b/Отчет/Проектирование игры/Проектирование игры.docx
@@ -1,6 +1,6 @@
 
 <file path=word/document.xml><?xml version="1.0" encoding="utf-8"?>
-<w:document xmlns:wpc="http://schemas.microsoft.com/office/word/2010/wordprocessingCanvas" xmlns:cx="http://schemas.microsoft.com/office/drawing/2014/chartex" xmlns:cx1="http://schemas.microsoft.com/office/drawing/2015/9/8/chartex" xmlns:cx2="http://schemas.microsoft.com/office/drawing/2015/10/21/chartex" xmlns:cx3="http://schemas.microsoft.com/office/drawing/2016/5/9/chartex" xmlns:cx4="http://schemas.microsoft.com/office/drawing/2016/5/10/chartex" xmlns:cx5="http://schemas.microsoft.com/office/drawing/2016/5/11/chartex" xmlns:cx6="http://schemas.microsoft.com/office/drawing/2016/5/12/chartex" xmlns:cx7="http://schemas.microsoft.com/office/drawing/2016/5/13/chartex" xmlns:cx8="http://schemas.microsoft.com/office/drawing/2016/5/14/chartex" xmlns:mc="http://schemas.openxmlformats.org/markup-compatibility/2006" xmlns:aink="http://schemas.microsoft.com/office/drawing/2016/ink" xmlns:am3d="http://schemas.microsoft.com/office/drawing/2017/model3d" xmlns:o="urn:schemas-microsoft-com:office:office" xmlns:r="http://schemas.openxmlformats.org/officeDocument/2006/relationships" xmlns:m="http://schemas.openxmlformats.org/officeDocument/2006/math" xmlns:v="urn:schemas-microsoft-com:vml" xmlns:wp14="http://schemas.microsoft.com/office/word/2010/wordprocessingDrawing" xmlns:wp="http://schemas.openxmlformats.org/drawingml/2006/wordprocessingDrawing" xmlns:w10="urn:schemas-microsoft-com:office:word" xmlns:w="http://schemas.openxmlformats.org/wordprocessingml/2006/main" xmlns:w14="http://schemas.microsoft.com/office/word/2010/wordml" xmlns:w15="http://schemas.microsoft.com/office/word/2012/wordml" xmlns:w16cex="http://schemas.microsoft.com/office/word/2018/wordml/cex" xmlns:w16cid="http://schemas.microsoft.com/office/word/2016/wordml/cid" xmlns:w16="http://schemas.microsoft.com/office/word/2018/wordml" xmlns:w16sdtdh="http://schemas.microsoft.com/office/word/2020/wordml/sdtdatahash" xmlns:w16se="http://schemas.microsoft.com/office/word/2015/wordml/symex" xmlns:wpg="http://schemas.microsoft.com/office/word/2010/wordprocessingGroup" xmlns:wpi="http://schemas.microsoft.com/office/word/2010/wordprocessingInk" xmlns:wne="http://schemas.microsoft.com/office/word/2006/wordml" xmlns:wps="http://schemas.microsoft.com/office/word/2010/wordprocessingShape" mc:Ignorable="w14 w15 w16se w16cid w16 w16cex w16sdtdh wp14">
+<w:document xmlns:wpc="http://schemas.microsoft.com/office/word/2010/wordprocessingCanvas" xmlns:cx="http://schemas.microsoft.com/office/drawing/2014/chartex" xmlns:cx1="http://schemas.microsoft.com/office/drawing/2015/9/8/chartex" xmlns:mc="http://schemas.openxmlformats.org/markup-compatibility/2006" xmlns:o="urn:schemas-microsoft-com:office:office" xmlns:r="http://schemas.openxmlformats.org/officeDocument/2006/relationships" xmlns:m="http://schemas.openxmlformats.org/officeDocument/2006/math" xmlns:v="urn:schemas-microsoft-com:vml" xmlns:wp14="http://schemas.microsoft.com/office/word/2010/wordprocessingDrawing" xmlns:wp="http://schemas.openxmlformats.org/drawingml/2006/wordprocessingDrawing" xmlns:w10="urn:schemas-microsoft-com:office:word" xmlns:w="http://schemas.openxmlformats.org/wordprocessingml/2006/main" xmlns:w14="http://schemas.microsoft.com/office/word/2010/wordml" xmlns:w15="http://schemas.microsoft.com/office/word/2012/wordml" xmlns:w16se="http://schemas.microsoft.com/office/word/2015/wordml/symex" xmlns:wpg="http://schemas.microsoft.com/office/word/2010/wordprocessingGroup" xmlns:wpi="http://schemas.microsoft.com/office/word/2010/wordprocessingInk" xmlns:wne="http://schemas.microsoft.com/office/word/2006/wordml" xmlns:wps="http://schemas.microsoft.com/office/word/2010/wordprocessingShape" mc:Ignorable="w14 w15 w16se wp14">
   <w:body>
     <w:sdt>
       <w:sdtPr>
@@ -960,32 +960,35 @@
             </w:sectPr>
           </w:pPr>
         </w:p>
-        <w:bookmarkStart w:id="0" w:name="_Toc192086083" w:displacedByCustomXml="next"/>
+        <w:bookmarkStart w:id="0" w:name="_Toc193291780" w:displacedByCustomXml="next"/>
+        <w:bookmarkStart w:id="1" w:name="_Toc191480671" w:displacedByCustomXml="next"/>
         <w:sdt>
           <w:sdtPr>
-            <w:rPr>
-              <w:rFonts w:asciiTheme="minorHAnsi" w:eastAsiaTheme="minorHAnsi" w:hAnsiTheme="minorHAnsi" w:cstheme="minorBidi"/>
-              <w:b w:val="0"/>
-              <w:bCs w:val="0"/>
-              <w:sz w:val="22"/>
-              <w:szCs w:val="22"/>
-            </w:rPr>
-            <w:id w:val="1363709435"/>
+            <w:id w:val="302353070"/>
             <w:docPartObj>
               <w:docPartGallery w:val="Table of Contents"/>
               <w:docPartUnique/>
             </w:docPartObj>
           </w:sdtPr>
-          <w:sdtEndPr/>
+          <w:sdtEndPr>
+            <w:rPr>
+              <w:rFonts w:asciiTheme="minorHAnsi" w:eastAsiaTheme="minorHAnsi" w:hAnsiTheme="minorHAnsi" w:cstheme="minorBidi"/>
+              <w:bCs/>
+              <w:sz w:val="22"/>
+              <w:szCs w:val="22"/>
+              <w:lang w:eastAsia="en-US"/>
+            </w:rPr>
+          </w:sdtEndPr>
           <w:sdtContent>
             <w:p>
               <w:pPr>
-                <w:pStyle w:val="af1"/>
+                <w:pStyle w:val="af"/>
+                <w:ind w:firstLine="0"/>
+                <w:jc w:val="center"/>
               </w:pPr>
               <w:r>
                 <w:t>Оглавление</w:t>
               </w:r>
-              <w:bookmarkEnd w:id="0"/>
             </w:p>
             <w:p>
               <w:pPr>
@@ -1004,18 +1007,18 @@
                 <w:fldChar w:fldCharType="begin"/>
               </w:r>
               <w:r>
-                <w:instrText xml:space="preserve"> TOC \o "1-1" \f \h \z \t "Заголовок 2;2;Заголовок 3;3;Гост Заголовок 2;3" </w:instrText>
+                <w:instrText xml:space="preserve"> TOC \o "1-3" \h \z \u </w:instrText>
               </w:r>
               <w:r>
                 <w:fldChar w:fldCharType="separate"/>
               </w:r>
-              <w:hyperlink w:anchor="_Toc192086083" w:history="1">
+              <w:hyperlink w:anchor="_Toc193294283" w:history="1">
                 <w:r>
                   <w:rPr>
                     <w:rStyle w:val="a4"/>
                     <w:noProof/>
                   </w:rPr>
-                  <w:t>Оглавление</w:t>
+                  <w:t>Цель работы</w:t>
                 </w:r>
                 <w:r>
                   <w:rPr>
@@ -1036,7 +1039,7 @@
                     <w:noProof/>
                     <w:webHidden/>
                   </w:rPr>
-                  <w:instrText xml:space="preserve"> PAGEREF _Toc192086083 \h </w:instrText>
+                  <w:instrText xml:space="preserve"> PAGEREF _Toc193294283 \h </w:instrText>
                 </w:r>
                 <w:r>
                   <w:rPr>
@@ -1056,7 +1059,7 @@
                     <w:noProof/>
                     <w:webHidden/>
                   </w:rPr>
-                  <w:t>2</w:t>
+                  <w:t>3</w:t>
                 </w:r>
                 <w:r>
                   <w:rPr>
@@ -1080,13 +1083,13 @@
                   <w:lang w:eastAsia="ru-RU"/>
                 </w:rPr>
               </w:pPr>
-              <w:hyperlink w:anchor="_Toc192086084" w:history="1">
+              <w:hyperlink w:anchor="_Toc193294284" w:history="1">
                 <w:r>
                   <w:rPr>
                     <w:rStyle w:val="a4"/>
                     <w:noProof/>
                   </w:rPr>
-                  <w:t>Цель работы</w:t>
+                  <w:t>Задание</w:t>
                 </w:r>
                 <w:r>
                   <w:rPr>
@@ -1107,7 +1110,7 @@
                     <w:noProof/>
                     <w:webHidden/>
                   </w:rPr>
-                  <w:instrText xml:space="preserve"> PAGEREF _Toc192086084 \h </w:instrText>
+                  <w:instrText xml:space="preserve"> PAGEREF _Toc193294284 \h </w:instrText>
                 </w:r>
                 <w:r>
                   <w:rPr>
@@ -1151,13 +1154,13 @@
                   <w:lang w:eastAsia="ru-RU"/>
                 </w:rPr>
               </w:pPr>
-              <w:hyperlink w:anchor="_Toc192086085" w:history="1">
+              <w:hyperlink w:anchor="_Toc193294285" w:history="1">
                 <w:r>
                   <w:rPr>
                     <w:rStyle w:val="a4"/>
                     <w:noProof/>
                   </w:rPr>
-                  <w:t>Задание</w:t>
+                  <w:t>Теоретическая часть</w:t>
                 </w:r>
                 <w:r>
                   <w:rPr>
@@ -1178,7 +1181,7 @@
                     <w:noProof/>
                     <w:webHidden/>
                   </w:rPr>
-                  <w:instrText xml:space="preserve"> PAGEREF _Toc192086085 \h </w:instrText>
+                  <w:instrText xml:space="preserve"> PAGEREF _Toc193294285 \h </w:instrText>
                 </w:r>
                 <w:r>
                   <w:rPr>
@@ -1222,13 +1225,13 @@
                   <w:lang w:eastAsia="ru-RU"/>
                 </w:rPr>
               </w:pPr>
-              <w:hyperlink w:anchor="_Toc192086086" w:history="1">
+              <w:hyperlink w:anchor="_Toc193294286" w:history="1">
                 <w:r>
                   <w:rPr>
                     <w:rStyle w:val="a4"/>
                     <w:noProof/>
                   </w:rPr>
-                  <w:t>Теоретическая часть</w:t>
+                  <w:t>Ход выполнения</w:t>
                 </w:r>
                 <w:r>
                   <w:rPr>
@@ -1249,7 +1252,7 @@
                     <w:noProof/>
                     <w:webHidden/>
                   </w:rPr>
-                  <w:instrText xml:space="preserve"> PAGEREF _Toc192086086 \h </w:instrText>
+                  <w:instrText xml:space="preserve"> PAGEREF _Toc193294286 \h </w:instrText>
                 </w:r>
                 <w:r>
                   <w:rPr>
@@ -1269,7 +1272,499 @@
                     <w:noProof/>
                     <w:webHidden/>
                   </w:rPr>
-                  <w:t>3</w:t>
+                  <w:t>6</w:t>
+                </w:r>
+                <w:r>
+                  <w:rPr>
+                    <w:noProof/>
+                    <w:webHidden/>
+                  </w:rPr>
+                  <w:fldChar w:fldCharType="end"/>
+                </w:r>
+              </w:hyperlink>
+            </w:p>
+            <w:p>
+              <w:pPr>
+                <w:pStyle w:val="21"/>
+                <w:rPr>
+                  <w:rFonts w:asciiTheme="minorHAnsi" w:eastAsiaTheme="minorEastAsia" w:hAnsiTheme="minorHAnsi"/>
+                  <w:noProof/>
+                  <w:sz w:val="22"/>
+                  <w:lang w:eastAsia="ru-RU"/>
+                </w:rPr>
+              </w:pPr>
+              <w:hyperlink w:anchor="_Toc193294287" w:history="1">
+                <w:r>
+                  <w:rPr>
+                    <w:rStyle w:val="a4"/>
+                    <w:noProof/>
+                  </w:rPr>
+                  <w:t>Жанр и концепция</w:t>
+                </w:r>
+                <w:r>
+                  <w:rPr>
+                    <w:noProof/>
+                    <w:webHidden/>
+                  </w:rPr>
+                  <w:tab/>
+                </w:r>
+                <w:r>
+                  <w:rPr>
+                    <w:noProof/>
+                    <w:webHidden/>
+                  </w:rPr>
+                  <w:fldChar w:fldCharType="begin"/>
+                </w:r>
+                <w:r>
+                  <w:rPr>
+                    <w:noProof/>
+                    <w:webHidden/>
+                  </w:rPr>
+                  <w:instrText xml:space="preserve"> PAGEREF _Toc193294287 \h </w:instrText>
+                </w:r>
+                <w:r>
+                  <w:rPr>
+                    <w:noProof/>
+                    <w:webHidden/>
+                  </w:rPr>
+                </w:r>
+                <w:r>
+                  <w:rPr>
+                    <w:noProof/>
+                    <w:webHidden/>
+                  </w:rPr>
+                  <w:fldChar w:fldCharType="separate"/>
+                </w:r>
+                <w:r>
+                  <w:rPr>
+                    <w:noProof/>
+                    <w:webHidden/>
+                  </w:rPr>
+                  <w:t>6</w:t>
+                </w:r>
+                <w:r>
+                  <w:rPr>
+                    <w:noProof/>
+                    <w:webHidden/>
+                  </w:rPr>
+                  <w:fldChar w:fldCharType="end"/>
+                </w:r>
+              </w:hyperlink>
+            </w:p>
+            <w:p>
+              <w:pPr>
+                <w:pStyle w:val="21"/>
+                <w:rPr>
+                  <w:rFonts w:asciiTheme="minorHAnsi" w:eastAsiaTheme="minorEastAsia" w:hAnsiTheme="minorHAnsi"/>
+                  <w:noProof/>
+                  <w:sz w:val="22"/>
+                  <w:lang w:eastAsia="ru-RU"/>
+                </w:rPr>
+              </w:pPr>
+              <w:hyperlink w:anchor="_Toc193294288" w:history="1">
+                <w:r>
+                  <w:rPr>
+                    <w:rStyle w:val="a4"/>
+                    <w:noProof/>
+                  </w:rPr>
+                  <w:t>Цель игры</w:t>
+                </w:r>
+                <w:r>
+                  <w:rPr>
+                    <w:noProof/>
+                    <w:webHidden/>
+                  </w:rPr>
+                  <w:tab/>
+                </w:r>
+                <w:r>
+                  <w:rPr>
+                    <w:noProof/>
+                    <w:webHidden/>
+                  </w:rPr>
+                  <w:fldChar w:fldCharType="begin"/>
+                </w:r>
+                <w:r>
+                  <w:rPr>
+                    <w:noProof/>
+                    <w:webHidden/>
+                  </w:rPr>
+                  <w:instrText xml:space="preserve"> PAGEREF _Toc193294288 \h </w:instrText>
+                </w:r>
+                <w:r>
+                  <w:rPr>
+                    <w:noProof/>
+                    <w:webHidden/>
+                  </w:rPr>
+                </w:r>
+                <w:r>
+                  <w:rPr>
+                    <w:noProof/>
+                    <w:webHidden/>
+                  </w:rPr>
+                  <w:fldChar w:fldCharType="separate"/>
+                </w:r>
+                <w:r>
+                  <w:rPr>
+                    <w:noProof/>
+                    <w:webHidden/>
+                  </w:rPr>
+                  <w:t>6</w:t>
+                </w:r>
+                <w:r>
+                  <w:rPr>
+                    <w:noProof/>
+                    <w:webHidden/>
+                  </w:rPr>
+                  <w:fldChar w:fldCharType="end"/>
+                </w:r>
+              </w:hyperlink>
+            </w:p>
+            <w:p>
+              <w:pPr>
+                <w:pStyle w:val="21"/>
+                <w:rPr>
+                  <w:rFonts w:asciiTheme="minorHAnsi" w:eastAsiaTheme="minorEastAsia" w:hAnsiTheme="minorHAnsi"/>
+                  <w:noProof/>
+                  <w:sz w:val="22"/>
+                  <w:lang w:eastAsia="ru-RU"/>
+                </w:rPr>
+              </w:pPr>
+              <w:hyperlink w:anchor="_Toc193294289" w:history="1">
+                <w:r>
+                  <w:rPr>
+                    <w:rStyle w:val="a4"/>
+                    <w:noProof/>
+                  </w:rPr>
+                  <w:t>Анализ референсов</w:t>
+                </w:r>
+                <w:r>
+                  <w:rPr>
+                    <w:noProof/>
+                    <w:webHidden/>
+                  </w:rPr>
+                  <w:tab/>
+                </w:r>
+                <w:r>
+                  <w:rPr>
+                    <w:noProof/>
+                    <w:webHidden/>
+                  </w:rPr>
+                  <w:fldChar w:fldCharType="begin"/>
+                </w:r>
+                <w:r>
+                  <w:rPr>
+                    <w:noProof/>
+                    <w:webHidden/>
+                  </w:rPr>
+                  <w:instrText xml:space="preserve"> PAGEREF _Toc193294289 \h </w:instrText>
+                </w:r>
+                <w:r>
+                  <w:rPr>
+                    <w:noProof/>
+                    <w:webHidden/>
+                  </w:rPr>
+                </w:r>
+                <w:r>
+                  <w:rPr>
+                    <w:noProof/>
+                    <w:webHidden/>
+                  </w:rPr>
+                  <w:fldChar w:fldCharType="separate"/>
+                </w:r>
+                <w:r>
+                  <w:rPr>
+                    <w:noProof/>
+                    <w:webHidden/>
+                  </w:rPr>
+                  <w:t>6</w:t>
+                </w:r>
+                <w:r>
+                  <w:rPr>
+                    <w:noProof/>
+                    <w:webHidden/>
+                  </w:rPr>
+                  <w:fldChar w:fldCharType="end"/>
+                </w:r>
+              </w:hyperlink>
+            </w:p>
+            <w:p>
+              <w:pPr>
+                <w:pStyle w:val="21"/>
+                <w:rPr>
+                  <w:rFonts w:asciiTheme="minorHAnsi" w:eastAsiaTheme="minorEastAsia" w:hAnsiTheme="minorHAnsi"/>
+                  <w:noProof/>
+                  <w:sz w:val="22"/>
+                  <w:lang w:eastAsia="ru-RU"/>
+                </w:rPr>
+              </w:pPr>
+              <w:hyperlink w:anchor="_Toc193294290" w:history="1">
+                <w:r>
+                  <w:rPr>
+                    <w:rStyle w:val="a4"/>
+                    <w:noProof/>
+                  </w:rPr>
+                  <w:t>Правила игры</w:t>
+                </w:r>
+                <w:r>
+                  <w:rPr>
+                    <w:noProof/>
+                    <w:webHidden/>
+                  </w:rPr>
+                  <w:tab/>
+                </w:r>
+                <w:r>
+                  <w:rPr>
+                    <w:noProof/>
+                    <w:webHidden/>
+                  </w:rPr>
+                  <w:fldChar w:fldCharType="begin"/>
+                </w:r>
+                <w:r>
+                  <w:rPr>
+                    <w:noProof/>
+                    <w:webHidden/>
+                  </w:rPr>
+                  <w:instrText xml:space="preserve"> PAGEREF _Toc193294290 \h </w:instrText>
+                </w:r>
+                <w:r>
+                  <w:rPr>
+                    <w:noProof/>
+                    <w:webHidden/>
+                  </w:rPr>
+                </w:r>
+                <w:r>
+                  <w:rPr>
+                    <w:noProof/>
+                    <w:webHidden/>
+                  </w:rPr>
+                  <w:fldChar w:fldCharType="separate"/>
+                </w:r>
+                <w:r>
+                  <w:rPr>
+                    <w:noProof/>
+                    <w:webHidden/>
+                  </w:rPr>
+                  <w:t>9</w:t>
+                </w:r>
+                <w:r>
+                  <w:rPr>
+                    <w:noProof/>
+                    <w:webHidden/>
+                  </w:rPr>
+                  <w:fldChar w:fldCharType="end"/>
+                </w:r>
+              </w:hyperlink>
+            </w:p>
+            <w:p>
+              <w:pPr>
+                <w:pStyle w:val="21"/>
+                <w:rPr>
+                  <w:rFonts w:asciiTheme="minorHAnsi" w:eastAsiaTheme="minorEastAsia" w:hAnsiTheme="minorHAnsi"/>
+                  <w:noProof/>
+                  <w:sz w:val="22"/>
+                  <w:lang w:eastAsia="ru-RU"/>
+                </w:rPr>
+              </w:pPr>
+              <w:hyperlink w:anchor="_Toc193294291" w:history="1">
+                <w:r>
+                  <w:rPr>
+                    <w:rStyle w:val="a4"/>
+                    <w:noProof/>
+                  </w:rPr>
+                  <w:t>Мотивация</w:t>
+                </w:r>
+                <w:r>
+                  <w:rPr>
+                    <w:rStyle w:val="a4"/>
+                    <w:noProof/>
+                    <w:spacing w:val="-9"/>
+                  </w:rPr>
+                  <w:t xml:space="preserve"> </w:t>
+                </w:r>
+                <w:r>
+                  <w:rPr>
+                    <w:rStyle w:val="a4"/>
+                    <w:noProof/>
+                    <w:spacing w:val="-2"/>
+                  </w:rPr>
+                  <w:t>игрока</w:t>
+                </w:r>
+                <w:r>
+                  <w:rPr>
+                    <w:noProof/>
+                    <w:webHidden/>
+                  </w:rPr>
+                  <w:tab/>
+                </w:r>
+                <w:r>
+                  <w:rPr>
+                    <w:noProof/>
+                    <w:webHidden/>
+                  </w:rPr>
+                  <w:fldChar w:fldCharType="begin"/>
+                </w:r>
+                <w:r>
+                  <w:rPr>
+                    <w:noProof/>
+                    <w:webHidden/>
+                  </w:rPr>
+                  <w:instrText xml:space="preserve"> PAGEREF _Toc193294291 \h </w:instrText>
+                </w:r>
+                <w:r>
+                  <w:rPr>
+                    <w:noProof/>
+                    <w:webHidden/>
+                  </w:rPr>
+                </w:r>
+                <w:r>
+                  <w:rPr>
+                    <w:noProof/>
+                    <w:webHidden/>
+                  </w:rPr>
+                  <w:fldChar w:fldCharType="separate"/>
+                </w:r>
+                <w:r>
+                  <w:rPr>
+                    <w:noProof/>
+                    <w:webHidden/>
+                  </w:rPr>
+                  <w:t>9</w:t>
+                </w:r>
+                <w:r>
+                  <w:rPr>
+                    <w:noProof/>
+                    <w:webHidden/>
+                  </w:rPr>
+                  <w:fldChar w:fldCharType="end"/>
+                </w:r>
+              </w:hyperlink>
+            </w:p>
+            <w:p>
+              <w:pPr>
+                <w:pStyle w:val="21"/>
+                <w:rPr>
+                  <w:rFonts w:asciiTheme="minorHAnsi" w:eastAsiaTheme="minorEastAsia" w:hAnsiTheme="minorHAnsi"/>
+                  <w:noProof/>
+                  <w:sz w:val="22"/>
+                  <w:lang w:eastAsia="ru-RU"/>
+                </w:rPr>
+              </w:pPr>
+              <w:hyperlink w:anchor="_Toc193294292" w:history="1">
+                <w:r>
+                  <w:rPr>
+                    <w:rStyle w:val="a4"/>
+                    <w:noProof/>
+                  </w:rPr>
+                  <w:t>Игровой цикл</w:t>
+                </w:r>
+                <w:r>
+                  <w:rPr>
+                    <w:noProof/>
+                    <w:webHidden/>
+                  </w:rPr>
+                  <w:tab/>
+                </w:r>
+                <w:r>
+                  <w:rPr>
+                    <w:noProof/>
+                    <w:webHidden/>
+                  </w:rPr>
+                  <w:fldChar w:fldCharType="begin"/>
+                </w:r>
+                <w:r>
+                  <w:rPr>
+                    <w:noProof/>
+                    <w:webHidden/>
+                  </w:rPr>
+                  <w:instrText xml:space="preserve"> PAGEREF _Toc193294292 \h </w:instrText>
+                </w:r>
+                <w:r>
+                  <w:rPr>
+                    <w:noProof/>
+                    <w:webHidden/>
+                  </w:rPr>
+                </w:r>
+                <w:r>
+                  <w:rPr>
+                    <w:noProof/>
+                    <w:webHidden/>
+                  </w:rPr>
+                  <w:fldChar w:fldCharType="separate"/>
+                </w:r>
+                <w:r>
+                  <w:rPr>
+                    <w:noProof/>
+                    <w:webHidden/>
+                  </w:rPr>
+                  <w:t>10</w:t>
+                </w:r>
+                <w:r>
+                  <w:rPr>
+                    <w:noProof/>
+                    <w:webHidden/>
+                  </w:rPr>
+                  <w:fldChar w:fldCharType="end"/>
+                </w:r>
+              </w:hyperlink>
+            </w:p>
+            <w:p>
+              <w:pPr>
+                <w:pStyle w:val="21"/>
+                <w:rPr>
+                  <w:rFonts w:asciiTheme="minorHAnsi" w:eastAsiaTheme="minorEastAsia" w:hAnsiTheme="minorHAnsi"/>
+                  <w:noProof/>
+                  <w:sz w:val="22"/>
+                  <w:lang w:eastAsia="ru-RU"/>
+                </w:rPr>
+              </w:pPr>
+              <w:hyperlink w:anchor="_Toc193294293" w:history="1">
+                <w:r>
+                  <w:rPr>
+                    <w:rStyle w:val="a4"/>
+                    <w:noProof/>
+                  </w:rPr>
+                  <w:t>Выводы</w:t>
+                </w:r>
+                <w:r>
+                  <w:rPr>
+                    <w:noProof/>
+                    <w:webHidden/>
+                  </w:rPr>
+                  <w:tab/>
+                </w:r>
+                <w:r>
+                  <w:rPr>
+                    <w:noProof/>
+                    <w:webHidden/>
+                  </w:rPr>
+                  <w:fldChar w:fldCharType="begin"/>
+                </w:r>
+                <w:r>
+                  <w:rPr>
+                    <w:noProof/>
+                    <w:webHidden/>
+                  </w:rPr>
+                  <w:instrText xml:space="preserve"> PAGEREF _Toc193294293 \h </w:instrText>
+                </w:r>
+                <w:r>
+                  <w:rPr>
+                    <w:noProof/>
+                    <w:webHidden/>
+                  </w:rPr>
+                </w:r>
+                <w:r>
+                  <w:rPr>
+                    <w:noProof/>
+                    <w:webHidden/>
+                  </w:rPr>
+                  <w:fldChar w:fldCharType="separate"/>
+                </w:r>
+                <w:r>
+                  <w:rPr>
+                    <w:noProof/>
+                    <w:webHidden/>
+                  </w:rPr>
+                  <w:t>12</w:t>
                 </w:r>
                 <w:r>
                   <w:rPr>
@@ -1293,13 +1788,13 @@
                   <w:lang w:eastAsia="ru-RU"/>
                 </w:rPr>
               </w:pPr>
-              <w:hyperlink w:anchor="_Toc192086087" w:history="1">
+              <w:hyperlink w:anchor="_Toc193294294" w:history="1">
                 <w:r>
                   <w:rPr>
                     <w:rStyle w:val="a4"/>
                     <w:noProof/>
                   </w:rPr>
-                  <w:t>Ход выполнения</w:t>
+                  <w:t>Список источников</w:t>
                 </w:r>
                 <w:r>
                   <w:rPr>
@@ -1320,7 +1815,7 @@
                     <w:noProof/>
                     <w:webHidden/>
                   </w:rPr>
-                  <w:instrText xml:space="preserve"> PAGEREF _Toc192086087 \h </w:instrText>
+                  <w:instrText xml:space="preserve"> PAGEREF _Toc193294294 \h </w:instrText>
                 </w:r>
                 <w:r>
                   <w:rPr>
@@ -1340,7 +1835,7 @@
                     <w:noProof/>
                     <w:webHidden/>
                   </w:rPr>
-                  <w:t>6</w:t>
+                  <w:t>13</w:t>
                 </w:r>
                 <w:r>
                   <w:rPr>
@@ -1352,606 +1847,27 @@
               </w:hyperlink>
             </w:p>
             <w:p>
-              <w:pPr>
-                <w:pStyle w:val="31"/>
+              <w:r>
                 <w:rPr>
-                  <w:rFonts w:asciiTheme="minorHAnsi" w:eastAsiaTheme="minorEastAsia" w:hAnsiTheme="minorHAnsi" w:cstheme="minorBidi"/>
-                  <w:noProof/>
-                  <w:sz w:val="22"/>
-                  <w:szCs w:val="22"/>
-                  <w:lang w:eastAsia="ru-RU"/>
+                  <w:rFonts w:ascii="Times New Roman" w:hAnsi="Times New Roman"/>
+                  <w:sz w:val="28"/>
                 </w:rPr>
-              </w:pPr>
-              <w:hyperlink w:anchor="_Toc192086088" w:history="1">
-                <w:r>
-                  <w:rPr>
-                    <w:rStyle w:val="a4"/>
-                    <w:noProof/>
-                  </w:rPr>
-                  <w:t>Жанр и концепция</w:t>
-                </w:r>
-                <w:r>
-                  <w:rPr>
-                    <w:noProof/>
-                    <w:webHidden/>
-                  </w:rPr>
-                  <w:tab/>
-                </w:r>
-                <w:r>
-                  <w:rPr>
-                    <w:noProof/>
-                    <w:webHidden/>
-                  </w:rPr>
-                  <w:fldChar w:fldCharType="begin"/>
-                </w:r>
-                <w:r>
-                  <w:rPr>
-                    <w:noProof/>
-                    <w:webHidden/>
-                  </w:rPr>
-                  <w:instrText xml:space="preserve"> PAGEREF _Toc192086088 \h </w:instrText>
-                </w:r>
-                <w:r>
-                  <w:rPr>
-                    <w:noProof/>
-                    <w:webHidden/>
-                  </w:rPr>
-                </w:r>
-                <w:r>
-                  <w:rPr>
-                    <w:noProof/>
-                    <w:webHidden/>
-                  </w:rPr>
-                  <w:fldChar w:fldCharType="separate"/>
-                </w:r>
-                <w:r>
-                  <w:rPr>
-                    <w:noProof/>
-                    <w:webHidden/>
-                  </w:rPr>
-                  <w:t>6</w:t>
-                </w:r>
-                <w:r>
-                  <w:rPr>
-                    <w:noProof/>
-                    <w:webHidden/>
-                  </w:rPr>
-                  <w:fldChar w:fldCharType="end"/>
-                </w:r>
-              </w:hyperlink>
-            </w:p>
-            <w:p>
-              <w:pPr>
-                <w:pStyle w:val="31"/>
-                <w:rPr>
-                  <w:rFonts w:asciiTheme="minorHAnsi" w:eastAsiaTheme="minorEastAsia" w:hAnsiTheme="minorHAnsi" w:cstheme="minorBidi"/>
-                  <w:noProof/>
-                  <w:sz w:val="22"/>
-                  <w:szCs w:val="22"/>
-                  <w:lang w:eastAsia="ru-RU"/>
-                </w:rPr>
-              </w:pPr>
-              <w:hyperlink w:anchor="_Toc192086089" w:history="1">
-                <w:r>
-                  <w:rPr>
-                    <w:rStyle w:val="a4"/>
-                    <w:noProof/>
-                  </w:rPr>
-                  <w:t>Цель игры</w:t>
-                </w:r>
-                <w:r>
-                  <w:rPr>
-                    <w:noProof/>
-                    <w:webHidden/>
-                  </w:rPr>
-                  <w:tab/>
-                </w:r>
-                <w:r>
-                  <w:rPr>
-                    <w:noProof/>
-                    <w:webHidden/>
-                  </w:rPr>
-                  <w:fldChar w:fldCharType="begin"/>
-                </w:r>
-                <w:r>
-                  <w:rPr>
-                    <w:noProof/>
-                    <w:webHidden/>
-                  </w:rPr>
-                  <w:instrText xml:space="preserve"> PAGEREF _Toc192086089 \h </w:instrText>
-                </w:r>
-                <w:r>
-                  <w:rPr>
-                    <w:noProof/>
-                    <w:webHidden/>
-                  </w:rPr>
-                </w:r>
-                <w:r>
-                  <w:rPr>
-                    <w:noProof/>
-                    <w:webHidden/>
-                  </w:rPr>
-                  <w:fldChar w:fldCharType="separate"/>
-                </w:r>
-                <w:r>
-                  <w:rPr>
-                    <w:noProof/>
-                    <w:webHidden/>
-                  </w:rPr>
-                  <w:t>6</w:t>
-                </w:r>
-                <w:r>
-                  <w:rPr>
-                    <w:noProof/>
-                    <w:webHidden/>
-                  </w:rPr>
-                  <w:fldChar w:fldCharType="end"/>
-                </w:r>
-              </w:hyperlink>
-            </w:p>
-            <w:p>
-              <w:pPr>
-                <w:pStyle w:val="31"/>
-                <w:rPr>
-                  <w:rFonts w:asciiTheme="minorHAnsi" w:eastAsiaTheme="minorEastAsia" w:hAnsiTheme="minorHAnsi" w:cstheme="minorBidi"/>
-                  <w:noProof/>
-                  <w:sz w:val="22"/>
-                  <w:szCs w:val="22"/>
-                  <w:lang w:eastAsia="ru-RU"/>
-                </w:rPr>
-              </w:pPr>
-              <w:hyperlink w:anchor="_Toc192086090" w:history="1">
-                <w:r>
-                  <w:rPr>
-                    <w:rStyle w:val="a4"/>
-                    <w:noProof/>
-                  </w:rPr>
-                  <w:t>Анализ референсов</w:t>
-                </w:r>
-                <w:r>
-                  <w:rPr>
-                    <w:noProof/>
-                    <w:webHidden/>
-                  </w:rPr>
-                  <w:tab/>
-                </w:r>
-                <w:r>
-                  <w:rPr>
-                    <w:noProof/>
-                    <w:webHidden/>
-                  </w:rPr>
-                  <w:fldChar w:fldCharType="begin"/>
-                </w:r>
-                <w:r>
-                  <w:rPr>
-                    <w:noProof/>
-                    <w:webHidden/>
-                  </w:rPr>
-                  <w:instrText xml:space="preserve"> PAGEREF _Toc192086090 \h </w:instrText>
-                </w:r>
-                <w:r>
-                  <w:rPr>
-                    <w:noProof/>
-                    <w:webHidden/>
-                  </w:rPr>
-                </w:r>
-                <w:r>
-                  <w:rPr>
-                    <w:noProof/>
-                    <w:webHidden/>
-                  </w:rPr>
-                  <w:fldChar w:fldCharType="separate"/>
-                </w:r>
-                <w:r>
-                  <w:rPr>
-                    <w:noProof/>
-                    <w:webHidden/>
-                  </w:rPr>
-                  <w:t>6</w:t>
-                </w:r>
-                <w:r>
-                  <w:rPr>
-                    <w:noProof/>
-                    <w:webHidden/>
-                  </w:rPr>
-                  <w:fldChar w:fldCharType="end"/>
-                </w:r>
-              </w:hyperlink>
-            </w:p>
-            <w:p>
-              <w:pPr>
-                <w:pStyle w:val="31"/>
-                <w:rPr>
-                  <w:rFonts w:asciiTheme="minorHAnsi" w:eastAsiaTheme="minorEastAsia" w:hAnsiTheme="minorHAnsi" w:cstheme="minorBidi"/>
-                  <w:noProof/>
-                  <w:sz w:val="22"/>
-                  <w:szCs w:val="22"/>
-                  <w:lang w:eastAsia="ru-RU"/>
-                </w:rPr>
-              </w:pPr>
-              <w:hyperlink w:anchor="_Toc192086091" w:history="1">
-                <w:r>
-                  <w:rPr>
-                    <w:rStyle w:val="a4"/>
-                    <w:noProof/>
-                  </w:rPr>
-                  <w:t>Правила игры</w:t>
-                </w:r>
-                <w:r>
-                  <w:rPr>
-                    <w:noProof/>
-                    <w:webHidden/>
-                  </w:rPr>
-                  <w:tab/>
-                </w:r>
-                <w:r>
-                  <w:rPr>
-                    <w:noProof/>
-                    <w:webHidden/>
-                  </w:rPr>
-                  <w:fldChar w:fldCharType="begin"/>
-                </w:r>
-                <w:r>
-                  <w:rPr>
-                    <w:noProof/>
-                    <w:webHidden/>
-                  </w:rPr>
-                  <w:instrText xml:space="preserve"> PAGEREF _Toc192086091 \h </w:instrText>
-                </w:r>
-                <w:r>
-                  <w:rPr>
-                    <w:noProof/>
-                    <w:webHidden/>
-                  </w:rPr>
-                </w:r>
-                <w:r>
-                  <w:rPr>
-                    <w:noProof/>
-                    <w:webHidden/>
-                  </w:rPr>
-                  <w:fldChar w:fldCharType="separate"/>
-                </w:r>
-                <w:r>
-                  <w:rPr>
-                    <w:noProof/>
-                    <w:webHidden/>
-                  </w:rPr>
-                  <w:t>9</w:t>
-                </w:r>
-                <w:r>
-                  <w:rPr>
-                    <w:noProof/>
-                    <w:webHidden/>
-                  </w:rPr>
-                  <w:fldChar w:fldCharType="end"/>
-                </w:r>
-              </w:hyperlink>
-            </w:p>
-            <w:p>
-              <w:pPr>
-                <w:pStyle w:val="31"/>
-                <w:rPr>
-                  <w:rFonts w:asciiTheme="minorHAnsi" w:eastAsiaTheme="minorEastAsia" w:hAnsiTheme="minorHAnsi" w:cstheme="minorBidi"/>
-                  <w:noProof/>
-                  <w:sz w:val="22"/>
-                  <w:szCs w:val="22"/>
-                  <w:lang w:eastAsia="ru-RU"/>
-                </w:rPr>
-              </w:pPr>
-              <w:hyperlink w:anchor="_Toc192086092" w:history="1">
-                <w:r>
-                  <w:rPr>
-                    <w:rStyle w:val="a4"/>
-                    <w:noProof/>
-                  </w:rPr>
-                  <w:t>Мотивация</w:t>
-                </w:r>
-                <w:r>
-                  <w:rPr>
-                    <w:rStyle w:val="a4"/>
-                    <w:noProof/>
-                    <w:spacing w:val="-9"/>
-                  </w:rPr>
-                  <w:t xml:space="preserve"> </w:t>
-                </w:r>
-                <w:r>
-                  <w:rPr>
-                    <w:rStyle w:val="a4"/>
-                    <w:noProof/>
-                    <w:spacing w:val="-2"/>
-                  </w:rPr>
-                  <w:t>игрока</w:t>
-                </w:r>
-                <w:r>
-                  <w:rPr>
-                    <w:noProof/>
-                    <w:webHidden/>
-                  </w:rPr>
-                  <w:tab/>
-                </w:r>
-                <w:r>
-                  <w:rPr>
-                    <w:noProof/>
-                    <w:webHidden/>
-                  </w:rPr>
-                  <w:fldChar w:fldCharType="begin"/>
-                </w:r>
-                <w:r>
-                  <w:rPr>
-                    <w:noProof/>
-                    <w:webHidden/>
-                  </w:rPr>
-                  <w:instrText xml:space="preserve"> PAGEREF _Toc192086092 \h </w:instrText>
-                </w:r>
-                <w:r>
-                  <w:rPr>
-                    <w:noProof/>
-                    <w:webHidden/>
-                  </w:rPr>
-                </w:r>
-                <w:r>
-                  <w:rPr>
-                    <w:noProof/>
-                    <w:webHidden/>
-                  </w:rPr>
-                  <w:fldChar w:fldCharType="separate"/>
-                </w:r>
-                <w:r>
-                  <w:rPr>
-                    <w:noProof/>
-                    <w:webHidden/>
-                  </w:rPr>
-                  <w:t>9</w:t>
-                </w:r>
-                <w:r>
-                  <w:rPr>
-                    <w:noProof/>
-                    <w:webHidden/>
-                  </w:rPr>
-                  <w:fldChar w:fldCharType="end"/>
-                </w:r>
-              </w:hyperlink>
-            </w:p>
-            <w:p>
-              <w:pPr>
-                <w:pStyle w:val="31"/>
-                <w:rPr>
-                  <w:rFonts w:asciiTheme="minorHAnsi" w:eastAsiaTheme="minorEastAsia" w:hAnsiTheme="minorHAnsi" w:cstheme="minorBidi"/>
-                  <w:noProof/>
-                  <w:sz w:val="22"/>
-                  <w:szCs w:val="22"/>
-                  <w:lang w:eastAsia="ru-RU"/>
-                </w:rPr>
-              </w:pPr>
-              <w:hyperlink w:anchor="_Toc192086093" w:history="1">
-                <w:r>
-                  <w:rPr>
-                    <w:rStyle w:val="a4"/>
-                    <w:noProof/>
-                  </w:rPr>
-                  <w:t>Игровой цикл</w:t>
-                </w:r>
-                <w:r>
-                  <w:rPr>
-                    <w:noProof/>
-                    <w:webHidden/>
-                  </w:rPr>
-                  <w:tab/>
-                </w:r>
-                <w:r>
-                  <w:rPr>
-                    <w:noProof/>
-                    <w:webHidden/>
-                  </w:rPr>
-                  <w:fldChar w:fldCharType="begin"/>
-                </w:r>
-                <w:r>
-                  <w:rPr>
-                    <w:noProof/>
-                    <w:webHidden/>
-                  </w:rPr>
-                  <w:instrText xml:space="preserve"> PAGEREF _Toc192086093 \h </w:instrText>
-                </w:r>
-                <w:r>
-                  <w:rPr>
-                    <w:noProof/>
-                    <w:webHidden/>
-                  </w:rPr>
-                </w:r>
-                <w:r>
-                  <w:rPr>
-                    <w:noProof/>
-                    <w:webHidden/>
-                  </w:rPr>
-                  <w:fldChar w:fldCharType="separate"/>
-                </w:r>
-                <w:r>
-                  <w:rPr>
-                    <w:noProof/>
-                    <w:webHidden/>
-                  </w:rPr>
-                  <w:t>10</w:t>
-                </w:r>
-                <w:r>
-                  <w:rPr>
-                    <w:noProof/>
-                    <w:webHidden/>
-                  </w:rPr>
-                  <w:fldChar w:fldCharType="end"/>
-                </w:r>
-              </w:hyperlink>
-            </w:p>
-            <w:p>
-              <w:pPr>
-                <w:pStyle w:val="31"/>
-                <w:rPr>
-                  <w:rFonts w:asciiTheme="minorHAnsi" w:eastAsiaTheme="minorEastAsia" w:hAnsiTheme="minorHAnsi" w:cstheme="minorBidi"/>
-                  <w:noProof/>
-                  <w:sz w:val="22"/>
-                  <w:szCs w:val="22"/>
-                  <w:lang w:eastAsia="ru-RU"/>
-                </w:rPr>
-              </w:pPr>
-              <w:hyperlink w:anchor="_Toc192086094" w:history="1">
-                <w:r>
-                  <w:rPr>
-                    <w:rStyle w:val="a4"/>
-                    <w:noProof/>
-                  </w:rPr>
-                  <w:t>Выводы</w:t>
-                </w:r>
-                <w:r>
-                  <w:rPr>
-                    <w:noProof/>
-                    <w:webHidden/>
-                  </w:rPr>
-                  <w:tab/>
-                </w:r>
-                <w:r>
-                  <w:rPr>
-                    <w:noProof/>
-                    <w:webHidden/>
-                  </w:rPr>
-                  <w:fldChar w:fldCharType="begin"/>
-                </w:r>
-                <w:r>
-                  <w:rPr>
-                    <w:noProof/>
-                    <w:webHidden/>
-                  </w:rPr>
-                  <w:instrText xml:space="preserve"> PAGEREF _Toc192086094 \h </w:instrText>
-                </w:r>
-                <w:r>
-                  <w:rPr>
-                    <w:noProof/>
-                    <w:webHidden/>
-                  </w:rPr>
-                </w:r>
-                <w:r>
-                  <w:rPr>
-                    <w:noProof/>
-                    <w:webHidden/>
-                  </w:rPr>
-                  <w:fldChar w:fldCharType="separate"/>
-                </w:r>
-                <w:r>
-                  <w:rPr>
-                    <w:noProof/>
-                    <w:webHidden/>
-                  </w:rPr>
-                  <w:t>12</w:t>
-                </w:r>
-                <w:r>
-                  <w:rPr>
-                    <w:noProof/>
-                    <w:webHidden/>
-                  </w:rPr>
-                  <w:fldChar w:fldCharType="end"/>
-                </w:r>
-              </w:hyperlink>
-            </w:p>
-            <w:p>
-              <w:pPr>
-                <w:pStyle w:val="11"/>
-                <w:tabs>
-                  <w:tab w:val="right" w:leader="dot" w:pos="9345"/>
-                </w:tabs>
-                <w:rPr>
-                  <w:rFonts w:asciiTheme="minorHAnsi" w:eastAsiaTheme="minorEastAsia" w:hAnsiTheme="minorHAnsi"/>
-                  <w:noProof/>
-                  <w:sz w:val="22"/>
-                  <w:lang w:eastAsia="ru-RU"/>
-                </w:rPr>
-              </w:pPr>
-              <w:hyperlink w:anchor="_Toc192086095" w:history="1">
-                <w:r>
-                  <w:rPr>
-                    <w:rStyle w:val="a4"/>
-                    <w:noProof/>
-                  </w:rPr>
-                  <w:t>Список источников</w:t>
-                </w:r>
-                <w:r>
-                  <w:rPr>
-                    <w:noProof/>
-                    <w:webHidden/>
-                  </w:rPr>
-                  <w:tab/>
-                </w:r>
-                <w:r>
-                  <w:rPr>
-                    <w:noProof/>
-                    <w:webHidden/>
-                  </w:rPr>
-                  <w:fldChar w:fldCharType="begin"/>
-                </w:r>
-                <w:r>
-                  <w:rPr>
-                    <w:noProof/>
-                    <w:webHidden/>
-                  </w:rPr>
-                  <w:instrText xml:space="preserve"> PAGEREF _Toc192086095 \h </w:instrText>
-                </w:r>
-                <w:r>
-                  <w:rPr>
-                    <w:noProof/>
-                    <w:webHidden/>
-                  </w:rPr>
-                </w:r>
-                <w:r>
-                  <w:rPr>
-                    <w:noProof/>
-                    <w:webHidden/>
-                  </w:rPr>
-                  <w:fldChar w:fldCharType="separate"/>
-                </w:r>
-                <w:r>
-                  <w:rPr>
-                    <w:noProof/>
-                    <w:webHidden/>
-                  </w:rPr>
-                  <w:t>13</w:t>
-                </w:r>
-                <w:r>
-                  <w:rPr>
-                    <w:noProof/>
-                    <w:webHidden/>
-                  </w:rPr>
-                  <w:fldChar w:fldCharType="end"/>
-                </w:r>
-              </w:hyperlink>
-            </w:p>
-            <w:p>
-              <w:pPr>
-                <w:pStyle w:val="af"/>
-                <w:ind w:firstLine="0"/>
-              </w:pPr>
-              <w:r>
                 <w:fldChar w:fldCharType="end"/>
               </w:r>
-            </w:p>
-            <w:p>
-              <w:pPr>
-                <w:rPr>
-                  <w:b/>
-                  <w:bCs/>
-                </w:rPr>
-              </w:pPr>
             </w:p>
           </w:sdtContent>
         </w:sdt>
         <w:p>
           <w:pPr>
             <w:rPr>
+              <w:rFonts w:ascii="Times New Roman" w:eastAsiaTheme="majorEastAsia" w:hAnsi="Times New Roman" w:cstheme="majorBidi"/>
               <w:b/>
               <w:bCs/>
+              <w:sz w:val="28"/>
+              <w:szCs w:val="32"/>
             </w:rPr>
           </w:pPr>
           <w:r>
-            <w:rPr>
-              <w:b/>
-              <w:bCs/>
-            </w:rPr>
             <w:br w:type="page"/>
           </w:r>
         </w:p>
@@ -1959,13 +1875,13 @@
           <w:pPr>
             <w:pStyle w:val="af1"/>
           </w:pPr>
-          <w:bookmarkStart w:id="1" w:name="_Toc191480671"/>
-          <w:bookmarkStart w:id="2" w:name="_Toc192086084"/>
+          <w:bookmarkStart w:id="2" w:name="_Toc193294283"/>
           <w:r>
             <w:lastRenderedPageBreak/>
             <w:t>Цель работы</w:t>
           </w:r>
           <w:bookmarkEnd w:id="1"/>
+          <w:bookmarkEnd w:id="0"/>
           <w:bookmarkEnd w:id="2"/>
         </w:p>
         <w:p>
@@ -2019,12 +1935,14 @@
             <w:pStyle w:val="af1"/>
           </w:pPr>
           <w:bookmarkStart w:id="3" w:name="_Toc191480672"/>
-          <w:bookmarkStart w:id="4" w:name="_Toc192086085"/>
+          <w:bookmarkStart w:id="4" w:name="_Toc193291781"/>
+          <w:bookmarkStart w:id="5" w:name="_Toc193294284"/>
           <w:r>
             <w:t>Задание</w:t>
           </w:r>
           <w:bookmarkEnd w:id="3"/>
           <w:bookmarkEnd w:id="4"/>
+          <w:bookmarkEnd w:id="5"/>
         </w:p>
         <w:p>
           <w:pPr>
@@ -2186,16 +2104,18 @@
           <w:pPr>
             <w:pStyle w:val="af1"/>
           </w:pPr>
-          <w:bookmarkStart w:id="5" w:name="_Toc191480673"/>
-          <w:bookmarkStart w:id="6" w:name="_Toc192086086"/>
+          <w:bookmarkStart w:id="6" w:name="_Toc191480673"/>
+          <w:bookmarkStart w:id="7" w:name="_Toc193291782"/>
+          <w:bookmarkStart w:id="8" w:name="_Toc193294285"/>
           <w:r>
             <w:t>Теоретическая часть</w:t>
           </w:r>
         </w:p>
       </w:sdtContent>
     </w:sdt>
+    <w:bookmarkEnd w:id="8" w:displacedByCustomXml="prev"/>
+    <w:bookmarkEnd w:id="7" w:displacedByCustomXml="prev"/>
     <w:bookmarkEnd w:id="6" w:displacedByCustomXml="prev"/>
-    <w:bookmarkEnd w:id="5" w:displacedByCustomXml="prev"/>
     <w:p>
       <w:pPr>
         <w:pStyle w:val="af3"/>
@@ -2734,7 +2654,15 @@
       </w:r>
       <w:proofErr w:type="spellEnd"/>
       <w:r>
-        <w:t xml:space="preserve"> и шутер. Также важно определить, какие навыки и инструменты игроки будут использовать для</w:t>
+        <w:t xml:space="preserve"> и </w:t>
+      </w:r>
+      <w:proofErr w:type="spellStart"/>
+      <w:r>
+        <w:t>шутер</w:t>
+      </w:r>
+      <w:proofErr w:type="spellEnd"/>
+      <w:r>
+        <w:t>. Также важно определить, какие навыки и инструменты игроки будут использовать для</w:t>
       </w:r>
       <w:r>
         <w:rPr>
@@ -3250,7 +3178,23 @@
                                 <w:i/>
                                 <w:sz w:val="28"/>
                               </w:rPr>
-                              <w:t xml:space="preserve">«Геймплей — набор действий, которые игрок выполняет во время </w:t>
+                              <w:t>«</w:t>
+                            </w:r>
+                            <w:proofErr w:type="spellStart"/>
+                            <w:r>
+                              <w:rPr>
+                                <w:i/>
+                                <w:sz w:val="28"/>
+                              </w:rPr>
+                              <w:t>Геймплей</w:t>
+                            </w:r>
+                            <w:proofErr w:type="spellEnd"/>
+                            <w:r>
+                              <w:rPr>
+                                <w:i/>
+                                <w:sz w:val="28"/>
+                              </w:rPr>
+                              <w:t xml:space="preserve"> — набор действий, которые игрок выполняет во время </w:t>
                             </w:r>
                             <w:r>
                               <w:rPr>
@@ -3479,7 +3423,23 @@
                           <w:i/>
                           <w:sz w:val="28"/>
                         </w:rPr>
-                        <w:t xml:space="preserve">«Геймплей — набор действий, которые игрок выполняет во время </w:t>
+                        <w:t>«</w:t>
+                      </w:r>
+                      <w:proofErr w:type="spellStart"/>
+                      <w:r>
+                        <w:rPr>
+                          <w:i/>
+                          <w:sz w:val="28"/>
+                        </w:rPr>
+                        <w:t>Геймплей</w:t>
+                      </w:r>
+                      <w:proofErr w:type="spellEnd"/>
+                      <w:r>
+                        <w:rPr>
+                          <w:i/>
+                          <w:sz w:val="28"/>
+                        </w:rPr>
+                        <w:t xml:space="preserve"> — набор действий, которые игрок выполняет во время </w:t>
                       </w:r>
                       <w:r>
                         <w:rPr>
@@ -3713,7 +3673,15 @@
       </w:r>
       <w:proofErr w:type="spellEnd"/>
       <w:r>
-        <w:t xml:space="preserve"> или Photoshop) основных экранов: главное меню, HUD (жизни, броня, выбранное оружие, оставшееся время), экран загрузки и экран поражения. Интерфейс должен быть интуитивно понятным и соответствовать стилистике игры.</w:t>
+        <w:t xml:space="preserve"> или </w:t>
+      </w:r>
+      <w:proofErr w:type="spellStart"/>
+      <w:r>
+        <w:t>Photoshop</w:t>
+      </w:r>
+      <w:proofErr w:type="spellEnd"/>
+      <w:r>
+        <w:t>) основных экранов: главное меню, HUD (жизни, броня, выбранное оружие, оставшееся время), экран загрузки и экран поражения. Интерфейс должен быть интуитивно понятным и соответствовать стилистике игры.</w:t>
       </w:r>
     </w:p>
     <w:p>
@@ -3742,14 +3710,16 @@
       <w:pPr>
         <w:pStyle w:val="af1"/>
       </w:pPr>
-      <w:bookmarkStart w:id="7" w:name="_Toc191480674"/>
-      <w:bookmarkStart w:id="8" w:name="_Toc192086087"/>
+      <w:bookmarkStart w:id="9" w:name="_Toc191480674"/>
+      <w:bookmarkStart w:id="10" w:name="_Toc193291783"/>
+      <w:bookmarkStart w:id="11" w:name="_Toc193294286"/>
       <w:r>
         <w:lastRenderedPageBreak/>
         <w:t>Ход выполнения</w:t>
       </w:r>
-      <w:bookmarkEnd w:id="7"/>
-      <w:bookmarkEnd w:id="8"/>
+      <w:bookmarkEnd w:id="9"/>
+      <w:bookmarkEnd w:id="10"/>
+      <w:bookmarkEnd w:id="11"/>
     </w:p>
     <w:p>
       <w:pPr>
@@ -3777,13 +3747,15 @@
       <w:pPr>
         <w:pStyle w:val="22"/>
       </w:pPr>
-      <w:bookmarkStart w:id="9" w:name="_Toc191480675"/>
-      <w:bookmarkStart w:id="10" w:name="_Toc192086088"/>
+      <w:bookmarkStart w:id="12" w:name="_Toc191480675"/>
+      <w:bookmarkStart w:id="13" w:name="_Toc193291784"/>
+      <w:bookmarkStart w:id="14" w:name="_Toc193294287"/>
       <w:r>
         <w:t>Жанр и концепция</w:t>
       </w:r>
-      <w:bookmarkEnd w:id="9"/>
-      <w:bookmarkEnd w:id="10"/>
+      <w:bookmarkEnd w:id="12"/>
+      <w:bookmarkEnd w:id="13"/>
+      <w:bookmarkEnd w:id="14"/>
     </w:p>
     <w:p>
       <w:pPr>
@@ -4037,16 +4009,18 @@
           <w:rStyle w:val="h9rpj5gkjhrwbrml3kdi"/>
         </w:rPr>
       </w:pPr>
-      <w:bookmarkStart w:id="11" w:name="_Toc191480676"/>
-      <w:bookmarkStart w:id="12" w:name="_Toc192086089"/>
+      <w:bookmarkStart w:id="15" w:name="_Toc191480676"/>
+      <w:bookmarkStart w:id="16" w:name="_Toc193291785"/>
+      <w:bookmarkStart w:id="17" w:name="_Toc193294288"/>
       <w:r>
         <w:rPr>
           <w:rStyle w:val="h9rpj5gkjhrwbrml3kdi"/>
         </w:rPr>
         <w:t>Цель игры</w:t>
       </w:r>
-      <w:bookmarkEnd w:id="11"/>
-      <w:bookmarkEnd w:id="12"/>
+      <w:bookmarkEnd w:id="15"/>
+      <w:bookmarkEnd w:id="16"/>
+      <w:bookmarkEnd w:id="17"/>
     </w:p>
     <w:p>
       <w:pPr>
@@ -4069,14 +4043,16 @@
           <w:rStyle w:val="h9rpj5gkjhrwbrml3kdi"/>
         </w:rPr>
       </w:pPr>
-      <w:bookmarkStart w:id="13" w:name="_Toc192086090"/>
+      <w:bookmarkStart w:id="18" w:name="_Toc193291786"/>
+      <w:bookmarkStart w:id="19" w:name="_Toc193294289"/>
       <w:r>
         <w:rPr>
           <w:rStyle w:val="h9rpj5gkjhrwbrml3kdi"/>
         </w:rPr>
         <w:t>Анализ референсов</w:t>
       </w:r>
-      <w:bookmarkEnd w:id="13"/>
+      <w:bookmarkEnd w:id="18"/>
+      <w:bookmarkEnd w:id="19"/>
     </w:p>
     <w:p>
       <w:pPr>
@@ -4250,6 +4226,28 @@
       <w:r>
         <w:t>1</w:t>
       </w:r>
+      <w:r>
+        <w:t xml:space="preserve">. Отрывок из </w:t>
+      </w:r>
+      <w:proofErr w:type="gramStart"/>
+      <w:r>
+        <w:t>видео-канала</w:t>
+      </w:r>
+      <w:proofErr w:type="gramEnd"/>
+      <w:r>
+        <w:t xml:space="preserve"> «</w:t>
+      </w:r>
+      <w:proofErr w:type="spellStart"/>
+      <w:r>
+        <w:t>Магнитошахтинская</w:t>
+      </w:r>
+      <w:proofErr w:type="spellEnd"/>
+      <w:r>
+        <w:t xml:space="preserve"> область</w:t>
+      </w:r>
+      <w:r>
+        <w:t>»</w:t>
+      </w:r>
     </w:p>
     <w:p>
       <w:pPr>
@@ -5336,14 +5334,16 @@
           <w:rStyle w:val="h9rpj5gkjhrwbrml3kdi"/>
         </w:rPr>
       </w:pPr>
-      <w:bookmarkStart w:id="14" w:name="_Toc192086091"/>
+      <w:bookmarkStart w:id="20" w:name="_Toc193291787"/>
+      <w:bookmarkStart w:id="21" w:name="_Toc193294290"/>
       <w:r>
         <w:rPr>
           <w:rStyle w:val="h9rpj5gkjhrwbrml3kdi"/>
         </w:rPr>
         <w:t>Правила игры</w:t>
       </w:r>
-      <w:bookmarkEnd w:id="14"/>
+      <w:bookmarkEnd w:id="20"/>
+      <w:bookmarkEnd w:id="21"/>
     </w:p>
     <w:p>
       <w:pPr>
@@ -5715,7 +5715,8 @@
           <w:rStyle w:val="h9rpj5gkjhrwbrml3kdi"/>
         </w:rPr>
       </w:pPr>
-      <w:bookmarkStart w:id="15" w:name="_Toc192086092"/>
+      <w:bookmarkStart w:id="22" w:name="_Toc193291788"/>
+      <w:bookmarkStart w:id="23" w:name="_Toc193294291"/>
       <w:r>
         <w:t>Мотивация</w:t>
       </w:r>
@@ -5731,7 +5732,8 @@
         </w:rPr>
         <w:t>игрока</w:t>
       </w:r>
-      <w:bookmarkEnd w:id="15"/>
+      <w:bookmarkEnd w:id="22"/>
+      <w:bookmarkEnd w:id="23"/>
     </w:p>
     <w:p>
       <w:pPr>
@@ -5774,7 +5776,21 @@
         <w:rPr>
           <w:rStyle w:val="h9rpj5gkjhrwbrml3kdi"/>
         </w:rPr>
-        <w:t xml:space="preserve"> собирательными предметами, которые могут оказаться нарративным элементом, секретной </w:t>
+        <w:t xml:space="preserve"> собирательными предметами, которые могут оказаться </w:t>
+      </w:r>
+      <w:proofErr w:type="spellStart"/>
+      <w:r>
+        <w:rPr>
+          <w:rStyle w:val="h9rpj5gkjhrwbrml3kdi"/>
+        </w:rPr>
+        <w:t>нарративным</w:t>
+      </w:r>
+      <w:proofErr w:type="spellEnd"/>
+      <w:r>
+        <w:rPr>
+          <w:rStyle w:val="h9rpj5gkjhrwbrml3kdi"/>
+        </w:rPr>
+        <w:t xml:space="preserve"> элементом, секретной </w:t>
       </w:r>
       <w:proofErr w:type="spellStart"/>
       <w:r>
@@ -5901,14 +5917,16 @@
           <w:rStyle w:val="h9rpj5gkjhrwbrml3kdi"/>
         </w:rPr>
       </w:pPr>
-      <w:bookmarkStart w:id="16" w:name="_Toc192086093"/>
+      <w:bookmarkStart w:id="24" w:name="_Toc193291789"/>
+      <w:bookmarkStart w:id="25" w:name="_Toc193294292"/>
       <w:r>
         <w:rPr>
           <w:rStyle w:val="h9rpj5gkjhrwbrml3kdi"/>
         </w:rPr>
         <w:t>Игровой цикл</w:t>
       </w:r>
-      <w:bookmarkEnd w:id="16"/>
+      <w:bookmarkEnd w:id="24"/>
+      <w:bookmarkEnd w:id="25"/>
     </w:p>
     <w:p>
       <w:pPr>
@@ -6396,7 +6414,7 @@
     <w:p>
       <w:pPr>
         <w:pStyle w:val="af3"/>
-        <w:ind w:left="993" w:firstLine="0"/>
+        <w:ind w:firstLine="0"/>
         <w:jc w:val="center"/>
         <w:rPr>
           <w:rStyle w:val="h9rpj5gkjhrwbrml3kdi"/>
@@ -6410,6 +6428,9 @@
       </w:r>
       <w:r>
         <w:t>7</w:t>
+      </w:r>
+      <w:r>
+        <w:t>. Прототипы интерфейсов текущего задания и инвентаря</w:t>
       </w:r>
     </w:p>
     <w:p>
@@ -6456,7 +6477,7 @@
     <w:p>
       <w:pPr>
         <w:pStyle w:val="af3"/>
-        <w:ind w:left="1069" w:firstLine="0"/>
+        <w:ind w:firstLine="0"/>
         <w:jc w:val="center"/>
         <w:rPr>
           <w:rStyle w:val="h9rpj5gkjhrwbrml3kdi"/>
@@ -6513,6 +6534,7 @@
     <w:p>
       <w:pPr>
         <w:pStyle w:val="af3"/>
+        <w:ind w:firstLine="0"/>
         <w:jc w:val="center"/>
         <w:rPr>
           <w:rStyle w:val="h9rpj5gkjhrwbrml3kdi"/>
@@ -6526,6 +6548,9 @@
       </w:r>
       <w:r>
         <w:t>8</w:t>
+      </w:r>
+      <w:r>
+        <w:t>. Экран концовки</w:t>
       </w:r>
     </w:p>
     <w:p>
@@ -6611,7 +6636,7 @@
     <w:p>
       <w:pPr>
         <w:pStyle w:val="af3"/>
-        <w:ind w:left="993" w:firstLine="0"/>
+        <w:ind w:firstLine="0"/>
         <w:jc w:val="center"/>
         <w:rPr>
           <w:rStyle w:val="h9rpj5gkjhrwbrml3kdi"/>
@@ -6668,7 +6693,7 @@
     <w:p>
       <w:pPr>
         <w:pStyle w:val="af3"/>
-        <w:ind w:left="1069" w:firstLine="0"/>
+        <w:ind w:firstLine="0"/>
         <w:jc w:val="center"/>
         <w:rPr>
           <w:rStyle w:val="h9rpj5gkjhrwbrml3kdi"/>
@@ -6683,6 +6708,14 @@
       <w:r>
         <w:t>9</w:t>
       </w:r>
+      <w:r>
+        <w:t xml:space="preserve">. </w:t>
+      </w:r>
+      <w:r>
+        <w:t>Экран загрузки</w:t>
+      </w:r>
+      <w:bookmarkStart w:id="26" w:name="_GoBack"/>
+      <w:bookmarkEnd w:id="26"/>
     </w:p>
     <w:p>
       <w:pPr>
@@ -6691,14 +6724,16 @@
           <w:rStyle w:val="h9rpj5gkjhrwbrml3kdi"/>
         </w:rPr>
       </w:pPr>
-      <w:bookmarkStart w:id="17" w:name="_Toc192086094"/>
+      <w:bookmarkStart w:id="27" w:name="_Toc193291790"/>
+      <w:bookmarkStart w:id="28" w:name="_Toc193294293"/>
       <w:r>
         <w:rPr>
           <w:rStyle w:val="h9rpj5gkjhrwbrml3kdi"/>
         </w:rPr>
         <w:t>Выводы</w:t>
       </w:r>
-      <w:bookmarkEnd w:id="17"/>
+      <w:bookmarkEnd w:id="27"/>
+      <w:bookmarkEnd w:id="28"/>
     </w:p>
     <w:p>
       <w:pPr>
@@ -6963,12 +6998,14 @@
       <w:pPr>
         <w:pStyle w:val="af1"/>
       </w:pPr>
-      <w:bookmarkStart w:id="18" w:name="_Toc192086095"/>
+      <w:bookmarkStart w:id="29" w:name="_Toc193291791"/>
+      <w:bookmarkStart w:id="30" w:name="_Toc193294294"/>
       <w:r>
         <w:lastRenderedPageBreak/>
         <w:t>Список источников</w:t>
       </w:r>
-      <w:bookmarkEnd w:id="18"/>
+      <w:bookmarkEnd w:id="29"/>
+      <w:bookmarkEnd w:id="30"/>
     </w:p>
     <w:p>
       <w:pPr>
@@ -7350,7 +7387,7 @@
 </file>
 
 <file path=word/endnotes.xml><?xml version="1.0" encoding="utf-8"?>
-<w:endnotes xmlns:wpc="http://schemas.microsoft.com/office/word/2010/wordprocessingCanvas" xmlns:cx="http://schemas.microsoft.com/office/drawing/2014/chartex" xmlns:cx1="http://schemas.microsoft.com/office/drawing/2015/9/8/chartex" xmlns:cx2="http://schemas.microsoft.com/office/drawing/2015/10/21/chartex" xmlns:cx3="http://schemas.microsoft.com/office/drawing/2016/5/9/chartex" xmlns:cx4="http://schemas.microsoft.com/office/drawing/2016/5/10/chartex" xmlns:cx5="http://schemas.microsoft.com/office/drawing/2016/5/11/chartex" xmlns:cx6="http://schemas.microsoft.com/office/drawing/2016/5/12/chartex" xmlns:cx7="http://schemas.microsoft.com/office/drawing/2016/5/13/chartex" xmlns:cx8="http://schemas.microsoft.com/office/drawing/2016/5/14/chartex" xmlns:mc="http://schemas.openxmlformats.org/markup-compatibility/2006" xmlns:aink="http://schemas.microsoft.com/office/drawing/2016/ink" xmlns:am3d="http://schemas.microsoft.com/office/drawing/2017/model3d" xmlns:o="urn:schemas-microsoft-com:office:office" xmlns:r="http://schemas.openxmlformats.org/officeDocument/2006/relationships" xmlns:m="http://schemas.openxmlformats.org/officeDocument/2006/math" xmlns:v="urn:schemas-microsoft-com:vml" xmlns:wp14="http://schemas.microsoft.com/office/word/2010/wordprocessingDrawing" xmlns:wp="http://schemas.openxmlformats.org/drawingml/2006/wordprocessingDrawing" xmlns:w10="urn:schemas-microsoft-com:office:word" xmlns:w="http://schemas.openxmlformats.org/wordprocessingml/2006/main" xmlns:w14="http://schemas.microsoft.com/office/word/2010/wordml" xmlns:w15="http://schemas.microsoft.com/office/word/2012/wordml" xmlns:w16cex="http://schemas.microsoft.com/office/word/2018/wordml/cex" xmlns:w16cid="http://schemas.microsoft.com/office/word/2016/wordml/cid" xmlns:w16="http://schemas.microsoft.com/office/word/2018/wordml" xmlns:w16sdtdh="http://schemas.microsoft.com/office/word/2020/wordml/sdtdatahash" xmlns:w16se="http://schemas.microsoft.com/office/word/2015/wordml/symex" xmlns:wpg="http://schemas.microsoft.com/office/word/2010/wordprocessingGroup" xmlns:wpi="http://schemas.microsoft.com/office/word/2010/wordprocessingInk" xmlns:wne="http://schemas.microsoft.com/office/word/2006/wordml" xmlns:wps="http://schemas.microsoft.com/office/word/2010/wordprocessingShape" mc:Ignorable="w14 w15 w16se w16cid w16 w16cex w16sdtdh wp14">
+<w:endnotes xmlns:wpc="http://schemas.microsoft.com/office/word/2010/wordprocessingCanvas" xmlns:cx="http://schemas.microsoft.com/office/drawing/2014/chartex" xmlns:cx1="http://schemas.microsoft.com/office/drawing/2015/9/8/chartex" xmlns:mc="http://schemas.openxmlformats.org/markup-compatibility/2006" xmlns:o="urn:schemas-microsoft-com:office:office" xmlns:r="http://schemas.openxmlformats.org/officeDocument/2006/relationships" xmlns:m="http://schemas.openxmlformats.org/officeDocument/2006/math" xmlns:v="urn:schemas-microsoft-com:vml" xmlns:wp14="http://schemas.microsoft.com/office/word/2010/wordprocessingDrawing" xmlns:wp="http://schemas.openxmlformats.org/drawingml/2006/wordprocessingDrawing" xmlns:w10="urn:schemas-microsoft-com:office:word" xmlns:w="http://schemas.openxmlformats.org/wordprocessingml/2006/main" xmlns:w14="http://schemas.microsoft.com/office/word/2010/wordml" xmlns:w15="http://schemas.microsoft.com/office/word/2012/wordml" xmlns:w16se="http://schemas.microsoft.com/office/word/2015/wordml/symex" xmlns:wpg="http://schemas.microsoft.com/office/word/2010/wordprocessingGroup" xmlns:wpi="http://schemas.microsoft.com/office/word/2010/wordprocessingInk" xmlns:wne="http://schemas.microsoft.com/office/word/2006/wordml" xmlns:wps="http://schemas.microsoft.com/office/word/2010/wordprocessingShape" mc:Ignorable="w14 w15 w16se wp14">
   <w:endnote w:type="separator" w:id="-1">
     <w:p>
       <w:pPr>
@@ -7375,7 +7412,7 @@
 </file>
 
 <file path=word/footer1.xml><?xml version="1.0" encoding="utf-8"?>
-<w:ftr xmlns:wpc="http://schemas.microsoft.com/office/word/2010/wordprocessingCanvas" xmlns:cx="http://schemas.microsoft.com/office/drawing/2014/chartex" xmlns:cx1="http://schemas.microsoft.com/office/drawing/2015/9/8/chartex" xmlns:cx2="http://schemas.microsoft.com/office/drawing/2015/10/21/chartex" xmlns:cx3="http://schemas.microsoft.com/office/drawing/2016/5/9/chartex" xmlns:cx4="http://schemas.microsoft.com/office/drawing/2016/5/10/chartex" xmlns:cx5="http://schemas.microsoft.com/office/drawing/2016/5/11/chartex" xmlns:cx6="http://schemas.microsoft.com/office/drawing/2016/5/12/chartex" xmlns:cx7="http://schemas.microsoft.com/office/drawing/2016/5/13/chartex" xmlns:cx8="http://schemas.microsoft.com/office/drawing/2016/5/14/chartex" xmlns:mc="http://schemas.openxmlformats.org/markup-compatibility/2006" xmlns:aink="http://schemas.microsoft.com/office/drawing/2016/ink" xmlns:am3d="http://schemas.microsoft.com/office/drawing/2017/model3d" xmlns:o="urn:schemas-microsoft-com:office:office" xmlns:r="http://schemas.openxmlformats.org/officeDocument/2006/relationships" xmlns:m="http://schemas.openxmlformats.org/officeDocument/2006/math" xmlns:v="urn:schemas-microsoft-com:vml" xmlns:wp14="http://schemas.microsoft.com/office/word/2010/wordprocessingDrawing" xmlns:wp="http://schemas.openxmlformats.org/drawingml/2006/wordprocessingDrawing" xmlns:w10="urn:schemas-microsoft-com:office:word" xmlns:w="http://schemas.openxmlformats.org/wordprocessingml/2006/main" xmlns:w14="http://schemas.microsoft.com/office/word/2010/wordml" xmlns:w15="http://schemas.microsoft.com/office/word/2012/wordml" xmlns:w16cex="http://schemas.microsoft.com/office/word/2018/wordml/cex" xmlns:w16cid="http://schemas.microsoft.com/office/word/2016/wordml/cid" xmlns:w16="http://schemas.microsoft.com/office/word/2018/wordml" xmlns:w16sdtdh="http://schemas.microsoft.com/office/word/2020/wordml/sdtdatahash" xmlns:w16se="http://schemas.microsoft.com/office/word/2015/wordml/symex" xmlns:wpg="http://schemas.microsoft.com/office/word/2010/wordprocessingGroup" xmlns:wpi="http://schemas.microsoft.com/office/word/2010/wordprocessingInk" xmlns:wne="http://schemas.microsoft.com/office/word/2006/wordml" xmlns:wps="http://schemas.microsoft.com/office/word/2010/wordprocessingShape" mc:Ignorable="w14 w15 w16se w16cid w16 w16cex w16sdtdh wp14">
+<w:ftr xmlns:wpc="http://schemas.microsoft.com/office/word/2010/wordprocessingCanvas" xmlns:cx="http://schemas.microsoft.com/office/drawing/2014/chartex" xmlns:cx1="http://schemas.microsoft.com/office/drawing/2015/9/8/chartex" xmlns:mc="http://schemas.openxmlformats.org/markup-compatibility/2006" xmlns:o="urn:schemas-microsoft-com:office:office" xmlns:r="http://schemas.openxmlformats.org/officeDocument/2006/relationships" xmlns:m="http://schemas.openxmlformats.org/officeDocument/2006/math" xmlns:v="urn:schemas-microsoft-com:vml" xmlns:wp14="http://schemas.microsoft.com/office/word/2010/wordprocessingDrawing" xmlns:wp="http://schemas.openxmlformats.org/drawingml/2006/wordprocessingDrawing" xmlns:w10="urn:schemas-microsoft-com:office:word" xmlns:w="http://schemas.openxmlformats.org/wordprocessingml/2006/main" xmlns:w14="http://schemas.microsoft.com/office/word/2010/wordml" xmlns:w15="http://schemas.microsoft.com/office/word/2012/wordml" xmlns:w16se="http://schemas.microsoft.com/office/word/2015/wordml/symex" xmlns:wpg="http://schemas.microsoft.com/office/word/2010/wordprocessingGroup" xmlns:wpi="http://schemas.microsoft.com/office/word/2010/wordprocessingInk" xmlns:wne="http://schemas.microsoft.com/office/word/2006/wordml" xmlns:wps="http://schemas.microsoft.com/office/word/2010/wordprocessingShape" mc:Ignorable="w14 w15 w16se wp14">
   <w:sdt>
     <w:sdtPr>
       <w:rPr>
@@ -7452,7 +7489,7 @@
 </file>
 
 <file path=word/footer2.xml><?xml version="1.0" encoding="utf-8"?>
-<w:ftr xmlns:wpc="http://schemas.microsoft.com/office/word/2010/wordprocessingCanvas" xmlns:cx="http://schemas.microsoft.com/office/drawing/2014/chartex" xmlns:cx1="http://schemas.microsoft.com/office/drawing/2015/9/8/chartex" xmlns:cx2="http://schemas.microsoft.com/office/drawing/2015/10/21/chartex" xmlns:cx3="http://schemas.microsoft.com/office/drawing/2016/5/9/chartex" xmlns:cx4="http://schemas.microsoft.com/office/drawing/2016/5/10/chartex" xmlns:cx5="http://schemas.microsoft.com/office/drawing/2016/5/11/chartex" xmlns:cx6="http://schemas.microsoft.com/office/drawing/2016/5/12/chartex" xmlns:cx7="http://schemas.microsoft.com/office/drawing/2016/5/13/chartex" xmlns:cx8="http://schemas.microsoft.com/office/drawing/2016/5/14/chartex" xmlns:mc="http://schemas.openxmlformats.org/markup-compatibility/2006" xmlns:aink="http://schemas.microsoft.com/office/drawing/2016/ink" xmlns:am3d="http://schemas.microsoft.com/office/drawing/2017/model3d" xmlns:o="urn:schemas-microsoft-com:office:office" xmlns:r="http://schemas.openxmlformats.org/officeDocument/2006/relationships" xmlns:m="http://schemas.openxmlformats.org/officeDocument/2006/math" xmlns:v="urn:schemas-microsoft-com:vml" xmlns:wp14="http://schemas.microsoft.com/office/word/2010/wordprocessingDrawing" xmlns:wp="http://schemas.openxmlformats.org/drawingml/2006/wordprocessingDrawing" xmlns:w10="urn:schemas-microsoft-com:office:word" xmlns:w="http://schemas.openxmlformats.org/wordprocessingml/2006/main" xmlns:w14="http://schemas.microsoft.com/office/word/2010/wordml" xmlns:w15="http://schemas.microsoft.com/office/word/2012/wordml" xmlns:w16cex="http://schemas.microsoft.com/office/word/2018/wordml/cex" xmlns:w16cid="http://schemas.microsoft.com/office/word/2016/wordml/cid" xmlns:w16="http://schemas.microsoft.com/office/word/2018/wordml" xmlns:w16sdtdh="http://schemas.microsoft.com/office/word/2020/wordml/sdtdatahash" xmlns:w16se="http://schemas.microsoft.com/office/word/2015/wordml/symex" xmlns:wpg="http://schemas.microsoft.com/office/word/2010/wordprocessingGroup" xmlns:wpi="http://schemas.microsoft.com/office/word/2010/wordprocessingInk" xmlns:wne="http://schemas.microsoft.com/office/word/2006/wordml" xmlns:wps="http://schemas.microsoft.com/office/word/2010/wordprocessingShape" mc:Ignorable="w14 w15 w16se w16cid w16 w16cex w16sdtdh wp14">
+<w:ftr xmlns:wpc="http://schemas.microsoft.com/office/word/2010/wordprocessingCanvas" xmlns:cx="http://schemas.microsoft.com/office/drawing/2014/chartex" xmlns:cx1="http://schemas.microsoft.com/office/drawing/2015/9/8/chartex" xmlns:mc="http://schemas.openxmlformats.org/markup-compatibility/2006" xmlns:o="urn:schemas-microsoft-com:office:office" xmlns:r="http://schemas.openxmlformats.org/officeDocument/2006/relationships" xmlns:m="http://schemas.openxmlformats.org/officeDocument/2006/math" xmlns:v="urn:schemas-microsoft-com:vml" xmlns:wp14="http://schemas.microsoft.com/office/word/2010/wordprocessingDrawing" xmlns:wp="http://schemas.openxmlformats.org/drawingml/2006/wordprocessingDrawing" xmlns:w10="urn:schemas-microsoft-com:office:word" xmlns:w="http://schemas.openxmlformats.org/wordprocessingml/2006/main" xmlns:w14="http://schemas.microsoft.com/office/word/2010/wordml" xmlns:w15="http://schemas.microsoft.com/office/word/2012/wordml" xmlns:w16se="http://schemas.microsoft.com/office/word/2015/wordml/symex" xmlns:wpg="http://schemas.microsoft.com/office/word/2010/wordprocessingGroup" xmlns:wpi="http://schemas.microsoft.com/office/word/2010/wordprocessingInk" xmlns:wne="http://schemas.microsoft.com/office/word/2006/wordml" xmlns:wps="http://schemas.microsoft.com/office/word/2010/wordprocessingShape" mc:Ignorable="w14 w15 w16se wp14">
   <w:sdt>
     <w:sdtPr>
       <w:id w:val="301041130"/>
@@ -7491,7 +7528,7 @@
             <w:rStyle w:val="af4"/>
             <w:noProof/>
           </w:rPr>
-          <w:t>12</w:t>
+          <w:t>13</w:t>
         </w:r>
         <w:r>
           <w:rPr>
@@ -7538,7 +7575,7 @@
 </file>
 
 <file path=word/footnotes.xml><?xml version="1.0" encoding="utf-8"?>
-<w:footnotes xmlns:wpc="http://schemas.microsoft.com/office/word/2010/wordprocessingCanvas" xmlns:cx="http://schemas.microsoft.com/office/drawing/2014/chartex" xmlns:cx1="http://schemas.microsoft.com/office/drawing/2015/9/8/chartex" xmlns:cx2="http://schemas.microsoft.com/office/drawing/2015/10/21/chartex" xmlns:cx3="http://schemas.microsoft.com/office/drawing/2016/5/9/chartex" xmlns:cx4="http://schemas.microsoft.com/office/drawing/2016/5/10/chartex" xmlns:cx5="http://schemas.microsoft.com/office/drawing/2016/5/11/chartex" xmlns:cx6="http://schemas.microsoft.com/office/drawing/2016/5/12/chartex" xmlns:cx7="http://schemas.microsoft.com/office/drawing/2016/5/13/chartex" xmlns:cx8="http://schemas.microsoft.com/office/drawing/2016/5/14/chartex" xmlns:mc="http://schemas.openxmlformats.org/markup-compatibility/2006" xmlns:aink="http://schemas.microsoft.com/office/drawing/2016/ink" xmlns:am3d="http://schemas.microsoft.com/office/drawing/2017/model3d" xmlns:o="urn:schemas-microsoft-com:office:office" xmlns:r="http://schemas.openxmlformats.org/officeDocument/2006/relationships" xmlns:m="http://schemas.openxmlformats.org/officeDocument/2006/math" xmlns:v="urn:schemas-microsoft-com:vml" xmlns:wp14="http://schemas.microsoft.com/office/word/2010/wordprocessingDrawing" xmlns:wp="http://schemas.openxmlformats.org/drawingml/2006/wordprocessingDrawing" xmlns:w10="urn:schemas-microsoft-com:office:word" xmlns:w="http://schemas.openxmlformats.org/wordprocessingml/2006/main" xmlns:w14="http://schemas.microsoft.com/office/word/2010/wordml" xmlns:w15="http://schemas.microsoft.com/office/word/2012/wordml" xmlns:w16cex="http://schemas.microsoft.com/office/word/2018/wordml/cex" xmlns:w16cid="http://schemas.microsoft.com/office/word/2016/wordml/cid" xmlns:w16="http://schemas.microsoft.com/office/word/2018/wordml" xmlns:w16sdtdh="http://schemas.microsoft.com/office/word/2020/wordml/sdtdatahash" xmlns:w16se="http://schemas.microsoft.com/office/word/2015/wordml/symex" xmlns:wpg="http://schemas.microsoft.com/office/word/2010/wordprocessingGroup" xmlns:wpi="http://schemas.microsoft.com/office/word/2010/wordprocessingInk" xmlns:wne="http://schemas.microsoft.com/office/word/2006/wordml" xmlns:wps="http://schemas.microsoft.com/office/word/2010/wordprocessingShape" mc:Ignorable="w14 w15 w16se w16cid w16 w16cex w16sdtdh wp14">
+<w:footnotes xmlns:wpc="http://schemas.microsoft.com/office/word/2010/wordprocessingCanvas" xmlns:cx="http://schemas.microsoft.com/office/drawing/2014/chartex" xmlns:cx1="http://schemas.microsoft.com/office/drawing/2015/9/8/chartex" xmlns:mc="http://schemas.openxmlformats.org/markup-compatibility/2006" xmlns:o="urn:schemas-microsoft-com:office:office" xmlns:r="http://schemas.openxmlformats.org/officeDocument/2006/relationships" xmlns:m="http://schemas.openxmlformats.org/officeDocument/2006/math" xmlns:v="urn:schemas-microsoft-com:vml" xmlns:wp14="http://schemas.microsoft.com/office/word/2010/wordprocessingDrawing" xmlns:wp="http://schemas.openxmlformats.org/drawingml/2006/wordprocessingDrawing" xmlns:w10="urn:schemas-microsoft-com:office:word" xmlns:w="http://schemas.openxmlformats.org/wordprocessingml/2006/main" xmlns:w14="http://schemas.microsoft.com/office/word/2010/wordml" xmlns:w15="http://schemas.microsoft.com/office/word/2012/wordml" xmlns:w16se="http://schemas.microsoft.com/office/word/2015/wordml/symex" xmlns:wpg="http://schemas.microsoft.com/office/word/2010/wordprocessingGroup" xmlns:wpi="http://schemas.microsoft.com/office/word/2010/wordprocessingInk" xmlns:wne="http://schemas.microsoft.com/office/word/2006/wordml" xmlns:wps="http://schemas.microsoft.com/office/word/2010/wordprocessingShape" mc:Ignorable="w14 w15 w16se wp14">
   <w:footnote w:type="separator" w:id="-1">
     <w:p>
       <w:pPr>
@@ -7563,7 +7600,7 @@
 </file>
 
 <file path=word/numbering.xml><?xml version="1.0" encoding="utf-8"?>
-<w:numbering xmlns:wpc="http://schemas.microsoft.com/office/word/2010/wordprocessingCanvas" xmlns:cx="http://schemas.microsoft.com/office/drawing/2014/chartex" xmlns:cx1="http://schemas.microsoft.com/office/drawing/2015/9/8/chartex" xmlns:cx2="http://schemas.microsoft.com/office/drawing/2015/10/21/chartex" xmlns:cx3="http://schemas.microsoft.com/office/drawing/2016/5/9/chartex" xmlns:cx4="http://schemas.microsoft.com/office/drawing/2016/5/10/chartex" xmlns:cx5="http://schemas.microsoft.com/office/drawing/2016/5/11/chartex" xmlns:cx6="http://schemas.microsoft.com/office/drawing/2016/5/12/chartex" xmlns:cx7="http://schemas.microsoft.com/office/drawing/2016/5/13/chartex" xmlns:cx8="http://schemas.microsoft.com/office/drawing/2016/5/14/chartex" xmlns:mc="http://schemas.openxmlformats.org/markup-compatibility/2006" xmlns:aink="http://schemas.microsoft.com/office/drawing/2016/ink" xmlns:am3d="http://schemas.microsoft.com/office/drawing/2017/model3d" xmlns:o="urn:schemas-microsoft-com:office:office" xmlns:r="http://schemas.openxmlformats.org/officeDocument/2006/relationships" xmlns:m="http://schemas.openxmlformats.org/officeDocument/2006/math" xmlns:v="urn:schemas-microsoft-com:vml" xmlns:wp14="http://schemas.microsoft.com/office/word/2010/wordprocessingDrawing" xmlns:wp="http://schemas.openxmlformats.org/drawingml/2006/wordprocessingDrawing" xmlns:w10="urn:schemas-microsoft-com:office:word" xmlns:w="http://schemas.openxmlformats.org/wordprocessingml/2006/main" xmlns:w14="http://schemas.microsoft.com/office/word/2010/wordml" xmlns:w15="http://schemas.microsoft.com/office/word/2012/wordml" xmlns:w16cex="http://schemas.microsoft.com/office/word/2018/wordml/cex" xmlns:w16cid="http://schemas.microsoft.com/office/word/2016/wordml/cid" xmlns:w16="http://schemas.microsoft.com/office/word/2018/wordml" xmlns:w16sdtdh="http://schemas.microsoft.com/office/word/2020/wordml/sdtdatahash" xmlns:w16se="http://schemas.microsoft.com/office/word/2015/wordml/symex" xmlns:wpg="http://schemas.microsoft.com/office/word/2010/wordprocessingGroup" xmlns:wpi="http://schemas.microsoft.com/office/word/2010/wordprocessingInk" xmlns:wne="http://schemas.microsoft.com/office/word/2006/wordml" xmlns:wps="http://schemas.microsoft.com/office/word/2010/wordprocessingShape" mc:Ignorable="w14 w15 w16se w16cid w16 w16cex w16sdtdh wp14">
+<w:numbering xmlns:wpc="http://schemas.microsoft.com/office/word/2010/wordprocessingCanvas" xmlns:cx="http://schemas.microsoft.com/office/drawing/2014/chartex" xmlns:cx1="http://schemas.microsoft.com/office/drawing/2015/9/8/chartex" xmlns:mc="http://schemas.openxmlformats.org/markup-compatibility/2006" xmlns:o="urn:schemas-microsoft-com:office:office" xmlns:r="http://schemas.openxmlformats.org/officeDocument/2006/relationships" xmlns:m="http://schemas.openxmlformats.org/officeDocument/2006/math" xmlns:v="urn:schemas-microsoft-com:vml" xmlns:wp14="http://schemas.microsoft.com/office/word/2010/wordprocessingDrawing" xmlns:wp="http://schemas.openxmlformats.org/drawingml/2006/wordprocessingDrawing" xmlns:w10="urn:schemas-microsoft-com:office:word" xmlns:w="http://schemas.openxmlformats.org/wordprocessingml/2006/main" xmlns:w14="http://schemas.microsoft.com/office/word/2010/wordml" xmlns:w15="http://schemas.microsoft.com/office/word/2012/wordml" xmlns:w16se="http://schemas.microsoft.com/office/word/2015/wordml/symex" xmlns:wpg="http://schemas.microsoft.com/office/word/2010/wordprocessingGroup" xmlns:wpi="http://schemas.microsoft.com/office/word/2010/wordprocessingInk" xmlns:wne="http://schemas.microsoft.com/office/word/2006/wordml" xmlns:wps="http://schemas.microsoft.com/office/word/2010/wordprocessingShape" mc:Ignorable="w14 w15 w16se wp14">
   <w:abstractNum w:abstractNumId="0" w15:restartNumberingAfterBreak="0">
     <w:nsid w:val="079350C4"/>
     <w:multiLevelType w:val="hybridMultilevel"/>
@@ -9805,7 +9842,7 @@
 </file>
 
 <file path=word/styles.xml><?xml version="1.0" encoding="utf-8"?>
-<w:styles xmlns:mc="http://schemas.openxmlformats.org/markup-compatibility/2006" xmlns:r="http://schemas.openxmlformats.org/officeDocument/2006/relationships" xmlns:w="http://schemas.openxmlformats.org/wordprocessingml/2006/main" xmlns:w14="http://schemas.microsoft.com/office/word/2010/wordml" xmlns:w15="http://schemas.microsoft.com/office/word/2012/wordml" xmlns:w16cex="http://schemas.microsoft.com/office/word/2018/wordml/cex" xmlns:w16cid="http://schemas.microsoft.com/office/word/2016/wordml/cid" xmlns:w16="http://schemas.microsoft.com/office/word/2018/wordml" xmlns:w16sdtdh="http://schemas.microsoft.com/office/word/2020/wordml/sdtdatahash" xmlns:w16se="http://schemas.microsoft.com/office/word/2015/wordml/symex" mc:Ignorable="w14 w15 w16se w16cid w16 w16cex w16sdtdh">
+<w:styles xmlns:mc="http://schemas.openxmlformats.org/markup-compatibility/2006" xmlns:r="http://schemas.openxmlformats.org/officeDocument/2006/relationships" xmlns:w="http://schemas.openxmlformats.org/wordprocessingml/2006/main" xmlns:w14="http://schemas.microsoft.com/office/word/2010/wordml" xmlns:w15="http://schemas.microsoft.com/office/word/2012/wordml" xmlns:w16se="http://schemas.microsoft.com/office/word/2015/wordml/symex" mc:Ignorable="w14 w15 w16se">
   <w:docDefaults>
     <w:rPrDefault>
       <w:rPr>
@@ -9821,7 +9858,7 @@
       </w:pPr>
     </w:pPrDefault>
   </w:docDefaults>
-  <w:latentStyles w:defLockedState="0" w:defUIPriority="99" w:defSemiHidden="0" w:defUnhideWhenUsed="0" w:defQFormat="0" w:count="376">
+  <w:latentStyles w:defLockedState="0" w:defUIPriority="99" w:defSemiHidden="0" w:defUnhideWhenUsed="0" w:defQFormat="0" w:count="371">
     <w:lsdException w:name="Normal" w:uiPriority="0" w:qFormat="1"/>
     <w:lsdException w:name="heading 1" w:uiPriority="9" w:qFormat="1"/>
     <w:lsdException w:name="heading 2" w:semiHidden="1" w:uiPriority="9" w:unhideWhenUsed="1" w:qFormat="1"/>
@@ -9927,6 +9964,7 @@
     <w:lsdException w:name="HTML Sample" w:semiHidden="1" w:unhideWhenUsed="1"/>
     <w:lsdException w:name="HTML Typewriter" w:semiHidden="1" w:unhideWhenUsed="1"/>
     <w:lsdException w:name="HTML Variable" w:semiHidden="1" w:unhideWhenUsed="1"/>
+    <w:lsdException w:name="Normal Table" w:semiHidden="1" w:unhideWhenUsed="1"/>
     <w:lsdException w:name="annotation subject" w:semiHidden="1" w:unhideWhenUsed="1"/>
     <w:lsdException w:name="No List" w:semiHidden="1" w:unhideWhenUsed="1"/>
     <w:lsdException w:name="Outline List 1" w:semiHidden="1" w:unhideWhenUsed="1"/>
@@ -9969,8 +10007,11 @@
     <w:lsdException w:name="Table Contemporary" w:semiHidden="1" w:unhideWhenUsed="1"/>
     <w:lsdException w:name="Table Elegant" w:semiHidden="1" w:unhideWhenUsed="1"/>
     <w:lsdException w:name="Table Professional" w:semiHidden="1" w:unhideWhenUsed="1"/>
+    <w:lsdException w:name="Table Subtle 1" w:semiHidden="1" w:unhideWhenUsed="1"/>
     <w:lsdException w:name="Table Subtle 2" w:semiHidden="1" w:unhideWhenUsed="1"/>
     <w:lsdException w:name="Table Web 1" w:semiHidden="1" w:unhideWhenUsed="1"/>
+    <w:lsdException w:name="Table Web 2" w:semiHidden="1" w:unhideWhenUsed="1"/>
+    <w:lsdException w:name="Table Web 3" w:semiHidden="1" w:unhideWhenUsed="1"/>
     <w:lsdException w:name="Balloon Text" w:semiHidden="1" w:unhideWhenUsed="1"/>
     <w:lsdException w:name="Table Grid" w:uiPriority="39"/>
     <w:lsdException w:name="Table Theme" w:semiHidden="1" w:unhideWhenUsed="1"/>
@@ -10189,11 +10230,6 @@
     <w:lsdException w:name="List Table 5 Dark Accent 6" w:uiPriority="50"/>
     <w:lsdException w:name="List Table 6 Colorful Accent 6" w:uiPriority="51"/>
     <w:lsdException w:name="List Table 7 Colorful Accent 6" w:uiPriority="52"/>
-    <w:lsdException w:name="Mention" w:semiHidden="1" w:unhideWhenUsed="1"/>
-    <w:lsdException w:name="Smart Hyperlink" w:semiHidden="1" w:unhideWhenUsed="1"/>
-    <w:lsdException w:name="Hashtag" w:semiHidden="1" w:unhideWhenUsed="1"/>
-    <w:lsdException w:name="Unresolved Mention" w:semiHidden="1" w:unhideWhenUsed="1"/>
-    <w:lsdException w:name="Smart Link" w:semiHidden="1" w:unhideWhenUsed="1"/>
   </w:latentStyles>
   <w:style w:type="paragraph" w:default="1" w:styleId="a">
     <w:name w:val="Normal"/>
@@ -10542,12 +10578,13 @@
     <w:autoRedefine/>
     <w:uiPriority w:val="39"/>
     <w:unhideWhenUsed/>
-    <w:rsid w:val="00492BA2"/>
+    <w:rsid w:val="001B1A10"/>
     <w:pPr>
       <w:tabs>
         <w:tab w:val="right" w:leader="dot" w:pos="10195"/>
       </w:tabs>
       <w:spacing w:after="100" w:line="360" w:lineRule="auto"/>
+      <w:ind w:firstLine="709"/>
     </w:pPr>
     <w:rPr>
       <w:rFonts w:ascii="Times New Roman" w:hAnsi="Times New Roman"/>
@@ -11047,7 +11084,7 @@
 </file>
 
 <file path=customXml/itemProps1.xml><?xml version="1.0" encoding="utf-8"?>
-<ds:datastoreItem xmlns:ds="http://schemas.openxmlformats.org/officeDocument/2006/customXml" ds:itemID="{E9EB2652-5B65-4AE7-927F-BFA3865FCED7}">
+<ds:datastoreItem xmlns:ds="http://schemas.openxmlformats.org/officeDocument/2006/customXml" ds:itemID="{C10103AA-0C62-4673-9CF5-7E753DF7FD6F}">
   <ds:schemaRefs>
     <ds:schemaRef ds:uri="http://schemas.openxmlformats.org/officeDocument/2006/bibliography"/>
   </ds:schemaRefs>

--- a/Отчет/Проектирование игры/Проектирование игры.docx
+++ b/Отчет/Проектирование игры/Проектирование игры.docx
@@ -964,6 +964,13 @@
         <w:bookmarkStart w:id="1" w:name="_Toc191480671" w:displacedByCustomXml="next"/>
         <w:sdt>
           <w:sdtPr>
+            <w:rPr>
+              <w:rFonts w:asciiTheme="minorHAnsi" w:eastAsiaTheme="minorHAnsi" w:hAnsiTheme="minorHAnsi" w:cstheme="minorBidi"/>
+              <w:b w:val="0"/>
+              <w:sz w:val="22"/>
+              <w:szCs w:val="22"/>
+              <w:lang w:eastAsia="en-US"/>
+            </w:rPr>
             <w:id w:val="302353070"/>
             <w:docPartObj>
               <w:docPartGallery w:val="Table of Contents"/>
@@ -972,11 +979,7 @@
           </w:sdtPr>
           <w:sdtEndPr>
             <w:rPr>
-              <w:rFonts w:asciiTheme="minorHAnsi" w:eastAsiaTheme="minorHAnsi" w:hAnsiTheme="minorHAnsi" w:cstheme="minorBidi"/>
               <w:bCs/>
-              <w:sz w:val="22"/>
-              <w:szCs w:val="22"/>
-              <w:lang w:eastAsia="en-US"/>
             </w:rPr>
           </w:sdtEndPr>
           <w:sdtContent>
@@ -3844,6 +3847,8 @@
         </w:rPr>
         <w:t>в основном</w:t>
       </w:r>
+      <w:bookmarkStart w:id="15" w:name="_GoBack"/>
+      <w:bookmarkEnd w:id="15"/>
       <w:r>
         <w:rPr>
           <w:rStyle w:val="h9rpj5gkjhrwbrml3kdi"/>
@@ -4009,18 +4014,18 @@
           <w:rStyle w:val="h9rpj5gkjhrwbrml3kdi"/>
         </w:rPr>
       </w:pPr>
-      <w:bookmarkStart w:id="15" w:name="_Toc191480676"/>
-      <w:bookmarkStart w:id="16" w:name="_Toc193291785"/>
-      <w:bookmarkStart w:id="17" w:name="_Toc193294288"/>
+      <w:bookmarkStart w:id="16" w:name="_Toc191480676"/>
+      <w:bookmarkStart w:id="17" w:name="_Toc193291785"/>
+      <w:bookmarkStart w:id="18" w:name="_Toc193294288"/>
       <w:r>
         <w:rPr>
           <w:rStyle w:val="h9rpj5gkjhrwbrml3kdi"/>
         </w:rPr>
         <w:t>Цель игры</w:t>
       </w:r>
-      <w:bookmarkEnd w:id="15"/>
       <w:bookmarkEnd w:id="16"/>
       <w:bookmarkEnd w:id="17"/>
+      <w:bookmarkEnd w:id="18"/>
     </w:p>
     <w:p>
       <w:pPr>
@@ -4043,16 +4048,16 @@
           <w:rStyle w:val="h9rpj5gkjhrwbrml3kdi"/>
         </w:rPr>
       </w:pPr>
-      <w:bookmarkStart w:id="18" w:name="_Toc193291786"/>
-      <w:bookmarkStart w:id="19" w:name="_Toc193294289"/>
+      <w:bookmarkStart w:id="19" w:name="_Toc193291786"/>
+      <w:bookmarkStart w:id="20" w:name="_Toc193294289"/>
       <w:r>
         <w:rPr>
           <w:rStyle w:val="h9rpj5gkjhrwbrml3kdi"/>
         </w:rPr>
         <w:t>Анализ референсов</w:t>
       </w:r>
-      <w:bookmarkEnd w:id="18"/>
       <w:bookmarkEnd w:id="19"/>
+      <w:bookmarkEnd w:id="20"/>
     </w:p>
     <w:p>
       <w:pPr>
@@ -4154,6 +4159,7 @@
     <w:p>
       <w:pPr>
         <w:pStyle w:val="af3"/>
+        <w:ind w:firstLine="0"/>
         <w:jc w:val="center"/>
         <w:rPr>
           <w:rStyle w:val="h9rpj5gkjhrwbrml3kdi"/>
@@ -4229,11 +4235,9 @@
       <w:r>
         <w:t xml:space="preserve">. Отрывок из </w:t>
       </w:r>
-      <w:proofErr w:type="gramStart"/>
-      <w:r>
-        <w:t>видео-канала</w:t>
-      </w:r>
-      <w:proofErr w:type="gramEnd"/>
+      <w:r>
+        <w:t>видеоканала</w:t>
+      </w:r>
       <w:r>
         <w:t xml:space="preserve"> «</w:t>
       </w:r>
@@ -5334,16 +5338,16 @@
           <w:rStyle w:val="h9rpj5gkjhrwbrml3kdi"/>
         </w:rPr>
       </w:pPr>
-      <w:bookmarkStart w:id="20" w:name="_Toc193291787"/>
-      <w:bookmarkStart w:id="21" w:name="_Toc193294290"/>
+      <w:bookmarkStart w:id="21" w:name="_Toc193291787"/>
+      <w:bookmarkStart w:id="22" w:name="_Toc193294290"/>
       <w:r>
         <w:rPr>
           <w:rStyle w:val="h9rpj5gkjhrwbrml3kdi"/>
         </w:rPr>
         <w:t>Правила игры</w:t>
       </w:r>
-      <w:bookmarkEnd w:id="20"/>
       <w:bookmarkEnd w:id="21"/>
+      <w:bookmarkEnd w:id="22"/>
     </w:p>
     <w:p>
       <w:pPr>
@@ -5715,8 +5719,8 @@
           <w:rStyle w:val="h9rpj5gkjhrwbrml3kdi"/>
         </w:rPr>
       </w:pPr>
-      <w:bookmarkStart w:id="22" w:name="_Toc193291788"/>
-      <w:bookmarkStart w:id="23" w:name="_Toc193294291"/>
+      <w:bookmarkStart w:id="23" w:name="_Toc193291788"/>
+      <w:bookmarkStart w:id="24" w:name="_Toc193294291"/>
       <w:r>
         <w:t>Мотивация</w:t>
       </w:r>
@@ -5732,8 +5736,8 @@
         </w:rPr>
         <w:t>игрока</w:t>
       </w:r>
-      <w:bookmarkEnd w:id="22"/>
       <w:bookmarkEnd w:id="23"/>
+      <w:bookmarkEnd w:id="24"/>
     </w:p>
     <w:p>
       <w:pPr>
@@ -5917,16 +5921,16 @@
           <w:rStyle w:val="h9rpj5gkjhrwbrml3kdi"/>
         </w:rPr>
       </w:pPr>
-      <w:bookmarkStart w:id="24" w:name="_Toc193291789"/>
-      <w:bookmarkStart w:id="25" w:name="_Toc193294292"/>
+      <w:bookmarkStart w:id="25" w:name="_Toc193291789"/>
+      <w:bookmarkStart w:id="26" w:name="_Toc193294292"/>
       <w:r>
         <w:rPr>
           <w:rStyle w:val="h9rpj5gkjhrwbrml3kdi"/>
         </w:rPr>
         <w:t>Игровой цикл</w:t>
       </w:r>
-      <w:bookmarkEnd w:id="24"/>
       <w:bookmarkEnd w:id="25"/>
+      <w:bookmarkEnd w:id="26"/>
     </w:p>
     <w:p>
       <w:pPr>
@@ -5999,7 +6003,7 @@
     <w:p>
       <w:pPr>
         <w:pStyle w:val="af3"/>
-        <w:ind w:left="636" w:firstLine="0"/>
+        <w:ind w:firstLine="0"/>
         <w:jc w:val="center"/>
         <w:rPr>
           <w:rStyle w:val="h9rpj5gkjhrwbrml3kdi"/>
@@ -6092,7 +6096,7 @@
     <w:p>
       <w:pPr>
         <w:pStyle w:val="af3"/>
-        <w:ind w:left="636" w:firstLine="0"/>
+        <w:ind w:firstLine="0"/>
         <w:jc w:val="center"/>
         <w:rPr>
           <w:rStyle w:val="h9rpj5gkjhrwbrml3kdi"/>
@@ -6357,7 +6361,7 @@
     <w:p>
       <w:pPr>
         <w:pStyle w:val="af3"/>
-        <w:ind w:left="993" w:firstLine="0"/>
+        <w:ind w:firstLine="0"/>
         <w:jc w:val="center"/>
         <w:rPr>
           <w:rStyle w:val="h9rpj5gkjhrwbrml3kdi"/>
@@ -6714,8 +6718,6 @@
       <w:r>
         <w:t>Экран загрузки</w:t>
       </w:r>
-      <w:bookmarkStart w:id="26" w:name="_GoBack"/>
-      <w:bookmarkEnd w:id="26"/>
     </w:p>
     <w:p>
       <w:pPr>
@@ -7528,7 +7530,7 @@
             <w:rStyle w:val="af4"/>
             <w:noProof/>
           </w:rPr>
-          <w:t>13</w:t>
+          <w:t>7</w:t>
         </w:r>
         <w:r>
           <w:rPr>
@@ -10781,6 +10783,36 @@
       <w:spacing w:after="100"/>
     </w:pPr>
   </w:style>
+  <w:style w:type="paragraph" w:styleId="af8">
+    <w:name w:val="Balloon Text"/>
+    <w:basedOn w:val="a"/>
+    <w:link w:val="af9"/>
+    <w:uiPriority w:val="99"/>
+    <w:semiHidden/>
+    <w:unhideWhenUsed/>
+    <w:rsid w:val="00CF3130"/>
+    <w:pPr>
+      <w:spacing w:after="0" w:line="240" w:lineRule="auto"/>
+    </w:pPr>
+    <w:rPr>
+      <w:rFonts w:ascii="Segoe UI" w:hAnsi="Segoe UI" w:cs="Segoe UI"/>
+      <w:sz w:val="18"/>
+      <w:szCs w:val="18"/>
+    </w:rPr>
+  </w:style>
+  <w:style w:type="character" w:customStyle="1" w:styleId="af9">
+    <w:name w:val="Текст выноски Знак"/>
+    <w:basedOn w:val="a0"/>
+    <w:link w:val="af8"/>
+    <w:uiPriority w:val="99"/>
+    <w:semiHidden/>
+    <w:rsid w:val="00CF3130"/>
+    <w:rPr>
+      <w:rFonts w:ascii="Segoe UI" w:hAnsi="Segoe UI" w:cs="Segoe UI"/>
+      <w:sz w:val="18"/>
+      <w:szCs w:val="18"/>
+    </w:rPr>
+  </w:style>
 </w:styles>
 </file>
 
@@ -11084,7 +11116,7 @@
 </file>
 
 <file path=customXml/itemProps1.xml><?xml version="1.0" encoding="utf-8"?>
-<ds:datastoreItem xmlns:ds="http://schemas.openxmlformats.org/officeDocument/2006/customXml" ds:itemID="{C10103AA-0C62-4673-9CF5-7E753DF7FD6F}">
+<ds:datastoreItem xmlns:ds="http://schemas.openxmlformats.org/officeDocument/2006/customXml" ds:itemID="{BBE34986-F34A-4AFA-A7DC-A0D68C88BF37}">
   <ds:schemaRefs>
     <ds:schemaRef ds:uri="http://schemas.openxmlformats.org/officeDocument/2006/bibliography"/>
   </ds:schemaRefs>

--- a/Отчет/Проектирование игры/Проектирование игры.docx
+++ b/Отчет/Проектирование игры/Проектирование игры.docx
@@ -1,6 +1,6 @@
 
 <file path=word/document.xml><?xml version="1.0" encoding="utf-8"?>
-<w:document xmlns:wpc="http://schemas.microsoft.com/office/word/2010/wordprocessingCanvas" xmlns:cx="http://schemas.microsoft.com/office/drawing/2014/chartex" xmlns:cx1="http://schemas.microsoft.com/office/drawing/2015/9/8/chartex" xmlns:mc="http://schemas.openxmlformats.org/markup-compatibility/2006" xmlns:o="urn:schemas-microsoft-com:office:office" xmlns:r="http://schemas.openxmlformats.org/officeDocument/2006/relationships" xmlns:m="http://schemas.openxmlformats.org/officeDocument/2006/math" xmlns:v="urn:schemas-microsoft-com:vml" xmlns:wp14="http://schemas.microsoft.com/office/word/2010/wordprocessingDrawing" xmlns:wp="http://schemas.openxmlformats.org/drawingml/2006/wordprocessingDrawing" xmlns:w10="urn:schemas-microsoft-com:office:word" xmlns:w="http://schemas.openxmlformats.org/wordprocessingml/2006/main" xmlns:w14="http://schemas.microsoft.com/office/word/2010/wordml" xmlns:w15="http://schemas.microsoft.com/office/word/2012/wordml" xmlns:w16se="http://schemas.microsoft.com/office/word/2015/wordml/symex" xmlns:wpg="http://schemas.microsoft.com/office/word/2010/wordprocessingGroup" xmlns:wpi="http://schemas.microsoft.com/office/word/2010/wordprocessingInk" xmlns:wne="http://schemas.microsoft.com/office/word/2006/wordml" xmlns:wps="http://schemas.microsoft.com/office/word/2010/wordprocessingShape" mc:Ignorable="w14 w15 w16se wp14">
+<w:document xmlns:wpc="http://schemas.microsoft.com/office/word/2010/wordprocessingCanvas" xmlns:cx="http://schemas.microsoft.com/office/drawing/2014/chartex" xmlns:cx1="http://schemas.microsoft.com/office/drawing/2015/9/8/chartex" xmlns:cx2="http://schemas.microsoft.com/office/drawing/2015/10/21/chartex" xmlns:cx3="http://schemas.microsoft.com/office/drawing/2016/5/9/chartex" xmlns:cx4="http://schemas.microsoft.com/office/drawing/2016/5/10/chartex" xmlns:cx5="http://schemas.microsoft.com/office/drawing/2016/5/11/chartex" xmlns:cx6="http://schemas.microsoft.com/office/drawing/2016/5/12/chartex" xmlns:cx7="http://schemas.microsoft.com/office/drawing/2016/5/13/chartex" xmlns:cx8="http://schemas.microsoft.com/office/drawing/2016/5/14/chartex" xmlns:mc="http://schemas.openxmlformats.org/markup-compatibility/2006" xmlns:aink="http://schemas.microsoft.com/office/drawing/2016/ink" xmlns:am3d="http://schemas.microsoft.com/office/drawing/2017/model3d" xmlns:o="urn:schemas-microsoft-com:office:office" xmlns:r="http://schemas.openxmlformats.org/officeDocument/2006/relationships" xmlns:m="http://schemas.openxmlformats.org/officeDocument/2006/math" xmlns:v="urn:schemas-microsoft-com:vml" xmlns:wp14="http://schemas.microsoft.com/office/word/2010/wordprocessingDrawing" xmlns:wp="http://schemas.openxmlformats.org/drawingml/2006/wordprocessingDrawing" xmlns:w10="urn:schemas-microsoft-com:office:word" xmlns:w="http://schemas.openxmlformats.org/wordprocessingml/2006/main" xmlns:w14="http://schemas.microsoft.com/office/word/2010/wordml" xmlns:w15="http://schemas.microsoft.com/office/word/2012/wordml" xmlns:w16cex="http://schemas.microsoft.com/office/word/2018/wordml/cex" xmlns:w16cid="http://schemas.microsoft.com/office/word/2016/wordml/cid" xmlns:w16="http://schemas.microsoft.com/office/word/2018/wordml" xmlns:w16sdtdh="http://schemas.microsoft.com/office/word/2020/wordml/sdtdatahash" xmlns:w16se="http://schemas.microsoft.com/office/word/2015/wordml/symex" xmlns:wpg="http://schemas.microsoft.com/office/word/2010/wordprocessingGroup" xmlns:wpi="http://schemas.microsoft.com/office/word/2010/wordprocessingInk" xmlns:wne="http://schemas.microsoft.com/office/word/2006/wordml" xmlns:wps="http://schemas.microsoft.com/office/word/2010/wordprocessingShape" mc:Ignorable="w14 w15 w16se w16cid w16 w16cex w16sdtdh wp14">
   <w:body>
     <w:sdt>
       <w:sdtPr>
@@ -960,38 +960,32 @@
             </w:sectPr>
           </w:pPr>
         </w:p>
-        <w:bookmarkStart w:id="0" w:name="_Toc193291780" w:displacedByCustomXml="next"/>
-        <w:bookmarkStart w:id="1" w:name="_Toc191480671" w:displacedByCustomXml="next"/>
+        <w:bookmarkStart w:id="0" w:name="_Toc192086083" w:displacedByCustomXml="next"/>
         <w:sdt>
           <w:sdtPr>
             <w:rPr>
               <w:rFonts w:asciiTheme="minorHAnsi" w:eastAsiaTheme="minorHAnsi" w:hAnsiTheme="minorHAnsi" w:cstheme="minorBidi"/>
               <w:b w:val="0"/>
+              <w:bCs w:val="0"/>
               <w:sz w:val="22"/>
               <w:szCs w:val="22"/>
-              <w:lang w:eastAsia="en-US"/>
             </w:rPr>
-            <w:id w:val="302353070"/>
+            <w:id w:val="1363709435"/>
             <w:docPartObj>
               <w:docPartGallery w:val="Table of Contents"/>
               <w:docPartUnique/>
             </w:docPartObj>
           </w:sdtPr>
-          <w:sdtEndPr>
-            <w:rPr>
-              <w:bCs/>
-            </w:rPr>
-          </w:sdtEndPr>
+          <w:sdtEndPr/>
           <w:sdtContent>
             <w:p>
               <w:pPr>
-                <w:pStyle w:val="af"/>
-                <w:ind w:firstLine="0"/>
-                <w:jc w:val="center"/>
+                <w:pStyle w:val="af1"/>
               </w:pPr>
               <w:r>
                 <w:t>Оглавление</w:t>
               </w:r>
+              <w:bookmarkEnd w:id="0"/>
             </w:p>
             <w:p>
               <w:pPr>
@@ -1010,18 +1004,18 @@
                 <w:fldChar w:fldCharType="begin"/>
               </w:r>
               <w:r>
-                <w:instrText xml:space="preserve"> TOC \o "1-3" \h \z \u </w:instrText>
+                <w:instrText xml:space="preserve"> TOC \o "1-1" \f \h \z \t "Заголовок 2;2;Заголовок 3;3;Гост Заголовок 2;3" </w:instrText>
               </w:r>
               <w:r>
                 <w:fldChar w:fldCharType="separate"/>
               </w:r>
-              <w:hyperlink w:anchor="_Toc193294283" w:history="1">
+              <w:hyperlink w:anchor="_Toc192086083" w:history="1">
                 <w:r>
                   <w:rPr>
                     <w:rStyle w:val="a4"/>
                     <w:noProof/>
                   </w:rPr>
-                  <w:t>Цель работы</w:t>
+                  <w:t>Оглавление</w:t>
                 </w:r>
                 <w:r>
                   <w:rPr>
@@ -1042,7 +1036,7 @@
                     <w:noProof/>
                     <w:webHidden/>
                   </w:rPr>
-                  <w:instrText xml:space="preserve"> PAGEREF _Toc193294283 \h </w:instrText>
+                  <w:instrText xml:space="preserve"> PAGEREF _Toc192086083 \h </w:instrText>
                 </w:r>
                 <w:r>
                   <w:rPr>
@@ -1062,7 +1056,7 @@
                     <w:noProof/>
                     <w:webHidden/>
                   </w:rPr>
-                  <w:t>3</w:t>
+                  <w:t>2</w:t>
                 </w:r>
                 <w:r>
                   <w:rPr>
@@ -1086,13 +1080,13 @@
                   <w:lang w:eastAsia="ru-RU"/>
                 </w:rPr>
               </w:pPr>
-              <w:hyperlink w:anchor="_Toc193294284" w:history="1">
+              <w:hyperlink w:anchor="_Toc192086084" w:history="1">
                 <w:r>
                   <w:rPr>
                     <w:rStyle w:val="a4"/>
                     <w:noProof/>
                   </w:rPr>
-                  <w:t>Задание</w:t>
+                  <w:t>Цель работы</w:t>
                 </w:r>
                 <w:r>
                   <w:rPr>
@@ -1113,7 +1107,7 @@
                     <w:noProof/>
                     <w:webHidden/>
                   </w:rPr>
-                  <w:instrText xml:space="preserve"> PAGEREF _Toc193294284 \h </w:instrText>
+                  <w:instrText xml:space="preserve"> PAGEREF _Toc192086084 \h </w:instrText>
                 </w:r>
                 <w:r>
                   <w:rPr>
@@ -1157,13 +1151,13 @@
                   <w:lang w:eastAsia="ru-RU"/>
                 </w:rPr>
               </w:pPr>
-              <w:hyperlink w:anchor="_Toc193294285" w:history="1">
+              <w:hyperlink w:anchor="_Toc192086085" w:history="1">
                 <w:r>
                   <w:rPr>
                     <w:rStyle w:val="a4"/>
                     <w:noProof/>
                   </w:rPr>
-                  <w:t>Теоретическая часть</w:t>
+                  <w:t>Задание</w:t>
                 </w:r>
                 <w:r>
                   <w:rPr>
@@ -1184,7 +1178,7 @@
                     <w:noProof/>
                     <w:webHidden/>
                   </w:rPr>
-                  <w:instrText xml:space="preserve"> PAGEREF _Toc193294285 \h </w:instrText>
+                  <w:instrText xml:space="preserve"> PAGEREF _Toc192086085 \h </w:instrText>
                 </w:r>
                 <w:r>
                   <w:rPr>
@@ -1228,13 +1222,13 @@
                   <w:lang w:eastAsia="ru-RU"/>
                 </w:rPr>
               </w:pPr>
-              <w:hyperlink w:anchor="_Toc193294286" w:history="1">
+              <w:hyperlink w:anchor="_Toc192086086" w:history="1">
                 <w:r>
                   <w:rPr>
                     <w:rStyle w:val="a4"/>
                     <w:noProof/>
                   </w:rPr>
-                  <w:t>Ход выполнения</w:t>
+                  <w:t>Теоретическая часть</w:t>
                 </w:r>
                 <w:r>
                   <w:rPr>
@@ -1255,7 +1249,7 @@
                     <w:noProof/>
                     <w:webHidden/>
                   </w:rPr>
-                  <w:instrText xml:space="preserve"> PAGEREF _Toc193294286 \h </w:instrText>
+                  <w:instrText xml:space="preserve"> PAGEREF _Toc192086086 \h </w:instrText>
                 </w:r>
                 <w:r>
                   <w:rPr>
@@ -1275,499 +1269,7 @@
                     <w:noProof/>
                     <w:webHidden/>
                   </w:rPr>
-                  <w:t>6</w:t>
-                </w:r>
-                <w:r>
-                  <w:rPr>
-                    <w:noProof/>
-                    <w:webHidden/>
-                  </w:rPr>
-                  <w:fldChar w:fldCharType="end"/>
-                </w:r>
-              </w:hyperlink>
-            </w:p>
-            <w:p>
-              <w:pPr>
-                <w:pStyle w:val="21"/>
-                <w:rPr>
-                  <w:rFonts w:asciiTheme="minorHAnsi" w:eastAsiaTheme="minorEastAsia" w:hAnsiTheme="minorHAnsi"/>
-                  <w:noProof/>
-                  <w:sz w:val="22"/>
-                  <w:lang w:eastAsia="ru-RU"/>
-                </w:rPr>
-              </w:pPr>
-              <w:hyperlink w:anchor="_Toc193294287" w:history="1">
-                <w:r>
-                  <w:rPr>
-                    <w:rStyle w:val="a4"/>
-                    <w:noProof/>
-                  </w:rPr>
-                  <w:t>Жанр и концепция</w:t>
-                </w:r>
-                <w:r>
-                  <w:rPr>
-                    <w:noProof/>
-                    <w:webHidden/>
-                  </w:rPr>
-                  <w:tab/>
-                </w:r>
-                <w:r>
-                  <w:rPr>
-                    <w:noProof/>
-                    <w:webHidden/>
-                  </w:rPr>
-                  <w:fldChar w:fldCharType="begin"/>
-                </w:r>
-                <w:r>
-                  <w:rPr>
-                    <w:noProof/>
-                    <w:webHidden/>
-                  </w:rPr>
-                  <w:instrText xml:space="preserve"> PAGEREF _Toc193294287 \h </w:instrText>
-                </w:r>
-                <w:r>
-                  <w:rPr>
-                    <w:noProof/>
-                    <w:webHidden/>
-                  </w:rPr>
-                </w:r>
-                <w:r>
-                  <w:rPr>
-                    <w:noProof/>
-                    <w:webHidden/>
-                  </w:rPr>
-                  <w:fldChar w:fldCharType="separate"/>
-                </w:r>
-                <w:r>
-                  <w:rPr>
-                    <w:noProof/>
-                    <w:webHidden/>
-                  </w:rPr>
-                  <w:t>6</w:t>
-                </w:r>
-                <w:r>
-                  <w:rPr>
-                    <w:noProof/>
-                    <w:webHidden/>
-                  </w:rPr>
-                  <w:fldChar w:fldCharType="end"/>
-                </w:r>
-              </w:hyperlink>
-            </w:p>
-            <w:p>
-              <w:pPr>
-                <w:pStyle w:val="21"/>
-                <w:rPr>
-                  <w:rFonts w:asciiTheme="minorHAnsi" w:eastAsiaTheme="minorEastAsia" w:hAnsiTheme="minorHAnsi"/>
-                  <w:noProof/>
-                  <w:sz w:val="22"/>
-                  <w:lang w:eastAsia="ru-RU"/>
-                </w:rPr>
-              </w:pPr>
-              <w:hyperlink w:anchor="_Toc193294288" w:history="1">
-                <w:r>
-                  <w:rPr>
-                    <w:rStyle w:val="a4"/>
-                    <w:noProof/>
-                  </w:rPr>
-                  <w:t>Цель игры</w:t>
-                </w:r>
-                <w:r>
-                  <w:rPr>
-                    <w:noProof/>
-                    <w:webHidden/>
-                  </w:rPr>
-                  <w:tab/>
-                </w:r>
-                <w:r>
-                  <w:rPr>
-                    <w:noProof/>
-                    <w:webHidden/>
-                  </w:rPr>
-                  <w:fldChar w:fldCharType="begin"/>
-                </w:r>
-                <w:r>
-                  <w:rPr>
-                    <w:noProof/>
-                    <w:webHidden/>
-                  </w:rPr>
-                  <w:instrText xml:space="preserve"> PAGEREF _Toc193294288 \h </w:instrText>
-                </w:r>
-                <w:r>
-                  <w:rPr>
-                    <w:noProof/>
-                    <w:webHidden/>
-                  </w:rPr>
-                </w:r>
-                <w:r>
-                  <w:rPr>
-                    <w:noProof/>
-                    <w:webHidden/>
-                  </w:rPr>
-                  <w:fldChar w:fldCharType="separate"/>
-                </w:r>
-                <w:r>
-                  <w:rPr>
-                    <w:noProof/>
-                    <w:webHidden/>
-                  </w:rPr>
-                  <w:t>6</w:t>
-                </w:r>
-                <w:r>
-                  <w:rPr>
-                    <w:noProof/>
-                    <w:webHidden/>
-                  </w:rPr>
-                  <w:fldChar w:fldCharType="end"/>
-                </w:r>
-              </w:hyperlink>
-            </w:p>
-            <w:p>
-              <w:pPr>
-                <w:pStyle w:val="21"/>
-                <w:rPr>
-                  <w:rFonts w:asciiTheme="minorHAnsi" w:eastAsiaTheme="minorEastAsia" w:hAnsiTheme="minorHAnsi"/>
-                  <w:noProof/>
-                  <w:sz w:val="22"/>
-                  <w:lang w:eastAsia="ru-RU"/>
-                </w:rPr>
-              </w:pPr>
-              <w:hyperlink w:anchor="_Toc193294289" w:history="1">
-                <w:r>
-                  <w:rPr>
-                    <w:rStyle w:val="a4"/>
-                    <w:noProof/>
-                  </w:rPr>
-                  <w:t>Анализ референсов</w:t>
-                </w:r>
-                <w:r>
-                  <w:rPr>
-                    <w:noProof/>
-                    <w:webHidden/>
-                  </w:rPr>
-                  <w:tab/>
-                </w:r>
-                <w:r>
-                  <w:rPr>
-                    <w:noProof/>
-                    <w:webHidden/>
-                  </w:rPr>
-                  <w:fldChar w:fldCharType="begin"/>
-                </w:r>
-                <w:r>
-                  <w:rPr>
-                    <w:noProof/>
-                    <w:webHidden/>
-                  </w:rPr>
-                  <w:instrText xml:space="preserve"> PAGEREF _Toc193294289 \h </w:instrText>
-                </w:r>
-                <w:r>
-                  <w:rPr>
-                    <w:noProof/>
-                    <w:webHidden/>
-                  </w:rPr>
-                </w:r>
-                <w:r>
-                  <w:rPr>
-                    <w:noProof/>
-                    <w:webHidden/>
-                  </w:rPr>
-                  <w:fldChar w:fldCharType="separate"/>
-                </w:r>
-                <w:r>
-                  <w:rPr>
-                    <w:noProof/>
-                    <w:webHidden/>
-                  </w:rPr>
-                  <w:t>6</w:t>
-                </w:r>
-                <w:r>
-                  <w:rPr>
-                    <w:noProof/>
-                    <w:webHidden/>
-                  </w:rPr>
-                  <w:fldChar w:fldCharType="end"/>
-                </w:r>
-              </w:hyperlink>
-            </w:p>
-            <w:p>
-              <w:pPr>
-                <w:pStyle w:val="21"/>
-                <w:rPr>
-                  <w:rFonts w:asciiTheme="minorHAnsi" w:eastAsiaTheme="minorEastAsia" w:hAnsiTheme="minorHAnsi"/>
-                  <w:noProof/>
-                  <w:sz w:val="22"/>
-                  <w:lang w:eastAsia="ru-RU"/>
-                </w:rPr>
-              </w:pPr>
-              <w:hyperlink w:anchor="_Toc193294290" w:history="1">
-                <w:r>
-                  <w:rPr>
-                    <w:rStyle w:val="a4"/>
-                    <w:noProof/>
-                  </w:rPr>
-                  <w:t>Правила игры</w:t>
-                </w:r>
-                <w:r>
-                  <w:rPr>
-                    <w:noProof/>
-                    <w:webHidden/>
-                  </w:rPr>
-                  <w:tab/>
-                </w:r>
-                <w:r>
-                  <w:rPr>
-                    <w:noProof/>
-                    <w:webHidden/>
-                  </w:rPr>
-                  <w:fldChar w:fldCharType="begin"/>
-                </w:r>
-                <w:r>
-                  <w:rPr>
-                    <w:noProof/>
-                    <w:webHidden/>
-                  </w:rPr>
-                  <w:instrText xml:space="preserve"> PAGEREF _Toc193294290 \h </w:instrText>
-                </w:r>
-                <w:r>
-                  <w:rPr>
-                    <w:noProof/>
-                    <w:webHidden/>
-                  </w:rPr>
-                </w:r>
-                <w:r>
-                  <w:rPr>
-                    <w:noProof/>
-                    <w:webHidden/>
-                  </w:rPr>
-                  <w:fldChar w:fldCharType="separate"/>
-                </w:r>
-                <w:r>
-                  <w:rPr>
-                    <w:noProof/>
-                    <w:webHidden/>
-                  </w:rPr>
-                  <w:t>9</w:t>
-                </w:r>
-                <w:r>
-                  <w:rPr>
-                    <w:noProof/>
-                    <w:webHidden/>
-                  </w:rPr>
-                  <w:fldChar w:fldCharType="end"/>
-                </w:r>
-              </w:hyperlink>
-            </w:p>
-            <w:p>
-              <w:pPr>
-                <w:pStyle w:val="21"/>
-                <w:rPr>
-                  <w:rFonts w:asciiTheme="minorHAnsi" w:eastAsiaTheme="minorEastAsia" w:hAnsiTheme="minorHAnsi"/>
-                  <w:noProof/>
-                  <w:sz w:val="22"/>
-                  <w:lang w:eastAsia="ru-RU"/>
-                </w:rPr>
-              </w:pPr>
-              <w:hyperlink w:anchor="_Toc193294291" w:history="1">
-                <w:r>
-                  <w:rPr>
-                    <w:rStyle w:val="a4"/>
-                    <w:noProof/>
-                  </w:rPr>
-                  <w:t>Мотивация</w:t>
-                </w:r>
-                <w:r>
-                  <w:rPr>
-                    <w:rStyle w:val="a4"/>
-                    <w:noProof/>
-                    <w:spacing w:val="-9"/>
-                  </w:rPr>
-                  <w:t xml:space="preserve"> </w:t>
-                </w:r>
-                <w:r>
-                  <w:rPr>
-                    <w:rStyle w:val="a4"/>
-                    <w:noProof/>
-                    <w:spacing w:val="-2"/>
-                  </w:rPr>
-                  <w:t>игрока</w:t>
-                </w:r>
-                <w:r>
-                  <w:rPr>
-                    <w:noProof/>
-                    <w:webHidden/>
-                  </w:rPr>
-                  <w:tab/>
-                </w:r>
-                <w:r>
-                  <w:rPr>
-                    <w:noProof/>
-                    <w:webHidden/>
-                  </w:rPr>
-                  <w:fldChar w:fldCharType="begin"/>
-                </w:r>
-                <w:r>
-                  <w:rPr>
-                    <w:noProof/>
-                    <w:webHidden/>
-                  </w:rPr>
-                  <w:instrText xml:space="preserve"> PAGEREF _Toc193294291 \h </w:instrText>
-                </w:r>
-                <w:r>
-                  <w:rPr>
-                    <w:noProof/>
-                    <w:webHidden/>
-                  </w:rPr>
-                </w:r>
-                <w:r>
-                  <w:rPr>
-                    <w:noProof/>
-                    <w:webHidden/>
-                  </w:rPr>
-                  <w:fldChar w:fldCharType="separate"/>
-                </w:r>
-                <w:r>
-                  <w:rPr>
-                    <w:noProof/>
-                    <w:webHidden/>
-                  </w:rPr>
-                  <w:t>9</w:t>
-                </w:r>
-                <w:r>
-                  <w:rPr>
-                    <w:noProof/>
-                    <w:webHidden/>
-                  </w:rPr>
-                  <w:fldChar w:fldCharType="end"/>
-                </w:r>
-              </w:hyperlink>
-            </w:p>
-            <w:p>
-              <w:pPr>
-                <w:pStyle w:val="21"/>
-                <w:rPr>
-                  <w:rFonts w:asciiTheme="minorHAnsi" w:eastAsiaTheme="minorEastAsia" w:hAnsiTheme="minorHAnsi"/>
-                  <w:noProof/>
-                  <w:sz w:val="22"/>
-                  <w:lang w:eastAsia="ru-RU"/>
-                </w:rPr>
-              </w:pPr>
-              <w:hyperlink w:anchor="_Toc193294292" w:history="1">
-                <w:r>
-                  <w:rPr>
-                    <w:rStyle w:val="a4"/>
-                    <w:noProof/>
-                  </w:rPr>
-                  <w:t>Игровой цикл</w:t>
-                </w:r>
-                <w:r>
-                  <w:rPr>
-                    <w:noProof/>
-                    <w:webHidden/>
-                  </w:rPr>
-                  <w:tab/>
-                </w:r>
-                <w:r>
-                  <w:rPr>
-                    <w:noProof/>
-                    <w:webHidden/>
-                  </w:rPr>
-                  <w:fldChar w:fldCharType="begin"/>
-                </w:r>
-                <w:r>
-                  <w:rPr>
-                    <w:noProof/>
-                    <w:webHidden/>
-                  </w:rPr>
-                  <w:instrText xml:space="preserve"> PAGEREF _Toc193294292 \h </w:instrText>
-                </w:r>
-                <w:r>
-                  <w:rPr>
-                    <w:noProof/>
-                    <w:webHidden/>
-                  </w:rPr>
-                </w:r>
-                <w:r>
-                  <w:rPr>
-                    <w:noProof/>
-                    <w:webHidden/>
-                  </w:rPr>
-                  <w:fldChar w:fldCharType="separate"/>
-                </w:r>
-                <w:r>
-                  <w:rPr>
-                    <w:noProof/>
-                    <w:webHidden/>
-                  </w:rPr>
-                  <w:t>10</w:t>
-                </w:r>
-                <w:r>
-                  <w:rPr>
-                    <w:noProof/>
-                    <w:webHidden/>
-                  </w:rPr>
-                  <w:fldChar w:fldCharType="end"/>
-                </w:r>
-              </w:hyperlink>
-            </w:p>
-            <w:p>
-              <w:pPr>
-                <w:pStyle w:val="21"/>
-                <w:rPr>
-                  <w:rFonts w:asciiTheme="minorHAnsi" w:eastAsiaTheme="minorEastAsia" w:hAnsiTheme="minorHAnsi"/>
-                  <w:noProof/>
-                  <w:sz w:val="22"/>
-                  <w:lang w:eastAsia="ru-RU"/>
-                </w:rPr>
-              </w:pPr>
-              <w:hyperlink w:anchor="_Toc193294293" w:history="1">
-                <w:r>
-                  <w:rPr>
-                    <w:rStyle w:val="a4"/>
-                    <w:noProof/>
-                  </w:rPr>
-                  <w:t>Выводы</w:t>
-                </w:r>
-                <w:r>
-                  <w:rPr>
-                    <w:noProof/>
-                    <w:webHidden/>
-                  </w:rPr>
-                  <w:tab/>
-                </w:r>
-                <w:r>
-                  <w:rPr>
-                    <w:noProof/>
-                    <w:webHidden/>
-                  </w:rPr>
-                  <w:fldChar w:fldCharType="begin"/>
-                </w:r>
-                <w:r>
-                  <w:rPr>
-                    <w:noProof/>
-                    <w:webHidden/>
-                  </w:rPr>
-                  <w:instrText xml:space="preserve"> PAGEREF _Toc193294293 \h </w:instrText>
-                </w:r>
-                <w:r>
-                  <w:rPr>
-                    <w:noProof/>
-                    <w:webHidden/>
-                  </w:rPr>
-                </w:r>
-                <w:r>
-                  <w:rPr>
-                    <w:noProof/>
-                    <w:webHidden/>
-                  </w:rPr>
-                  <w:fldChar w:fldCharType="separate"/>
-                </w:r>
-                <w:r>
-                  <w:rPr>
-                    <w:noProof/>
-                    <w:webHidden/>
-                  </w:rPr>
-                  <w:t>12</w:t>
+                  <w:t>3</w:t>
                 </w:r>
                 <w:r>
                   <w:rPr>
@@ -1791,13 +1293,13 @@
                   <w:lang w:eastAsia="ru-RU"/>
                 </w:rPr>
               </w:pPr>
-              <w:hyperlink w:anchor="_Toc193294294" w:history="1">
+              <w:hyperlink w:anchor="_Toc192086087" w:history="1">
                 <w:r>
                   <w:rPr>
                     <w:rStyle w:val="a4"/>
                     <w:noProof/>
                   </w:rPr>
-                  <w:t>Список источников</w:t>
+                  <w:t>Ход выполнения</w:t>
                 </w:r>
                 <w:r>
                   <w:rPr>
@@ -1818,7 +1320,7 @@
                     <w:noProof/>
                     <w:webHidden/>
                   </w:rPr>
-                  <w:instrText xml:space="preserve"> PAGEREF _Toc193294294 \h </w:instrText>
+                  <w:instrText xml:space="preserve"> PAGEREF _Toc192086087 \h </w:instrText>
                 </w:r>
                 <w:r>
                   <w:rPr>
@@ -1838,7 +1340,7 @@
                     <w:noProof/>
                     <w:webHidden/>
                   </w:rPr>
-                  <w:t>13</w:t>
+                  <w:t>6</w:t>
                 </w:r>
                 <w:r>
                   <w:rPr>
@@ -1850,27 +1352,606 @@
               </w:hyperlink>
             </w:p>
             <w:p>
+              <w:pPr>
+                <w:pStyle w:val="31"/>
+                <w:rPr>
+                  <w:rFonts w:asciiTheme="minorHAnsi" w:eastAsiaTheme="minorEastAsia" w:hAnsiTheme="minorHAnsi" w:cstheme="minorBidi"/>
+                  <w:noProof/>
+                  <w:sz w:val="22"/>
+                  <w:szCs w:val="22"/>
+                  <w:lang w:eastAsia="ru-RU"/>
+                </w:rPr>
+              </w:pPr>
+              <w:hyperlink w:anchor="_Toc192086088" w:history="1">
+                <w:r>
+                  <w:rPr>
+                    <w:rStyle w:val="a4"/>
+                    <w:noProof/>
+                  </w:rPr>
+                  <w:t>Жанр и концепция</w:t>
+                </w:r>
+                <w:r>
+                  <w:rPr>
+                    <w:noProof/>
+                    <w:webHidden/>
+                  </w:rPr>
+                  <w:tab/>
+                </w:r>
+                <w:r>
+                  <w:rPr>
+                    <w:noProof/>
+                    <w:webHidden/>
+                  </w:rPr>
+                  <w:fldChar w:fldCharType="begin"/>
+                </w:r>
+                <w:r>
+                  <w:rPr>
+                    <w:noProof/>
+                    <w:webHidden/>
+                  </w:rPr>
+                  <w:instrText xml:space="preserve"> PAGEREF _Toc192086088 \h </w:instrText>
+                </w:r>
+                <w:r>
+                  <w:rPr>
+                    <w:noProof/>
+                    <w:webHidden/>
+                  </w:rPr>
+                </w:r>
+                <w:r>
+                  <w:rPr>
+                    <w:noProof/>
+                    <w:webHidden/>
+                  </w:rPr>
+                  <w:fldChar w:fldCharType="separate"/>
+                </w:r>
+                <w:r>
+                  <w:rPr>
+                    <w:noProof/>
+                    <w:webHidden/>
+                  </w:rPr>
+                  <w:t>6</w:t>
+                </w:r>
+                <w:r>
+                  <w:rPr>
+                    <w:noProof/>
+                    <w:webHidden/>
+                  </w:rPr>
+                  <w:fldChar w:fldCharType="end"/>
+                </w:r>
+              </w:hyperlink>
+            </w:p>
+            <w:p>
+              <w:pPr>
+                <w:pStyle w:val="31"/>
+                <w:rPr>
+                  <w:rFonts w:asciiTheme="minorHAnsi" w:eastAsiaTheme="minorEastAsia" w:hAnsiTheme="minorHAnsi" w:cstheme="minorBidi"/>
+                  <w:noProof/>
+                  <w:sz w:val="22"/>
+                  <w:szCs w:val="22"/>
+                  <w:lang w:eastAsia="ru-RU"/>
+                </w:rPr>
+              </w:pPr>
+              <w:hyperlink w:anchor="_Toc192086089" w:history="1">
+                <w:r>
+                  <w:rPr>
+                    <w:rStyle w:val="a4"/>
+                    <w:noProof/>
+                  </w:rPr>
+                  <w:t>Цель игры</w:t>
+                </w:r>
+                <w:r>
+                  <w:rPr>
+                    <w:noProof/>
+                    <w:webHidden/>
+                  </w:rPr>
+                  <w:tab/>
+                </w:r>
+                <w:r>
+                  <w:rPr>
+                    <w:noProof/>
+                    <w:webHidden/>
+                  </w:rPr>
+                  <w:fldChar w:fldCharType="begin"/>
+                </w:r>
+                <w:r>
+                  <w:rPr>
+                    <w:noProof/>
+                    <w:webHidden/>
+                  </w:rPr>
+                  <w:instrText xml:space="preserve"> PAGEREF _Toc192086089 \h </w:instrText>
+                </w:r>
+                <w:r>
+                  <w:rPr>
+                    <w:noProof/>
+                    <w:webHidden/>
+                  </w:rPr>
+                </w:r>
+                <w:r>
+                  <w:rPr>
+                    <w:noProof/>
+                    <w:webHidden/>
+                  </w:rPr>
+                  <w:fldChar w:fldCharType="separate"/>
+                </w:r>
+                <w:r>
+                  <w:rPr>
+                    <w:noProof/>
+                    <w:webHidden/>
+                  </w:rPr>
+                  <w:t>6</w:t>
+                </w:r>
+                <w:r>
+                  <w:rPr>
+                    <w:noProof/>
+                    <w:webHidden/>
+                  </w:rPr>
+                  <w:fldChar w:fldCharType="end"/>
+                </w:r>
+              </w:hyperlink>
+            </w:p>
+            <w:p>
+              <w:pPr>
+                <w:pStyle w:val="31"/>
+                <w:rPr>
+                  <w:rFonts w:asciiTheme="minorHAnsi" w:eastAsiaTheme="minorEastAsia" w:hAnsiTheme="minorHAnsi" w:cstheme="minorBidi"/>
+                  <w:noProof/>
+                  <w:sz w:val="22"/>
+                  <w:szCs w:val="22"/>
+                  <w:lang w:eastAsia="ru-RU"/>
+                </w:rPr>
+              </w:pPr>
+              <w:hyperlink w:anchor="_Toc192086090" w:history="1">
+                <w:r>
+                  <w:rPr>
+                    <w:rStyle w:val="a4"/>
+                    <w:noProof/>
+                  </w:rPr>
+                  <w:t>Анализ референсов</w:t>
+                </w:r>
+                <w:r>
+                  <w:rPr>
+                    <w:noProof/>
+                    <w:webHidden/>
+                  </w:rPr>
+                  <w:tab/>
+                </w:r>
+                <w:r>
+                  <w:rPr>
+                    <w:noProof/>
+                    <w:webHidden/>
+                  </w:rPr>
+                  <w:fldChar w:fldCharType="begin"/>
+                </w:r>
+                <w:r>
+                  <w:rPr>
+                    <w:noProof/>
+                    <w:webHidden/>
+                  </w:rPr>
+                  <w:instrText xml:space="preserve"> PAGEREF _Toc192086090 \h </w:instrText>
+                </w:r>
+                <w:r>
+                  <w:rPr>
+                    <w:noProof/>
+                    <w:webHidden/>
+                  </w:rPr>
+                </w:r>
+                <w:r>
+                  <w:rPr>
+                    <w:noProof/>
+                    <w:webHidden/>
+                  </w:rPr>
+                  <w:fldChar w:fldCharType="separate"/>
+                </w:r>
+                <w:r>
+                  <w:rPr>
+                    <w:noProof/>
+                    <w:webHidden/>
+                  </w:rPr>
+                  <w:t>6</w:t>
+                </w:r>
+                <w:r>
+                  <w:rPr>
+                    <w:noProof/>
+                    <w:webHidden/>
+                  </w:rPr>
+                  <w:fldChar w:fldCharType="end"/>
+                </w:r>
+              </w:hyperlink>
+            </w:p>
+            <w:p>
+              <w:pPr>
+                <w:pStyle w:val="31"/>
+                <w:rPr>
+                  <w:rFonts w:asciiTheme="minorHAnsi" w:eastAsiaTheme="minorEastAsia" w:hAnsiTheme="minorHAnsi" w:cstheme="minorBidi"/>
+                  <w:noProof/>
+                  <w:sz w:val="22"/>
+                  <w:szCs w:val="22"/>
+                  <w:lang w:eastAsia="ru-RU"/>
+                </w:rPr>
+              </w:pPr>
+              <w:hyperlink w:anchor="_Toc192086091" w:history="1">
+                <w:r>
+                  <w:rPr>
+                    <w:rStyle w:val="a4"/>
+                    <w:noProof/>
+                  </w:rPr>
+                  <w:t>Правила игры</w:t>
+                </w:r>
+                <w:r>
+                  <w:rPr>
+                    <w:noProof/>
+                    <w:webHidden/>
+                  </w:rPr>
+                  <w:tab/>
+                </w:r>
+                <w:r>
+                  <w:rPr>
+                    <w:noProof/>
+                    <w:webHidden/>
+                  </w:rPr>
+                  <w:fldChar w:fldCharType="begin"/>
+                </w:r>
+                <w:r>
+                  <w:rPr>
+                    <w:noProof/>
+                    <w:webHidden/>
+                  </w:rPr>
+                  <w:instrText xml:space="preserve"> PAGEREF _Toc192086091 \h </w:instrText>
+                </w:r>
+                <w:r>
+                  <w:rPr>
+                    <w:noProof/>
+                    <w:webHidden/>
+                  </w:rPr>
+                </w:r>
+                <w:r>
+                  <w:rPr>
+                    <w:noProof/>
+                    <w:webHidden/>
+                  </w:rPr>
+                  <w:fldChar w:fldCharType="separate"/>
+                </w:r>
+                <w:r>
+                  <w:rPr>
+                    <w:noProof/>
+                    <w:webHidden/>
+                  </w:rPr>
+                  <w:t>9</w:t>
+                </w:r>
+                <w:r>
+                  <w:rPr>
+                    <w:noProof/>
+                    <w:webHidden/>
+                  </w:rPr>
+                  <w:fldChar w:fldCharType="end"/>
+                </w:r>
+              </w:hyperlink>
+            </w:p>
+            <w:p>
+              <w:pPr>
+                <w:pStyle w:val="31"/>
+                <w:rPr>
+                  <w:rFonts w:asciiTheme="minorHAnsi" w:eastAsiaTheme="minorEastAsia" w:hAnsiTheme="minorHAnsi" w:cstheme="minorBidi"/>
+                  <w:noProof/>
+                  <w:sz w:val="22"/>
+                  <w:szCs w:val="22"/>
+                  <w:lang w:eastAsia="ru-RU"/>
+                </w:rPr>
+              </w:pPr>
+              <w:hyperlink w:anchor="_Toc192086092" w:history="1">
+                <w:r>
+                  <w:rPr>
+                    <w:rStyle w:val="a4"/>
+                    <w:noProof/>
+                  </w:rPr>
+                  <w:t>Мотивация</w:t>
+                </w:r>
+                <w:r>
+                  <w:rPr>
+                    <w:rStyle w:val="a4"/>
+                    <w:noProof/>
+                    <w:spacing w:val="-9"/>
+                  </w:rPr>
+                  <w:t xml:space="preserve"> </w:t>
+                </w:r>
+                <w:r>
+                  <w:rPr>
+                    <w:rStyle w:val="a4"/>
+                    <w:noProof/>
+                    <w:spacing w:val="-2"/>
+                  </w:rPr>
+                  <w:t>игрока</w:t>
+                </w:r>
+                <w:r>
+                  <w:rPr>
+                    <w:noProof/>
+                    <w:webHidden/>
+                  </w:rPr>
+                  <w:tab/>
+                </w:r>
+                <w:r>
+                  <w:rPr>
+                    <w:noProof/>
+                    <w:webHidden/>
+                  </w:rPr>
+                  <w:fldChar w:fldCharType="begin"/>
+                </w:r>
+                <w:r>
+                  <w:rPr>
+                    <w:noProof/>
+                    <w:webHidden/>
+                  </w:rPr>
+                  <w:instrText xml:space="preserve"> PAGEREF _Toc192086092 \h </w:instrText>
+                </w:r>
+                <w:r>
+                  <w:rPr>
+                    <w:noProof/>
+                    <w:webHidden/>
+                  </w:rPr>
+                </w:r>
+                <w:r>
+                  <w:rPr>
+                    <w:noProof/>
+                    <w:webHidden/>
+                  </w:rPr>
+                  <w:fldChar w:fldCharType="separate"/>
+                </w:r>
+                <w:r>
+                  <w:rPr>
+                    <w:noProof/>
+                    <w:webHidden/>
+                  </w:rPr>
+                  <w:t>9</w:t>
+                </w:r>
+                <w:r>
+                  <w:rPr>
+                    <w:noProof/>
+                    <w:webHidden/>
+                  </w:rPr>
+                  <w:fldChar w:fldCharType="end"/>
+                </w:r>
+              </w:hyperlink>
+            </w:p>
+            <w:p>
+              <w:pPr>
+                <w:pStyle w:val="31"/>
+                <w:rPr>
+                  <w:rFonts w:asciiTheme="minorHAnsi" w:eastAsiaTheme="minorEastAsia" w:hAnsiTheme="minorHAnsi" w:cstheme="minorBidi"/>
+                  <w:noProof/>
+                  <w:sz w:val="22"/>
+                  <w:szCs w:val="22"/>
+                  <w:lang w:eastAsia="ru-RU"/>
+                </w:rPr>
+              </w:pPr>
+              <w:hyperlink w:anchor="_Toc192086093" w:history="1">
+                <w:r>
+                  <w:rPr>
+                    <w:rStyle w:val="a4"/>
+                    <w:noProof/>
+                  </w:rPr>
+                  <w:t>Игровой цикл</w:t>
+                </w:r>
+                <w:r>
+                  <w:rPr>
+                    <w:noProof/>
+                    <w:webHidden/>
+                  </w:rPr>
+                  <w:tab/>
+                </w:r>
+                <w:r>
+                  <w:rPr>
+                    <w:noProof/>
+                    <w:webHidden/>
+                  </w:rPr>
+                  <w:fldChar w:fldCharType="begin"/>
+                </w:r>
+                <w:r>
+                  <w:rPr>
+                    <w:noProof/>
+                    <w:webHidden/>
+                  </w:rPr>
+                  <w:instrText xml:space="preserve"> PAGEREF _Toc192086093 \h </w:instrText>
+                </w:r>
+                <w:r>
+                  <w:rPr>
+                    <w:noProof/>
+                    <w:webHidden/>
+                  </w:rPr>
+                </w:r>
+                <w:r>
+                  <w:rPr>
+                    <w:noProof/>
+                    <w:webHidden/>
+                  </w:rPr>
+                  <w:fldChar w:fldCharType="separate"/>
+                </w:r>
+                <w:r>
+                  <w:rPr>
+                    <w:noProof/>
+                    <w:webHidden/>
+                  </w:rPr>
+                  <w:t>10</w:t>
+                </w:r>
+                <w:r>
+                  <w:rPr>
+                    <w:noProof/>
+                    <w:webHidden/>
+                  </w:rPr>
+                  <w:fldChar w:fldCharType="end"/>
+                </w:r>
+              </w:hyperlink>
+            </w:p>
+            <w:p>
+              <w:pPr>
+                <w:pStyle w:val="31"/>
+                <w:rPr>
+                  <w:rFonts w:asciiTheme="minorHAnsi" w:eastAsiaTheme="minorEastAsia" w:hAnsiTheme="minorHAnsi" w:cstheme="minorBidi"/>
+                  <w:noProof/>
+                  <w:sz w:val="22"/>
+                  <w:szCs w:val="22"/>
+                  <w:lang w:eastAsia="ru-RU"/>
+                </w:rPr>
+              </w:pPr>
+              <w:hyperlink w:anchor="_Toc192086094" w:history="1">
+                <w:r>
+                  <w:rPr>
+                    <w:rStyle w:val="a4"/>
+                    <w:noProof/>
+                  </w:rPr>
+                  <w:t>Выводы</w:t>
+                </w:r>
+                <w:r>
+                  <w:rPr>
+                    <w:noProof/>
+                    <w:webHidden/>
+                  </w:rPr>
+                  <w:tab/>
+                </w:r>
+                <w:r>
+                  <w:rPr>
+                    <w:noProof/>
+                    <w:webHidden/>
+                  </w:rPr>
+                  <w:fldChar w:fldCharType="begin"/>
+                </w:r>
+                <w:r>
+                  <w:rPr>
+                    <w:noProof/>
+                    <w:webHidden/>
+                  </w:rPr>
+                  <w:instrText xml:space="preserve"> PAGEREF _Toc192086094 \h </w:instrText>
+                </w:r>
+                <w:r>
+                  <w:rPr>
+                    <w:noProof/>
+                    <w:webHidden/>
+                  </w:rPr>
+                </w:r>
+                <w:r>
+                  <w:rPr>
+                    <w:noProof/>
+                    <w:webHidden/>
+                  </w:rPr>
+                  <w:fldChar w:fldCharType="separate"/>
+                </w:r>
+                <w:r>
+                  <w:rPr>
+                    <w:noProof/>
+                    <w:webHidden/>
+                  </w:rPr>
+                  <w:t>12</w:t>
+                </w:r>
+                <w:r>
+                  <w:rPr>
+                    <w:noProof/>
+                    <w:webHidden/>
+                  </w:rPr>
+                  <w:fldChar w:fldCharType="end"/>
+                </w:r>
+              </w:hyperlink>
+            </w:p>
+            <w:p>
+              <w:pPr>
+                <w:pStyle w:val="11"/>
+                <w:tabs>
+                  <w:tab w:val="right" w:leader="dot" w:pos="9345"/>
+                </w:tabs>
+                <w:rPr>
+                  <w:rFonts w:asciiTheme="minorHAnsi" w:eastAsiaTheme="minorEastAsia" w:hAnsiTheme="minorHAnsi"/>
+                  <w:noProof/>
+                  <w:sz w:val="22"/>
+                  <w:lang w:eastAsia="ru-RU"/>
+                </w:rPr>
+              </w:pPr>
+              <w:hyperlink w:anchor="_Toc192086095" w:history="1">
+                <w:r>
+                  <w:rPr>
+                    <w:rStyle w:val="a4"/>
+                    <w:noProof/>
+                  </w:rPr>
+                  <w:t>Список источников</w:t>
+                </w:r>
+                <w:r>
+                  <w:rPr>
+                    <w:noProof/>
+                    <w:webHidden/>
+                  </w:rPr>
+                  <w:tab/>
+                </w:r>
+                <w:r>
+                  <w:rPr>
+                    <w:noProof/>
+                    <w:webHidden/>
+                  </w:rPr>
+                  <w:fldChar w:fldCharType="begin"/>
+                </w:r>
+                <w:r>
+                  <w:rPr>
+                    <w:noProof/>
+                    <w:webHidden/>
+                  </w:rPr>
+                  <w:instrText xml:space="preserve"> PAGEREF _Toc192086095 \h </w:instrText>
+                </w:r>
+                <w:r>
+                  <w:rPr>
+                    <w:noProof/>
+                    <w:webHidden/>
+                  </w:rPr>
+                </w:r>
+                <w:r>
+                  <w:rPr>
+                    <w:noProof/>
+                    <w:webHidden/>
+                  </w:rPr>
+                  <w:fldChar w:fldCharType="separate"/>
+                </w:r>
+                <w:r>
+                  <w:rPr>
+                    <w:noProof/>
+                    <w:webHidden/>
+                  </w:rPr>
+                  <w:t>13</w:t>
+                </w:r>
+                <w:r>
+                  <w:rPr>
+                    <w:noProof/>
+                    <w:webHidden/>
+                  </w:rPr>
+                  <w:fldChar w:fldCharType="end"/>
+                </w:r>
+              </w:hyperlink>
+            </w:p>
+            <w:p>
+              <w:pPr>
+                <w:pStyle w:val="af"/>
+                <w:ind w:firstLine="0"/>
+              </w:pPr>
               <w:r>
-                <w:rPr>
-                  <w:rFonts w:ascii="Times New Roman" w:hAnsi="Times New Roman"/>
-                  <w:sz w:val="28"/>
-                </w:rPr>
                 <w:fldChar w:fldCharType="end"/>
               </w:r>
+            </w:p>
+            <w:p>
+              <w:pPr>
+                <w:rPr>
+                  <w:b/>
+                  <w:bCs/>
+                </w:rPr>
+              </w:pPr>
             </w:p>
           </w:sdtContent>
         </w:sdt>
         <w:p>
           <w:pPr>
             <w:rPr>
-              <w:rFonts w:ascii="Times New Roman" w:eastAsiaTheme="majorEastAsia" w:hAnsi="Times New Roman" w:cstheme="majorBidi"/>
               <w:b/>
               <w:bCs/>
-              <w:sz w:val="28"/>
-              <w:szCs w:val="32"/>
             </w:rPr>
           </w:pPr>
           <w:r>
+            <w:rPr>
+              <w:b/>
+              <w:bCs/>
+            </w:rPr>
             <w:br w:type="page"/>
           </w:r>
         </w:p>
@@ -1878,13 +1959,13 @@
           <w:pPr>
             <w:pStyle w:val="af1"/>
           </w:pPr>
-          <w:bookmarkStart w:id="2" w:name="_Toc193294283"/>
+          <w:bookmarkStart w:id="1" w:name="_Toc191480671"/>
+          <w:bookmarkStart w:id="2" w:name="_Toc192086084"/>
           <w:r>
             <w:lastRenderedPageBreak/>
             <w:t>Цель работы</w:t>
           </w:r>
           <w:bookmarkEnd w:id="1"/>
-          <w:bookmarkEnd w:id="0"/>
           <w:bookmarkEnd w:id="2"/>
         </w:p>
         <w:p>
@@ -1938,14 +2019,12 @@
             <w:pStyle w:val="af1"/>
           </w:pPr>
           <w:bookmarkStart w:id="3" w:name="_Toc191480672"/>
-          <w:bookmarkStart w:id="4" w:name="_Toc193291781"/>
-          <w:bookmarkStart w:id="5" w:name="_Toc193294284"/>
+          <w:bookmarkStart w:id="4" w:name="_Toc192086085"/>
           <w:r>
             <w:t>Задание</w:t>
           </w:r>
           <w:bookmarkEnd w:id="3"/>
           <w:bookmarkEnd w:id="4"/>
-          <w:bookmarkEnd w:id="5"/>
         </w:p>
         <w:p>
           <w:pPr>
@@ -2107,18 +2186,16 @@
           <w:pPr>
             <w:pStyle w:val="af1"/>
           </w:pPr>
-          <w:bookmarkStart w:id="6" w:name="_Toc191480673"/>
-          <w:bookmarkStart w:id="7" w:name="_Toc193291782"/>
-          <w:bookmarkStart w:id="8" w:name="_Toc193294285"/>
+          <w:bookmarkStart w:id="5" w:name="_Toc191480673"/>
+          <w:bookmarkStart w:id="6" w:name="_Toc192086086"/>
           <w:r>
             <w:t>Теоретическая часть</w:t>
           </w:r>
         </w:p>
       </w:sdtContent>
     </w:sdt>
-    <w:bookmarkEnd w:id="8" w:displacedByCustomXml="prev"/>
-    <w:bookmarkEnd w:id="7" w:displacedByCustomXml="prev"/>
     <w:bookmarkEnd w:id="6" w:displacedByCustomXml="prev"/>
+    <w:bookmarkEnd w:id="5" w:displacedByCustomXml="prev"/>
     <w:p>
       <w:pPr>
         <w:pStyle w:val="af3"/>
@@ -2657,15 +2734,7 @@
       </w:r>
       <w:proofErr w:type="spellEnd"/>
       <w:r>
-        <w:t xml:space="preserve"> и </w:t>
-      </w:r>
-      <w:proofErr w:type="spellStart"/>
-      <w:r>
-        <w:t>шутер</w:t>
-      </w:r>
-      <w:proofErr w:type="spellEnd"/>
-      <w:r>
-        <w:t>. Также важно определить, какие навыки и инструменты игроки будут использовать для</w:t>
+        <w:t xml:space="preserve"> и шутер. Также важно определить, какие навыки и инструменты игроки будут использовать для</w:t>
       </w:r>
       <w:r>
         <w:rPr>
@@ -3181,23 +3250,7 @@
                                 <w:i/>
                                 <w:sz w:val="28"/>
                               </w:rPr>
-                              <w:t>«</w:t>
-                            </w:r>
-                            <w:proofErr w:type="spellStart"/>
-                            <w:r>
-                              <w:rPr>
-                                <w:i/>
-                                <w:sz w:val="28"/>
-                              </w:rPr>
-                              <w:t>Геймплей</w:t>
-                            </w:r>
-                            <w:proofErr w:type="spellEnd"/>
-                            <w:r>
-                              <w:rPr>
-                                <w:i/>
-                                <w:sz w:val="28"/>
-                              </w:rPr>
-                              <w:t xml:space="preserve"> — набор действий, которые игрок выполняет во время </w:t>
+                              <w:t xml:space="preserve">«Геймплей — набор действий, которые игрок выполняет во время </w:t>
                             </w:r>
                             <w:r>
                               <w:rPr>
@@ -3426,23 +3479,7 @@
                           <w:i/>
                           <w:sz w:val="28"/>
                         </w:rPr>
-                        <w:t>«</w:t>
-                      </w:r>
-                      <w:proofErr w:type="spellStart"/>
-                      <w:r>
-                        <w:rPr>
-                          <w:i/>
-                          <w:sz w:val="28"/>
-                        </w:rPr>
-                        <w:t>Геймплей</w:t>
-                      </w:r>
-                      <w:proofErr w:type="spellEnd"/>
-                      <w:r>
-                        <w:rPr>
-                          <w:i/>
-                          <w:sz w:val="28"/>
-                        </w:rPr>
-                        <w:t xml:space="preserve"> — набор действий, которые игрок выполняет во время </w:t>
+                        <w:t xml:space="preserve">«Геймплей — набор действий, которые игрок выполняет во время </w:t>
                       </w:r>
                       <w:r>
                         <w:rPr>
@@ -3676,15 +3713,7 @@
       </w:r>
       <w:proofErr w:type="spellEnd"/>
       <w:r>
-        <w:t xml:space="preserve"> или </w:t>
-      </w:r>
-      <w:proofErr w:type="spellStart"/>
-      <w:r>
-        <w:t>Photoshop</w:t>
-      </w:r>
-      <w:proofErr w:type="spellEnd"/>
-      <w:r>
-        <w:t>) основных экранов: главное меню, HUD (жизни, броня, выбранное оружие, оставшееся время), экран загрузки и экран поражения. Интерфейс должен быть интуитивно понятным и соответствовать стилистике игры.</w:t>
+        <w:t xml:space="preserve"> или Photoshop) основных экранов: главное меню, HUD (жизни, броня, выбранное оружие, оставшееся время), экран загрузки и экран поражения. Интерфейс должен быть интуитивно понятным и соответствовать стилистике игры.</w:t>
       </w:r>
     </w:p>
     <w:p>
@@ -3713,298 +3742,324 @@
       <w:pPr>
         <w:pStyle w:val="af1"/>
       </w:pPr>
-      <w:bookmarkStart w:id="9" w:name="_Toc191480674"/>
-      <w:bookmarkStart w:id="10" w:name="_Toc193291783"/>
-      <w:bookmarkStart w:id="11" w:name="_Toc193294286"/>
+      <w:bookmarkStart w:id="7" w:name="_Toc191480674"/>
+      <w:bookmarkStart w:id="8" w:name="_Toc192086087"/>
       <w:r>
         <w:lastRenderedPageBreak/>
         <w:t>Ход выполнения</w:t>
       </w:r>
+      <w:bookmarkEnd w:id="7"/>
+      <w:bookmarkEnd w:id="8"/>
+    </w:p>
+    <w:p>
+      <w:pPr>
+        <w:pStyle w:val="af3"/>
+      </w:pPr>
+      <w:r>
+        <w:t xml:space="preserve">Для проектирования </w:t>
+      </w:r>
+      <w:r>
+        <w:t>VR-игры «</w:t>
+      </w:r>
+      <w:proofErr w:type="spellStart"/>
+      <w:r>
+        <w:t>Коллицкие</w:t>
+      </w:r>
+      <w:proofErr w:type="spellEnd"/>
+      <w:r>
+        <w:t xml:space="preserve"> поля» </w:t>
+      </w:r>
+      <w:r>
+        <w:t>нужно определить жанр игры и концепцию, указать цель, проанализировать референсы, описать правила игры, мотивацию игрока и игровой цикл.</w:t>
+      </w:r>
+    </w:p>
+    <w:p>
+      <w:pPr>
+        <w:pStyle w:val="22"/>
+      </w:pPr>
+      <w:bookmarkStart w:id="9" w:name="_Toc191480675"/>
+      <w:bookmarkStart w:id="10" w:name="_Toc192086088"/>
+      <w:r>
+        <w:t>Жанр и концепция</w:t>
+      </w:r>
       <w:bookmarkEnd w:id="9"/>
       <w:bookmarkEnd w:id="10"/>
-      <w:bookmarkEnd w:id="11"/>
     </w:p>
     <w:p>
       <w:pPr>
         <w:pStyle w:val="af3"/>
-      </w:pPr>
-      <w:r>
-        <w:t xml:space="preserve">Для проектирования </w:t>
-      </w:r>
-      <w:r>
-        <w:t>VR-игры «</w:t>
+        <w:rPr>
+          <w:rStyle w:val="h9rpj5gkjhrwbrml3kdi"/>
+        </w:rPr>
+      </w:pPr>
+      <w:r>
+        <w:rPr>
+          <w:rStyle w:val="h9rpj5gkjhrwbrml3kdi"/>
+        </w:rPr>
+        <w:t>В разработке VR-игры «</w:t>
       </w:r>
       <w:proofErr w:type="spellStart"/>
       <w:r>
+        <w:rPr>
+          <w:rStyle w:val="h9rpj5gkjhrwbrml3kdi"/>
+        </w:rPr>
         <w:t>Коллицкие</w:t>
       </w:r>
       <w:proofErr w:type="spellEnd"/>
       <w:r>
-        <w:t xml:space="preserve"> поля» </w:t>
-      </w:r>
-      <w:r>
-        <w:t>нужно определить жанр игры и концепцию, указать цель, проанализировать референсы, описать правила игры, мотивацию игрока и игровой цикл.</w:t>
+        <w:rPr>
+          <w:rStyle w:val="h9rpj5gkjhrwbrml3kdi"/>
+        </w:rPr>
+        <w:t xml:space="preserve"> поля» будут использоваться такие жанры, как </w:t>
+      </w:r>
+      <w:proofErr w:type="spellStart"/>
+      <w:r>
+        <w:rPr>
+          <w:rStyle w:val="h9rpj5gkjhrwbrml3kdi"/>
+        </w:rPr>
+        <w:t>adventure</w:t>
+      </w:r>
+      <w:proofErr w:type="spellEnd"/>
+      <w:r>
+        <w:rPr>
+          <w:rStyle w:val="h9rpj5gkjhrwbrml3kdi"/>
+        </w:rPr>
+        <w:t xml:space="preserve"> и </w:t>
+      </w:r>
+      <w:proofErr w:type="spellStart"/>
+      <w:r>
+        <w:rPr>
+          <w:rStyle w:val="h9rpj5gkjhrwbrml3kdi"/>
+        </w:rPr>
+        <w:t>action</w:t>
+      </w:r>
+      <w:proofErr w:type="spellEnd"/>
+      <w:r>
+        <w:rPr>
+          <w:rStyle w:val="h9rpj5gkjhrwbrml3kdi"/>
+        </w:rPr>
+        <w:t xml:space="preserve">. Жанр </w:t>
+      </w:r>
+      <w:proofErr w:type="spellStart"/>
+      <w:r>
+        <w:rPr>
+          <w:rStyle w:val="h9rpj5gkjhrwbrml3kdi"/>
+        </w:rPr>
+        <w:t>action</w:t>
+      </w:r>
+      <w:proofErr w:type="spellEnd"/>
+      <w:r>
+        <w:rPr>
+          <w:rStyle w:val="h9rpj5gkjhrwbrml3kdi"/>
+        </w:rPr>
+        <w:t xml:space="preserve"> будет отражаться в виде “зрелищности” механики боевых сцен</w:t>
+      </w:r>
+      <w:r>
+        <w:rPr>
+          <w:rStyle w:val="h9rpj5gkjhrwbrml3kdi"/>
+        </w:rPr>
+        <w:t xml:space="preserve"> </w:t>
+      </w:r>
+      <w:r>
+        <w:rPr>
+          <w:rStyle w:val="h9rpj5gkjhrwbrml3kdi"/>
+        </w:rPr>
+        <w:t>(</w:t>
+      </w:r>
+      <w:r>
+        <w:rPr>
+          <w:rStyle w:val="h9rpj5gkjhrwbrml3kdi"/>
+        </w:rPr>
+        <w:t>в основном</w:t>
+      </w:r>
+      <w:r>
+        <w:rPr>
+          <w:rStyle w:val="h9rpj5gkjhrwbrml3kdi"/>
+        </w:rPr>
+        <w:t xml:space="preserve"> с холодным оружием</w:t>
+      </w:r>
+      <w:r>
+        <w:rPr>
+          <w:rStyle w:val="h9rpj5gkjhrwbrml3kdi"/>
+        </w:rPr>
+        <w:t>)</w:t>
+      </w:r>
+      <w:r>
+        <w:rPr>
+          <w:rStyle w:val="h9rpj5gkjhrwbrml3kdi"/>
+        </w:rPr>
+        <w:t>, в то время как приключенческая составляющая будет ориентирована на механики исследования окружения и изучения сюжета игрового мира [</w:t>
+      </w:r>
+      <w:r>
+        <w:rPr>
+          <w:rStyle w:val="h9rpj5gkjhrwbrml3kdi"/>
+        </w:rPr>
+        <w:t>1</w:t>
+      </w:r>
+      <w:r>
+        <w:rPr>
+          <w:rStyle w:val="h9rpj5gkjhrwbrml3kdi"/>
+        </w:rPr>
+        <w:t>].</w:t>
       </w:r>
     </w:p>
     <w:p>
       <w:pPr>
-        <w:pStyle w:val="22"/>
-      </w:pPr>
-      <w:bookmarkStart w:id="12" w:name="_Toc191480675"/>
-      <w:bookmarkStart w:id="13" w:name="_Toc193291784"/>
-      <w:bookmarkStart w:id="14" w:name="_Toc193294287"/>
-      <w:r>
-        <w:t>Жанр и концепция</w:t>
-      </w:r>
-      <w:bookmarkEnd w:id="12"/>
-      <w:bookmarkEnd w:id="13"/>
-      <w:bookmarkEnd w:id="14"/>
+        <w:pStyle w:val="af3"/>
+        <w:rPr>
+          <w:rStyle w:val="h9rpj5gkjhrwbrml3kdi"/>
+        </w:rPr>
+      </w:pPr>
+      <w:r>
+        <w:rPr>
+          <w:rStyle w:val="h9rpj5gkjhrwbrml3kdi"/>
+        </w:rPr>
+        <w:t xml:space="preserve">Основная концепция: </w:t>
+      </w:r>
+      <w:r>
+        <w:rPr>
+          <w:rStyle w:val="h9rpj5gkjhrwbrml3kdi"/>
+        </w:rPr>
+        <w:t>и</w:t>
+      </w:r>
+      <w:r>
+        <w:rPr>
+          <w:rStyle w:val="h9rpj5gkjhrwbrml3kdi"/>
+        </w:rPr>
+        <w:t>гровое действие разворачивается</w:t>
+      </w:r>
+      <w:r>
+        <w:rPr>
+          <w:rStyle w:val="h9rpj5gkjhrwbrml3kdi"/>
+        </w:rPr>
+        <w:t xml:space="preserve"> в сеттинге «Магнитошахтинская область» [2], </w:t>
+      </w:r>
+      <w:r>
+        <w:t>а основной локацией являются</w:t>
+      </w:r>
+      <w:r>
+        <w:rPr>
+          <w:rStyle w:val="h9rpj5gkjhrwbrml3kdi"/>
+        </w:rPr>
+        <w:t xml:space="preserve"> </w:t>
+      </w:r>
+      <w:r>
+        <w:rPr>
+          <w:rStyle w:val="h9rpj5gkjhrwbrml3kdi"/>
+        </w:rPr>
+        <w:t>«</w:t>
+      </w:r>
+      <w:proofErr w:type="spellStart"/>
+      <w:r>
+        <w:rPr>
+          <w:rStyle w:val="h9rpj5gkjhrwbrml3kdi"/>
+        </w:rPr>
+        <w:t>Коллицкие</w:t>
+      </w:r>
+      <w:proofErr w:type="spellEnd"/>
+      <w:r>
+        <w:rPr>
+          <w:rStyle w:val="h9rpj5gkjhrwbrml3kdi"/>
+        </w:rPr>
+        <w:t xml:space="preserve"> поля» (см. рис. </w:t>
+      </w:r>
+      <w:r>
+        <w:rPr>
+          <w:rStyle w:val="h9rpj5gkjhrwbrml3kdi"/>
+        </w:rPr>
+        <w:t>2</w:t>
+      </w:r>
+      <w:r>
+        <w:rPr>
+          <w:rStyle w:val="h9rpj5gkjhrwbrml3kdi"/>
+        </w:rPr>
+        <w:t>)</w:t>
+      </w:r>
+      <w:r>
+        <w:rPr>
+          <w:rStyle w:val="h9rpj5gkjhrwbrml3kdi"/>
+        </w:rPr>
+        <w:t>.</w:t>
+      </w:r>
+      <w:r>
+        <w:rPr>
+          <w:rStyle w:val="h9rpj5gkjhrwbrml3kdi"/>
+        </w:rPr>
+        <w:t xml:space="preserve"> </w:t>
+      </w:r>
+      <w:r>
+        <w:rPr>
+          <w:rStyle w:val="h9rpj5gkjhrwbrml3kdi"/>
+        </w:rPr>
+        <w:t>Игрок выступает в рол</w:t>
+      </w:r>
+      <w:r>
+        <w:rPr>
+          <w:rStyle w:val="h9rpj5gkjhrwbrml3kdi"/>
+        </w:rPr>
+        <w:t>и</w:t>
+      </w:r>
+      <w:r>
+        <w:rPr>
+          <w:rStyle w:val="h9rpj5gkjhrwbrml3kdi"/>
+        </w:rPr>
+        <w:t xml:space="preserve"> сотрудника МЧС</w:t>
+      </w:r>
+      <w:r>
+        <w:rPr>
+          <w:rStyle w:val="h9rpj5gkjhrwbrml3kdi"/>
+        </w:rPr>
+        <w:t>,</w:t>
+      </w:r>
+      <w:r>
+        <w:rPr>
+          <w:rStyle w:val="h9rpj5gkjhrwbrml3kdi"/>
+        </w:rPr>
+        <w:t xml:space="preserve"> </w:t>
+      </w:r>
+      <w:r>
+        <w:rPr>
+          <w:rStyle w:val="h9rpj5gkjhrwbrml3kdi"/>
+        </w:rPr>
+        <w:t>е</w:t>
+      </w:r>
+      <w:r>
+        <w:rPr>
+          <w:rStyle w:val="h9rpj5gkjhrwbrml3kdi"/>
+        </w:rPr>
+        <w:t>го задача — исследовать поля и найти пропавших жителей, противостоя местным тварям, которые будут на него нападать.</w:t>
+      </w:r>
     </w:p>
     <w:p>
       <w:pPr>
-        <w:pStyle w:val="af3"/>
-        <w:rPr>
-          <w:rStyle w:val="h9rpj5gkjhrwbrml3kdi"/>
-        </w:rPr>
-      </w:pPr>
-      <w:r>
-        <w:rPr>
-          <w:rStyle w:val="h9rpj5gkjhrwbrml3kdi"/>
-        </w:rPr>
-        <w:t>В разработке VR-игры «</w:t>
-      </w:r>
-      <w:proofErr w:type="spellStart"/>
-      <w:r>
-        <w:rPr>
-          <w:rStyle w:val="h9rpj5gkjhrwbrml3kdi"/>
-        </w:rPr>
-        <w:t>Коллицкие</w:t>
-      </w:r>
-      <w:proofErr w:type="spellEnd"/>
-      <w:r>
-        <w:rPr>
-          <w:rStyle w:val="h9rpj5gkjhrwbrml3kdi"/>
-        </w:rPr>
-        <w:t xml:space="preserve"> поля» будут использоваться такие жанры, как </w:t>
-      </w:r>
-      <w:proofErr w:type="spellStart"/>
-      <w:r>
-        <w:rPr>
-          <w:rStyle w:val="h9rpj5gkjhrwbrml3kdi"/>
-        </w:rPr>
-        <w:t>adventure</w:t>
-      </w:r>
-      <w:proofErr w:type="spellEnd"/>
-      <w:r>
-        <w:rPr>
-          <w:rStyle w:val="h9rpj5gkjhrwbrml3kdi"/>
-        </w:rPr>
-        <w:t xml:space="preserve"> и </w:t>
-      </w:r>
-      <w:proofErr w:type="spellStart"/>
-      <w:r>
-        <w:rPr>
-          <w:rStyle w:val="h9rpj5gkjhrwbrml3kdi"/>
-        </w:rPr>
-        <w:t>action</w:t>
-      </w:r>
-      <w:proofErr w:type="spellEnd"/>
-      <w:r>
-        <w:rPr>
-          <w:rStyle w:val="h9rpj5gkjhrwbrml3kdi"/>
-        </w:rPr>
-        <w:t xml:space="preserve">. Жанр </w:t>
-      </w:r>
-      <w:proofErr w:type="spellStart"/>
-      <w:r>
-        <w:rPr>
-          <w:rStyle w:val="h9rpj5gkjhrwbrml3kdi"/>
-        </w:rPr>
-        <w:t>action</w:t>
-      </w:r>
-      <w:proofErr w:type="spellEnd"/>
-      <w:r>
-        <w:rPr>
-          <w:rStyle w:val="h9rpj5gkjhrwbrml3kdi"/>
-        </w:rPr>
-        <w:t xml:space="preserve"> будет отражаться в виде “зрелищности” механики боевых сцен</w:t>
-      </w:r>
-      <w:r>
-        <w:rPr>
-          <w:rStyle w:val="h9rpj5gkjhrwbrml3kdi"/>
-        </w:rPr>
-        <w:t xml:space="preserve"> </w:t>
-      </w:r>
-      <w:r>
-        <w:rPr>
-          <w:rStyle w:val="h9rpj5gkjhrwbrml3kdi"/>
-        </w:rPr>
-        <w:t>(</w:t>
-      </w:r>
-      <w:r>
-        <w:rPr>
-          <w:rStyle w:val="h9rpj5gkjhrwbrml3kdi"/>
-        </w:rPr>
-        <w:t>в основном</w:t>
-      </w:r>
-      <w:bookmarkStart w:id="15" w:name="_GoBack"/>
-      <w:bookmarkEnd w:id="15"/>
-      <w:r>
-        <w:rPr>
-          <w:rStyle w:val="h9rpj5gkjhrwbrml3kdi"/>
-        </w:rPr>
-        <w:t xml:space="preserve"> с холодным оружием</w:t>
-      </w:r>
-      <w:r>
-        <w:rPr>
-          <w:rStyle w:val="h9rpj5gkjhrwbrml3kdi"/>
-        </w:rPr>
-        <w:t>)</w:t>
-      </w:r>
-      <w:r>
-        <w:rPr>
-          <w:rStyle w:val="h9rpj5gkjhrwbrml3kdi"/>
-        </w:rPr>
-        <w:t>, в то время как приключенческая составляющая будет ориентирована на механики исследования окружения и изучения сюжета игрового мира [</w:t>
-      </w:r>
-      <w:r>
-        <w:rPr>
-          <w:rStyle w:val="h9rpj5gkjhrwbrml3kdi"/>
-        </w:rPr>
-        <w:t>1</w:t>
-      </w:r>
-      <w:r>
-        <w:rPr>
-          <w:rStyle w:val="h9rpj5gkjhrwbrml3kdi"/>
-        </w:rPr>
-        <w:t>].</w:t>
-      </w:r>
+        <w:pStyle w:val="22"/>
+        <w:rPr>
+          <w:rStyle w:val="h9rpj5gkjhrwbrml3kdi"/>
+        </w:rPr>
+      </w:pPr>
+      <w:bookmarkStart w:id="11" w:name="_Toc191480676"/>
+      <w:bookmarkStart w:id="12" w:name="_Toc192086089"/>
+      <w:r>
+        <w:rPr>
+          <w:rStyle w:val="h9rpj5gkjhrwbrml3kdi"/>
+        </w:rPr>
+        <w:t>Цель игры</w:t>
+      </w:r>
+      <w:bookmarkEnd w:id="11"/>
+      <w:bookmarkEnd w:id="12"/>
     </w:p>
     <w:p>
       <w:pPr>
         <w:pStyle w:val="af3"/>
-        <w:rPr>
-          <w:rStyle w:val="h9rpj5gkjhrwbrml3kdi"/>
-        </w:rPr>
-      </w:pPr>
-      <w:r>
-        <w:rPr>
-          <w:rStyle w:val="h9rpj5gkjhrwbrml3kdi"/>
-        </w:rPr>
-        <w:t xml:space="preserve">Основная концепция: </w:t>
-      </w:r>
-      <w:r>
-        <w:rPr>
-          <w:rStyle w:val="h9rpj5gkjhrwbrml3kdi"/>
-        </w:rPr>
-        <w:t>и</w:t>
-      </w:r>
-      <w:r>
-        <w:rPr>
-          <w:rStyle w:val="h9rpj5gkjhrwbrml3kdi"/>
-        </w:rPr>
-        <w:t>гровое действие разворачивается</w:t>
-      </w:r>
-      <w:r>
-        <w:rPr>
-          <w:rStyle w:val="h9rpj5gkjhrwbrml3kdi"/>
-        </w:rPr>
-        <w:t xml:space="preserve"> в сеттинге «Магнитошахтинская область» [2], </w:t>
-      </w:r>
-      <w:r>
-        <w:t>а основной локацией являются</w:t>
-      </w:r>
-      <w:r>
-        <w:rPr>
-          <w:rStyle w:val="h9rpj5gkjhrwbrml3kdi"/>
-        </w:rPr>
-        <w:t xml:space="preserve"> </w:t>
-      </w:r>
-      <w:r>
-        <w:rPr>
-          <w:rStyle w:val="h9rpj5gkjhrwbrml3kdi"/>
-        </w:rPr>
-        <w:t>«</w:t>
-      </w:r>
-      <w:proofErr w:type="spellStart"/>
-      <w:r>
-        <w:rPr>
-          <w:rStyle w:val="h9rpj5gkjhrwbrml3kdi"/>
-        </w:rPr>
-        <w:t>Коллицкие</w:t>
-      </w:r>
-      <w:proofErr w:type="spellEnd"/>
-      <w:r>
-        <w:rPr>
-          <w:rStyle w:val="h9rpj5gkjhrwbrml3kdi"/>
-        </w:rPr>
-        <w:t xml:space="preserve"> поля» (см. рис. </w:t>
-      </w:r>
-      <w:r>
-        <w:rPr>
-          <w:rStyle w:val="h9rpj5gkjhrwbrml3kdi"/>
-        </w:rPr>
-        <w:t>2</w:t>
-      </w:r>
-      <w:r>
-        <w:rPr>
-          <w:rStyle w:val="h9rpj5gkjhrwbrml3kdi"/>
-        </w:rPr>
-        <w:t>)</w:t>
-      </w:r>
-      <w:r>
-        <w:rPr>
-          <w:rStyle w:val="h9rpj5gkjhrwbrml3kdi"/>
-        </w:rPr>
-        <w:t>.</w:t>
-      </w:r>
-      <w:r>
-        <w:rPr>
-          <w:rStyle w:val="h9rpj5gkjhrwbrml3kdi"/>
-        </w:rPr>
-        <w:t xml:space="preserve"> </w:t>
-      </w:r>
-      <w:r>
-        <w:rPr>
-          <w:rStyle w:val="h9rpj5gkjhrwbrml3kdi"/>
-        </w:rPr>
-        <w:t>Игрок выступает в рол</w:t>
-      </w:r>
-      <w:r>
-        <w:rPr>
-          <w:rStyle w:val="h9rpj5gkjhrwbrml3kdi"/>
-        </w:rPr>
-        <w:t>и</w:t>
-      </w:r>
-      <w:r>
-        <w:rPr>
-          <w:rStyle w:val="h9rpj5gkjhrwbrml3kdi"/>
-        </w:rPr>
-        <w:t xml:space="preserve"> сотрудника МЧС</w:t>
-      </w:r>
-      <w:r>
-        <w:rPr>
-          <w:rStyle w:val="h9rpj5gkjhrwbrml3kdi"/>
-        </w:rPr>
-        <w:t>,</w:t>
-      </w:r>
-      <w:r>
-        <w:rPr>
-          <w:rStyle w:val="h9rpj5gkjhrwbrml3kdi"/>
-        </w:rPr>
-        <w:t xml:space="preserve"> </w:t>
-      </w:r>
-      <w:r>
-        <w:rPr>
-          <w:rStyle w:val="h9rpj5gkjhrwbrml3kdi"/>
-        </w:rPr>
-        <w:t>е</w:t>
-      </w:r>
-      <w:r>
-        <w:rPr>
-          <w:rStyle w:val="h9rpj5gkjhrwbrml3kdi"/>
-        </w:rPr>
-        <w:t>го задача — исследовать поля и найти пропавших жителей, противостоя местным тварям, которые будут на него нападать.</w:t>
+      </w:pPr>
+      <w:r>
+        <w:rPr>
+          <w:rStyle w:val="h9rpj5gkjhrwbrml3kdi"/>
+        </w:rPr>
+        <w:t>С</w:t>
+      </w:r>
+      <w:r>
+        <w:t>обрать все сюжетные улики на основных локациях и вернуться на начальную точку, избегая смерти от монстров.</w:t>
       </w:r>
     </w:p>
     <w:p>
@@ -4014,152 +4069,115 @@
           <w:rStyle w:val="h9rpj5gkjhrwbrml3kdi"/>
         </w:rPr>
       </w:pPr>
-      <w:bookmarkStart w:id="16" w:name="_Toc191480676"/>
-      <w:bookmarkStart w:id="17" w:name="_Toc193291785"/>
-      <w:bookmarkStart w:id="18" w:name="_Toc193294288"/>
-      <w:r>
-        <w:rPr>
-          <w:rStyle w:val="h9rpj5gkjhrwbrml3kdi"/>
-        </w:rPr>
-        <w:t>Цель игры</w:t>
-      </w:r>
-      <w:bookmarkEnd w:id="16"/>
-      <w:bookmarkEnd w:id="17"/>
-      <w:bookmarkEnd w:id="18"/>
+      <w:bookmarkStart w:id="13" w:name="_Toc192086090"/>
+      <w:r>
+        <w:rPr>
+          <w:rStyle w:val="h9rpj5gkjhrwbrml3kdi"/>
+        </w:rPr>
+        <w:t>Анализ референсов</w:t>
+      </w:r>
+      <w:bookmarkEnd w:id="13"/>
     </w:p>
     <w:p>
       <w:pPr>
         <w:pStyle w:val="af3"/>
-      </w:pPr>
-      <w:r>
-        <w:rPr>
-          <w:rStyle w:val="h9rpj5gkjhrwbrml3kdi"/>
-        </w:rPr>
-        <w:t>С</w:t>
-      </w:r>
-      <w:r>
-        <w:t>обрать все сюжетные улики на основных локациях и вернуться на начальную точку, избегая смерти от монстров.</w:t>
+        <w:rPr>
+          <w:rStyle w:val="h9rpj5gkjhrwbrml3kdi"/>
+        </w:rPr>
+      </w:pPr>
+      <w:r>
+        <w:rPr>
+          <w:rStyle w:val="h9rpj5gkjhrwbrml3kdi"/>
+        </w:rPr>
+        <w:t>Магнитошахтинская область</w:t>
+      </w:r>
+      <w:r>
+        <w:rPr>
+          <w:rStyle w:val="h9rpj5gkjhrwbrml3kdi"/>
+        </w:rPr>
+        <w:t xml:space="preserve"> </w:t>
+      </w:r>
+      <w:r>
+        <w:rPr>
+          <w:rStyle w:val="h9rpj5gkjhrwbrml3kdi"/>
+        </w:rPr>
+        <w:t>—</w:t>
+      </w:r>
+      <w:r>
+        <w:rPr>
+          <w:rStyle w:val="h9rpj5gkjhrwbrml3kdi"/>
+        </w:rPr>
+        <w:t xml:space="preserve"> популярный видеопроект о вымышленном субъекте РФ, в котором обитает различная нечисть, нападающая на жителей. </w:t>
+      </w:r>
+      <w:r>
+        <w:rPr>
+          <w:rStyle w:val="h9rpj5gkjhrwbrml3kdi"/>
+        </w:rPr>
+        <w:t>Безопасностью</w:t>
+      </w:r>
+      <w:r>
+        <w:rPr>
+          <w:rStyle w:val="h9rpj5gkjhrwbrml3kdi"/>
+        </w:rPr>
+        <w:t xml:space="preserve"> населения занимается МЧС Магнитошахтинской области</w:t>
+      </w:r>
+      <w:r>
+        <w:rPr>
+          <w:rStyle w:val="h9rpj5gkjhrwbrml3kdi"/>
+        </w:rPr>
+        <w:t xml:space="preserve">. Министерство </w:t>
+      </w:r>
+      <w:r>
+        <w:rPr>
+          <w:rStyle w:val="h9rpj5gkjhrwbrml3kdi"/>
+        </w:rPr>
+        <w:t>осуществляет выезда на места столкновений людей и нечисти.</w:t>
+      </w:r>
+      <w:r>
+        <w:rPr>
+          <w:rStyle w:val="h9rpj5gkjhrwbrml3kdi"/>
+        </w:rPr>
+        <w:t xml:space="preserve"> А также выпускает видео-инструкции по мерам предосторожности и правилам поведения при столкновении с нечистью, например,</w:t>
+      </w:r>
+      <w:r>
+        <w:t xml:space="preserve"> видео «</w:t>
+      </w:r>
+      <w:proofErr w:type="spellStart"/>
+      <w:r>
+        <w:t>Оплетаи</w:t>
+      </w:r>
+      <w:proofErr w:type="spellEnd"/>
+      <w:r>
+        <w:t xml:space="preserve"> нападают на людей в лесах / Главное управление МЧС России по Магнитошахтинской области</w:t>
+      </w:r>
+      <w:r>
+        <w:t>»</w:t>
+      </w:r>
+      <w:r>
+        <w:t xml:space="preserve">; </w:t>
+      </w:r>
+      <w:r>
+        <w:t>отрыво</w:t>
+      </w:r>
+      <w:r>
+        <w:t xml:space="preserve">к из него приведен на рисунке 1 </w:t>
+      </w:r>
+      <w:r>
+        <w:rPr>
+          <w:rStyle w:val="h9rpj5gkjhrwbrml3kdi"/>
+        </w:rPr>
+        <w:t>[2]</w:t>
+      </w:r>
+      <w:r>
+        <w:rPr>
+          <w:rStyle w:val="h9rpj5gkjhrwbrml3kdi"/>
+        </w:rPr>
+        <w:t>.</w:t>
       </w:r>
     </w:p>
     <w:p>
       <w:pPr>
-        <w:pStyle w:val="22"/>
-        <w:rPr>
-          <w:rStyle w:val="h9rpj5gkjhrwbrml3kdi"/>
-        </w:rPr>
-      </w:pPr>
-      <w:bookmarkStart w:id="19" w:name="_Toc193291786"/>
-      <w:bookmarkStart w:id="20" w:name="_Toc193294289"/>
-      <w:r>
-        <w:rPr>
-          <w:rStyle w:val="h9rpj5gkjhrwbrml3kdi"/>
-        </w:rPr>
-        <w:t>Анализ референсов</w:t>
-      </w:r>
-      <w:bookmarkEnd w:id="19"/>
-      <w:bookmarkEnd w:id="20"/>
-    </w:p>
-    <w:p>
-      <w:pPr>
         <w:pStyle w:val="af3"/>
-        <w:rPr>
-          <w:rStyle w:val="h9rpj5gkjhrwbrml3kdi"/>
-        </w:rPr>
-      </w:pPr>
-      <w:r>
-        <w:rPr>
-          <w:rStyle w:val="h9rpj5gkjhrwbrml3kdi"/>
-        </w:rPr>
-        <w:t>Магнитошахтинская область</w:t>
-      </w:r>
-      <w:r>
-        <w:rPr>
-          <w:rStyle w:val="h9rpj5gkjhrwbrml3kdi"/>
-        </w:rPr>
-        <w:t xml:space="preserve"> </w:t>
-      </w:r>
-      <w:r>
-        <w:rPr>
-          <w:rStyle w:val="h9rpj5gkjhrwbrml3kdi"/>
-        </w:rPr>
-        <w:t>—</w:t>
-      </w:r>
-      <w:r>
-        <w:rPr>
-          <w:rStyle w:val="h9rpj5gkjhrwbrml3kdi"/>
-        </w:rPr>
-        <w:t xml:space="preserve"> популярный видеопроект о вымышленном субъекте РФ, в котором обитает различная нечисть, нападающая на жителей. </w:t>
-      </w:r>
-      <w:r>
-        <w:rPr>
-          <w:rStyle w:val="h9rpj5gkjhrwbrml3kdi"/>
-        </w:rPr>
-        <w:t>Безопасностью</w:t>
-      </w:r>
-      <w:r>
-        <w:rPr>
-          <w:rStyle w:val="h9rpj5gkjhrwbrml3kdi"/>
-        </w:rPr>
-        <w:t xml:space="preserve"> населения занимается МЧС Магнитошахтинской области</w:t>
-      </w:r>
-      <w:r>
-        <w:rPr>
-          <w:rStyle w:val="h9rpj5gkjhrwbrml3kdi"/>
-        </w:rPr>
-        <w:t xml:space="preserve">. Министерство </w:t>
-      </w:r>
-      <w:r>
-        <w:rPr>
-          <w:rStyle w:val="h9rpj5gkjhrwbrml3kdi"/>
-        </w:rPr>
-        <w:t>осуществляет выезда на места столкновений людей и нечисти.</w:t>
-      </w:r>
-      <w:r>
-        <w:rPr>
-          <w:rStyle w:val="h9rpj5gkjhrwbrml3kdi"/>
-        </w:rPr>
-        <w:t xml:space="preserve"> А также выпускает видео-инструкции по мерам предосторожности и правилам поведения при столкновении с нечистью, например,</w:t>
-      </w:r>
-      <w:r>
-        <w:t xml:space="preserve"> видео «</w:t>
-      </w:r>
-      <w:proofErr w:type="spellStart"/>
-      <w:r>
-        <w:t>Оплетаи</w:t>
-      </w:r>
-      <w:proofErr w:type="spellEnd"/>
-      <w:r>
-        <w:t xml:space="preserve"> нападают на людей в лесах / Главное управление МЧС России по Магнитошахтинской области</w:t>
-      </w:r>
-      <w:r>
-        <w:t>»</w:t>
-      </w:r>
-      <w:r>
-        <w:t xml:space="preserve">; </w:t>
-      </w:r>
-      <w:r>
-        <w:t>отрыво</w:t>
-      </w:r>
-      <w:r>
-        <w:t xml:space="preserve">к из него приведен на рисунке 1 </w:t>
-      </w:r>
-      <w:r>
-        <w:rPr>
-          <w:rStyle w:val="h9rpj5gkjhrwbrml3kdi"/>
-        </w:rPr>
-        <w:t>[2]</w:t>
-      </w:r>
-      <w:r>
-        <w:rPr>
-          <w:rStyle w:val="h9rpj5gkjhrwbrml3kdi"/>
-        </w:rPr>
-        <w:t>.</w:t>
-      </w:r>
-    </w:p>
-    <w:p>
-      <w:pPr>
-        <w:pStyle w:val="af3"/>
-        <w:ind w:firstLine="0"/>
         <w:jc w:val="center"/>
         <w:rPr>
           <w:rStyle w:val="h9rpj5gkjhrwbrml3kdi"/>
@@ -4232,26 +4250,6 @@
       <w:r>
         <w:t>1</w:t>
       </w:r>
-      <w:r>
-        <w:t xml:space="preserve">. Отрывок из </w:t>
-      </w:r>
-      <w:r>
-        <w:t>видеоканала</w:t>
-      </w:r>
-      <w:r>
-        <w:t xml:space="preserve"> «</w:t>
-      </w:r>
-      <w:proofErr w:type="spellStart"/>
-      <w:r>
-        <w:t>Магнитошахтинская</w:t>
-      </w:r>
-      <w:proofErr w:type="spellEnd"/>
-      <w:r>
-        <w:t xml:space="preserve"> область</w:t>
-      </w:r>
-      <w:r>
-        <w:t>»</w:t>
-      </w:r>
     </w:p>
     <w:p>
       <w:pPr>
@@ -5338,16 +5336,14 @@
           <w:rStyle w:val="h9rpj5gkjhrwbrml3kdi"/>
         </w:rPr>
       </w:pPr>
-      <w:bookmarkStart w:id="21" w:name="_Toc193291787"/>
-      <w:bookmarkStart w:id="22" w:name="_Toc193294290"/>
+      <w:bookmarkStart w:id="14" w:name="_Toc192086091"/>
       <w:r>
         <w:rPr>
           <w:rStyle w:val="h9rpj5gkjhrwbrml3kdi"/>
         </w:rPr>
         <w:t>Правила игры</w:t>
       </w:r>
-      <w:bookmarkEnd w:id="21"/>
-      <w:bookmarkEnd w:id="22"/>
+      <w:bookmarkEnd w:id="14"/>
     </w:p>
     <w:p>
       <w:pPr>
@@ -5719,8 +5715,7 @@
           <w:rStyle w:val="h9rpj5gkjhrwbrml3kdi"/>
         </w:rPr>
       </w:pPr>
-      <w:bookmarkStart w:id="23" w:name="_Toc193291788"/>
-      <w:bookmarkStart w:id="24" w:name="_Toc193294291"/>
+      <w:bookmarkStart w:id="15" w:name="_Toc192086092"/>
       <w:r>
         <w:t>Мотивация</w:t>
       </w:r>
@@ -5736,8 +5731,7 @@
         </w:rPr>
         <w:t>игрока</w:t>
       </w:r>
-      <w:bookmarkEnd w:id="23"/>
-      <w:bookmarkEnd w:id="24"/>
+      <w:bookmarkEnd w:id="15"/>
     </w:p>
     <w:p>
       <w:pPr>
@@ -5780,21 +5774,7 @@
         <w:rPr>
           <w:rStyle w:val="h9rpj5gkjhrwbrml3kdi"/>
         </w:rPr>
-        <w:t xml:space="preserve"> собирательными предметами, которые могут оказаться </w:t>
-      </w:r>
-      <w:proofErr w:type="spellStart"/>
-      <w:r>
-        <w:rPr>
-          <w:rStyle w:val="h9rpj5gkjhrwbrml3kdi"/>
-        </w:rPr>
-        <w:t>нарративным</w:t>
-      </w:r>
-      <w:proofErr w:type="spellEnd"/>
-      <w:r>
-        <w:rPr>
-          <w:rStyle w:val="h9rpj5gkjhrwbrml3kdi"/>
-        </w:rPr>
-        <w:t xml:space="preserve"> элементом, секретной </w:t>
+        <w:t xml:space="preserve"> собирательными предметами, которые могут оказаться нарративным элементом, секретной </w:t>
       </w:r>
       <w:proofErr w:type="spellStart"/>
       <w:r>
@@ -5921,16 +5901,14 @@
           <w:rStyle w:val="h9rpj5gkjhrwbrml3kdi"/>
         </w:rPr>
       </w:pPr>
-      <w:bookmarkStart w:id="25" w:name="_Toc193291789"/>
-      <w:bookmarkStart w:id="26" w:name="_Toc193294292"/>
+      <w:bookmarkStart w:id="16" w:name="_Toc192086093"/>
       <w:r>
         <w:rPr>
           <w:rStyle w:val="h9rpj5gkjhrwbrml3kdi"/>
         </w:rPr>
         <w:t>Игровой цикл</w:t>
       </w:r>
-      <w:bookmarkEnd w:id="25"/>
-      <w:bookmarkEnd w:id="26"/>
+      <w:bookmarkEnd w:id="16"/>
     </w:p>
     <w:p>
       <w:pPr>
@@ -6003,7 +5981,7 @@
     <w:p>
       <w:pPr>
         <w:pStyle w:val="af3"/>
-        <w:ind w:firstLine="0"/>
+        <w:ind w:left="636" w:firstLine="0"/>
         <w:jc w:val="center"/>
         <w:rPr>
           <w:rStyle w:val="h9rpj5gkjhrwbrml3kdi"/>
@@ -6096,7 +6074,7 @@
     <w:p>
       <w:pPr>
         <w:pStyle w:val="af3"/>
-        <w:ind w:firstLine="0"/>
+        <w:ind w:left="636" w:firstLine="0"/>
         <w:jc w:val="center"/>
         <w:rPr>
           <w:rStyle w:val="h9rpj5gkjhrwbrml3kdi"/>
@@ -6361,7 +6339,7 @@
     <w:p>
       <w:pPr>
         <w:pStyle w:val="af3"/>
-        <w:ind w:firstLine="0"/>
+        <w:ind w:left="993" w:firstLine="0"/>
         <w:jc w:val="center"/>
         <w:rPr>
           <w:rStyle w:val="h9rpj5gkjhrwbrml3kdi"/>
@@ -6418,7 +6396,7 @@
     <w:p>
       <w:pPr>
         <w:pStyle w:val="af3"/>
-        <w:ind w:firstLine="0"/>
+        <w:ind w:left="993" w:firstLine="0"/>
         <w:jc w:val="center"/>
         <w:rPr>
           <w:rStyle w:val="h9rpj5gkjhrwbrml3kdi"/>
@@ -6432,9 +6410,6 @@
       </w:r>
       <w:r>
         <w:t>7</w:t>
-      </w:r>
-      <w:r>
-        <w:t>. Прототипы интерфейсов текущего задания и инвентаря</w:t>
       </w:r>
     </w:p>
     <w:p>
@@ -6481,7 +6456,7 @@
     <w:p>
       <w:pPr>
         <w:pStyle w:val="af3"/>
-        <w:ind w:firstLine="0"/>
+        <w:ind w:left="1069" w:firstLine="0"/>
         <w:jc w:val="center"/>
         <w:rPr>
           <w:rStyle w:val="h9rpj5gkjhrwbrml3kdi"/>
@@ -6538,7 +6513,6 @@
     <w:p>
       <w:pPr>
         <w:pStyle w:val="af3"/>
-        <w:ind w:firstLine="0"/>
         <w:jc w:val="center"/>
         <w:rPr>
           <w:rStyle w:val="h9rpj5gkjhrwbrml3kdi"/>
@@ -6552,9 +6526,6 @@
       </w:r>
       <w:r>
         <w:t>8</w:t>
-      </w:r>
-      <w:r>
-        <w:t>. Экран концовки</w:t>
       </w:r>
     </w:p>
     <w:p>
@@ -6640,7 +6611,7 @@
     <w:p>
       <w:pPr>
         <w:pStyle w:val="af3"/>
-        <w:ind w:firstLine="0"/>
+        <w:ind w:left="993" w:firstLine="0"/>
         <w:jc w:val="center"/>
         <w:rPr>
           <w:rStyle w:val="h9rpj5gkjhrwbrml3kdi"/>
@@ -6697,7 +6668,7 @@
     <w:p>
       <w:pPr>
         <w:pStyle w:val="af3"/>
-        <w:ind w:firstLine="0"/>
+        <w:ind w:left="1069" w:firstLine="0"/>
         <w:jc w:val="center"/>
         <w:rPr>
           <w:rStyle w:val="h9rpj5gkjhrwbrml3kdi"/>
@@ -6711,12 +6682,6 @@
       </w:r>
       <w:r>
         <w:t>9</w:t>
-      </w:r>
-      <w:r>
-        <w:t xml:space="preserve">. </w:t>
-      </w:r>
-      <w:r>
-        <w:t>Экран загрузки</w:t>
       </w:r>
     </w:p>
     <w:p>
@@ -6726,16 +6691,14 @@
           <w:rStyle w:val="h9rpj5gkjhrwbrml3kdi"/>
         </w:rPr>
       </w:pPr>
-      <w:bookmarkStart w:id="27" w:name="_Toc193291790"/>
-      <w:bookmarkStart w:id="28" w:name="_Toc193294293"/>
+      <w:bookmarkStart w:id="17" w:name="_Toc192086094"/>
       <w:r>
         <w:rPr>
           <w:rStyle w:val="h9rpj5gkjhrwbrml3kdi"/>
         </w:rPr>
         <w:t>Выводы</w:t>
       </w:r>
-      <w:bookmarkEnd w:id="27"/>
-      <w:bookmarkEnd w:id="28"/>
+      <w:bookmarkEnd w:id="17"/>
     </w:p>
     <w:p>
       <w:pPr>
@@ -7000,14 +6963,12 @@
       <w:pPr>
         <w:pStyle w:val="af1"/>
       </w:pPr>
-      <w:bookmarkStart w:id="29" w:name="_Toc193291791"/>
-      <w:bookmarkStart w:id="30" w:name="_Toc193294294"/>
+      <w:bookmarkStart w:id="18" w:name="_Toc192086095"/>
       <w:r>
         <w:lastRenderedPageBreak/>
         <w:t>Список источников</w:t>
       </w:r>
-      <w:bookmarkEnd w:id="29"/>
-      <w:bookmarkEnd w:id="30"/>
+      <w:bookmarkEnd w:id="18"/>
     </w:p>
     <w:p>
       <w:pPr>
@@ -7389,7 +7350,7 @@
 </file>
 
 <file path=word/endnotes.xml><?xml version="1.0" encoding="utf-8"?>
-<w:endnotes xmlns:wpc="http://schemas.microsoft.com/office/word/2010/wordprocessingCanvas" xmlns:cx="http://schemas.microsoft.com/office/drawing/2014/chartex" xmlns:cx1="http://schemas.microsoft.com/office/drawing/2015/9/8/chartex" xmlns:mc="http://schemas.openxmlformats.org/markup-compatibility/2006" xmlns:o="urn:schemas-microsoft-com:office:office" xmlns:r="http://schemas.openxmlformats.org/officeDocument/2006/relationships" xmlns:m="http://schemas.openxmlformats.org/officeDocument/2006/math" xmlns:v="urn:schemas-microsoft-com:vml" xmlns:wp14="http://schemas.microsoft.com/office/word/2010/wordprocessingDrawing" xmlns:wp="http://schemas.openxmlformats.org/drawingml/2006/wordprocessingDrawing" xmlns:w10="urn:schemas-microsoft-com:office:word" xmlns:w="http://schemas.openxmlformats.org/wordprocessingml/2006/main" xmlns:w14="http://schemas.microsoft.com/office/word/2010/wordml" xmlns:w15="http://schemas.microsoft.com/office/word/2012/wordml" xmlns:w16se="http://schemas.microsoft.com/office/word/2015/wordml/symex" xmlns:wpg="http://schemas.microsoft.com/office/word/2010/wordprocessingGroup" xmlns:wpi="http://schemas.microsoft.com/office/word/2010/wordprocessingInk" xmlns:wne="http://schemas.microsoft.com/office/word/2006/wordml" xmlns:wps="http://schemas.microsoft.com/office/word/2010/wordprocessingShape" mc:Ignorable="w14 w15 w16se wp14">
+<w:endnotes xmlns:wpc="http://schemas.microsoft.com/office/word/2010/wordprocessingCanvas" xmlns:cx="http://schemas.microsoft.com/office/drawing/2014/chartex" xmlns:cx1="http://schemas.microsoft.com/office/drawing/2015/9/8/chartex" xmlns:cx2="http://schemas.microsoft.com/office/drawing/2015/10/21/chartex" xmlns:cx3="http://schemas.microsoft.com/office/drawing/2016/5/9/chartex" xmlns:cx4="http://schemas.microsoft.com/office/drawing/2016/5/10/chartex" xmlns:cx5="http://schemas.microsoft.com/office/drawing/2016/5/11/chartex" xmlns:cx6="http://schemas.microsoft.com/office/drawing/2016/5/12/chartex" xmlns:cx7="http://schemas.microsoft.com/office/drawing/2016/5/13/chartex" xmlns:cx8="http://schemas.microsoft.com/office/drawing/2016/5/14/chartex" xmlns:mc="http://schemas.openxmlformats.org/markup-compatibility/2006" xmlns:aink="http://schemas.microsoft.com/office/drawing/2016/ink" xmlns:am3d="http://schemas.microsoft.com/office/drawing/2017/model3d" xmlns:o="urn:schemas-microsoft-com:office:office" xmlns:r="http://schemas.openxmlformats.org/officeDocument/2006/relationships" xmlns:m="http://schemas.openxmlformats.org/officeDocument/2006/math" xmlns:v="urn:schemas-microsoft-com:vml" xmlns:wp14="http://schemas.microsoft.com/office/word/2010/wordprocessingDrawing" xmlns:wp="http://schemas.openxmlformats.org/drawingml/2006/wordprocessingDrawing" xmlns:w10="urn:schemas-microsoft-com:office:word" xmlns:w="http://schemas.openxmlformats.org/wordprocessingml/2006/main" xmlns:w14="http://schemas.microsoft.com/office/word/2010/wordml" xmlns:w15="http://schemas.microsoft.com/office/word/2012/wordml" xmlns:w16cex="http://schemas.microsoft.com/office/word/2018/wordml/cex" xmlns:w16cid="http://schemas.microsoft.com/office/word/2016/wordml/cid" xmlns:w16="http://schemas.microsoft.com/office/word/2018/wordml" xmlns:w16sdtdh="http://schemas.microsoft.com/office/word/2020/wordml/sdtdatahash" xmlns:w16se="http://schemas.microsoft.com/office/word/2015/wordml/symex" xmlns:wpg="http://schemas.microsoft.com/office/word/2010/wordprocessingGroup" xmlns:wpi="http://schemas.microsoft.com/office/word/2010/wordprocessingInk" xmlns:wne="http://schemas.microsoft.com/office/word/2006/wordml" xmlns:wps="http://schemas.microsoft.com/office/word/2010/wordprocessingShape" mc:Ignorable="w14 w15 w16se w16cid w16 w16cex w16sdtdh wp14">
   <w:endnote w:type="separator" w:id="-1">
     <w:p>
       <w:pPr>
@@ -7414,7 +7375,7 @@
 </file>
 
 <file path=word/footer1.xml><?xml version="1.0" encoding="utf-8"?>
-<w:ftr xmlns:wpc="http://schemas.microsoft.com/office/word/2010/wordprocessingCanvas" xmlns:cx="http://schemas.microsoft.com/office/drawing/2014/chartex" xmlns:cx1="http://schemas.microsoft.com/office/drawing/2015/9/8/chartex" xmlns:mc="http://schemas.openxmlformats.org/markup-compatibility/2006" xmlns:o="urn:schemas-microsoft-com:office:office" xmlns:r="http://schemas.openxmlformats.org/officeDocument/2006/relationships" xmlns:m="http://schemas.openxmlformats.org/officeDocument/2006/math" xmlns:v="urn:schemas-microsoft-com:vml" xmlns:wp14="http://schemas.microsoft.com/office/word/2010/wordprocessingDrawing" xmlns:wp="http://schemas.openxmlformats.org/drawingml/2006/wordprocessingDrawing" xmlns:w10="urn:schemas-microsoft-com:office:word" xmlns:w="http://schemas.openxmlformats.org/wordprocessingml/2006/main" xmlns:w14="http://schemas.microsoft.com/office/word/2010/wordml" xmlns:w15="http://schemas.microsoft.com/office/word/2012/wordml" xmlns:w16se="http://schemas.microsoft.com/office/word/2015/wordml/symex" xmlns:wpg="http://schemas.microsoft.com/office/word/2010/wordprocessingGroup" xmlns:wpi="http://schemas.microsoft.com/office/word/2010/wordprocessingInk" xmlns:wne="http://schemas.microsoft.com/office/word/2006/wordml" xmlns:wps="http://schemas.microsoft.com/office/word/2010/wordprocessingShape" mc:Ignorable="w14 w15 w16se wp14">
+<w:ftr xmlns:wpc="http://schemas.microsoft.com/office/word/2010/wordprocessingCanvas" xmlns:cx="http://schemas.microsoft.com/office/drawing/2014/chartex" xmlns:cx1="http://schemas.microsoft.com/office/drawing/2015/9/8/chartex" xmlns:cx2="http://schemas.microsoft.com/office/drawing/2015/10/21/chartex" xmlns:cx3="http://schemas.microsoft.com/office/drawing/2016/5/9/chartex" xmlns:cx4="http://schemas.microsoft.com/office/drawing/2016/5/10/chartex" xmlns:cx5="http://schemas.microsoft.com/office/drawing/2016/5/11/chartex" xmlns:cx6="http://schemas.microsoft.com/office/drawing/2016/5/12/chartex" xmlns:cx7="http://schemas.microsoft.com/office/drawing/2016/5/13/chartex" xmlns:cx8="http://schemas.microsoft.com/office/drawing/2016/5/14/chartex" xmlns:mc="http://schemas.openxmlformats.org/markup-compatibility/2006" xmlns:aink="http://schemas.microsoft.com/office/drawing/2016/ink" xmlns:am3d="http://schemas.microsoft.com/office/drawing/2017/model3d" xmlns:o="urn:schemas-microsoft-com:office:office" xmlns:r="http://schemas.openxmlformats.org/officeDocument/2006/relationships" xmlns:m="http://schemas.openxmlformats.org/officeDocument/2006/math" xmlns:v="urn:schemas-microsoft-com:vml" xmlns:wp14="http://schemas.microsoft.com/office/word/2010/wordprocessingDrawing" xmlns:wp="http://schemas.openxmlformats.org/drawingml/2006/wordprocessingDrawing" xmlns:w10="urn:schemas-microsoft-com:office:word" xmlns:w="http://schemas.openxmlformats.org/wordprocessingml/2006/main" xmlns:w14="http://schemas.microsoft.com/office/word/2010/wordml" xmlns:w15="http://schemas.microsoft.com/office/word/2012/wordml" xmlns:w16cex="http://schemas.microsoft.com/office/word/2018/wordml/cex" xmlns:w16cid="http://schemas.microsoft.com/office/word/2016/wordml/cid" xmlns:w16="http://schemas.microsoft.com/office/word/2018/wordml" xmlns:w16sdtdh="http://schemas.microsoft.com/office/word/2020/wordml/sdtdatahash" xmlns:w16se="http://schemas.microsoft.com/office/word/2015/wordml/symex" xmlns:wpg="http://schemas.microsoft.com/office/word/2010/wordprocessingGroup" xmlns:wpi="http://schemas.microsoft.com/office/word/2010/wordprocessingInk" xmlns:wne="http://schemas.microsoft.com/office/word/2006/wordml" xmlns:wps="http://schemas.microsoft.com/office/word/2010/wordprocessingShape" mc:Ignorable="w14 w15 w16se w16cid w16 w16cex w16sdtdh wp14">
   <w:sdt>
     <w:sdtPr>
       <w:rPr>
@@ -7491,7 +7452,7 @@
 </file>
 
 <file path=word/footer2.xml><?xml version="1.0" encoding="utf-8"?>
-<w:ftr xmlns:wpc="http://schemas.microsoft.com/office/word/2010/wordprocessingCanvas" xmlns:cx="http://schemas.microsoft.com/office/drawing/2014/chartex" xmlns:cx1="http://schemas.microsoft.com/office/drawing/2015/9/8/chartex" xmlns:mc="http://schemas.openxmlformats.org/markup-compatibility/2006" xmlns:o="urn:schemas-microsoft-com:office:office" xmlns:r="http://schemas.openxmlformats.org/officeDocument/2006/relationships" xmlns:m="http://schemas.openxmlformats.org/officeDocument/2006/math" xmlns:v="urn:schemas-microsoft-com:vml" xmlns:wp14="http://schemas.microsoft.com/office/word/2010/wordprocessingDrawing" xmlns:wp="http://schemas.openxmlformats.org/drawingml/2006/wordprocessingDrawing" xmlns:w10="urn:schemas-microsoft-com:office:word" xmlns:w="http://schemas.openxmlformats.org/wordprocessingml/2006/main" xmlns:w14="http://schemas.microsoft.com/office/word/2010/wordml" xmlns:w15="http://schemas.microsoft.com/office/word/2012/wordml" xmlns:w16se="http://schemas.microsoft.com/office/word/2015/wordml/symex" xmlns:wpg="http://schemas.microsoft.com/office/word/2010/wordprocessingGroup" xmlns:wpi="http://schemas.microsoft.com/office/word/2010/wordprocessingInk" xmlns:wne="http://schemas.microsoft.com/office/word/2006/wordml" xmlns:wps="http://schemas.microsoft.com/office/word/2010/wordprocessingShape" mc:Ignorable="w14 w15 w16se wp14">
+<w:ftr xmlns:wpc="http://schemas.microsoft.com/office/word/2010/wordprocessingCanvas" xmlns:cx="http://schemas.microsoft.com/office/drawing/2014/chartex" xmlns:cx1="http://schemas.microsoft.com/office/drawing/2015/9/8/chartex" xmlns:cx2="http://schemas.microsoft.com/office/drawing/2015/10/21/chartex" xmlns:cx3="http://schemas.microsoft.com/office/drawing/2016/5/9/chartex" xmlns:cx4="http://schemas.microsoft.com/office/drawing/2016/5/10/chartex" xmlns:cx5="http://schemas.microsoft.com/office/drawing/2016/5/11/chartex" xmlns:cx6="http://schemas.microsoft.com/office/drawing/2016/5/12/chartex" xmlns:cx7="http://schemas.microsoft.com/office/drawing/2016/5/13/chartex" xmlns:cx8="http://schemas.microsoft.com/office/drawing/2016/5/14/chartex" xmlns:mc="http://schemas.openxmlformats.org/markup-compatibility/2006" xmlns:aink="http://schemas.microsoft.com/office/drawing/2016/ink" xmlns:am3d="http://schemas.microsoft.com/office/drawing/2017/model3d" xmlns:o="urn:schemas-microsoft-com:office:office" xmlns:r="http://schemas.openxmlformats.org/officeDocument/2006/relationships" xmlns:m="http://schemas.openxmlformats.org/officeDocument/2006/math" xmlns:v="urn:schemas-microsoft-com:vml" xmlns:wp14="http://schemas.microsoft.com/office/word/2010/wordprocessingDrawing" xmlns:wp="http://schemas.openxmlformats.org/drawingml/2006/wordprocessingDrawing" xmlns:w10="urn:schemas-microsoft-com:office:word" xmlns:w="http://schemas.openxmlformats.org/wordprocessingml/2006/main" xmlns:w14="http://schemas.microsoft.com/office/word/2010/wordml" xmlns:w15="http://schemas.microsoft.com/office/word/2012/wordml" xmlns:w16cex="http://schemas.microsoft.com/office/word/2018/wordml/cex" xmlns:w16cid="http://schemas.microsoft.com/office/word/2016/wordml/cid" xmlns:w16="http://schemas.microsoft.com/office/word/2018/wordml" xmlns:w16sdtdh="http://schemas.microsoft.com/office/word/2020/wordml/sdtdatahash" xmlns:w16se="http://schemas.microsoft.com/office/word/2015/wordml/symex" xmlns:wpg="http://schemas.microsoft.com/office/word/2010/wordprocessingGroup" xmlns:wpi="http://schemas.microsoft.com/office/word/2010/wordprocessingInk" xmlns:wne="http://schemas.microsoft.com/office/word/2006/wordml" xmlns:wps="http://schemas.microsoft.com/office/word/2010/wordprocessingShape" mc:Ignorable="w14 w15 w16se w16cid w16 w16cex w16sdtdh wp14">
   <w:sdt>
     <w:sdtPr>
       <w:id w:val="301041130"/>
@@ -7530,7 +7491,7 @@
             <w:rStyle w:val="af4"/>
             <w:noProof/>
           </w:rPr>
-          <w:t>7</w:t>
+          <w:t>12</w:t>
         </w:r>
         <w:r>
           <w:rPr>
@@ -7577,7 +7538,7 @@
 </file>
 
 <file path=word/footnotes.xml><?xml version="1.0" encoding="utf-8"?>
-<w:footnotes xmlns:wpc="http://schemas.microsoft.com/office/word/2010/wordprocessingCanvas" xmlns:cx="http://schemas.microsoft.com/office/drawing/2014/chartex" xmlns:cx1="http://schemas.microsoft.com/office/drawing/2015/9/8/chartex" xmlns:mc="http://schemas.openxmlformats.org/markup-compatibility/2006" xmlns:o="urn:schemas-microsoft-com:office:office" xmlns:r="http://schemas.openxmlformats.org/officeDocument/2006/relationships" xmlns:m="http://schemas.openxmlformats.org/officeDocument/2006/math" xmlns:v="urn:schemas-microsoft-com:vml" xmlns:wp14="http://schemas.microsoft.com/office/word/2010/wordprocessingDrawing" xmlns:wp="http://schemas.openxmlformats.org/drawingml/2006/wordprocessingDrawing" xmlns:w10="urn:schemas-microsoft-com:office:word" xmlns:w="http://schemas.openxmlformats.org/wordprocessingml/2006/main" xmlns:w14="http://schemas.microsoft.com/office/word/2010/wordml" xmlns:w15="http://schemas.microsoft.com/office/word/2012/wordml" xmlns:w16se="http://schemas.microsoft.com/office/word/2015/wordml/symex" xmlns:wpg="http://schemas.microsoft.com/office/word/2010/wordprocessingGroup" xmlns:wpi="http://schemas.microsoft.com/office/word/2010/wordprocessingInk" xmlns:wne="http://schemas.microsoft.com/office/word/2006/wordml" xmlns:wps="http://schemas.microsoft.com/office/word/2010/wordprocessingShape" mc:Ignorable="w14 w15 w16se wp14">
+<w:footnotes xmlns:wpc="http://schemas.microsoft.com/office/word/2010/wordprocessingCanvas" xmlns:cx="http://schemas.microsoft.com/office/drawing/2014/chartex" xmlns:cx1="http://schemas.microsoft.com/office/drawing/2015/9/8/chartex" xmlns:cx2="http://schemas.microsoft.com/office/drawing/2015/10/21/chartex" xmlns:cx3="http://schemas.microsoft.com/office/drawing/2016/5/9/chartex" xmlns:cx4="http://schemas.microsoft.com/office/drawing/2016/5/10/chartex" xmlns:cx5="http://schemas.microsoft.com/office/drawing/2016/5/11/chartex" xmlns:cx6="http://schemas.microsoft.com/office/drawing/2016/5/12/chartex" xmlns:cx7="http://schemas.microsoft.com/office/drawing/2016/5/13/chartex" xmlns:cx8="http://schemas.microsoft.com/office/drawing/2016/5/14/chartex" xmlns:mc="http://schemas.openxmlformats.org/markup-compatibility/2006" xmlns:aink="http://schemas.microsoft.com/office/drawing/2016/ink" xmlns:am3d="http://schemas.microsoft.com/office/drawing/2017/model3d" xmlns:o="urn:schemas-microsoft-com:office:office" xmlns:r="http://schemas.openxmlformats.org/officeDocument/2006/relationships" xmlns:m="http://schemas.openxmlformats.org/officeDocument/2006/math" xmlns:v="urn:schemas-microsoft-com:vml" xmlns:wp14="http://schemas.microsoft.com/office/word/2010/wordprocessingDrawing" xmlns:wp="http://schemas.openxmlformats.org/drawingml/2006/wordprocessingDrawing" xmlns:w10="urn:schemas-microsoft-com:office:word" xmlns:w="http://schemas.openxmlformats.org/wordprocessingml/2006/main" xmlns:w14="http://schemas.microsoft.com/office/word/2010/wordml" xmlns:w15="http://schemas.microsoft.com/office/word/2012/wordml" xmlns:w16cex="http://schemas.microsoft.com/office/word/2018/wordml/cex" xmlns:w16cid="http://schemas.microsoft.com/office/word/2016/wordml/cid" xmlns:w16="http://schemas.microsoft.com/office/word/2018/wordml" xmlns:w16sdtdh="http://schemas.microsoft.com/office/word/2020/wordml/sdtdatahash" xmlns:w16se="http://schemas.microsoft.com/office/word/2015/wordml/symex" xmlns:wpg="http://schemas.microsoft.com/office/word/2010/wordprocessingGroup" xmlns:wpi="http://schemas.microsoft.com/office/word/2010/wordprocessingInk" xmlns:wne="http://schemas.microsoft.com/office/word/2006/wordml" xmlns:wps="http://schemas.microsoft.com/office/word/2010/wordprocessingShape" mc:Ignorable="w14 w15 w16se w16cid w16 w16cex w16sdtdh wp14">
   <w:footnote w:type="separator" w:id="-1">
     <w:p>
       <w:pPr>
@@ -7602,7 +7563,7 @@
 </file>
 
 <file path=word/numbering.xml><?xml version="1.0" encoding="utf-8"?>
-<w:numbering xmlns:wpc="http://schemas.microsoft.com/office/word/2010/wordprocessingCanvas" xmlns:cx="http://schemas.microsoft.com/office/drawing/2014/chartex" xmlns:cx1="http://schemas.microsoft.com/office/drawing/2015/9/8/chartex" xmlns:mc="http://schemas.openxmlformats.org/markup-compatibility/2006" xmlns:o="urn:schemas-microsoft-com:office:office" xmlns:r="http://schemas.openxmlformats.org/officeDocument/2006/relationships" xmlns:m="http://schemas.openxmlformats.org/officeDocument/2006/math" xmlns:v="urn:schemas-microsoft-com:vml" xmlns:wp14="http://schemas.microsoft.com/office/word/2010/wordprocessingDrawing" xmlns:wp="http://schemas.openxmlformats.org/drawingml/2006/wordprocessingDrawing" xmlns:w10="urn:schemas-microsoft-com:office:word" xmlns:w="http://schemas.openxmlformats.org/wordprocessingml/2006/main" xmlns:w14="http://schemas.microsoft.com/office/word/2010/wordml" xmlns:w15="http://schemas.microsoft.com/office/word/2012/wordml" xmlns:w16se="http://schemas.microsoft.com/office/word/2015/wordml/symex" xmlns:wpg="http://schemas.microsoft.com/office/word/2010/wordprocessingGroup" xmlns:wpi="http://schemas.microsoft.com/office/word/2010/wordprocessingInk" xmlns:wne="http://schemas.microsoft.com/office/word/2006/wordml" xmlns:wps="http://schemas.microsoft.com/office/word/2010/wordprocessingShape" mc:Ignorable="w14 w15 w16se wp14">
+<w:numbering xmlns:wpc="http://schemas.microsoft.com/office/word/2010/wordprocessingCanvas" xmlns:cx="http://schemas.microsoft.com/office/drawing/2014/chartex" xmlns:cx1="http://schemas.microsoft.com/office/drawing/2015/9/8/chartex" xmlns:cx2="http://schemas.microsoft.com/office/drawing/2015/10/21/chartex" xmlns:cx3="http://schemas.microsoft.com/office/drawing/2016/5/9/chartex" xmlns:cx4="http://schemas.microsoft.com/office/drawing/2016/5/10/chartex" xmlns:cx5="http://schemas.microsoft.com/office/drawing/2016/5/11/chartex" xmlns:cx6="http://schemas.microsoft.com/office/drawing/2016/5/12/chartex" xmlns:cx7="http://schemas.microsoft.com/office/drawing/2016/5/13/chartex" xmlns:cx8="http://schemas.microsoft.com/office/drawing/2016/5/14/chartex" xmlns:mc="http://schemas.openxmlformats.org/markup-compatibility/2006" xmlns:aink="http://schemas.microsoft.com/office/drawing/2016/ink" xmlns:am3d="http://schemas.microsoft.com/office/drawing/2017/model3d" xmlns:o="urn:schemas-microsoft-com:office:office" xmlns:r="http://schemas.openxmlformats.org/officeDocument/2006/relationships" xmlns:m="http://schemas.openxmlformats.org/officeDocument/2006/math" xmlns:v="urn:schemas-microsoft-com:vml" xmlns:wp14="http://schemas.microsoft.com/office/word/2010/wordprocessingDrawing" xmlns:wp="http://schemas.openxmlformats.org/drawingml/2006/wordprocessingDrawing" xmlns:w10="urn:schemas-microsoft-com:office:word" xmlns:w="http://schemas.openxmlformats.org/wordprocessingml/2006/main" xmlns:w14="http://schemas.microsoft.com/office/word/2010/wordml" xmlns:w15="http://schemas.microsoft.com/office/word/2012/wordml" xmlns:w16cex="http://schemas.microsoft.com/office/word/2018/wordml/cex" xmlns:w16cid="http://schemas.microsoft.com/office/word/2016/wordml/cid" xmlns:w16="http://schemas.microsoft.com/office/word/2018/wordml" xmlns:w16sdtdh="http://schemas.microsoft.com/office/word/2020/wordml/sdtdatahash" xmlns:w16se="http://schemas.microsoft.com/office/word/2015/wordml/symex" xmlns:wpg="http://schemas.microsoft.com/office/word/2010/wordprocessingGroup" xmlns:wpi="http://schemas.microsoft.com/office/word/2010/wordprocessingInk" xmlns:wne="http://schemas.microsoft.com/office/word/2006/wordml" xmlns:wps="http://schemas.microsoft.com/office/word/2010/wordprocessingShape" mc:Ignorable="w14 w15 w16se w16cid w16 w16cex w16sdtdh wp14">
   <w:abstractNum w:abstractNumId="0" w15:restartNumberingAfterBreak="0">
     <w:nsid w:val="079350C4"/>
     <w:multiLevelType w:val="hybridMultilevel"/>
@@ -9844,7 +9805,7 @@
 </file>
 
 <file path=word/styles.xml><?xml version="1.0" encoding="utf-8"?>
-<w:styles xmlns:mc="http://schemas.openxmlformats.org/markup-compatibility/2006" xmlns:r="http://schemas.openxmlformats.org/officeDocument/2006/relationships" xmlns:w="http://schemas.openxmlformats.org/wordprocessingml/2006/main" xmlns:w14="http://schemas.microsoft.com/office/word/2010/wordml" xmlns:w15="http://schemas.microsoft.com/office/word/2012/wordml" xmlns:w16se="http://schemas.microsoft.com/office/word/2015/wordml/symex" mc:Ignorable="w14 w15 w16se">
+<w:styles xmlns:mc="http://schemas.openxmlformats.org/markup-compatibility/2006" xmlns:r="http://schemas.openxmlformats.org/officeDocument/2006/relationships" xmlns:w="http://schemas.openxmlformats.org/wordprocessingml/2006/main" xmlns:w14="http://schemas.microsoft.com/office/word/2010/wordml" xmlns:w15="http://schemas.microsoft.com/office/word/2012/wordml" xmlns:w16cex="http://schemas.microsoft.com/office/word/2018/wordml/cex" xmlns:w16cid="http://schemas.microsoft.com/office/word/2016/wordml/cid" xmlns:w16="http://schemas.microsoft.com/office/word/2018/wordml" xmlns:w16sdtdh="http://schemas.microsoft.com/office/word/2020/wordml/sdtdatahash" xmlns:w16se="http://schemas.microsoft.com/office/word/2015/wordml/symex" mc:Ignorable="w14 w15 w16se w16cid w16 w16cex w16sdtdh">
   <w:docDefaults>
     <w:rPrDefault>
       <w:rPr>
@@ -9860,7 +9821,7 @@
       </w:pPr>
     </w:pPrDefault>
   </w:docDefaults>
-  <w:latentStyles w:defLockedState="0" w:defUIPriority="99" w:defSemiHidden="0" w:defUnhideWhenUsed="0" w:defQFormat="0" w:count="371">
+  <w:latentStyles w:defLockedState="0" w:defUIPriority="99" w:defSemiHidden="0" w:defUnhideWhenUsed="0" w:defQFormat="0" w:count="376">
     <w:lsdException w:name="Normal" w:uiPriority="0" w:qFormat="1"/>
     <w:lsdException w:name="heading 1" w:uiPriority="9" w:qFormat="1"/>
     <w:lsdException w:name="heading 2" w:semiHidden="1" w:uiPriority="9" w:unhideWhenUsed="1" w:qFormat="1"/>
@@ -9966,7 +9927,6 @@
     <w:lsdException w:name="HTML Sample" w:semiHidden="1" w:unhideWhenUsed="1"/>
     <w:lsdException w:name="HTML Typewriter" w:semiHidden="1" w:unhideWhenUsed="1"/>
     <w:lsdException w:name="HTML Variable" w:semiHidden="1" w:unhideWhenUsed="1"/>
-    <w:lsdException w:name="Normal Table" w:semiHidden="1" w:unhideWhenUsed="1"/>
     <w:lsdException w:name="annotation subject" w:semiHidden="1" w:unhideWhenUsed="1"/>
     <w:lsdException w:name="No List" w:semiHidden="1" w:unhideWhenUsed="1"/>
     <w:lsdException w:name="Outline List 1" w:semiHidden="1" w:unhideWhenUsed="1"/>
@@ -10009,11 +9969,8 @@
     <w:lsdException w:name="Table Contemporary" w:semiHidden="1" w:unhideWhenUsed="1"/>
     <w:lsdException w:name="Table Elegant" w:semiHidden="1" w:unhideWhenUsed="1"/>
     <w:lsdException w:name="Table Professional" w:semiHidden="1" w:unhideWhenUsed="1"/>
-    <w:lsdException w:name="Table Subtle 1" w:semiHidden="1" w:unhideWhenUsed="1"/>
     <w:lsdException w:name="Table Subtle 2" w:semiHidden="1" w:unhideWhenUsed="1"/>
     <w:lsdException w:name="Table Web 1" w:semiHidden="1" w:unhideWhenUsed="1"/>
-    <w:lsdException w:name="Table Web 2" w:semiHidden="1" w:unhideWhenUsed="1"/>
-    <w:lsdException w:name="Table Web 3" w:semiHidden="1" w:unhideWhenUsed="1"/>
     <w:lsdException w:name="Balloon Text" w:semiHidden="1" w:unhideWhenUsed="1"/>
     <w:lsdException w:name="Table Grid" w:uiPriority="39"/>
     <w:lsdException w:name="Table Theme" w:semiHidden="1" w:unhideWhenUsed="1"/>
@@ -10232,6 +10189,11 @@
     <w:lsdException w:name="List Table 5 Dark Accent 6" w:uiPriority="50"/>
     <w:lsdException w:name="List Table 6 Colorful Accent 6" w:uiPriority="51"/>
     <w:lsdException w:name="List Table 7 Colorful Accent 6" w:uiPriority="52"/>
+    <w:lsdException w:name="Mention" w:semiHidden="1" w:unhideWhenUsed="1"/>
+    <w:lsdException w:name="Smart Hyperlink" w:semiHidden="1" w:unhideWhenUsed="1"/>
+    <w:lsdException w:name="Hashtag" w:semiHidden="1" w:unhideWhenUsed="1"/>
+    <w:lsdException w:name="Unresolved Mention" w:semiHidden="1" w:unhideWhenUsed="1"/>
+    <w:lsdException w:name="Smart Link" w:semiHidden="1" w:unhideWhenUsed="1"/>
   </w:latentStyles>
   <w:style w:type="paragraph" w:default="1" w:styleId="a">
     <w:name w:val="Normal"/>
@@ -10580,13 +10542,12 @@
     <w:autoRedefine/>
     <w:uiPriority w:val="39"/>
     <w:unhideWhenUsed/>
-    <w:rsid w:val="001B1A10"/>
+    <w:rsid w:val="00492BA2"/>
     <w:pPr>
       <w:tabs>
         <w:tab w:val="right" w:leader="dot" w:pos="10195"/>
       </w:tabs>
       <w:spacing w:after="100" w:line="360" w:lineRule="auto"/>
-      <w:ind w:firstLine="709"/>
     </w:pPr>
     <w:rPr>
       <w:rFonts w:ascii="Times New Roman" w:hAnsi="Times New Roman"/>
@@ -10782,36 +10743,6 @@
       </w:tabs>
       <w:spacing w:after="100"/>
     </w:pPr>
-  </w:style>
-  <w:style w:type="paragraph" w:styleId="af8">
-    <w:name w:val="Balloon Text"/>
-    <w:basedOn w:val="a"/>
-    <w:link w:val="af9"/>
-    <w:uiPriority w:val="99"/>
-    <w:semiHidden/>
-    <w:unhideWhenUsed/>
-    <w:rsid w:val="00CF3130"/>
-    <w:pPr>
-      <w:spacing w:after="0" w:line="240" w:lineRule="auto"/>
-    </w:pPr>
-    <w:rPr>
-      <w:rFonts w:ascii="Segoe UI" w:hAnsi="Segoe UI" w:cs="Segoe UI"/>
-      <w:sz w:val="18"/>
-      <w:szCs w:val="18"/>
-    </w:rPr>
-  </w:style>
-  <w:style w:type="character" w:customStyle="1" w:styleId="af9">
-    <w:name w:val="Текст выноски Знак"/>
-    <w:basedOn w:val="a0"/>
-    <w:link w:val="af8"/>
-    <w:uiPriority w:val="99"/>
-    <w:semiHidden/>
-    <w:rsid w:val="00CF3130"/>
-    <w:rPr>
-      <w:rFonts w:ascii="Segoe UI" w:hAnsi="Segoe UI" w:cs="Segoe UI"/>
-      <w:sz w:val="18"/>
-      <w:szCs w:val="18"/>
-    </w:rPr>
   </w:style>
 </w:styles>
 </file>
@@ -11116,7 +11047,7 @@
 </file>
 
 <file path=customXml/itemProps1.xml><?xml version="1.0" encoding="utf-8"?>
-<ds:datastoreItem xmlns:ds="http://schemas.openxmlformats.org/officeDocument/2006/customXml" ds:itemID="{BBE34986-F34A-4AFA-A7DC-A0D68C88BF37}">
+<ds:datastoreItem xmlns:ds="http://schemas.openxmlformats.org/officeDocument/2006/customXml" ds:itemID="{E9EB2652-5B65-4AE7-927F-BFA3865FCED7}">
   <ds:schemaRefs>
     <ds:schemaRef ds:uri="http://schemas.openxmlformats.org/officeDocument/2006/bibliography"/>
   </ds:schemaRefs>
